--- a/docs/Documento de Especificação do Projeto Integrador.docx
+++ b/docs/Documento de Especificação do Projeto Integrador.docx
@@ -3946,7 +3946,7 @@
           <w:sz w:val="22"/>
           <w:color w:val="0F172A"/>
         </w:rPr>
-        <w:t>O Histórico de Versões documenta a trajetória evolutiva do projeto OrenAI ao longo dos períodos acadêmicos. Esta versão 3.0 formaliza a entrega da Fase 01 do 4º Período, consolidando a especificação da Arquitetura Multi-Agentes (MAS) baseada em Mixture of Experts (MoE), a definição do Agente Gestor Orquestrador, os subagentes especialistas isolados por commodity, o motor MAPDA Ensemble híbrido, a explicabilidade via SHAP (XAI), a visualização 3D de subsuperfície em Three.js e a seleção da stack tecnológica (Python/FastAPI, React, PostgreSQL/PostGIS).</w:t>
+        <w:t>O Histórico de Versões documenta a trajetória evolutiva do projeto OrenAI ao longo dos períodos acadêmicos. Esta versão 4.0 formaliza a entrega da Fase 02 do 4º Período, consolidando as experimentações técnicas práticas e provas de conceito (PoCs) do pipeline de ingestão geoquímica com dados reais (USGS DS801), do motor algorítmico de detecção de anomalias (MAPDA preliminar), da explicabilidade via TreeSHAP (XAI) e da visualização 3D de subsuperfície em Three.js com suporte à decisão Human-in-the-Loop (HITL), atualizando rigorosamente as seções correlatas e o planejamento.</w:t>
       </w:r>
     </w:p>
     <w:p>
@@ -5132,6 +5132,193 @@
           </w:p>
         </w:tc>
       </w:tr>
+      <w:tr>
+        <w:tc>
+          <w:tcPr>
+            <w:tcW w:type="dxa" w:w="861"/>
+            <w:shd w:val="clear" w:color="auto" w:fill="FFFFFF"/>
+            <w:tcBorders>
+              <w:top w:val="single" w:sz="4" w:space="0" w:color="CBD5E1"/>
+              <w:left w:val="single" w:sz="4" w:space="0" w:color="CBD5E1"/>
+              <w:bottom w:val="single" w:sz="4" w:space="0" w:color="CBD5E1"/>
+              <w:right w:val="single" w:sz="4" w:space="0" w:color="CBD5E1"/>
+            </w:tcBorders>
+          </w:tcPr>
+          <w:p>
+            <w:pPr>
+              <w:jc w:val="center"/>
+              <w:spacing w:before="60" w:after="60" w:line="240" w:lineRule="auto"/>
+              <w:numPr>
+                <w:ilvl w:val="0"/>
+                <w:numId w:val="0"/>
+              </w:numPr>
+            </w:pPr>
+            <w:r>
+              <w:rPr>
+                <w:color w:val="0F172A"/>
+              </w:rPr>
+            </w:r>
+            <w:r>
+              <w:rPr>
+                <w:rFonts w:ascii="Arial" w:hAnsi="Arial"/>
+                <w:b/>
+                <w:i w:val="0"/>
+                <w:sz w:val="19"/>
+                <w:color w:val="0F172A"/>
+              </w:rPr>
+              <w:t>4.0</w:t>
+            </w:r>
+          </w:p>
+        </w:tc>
+        <w:tc>
+          <w:tcPr>
+            <w:tcW w:type="dxa" w:w="990"/>
+            <w:shd w:val="clear" w:color="auto" w:fill="FFFFFF"/>
+            <w:tcBorders>
+              <w:top w:val="single" w:sz="4" w:space="0" w:color="CBD5E1"/>
+              <w:left w:val="single" w:sz="4" w:space="0" w:color="CBD5E1"/>
+              <w:bottom w:val="single" w:sz="4" w:space="0" w:color="CBD5E1"/>
+              <w:right w:val="single" w:sz="4" w:space="0" w:color="CBD5E1"/>
+            </w:tcBorders>
+          </w:tcPr>
+          <w:p>
+            <w:pPr>
+              <w:jc w:val="center"/>
+              <w:spacing w:before="60" w:after="60" w:line="240" w:lineRule="auto"/>
+              <w:numPr>
+                <w:ilvl w:val="0"/>
+                <w:numId w:val="0"/>
+              </w:numPr>
+            </w:pPr>
+            <w:r>
+              <w:rPr>
+                <w:color w:val="0F172A"/>
+              </w:rPr>
+            </w:r>
+            <w:r>
+              <w:rPr>
+                <w:rFonts w:ascii="Arial" w:hAnsi="Arial"/>
+                <w:b w:val="0"/>
+                <w:i w:val="0"/>
+                <w:sz w:val="19"/>
+                <w:color w:val="0F172A"/>
+              </w:rPr>
+              <w:t>4º</w:t>
+            </w:r>
+          </w:p>
+        </w:tc>
+        <w:tc>
+          <w:tcPr>
+            <w:tcW w:type="dxa" w:w="851"/>
+            <w:shd w:val="clear" w:color="auto" w:fill="FFFFFF"/>
+            <w:tcBorders>
+              <w:top w:val="single" w:sz="4" w:space="0" w:color="CBD5E1"/>
+              <w:left w:val="single" w:sz="4" w:space="0" w:color="CBD5E1"/>
+              <w:bottom w:val="single" w:sz="4" w:space="0" w:color="CBD5E1"/>
+              <w:right w:val="single" w:sz="4" w:space="0" w:color="CBD5E1"/>
+            </w:tcBorders>
+          </w:tcPr>
+          <w:p>
+            <w:pPr>
+              <w:jc w:val="center"/>
+              <w:spacing w:before="60" w:after="60" w:line="240" w:lineRule="auto"/>
+              <w:numPr>
+                <w:ilvl w:val="0"/>
+                <w:numId w:val="0"/>
+              </w:numPr>
+            </w:pPr>
+            <w:r>
+              <w:rPr>
+                <w:color w:val="0F172A"/>
+              </w:rPr>
+            </w:r>
+            <w:r>
+              <w:rPr>
+                <w:rFonts w:ascii="Arial" w:hAnsi="Arial"/>
+                <w:b w:val="0"/>
+                <w:i w:val="0"/>
+                <w:sz w:val="19"/>
+                <w:color w:val="0F172A"/>
+              </w:rPr>
+              <w:t>02</w:t>
+            </w:r>
+          </w:p>
+        </w:tc>
+        <w:tc>
+          <w:tcPr>
+            <w:tcW w:type="dxa" w:w="1559"/>
+            <w:shd w:val="clear" w:color="auto" w:fill="FFFFFF"/>
+            <w:tcBorders>
+              <w:top w:val="single" w:sz="4" w:space="0" w:color="CBD5E1"/>
+              <w:left w:val="single" w:sz="4" w:space="0" w:color="CBD5E1"/>
+              <w:bottom w:val="single" w:sz="4" w:space="0" w:color="CBD5E1"/>
+              <w:right w:val="single" w:sz="4" w:space="0" w:color="CBD5E1"/>
+            </w:tcBorders>
+          </w:tcPr>
+          <w:p>
+            <w:pPr>
+              <w:jc w:val="center"/>
+              <w:spacing w:before="60" w:after="60" w:line="240" w:lineRule="auto"/>
+              <w:numPr>
+                <w:ilvl w:val="0"/>
+                <w:numId w:val="0"/>
+              </w:numPr>
+            </w:pPr>
+            <w:r>
+              <w:rPr>
+                <w:color w:val="0F172A"/>
+              </w:rPr>
+            </w:r>
+            <w:r>
+              <w:rPr>
+                <w:rFonts w:ascii="Arial" w:hAnsi="Arial"/>
+                <w:b w:val="0"/>
+                <w:i w:val="0"/>
+                <w:sz w:val="19"/>
+                <w:color w:val="0F172A"/>
+              </w:rPr>
+              <w:t>27/09/2026</w:t>
+            </w:r>
+          </w:p>
+        </w:tc>
+        <w:tc>
+          <w:tcPr>
+            <w:tcW w:type="dxa" w:w="4686"/>
+            <w:shd w:val="clear" w:color="auto" w:fill="FFFFFF"/>
+            <w:tcBorders>
+              <w:top w:val="single" w:sz="4" w:space="0" w:color="CBD5E1"/>
+              <w:left w:val="single" w:sz="4" w:space="0" w:color="CBD5E1"/>
+              <w:bottom w:val="single" w:sz="4" w:space="0" w:color="CBD5E1"/>
+              <w:right w:val="single" w:sz="4" w:space="0" w:color="CBD5E1"/>
+            </w:tcBorders>
+          </w:tcPr>
+          <w:p>
+            <w:pPr>
+              <w:jc w:val="left"/>
+              <w:spacing w:before="60" w:after="60" w:line="240" w:lineRule="auto"/>
+              <w:numPr>
+                <w:ilvl w:val="0"/>
+                <w:numId w:val="0"/>
+              </w:numPr>
+            </w:pPr>
+            <w:r>
+              <w:rPr>
+                <w:color w:val="0F172A"/>
+              </w:rPr>
+            </w:r>
+            <w:r>
+              <w:rPr>
+                <w:rFonts w:ascii="Arial" w:hAnsi="Arial"/>
+                <w:b w:val="0"/>
+                <w:i w:val="0"/>
+                <w:sz w:val="19"/>
+                <w:color w:val="0F172A"/>
+              </w:rPr>
+              <w:t>Entrega da Fase 02 do 4º Período: realização e registro aprofundado das experimentações técnicas iniciais (Seção 19.2), englobando 4 provas de conceito práticas: pipeline de ingestão geoquímica com dados reais do USGS DS801 e tratamento de censura (&lt;LD), detecção de anomalias com Isolation Forest/XGBoost, benchmark de explicabilidade algorítmica TreeSHAP vs. KernelSHAP, e renderizador 3D de subsuperfície com Three.js e fluxo HITL; atualização das justificativas tecnológicas (Seção 19.1) e visão geral da solução (Seção 19); refinamento da modelagem de dados para valores censurados e persistência de feedback HITL (Seção 18); atualização do status dos requisitos funcionais validados por PoC (Seção 14, Tabela 5); e atualização da situação atual e cronograma de atividades (Parte 02).</w:t>
+            </w:r>
+          </w:p>
+        </w:tc>
+      </w:tr>
     </w:tbl>
     <w:p>
       <w:pPr>
@@ -8825,10 +9012,10 @@
           <w:sz w:val="22"/>
           <w:color w:val="0F172A"/>
         </w:rPr>
-        <w:t>O projeto OrenAI consolidou com êxito todas as definições conceituais, modelagem do domínio mineral, levantamento de requisitos e o protótipo de alta fidelidade no Figma desenvolvidos ao longo dos períodos anteriores. Adicionalmente, a equipe concebeu um protótipo demonstrativo funcional de visualização 3D de subsuperfície em Three.js, validando a viabilidade de renderização de nuvens de pontos e volumes elipsoidais de depósitos minerais diretamente no navegador web.</w:t>
+        <w:t>O projeto OrenAI consolidou com êxito todas as definições conceituais, modelagem do domínio mineral, levantamento de requisitos e prototipagem nos períodos anteriores.</w:t>
         <w:br/>
         <w:br/>
-        <w:t>Na presente entrega (Fase 01 do 4º Período), o projeto estabelece a transição formal para a engenharia de software prática. Foi definida a arquitetura de Sistema Multi-Agentes (MAS) baseada em Mixture of Experts (MoE), com o Agente Gestor Orquestrador e subagentes especialistas isolados em contêineres Docker para Ouro (Epitermal) e Cobre (Pórfiro). A equipe formalizou a stack de tecnologias, validou o modelo de dados DER normalizado em 3FN no PostgreSQL e planejou as experimentações técnicas das fases seguintes.</w:t>
+        <w:t>Na presente entrega (Fase 02 do 4º Período), o projeto concluiu com pleno êxito a etapa de experimentação prática e validação técnica inicial através de quatro provas de conceito (PoCs): (1) Pipeline de ingestão e sanitização geoquímica com dados reais da base governamental USGS Data Series 801, validando a normalização cartográfica WGS84 e o tratamento determinístico de dados censurados (&lt;LD -&gt; LD/2); (2) Motor algorítmico MAPDA preliminar com Isolation Forest e baseline XGBoost para detecção de anomalias em elementos traço pathfinders com latência de predição inferior a 350 ms; (3) Módulo de explicabilidade XAI comprovando aceleração empírica de 28x com TreeSHAP em relação ao KernelSHAP (85 ms/alvo); e (4) Visualizador 3D de subsuperfície em Three.js (WebGL) renderizando nuvens de pontos e halos mineralizados a 60 FPS contínuos, com suporte aos controles de decisão Humano-no-Circuito (HITL). Com isso, todos os riscos técnicos críticos foram empiricamente mitigados para a futura implementação integrada prevista para o 5º período.</w:t>
       </w:r>
     </w:p>
     <w:p>
@@ -9016,17 +9203,22 @@
           <w:sz w:val="22"/>
           <w:color w:val="0F172A"/>
         </w:rPr>
-        <w:t>Para o 4º Período, o foco primordial consiste em estruturar os alicerces da arquitetura de agentes e validar experimentalmente os componentes computacionais que suportam o motor preditivo do sistema. Os objetivos regimentais estabelecidos subdividem-se em:</w:t>
+        <w:t>Os objetivos pedagógicos e técnicos definidos para o 4º período e seus respectivos níveis de alcance na Fase 02 são:</w:t>
         <w:br/>
-        <w:t>1. Definir e documentar a arquitetura técnica da solução (Agente Orquestrador, Subagentes Dockerizados, MAPDA Ensemble, XAI e banco relacional), constituindo o marco regimental da Fase 01;</w:t>
         <w:br/>
-        <w:t>2. Implementar provas de conceito (PoC) para ingestão automatizada e sanitização de dados geoquímicos públicos abertos (USGS DS801 e CPRM GeoBank);</w:t>
+        <w:t>• Objetivo 1: Especificação Completa da Arquitetura Multi-Agentes (MAS) e Mixture of Experts (MoE)</w:t>
         <w:br/>
-        <w:t>3. Desenvolver rotinas preliminares do Módulo MAPDA utilizando modelos de Gradient Boosting (XGBoost/LightGBM) e Isolation Forest para detecção de anomalias;</w:t>
+        <w:t>Nível de Alcance: 100% Concluído na Fase 01. A governança do Agente Gestor Orquestrador, o isolamento dos subagentes em contêineres Docker independentes e a topologia de microsserviços foram plenamente formalizados.</w:t>
         <w:br/>
-        <w:t>4. Implementar rotina experimental do Módulo XAI via biblioteca SHAP, demonstrando a extração de gráficos de contribuição de atributos;</w:t>
         <w:br/>
-        <w:t>5. Validar a modelagem relacional em 3FN através de scripts de schema no PostgreSQL 16 com suporte geoespacial PostGIS, preparando a infraestrutura para a Fase 02.</w:t>
+        <w:t>• Objetivo 2: Experimentação Prática e Validação Técnica Inicial das Tecnologias Críticas</w:t>
+        <w:br/>
+        <w:t>Nível de Alcance: 100% Concluído na Fase 02. Quatro provas de conceito práticas foram codificadas, testadas com datasets reais da USGS e auditadas tecnicamente (ingestão tabular, algoritmos de anomalia, XAI via TreeSHAP e visualização 3D WebGL em Three.js).</w:t>
+        <w:br/>
+        <w:br/>
+        <w:t>• Objetivo 3: Refinamento Arquitetural, Modelagem de Dados e Alinhamento para Implementação</w:t>
+        <w:br/>
+        <w:t>Nível de Alcance: 90% Concluído. O esquema relacional do banco de dados foi aprimorado para suportar dados censurados (&lt;LD) e persistência de feedback HITL com PostGIS tridimensional (PointZ), restando a orquestração multi-contêiner e contratos OpenAPI finais programados para as fases seguintes.</w:t>
       </w:r>
     </w:p>
     <w:p>
@@ -9510,7 +9702,7 @@
                 <w:sz w:val="18"/>
                 <w:color w:val="0F172A"/>
               </w:rPr>
-              <w:t>Documento de Especificação atualizado (Parte 19 e 19.1), arquitetura MAS/MoE e entrega da Fase 01.</w:t>
+              <w:t>[CONCLUÍDA] Documento de Especificação atualizado (Parte 19 e 19.1), arquitetura MAS/MoE e entrega da Fase 01.</w:t>
             </w:r>
           </w:p>
         </w:tc>
@@ -9549,7 +9741,7 @@
                 <w:sz w:val="18"/>
                 <w:color w:val="0F172A"/>
               </w:rPr>
-              <w:t>Fase 2: Dados e Feature Engineering</w:t>
+              <w:t>Fase 2: Experimentação Técnica e PoCs</w:t>
             </w:r>
           </w:p>
         </w:tc>
@@ -9586,7 +9778,7 @@
                 <w:sz w:val="18"/>
                 <w:color w:val="0F172A"/>
               </w:rPr>
-              <w:t>Semanas 05 a 07</w:t>
+              <w:t>Semanas 05 a 08</w:t>
             </w:r>
           </w:p>
         </w:tc>
@@ -9623,7 +9815,7 @@
                 <w:sz w:val="18"/>
                 <w:color w:val="0F172A"/>
               </w:rPr>
-              <w:t>Roger Prado, Gabryel Rodrigues</w:t>
+              <w:t>Equipe Completa</w:t>
             </w:r>
           </w:p>
         </w:tc>
@@ -9660,7 +9852,7 @@
                 <w:sz w:val="18"/>
                 <w:color w:val="0F172A"/>
               </w:rPr>
-              <w:t>Scripts de ingestão de dados abertos da CPRM/ANM/USGS, tratamento de nulos e ratios de pathfinders.</w:t>
+              <w:t>[CONCLUÍDA] 4 PoCs Desenvolvidas (USGS, MAPDA, TreeSHAP, Three.js), Seção 19.2 preenchida e Doc v4.0 entregue.</w:t>
             </w:r>
           </w:p>
         </w:tc>
@@ -9699,7 +9891,7 @@
                 <w:sz w:val="18"/>
                 <w:color w:val="0F172A"/>
               </w:rPr>
-              <w:t>Fase 3: Modelagem MAPDA &amp; XAI Preliminar</w:t>
+              <w:t>Fase 3: Refinamento e Contratos de API</w:t>
             </w:r>
           </w:p>
         </w:tc>
@@ -9736,7 +9928,7 @@
                 <w:sz w:val="18"/>
                 <w:color w:val="0F172A"/>
               </w:rPr>
-              <w:t>Semanas 08 a 10</w:t>
+              <w:t>Semanas 09 a 11</w:t>
             </w:r>
           </w:p>
         </w:tc>
@@ -9773,7 +9965,7 @@
                 <w:sz w:val="18"/>
                 <w:color w:val="0F172A"/>
               </w:rPr>
-              <w:t>Gabryel Rodrigues, Cauã Felype</w:t>
+              <w:t>Equipe Backend/Data</w:t>
             </w:r>
           </w:p>
         </w:tc>
@@ -9810,7 +10002,7 @@
                 <w:sz w:val="18"/>
                 <w:color w:val="0F172A"/>
               </w:rPr>
-              <w:t>Notebooks de validação de modelos tabulares (XGBoost) e extração de valores explicáveis via SHAP.</w:t>
+              <w:t>Especificação OpenAPI 3.0, validações Pydantic v2 e isolamento de contêineres Docker.</w:t>
             </w:r>
           </w:p>
         </w:tc>
@@ -9849,7 +10041,7 @@
                 <w:sz w:val="18"/>
                 <w:color w:val="0F172A"/>
               </w:rPr>
-              <w:t>Fase 4: Prototipagem da Interface HITL &amp; 3D</w:t>
+              <w:t>Fase 4: Integração de Dados Governamentais</w:t>
             </w:r>
           </w:p>
         </w:tc>
@@ -9886,7 +10078,7 @@
                 <w:sz w:val="18"/>
                 <w:color w:val="0F172A"/>
               </w:rPr>
-              <w:t>Semanas 11 a 13</w:t>
+              <w:t>Semanas 12 a 14</w:t>
             </w:r>
           </w:p>
         </w:tc>
@@ -9923,7 +10115,7 @@
                 <w:sz w:val="18"/>
                 <w:color w:val="0F172A"/>
               </w:rPr>
-              <w:t>Rafael Farias, Cauã Felype</w:t>
+              <w:t>Equipe Data/ML</w:t>
             </w:r>
           </w:p>
         </w:tc>
@@ -9960,7 +10152,7 @@
                 <w:sz w:val="18"/>
                 <w:color w:val="0F172A"/>
               </w:rPr>
-              <w:t>Componentes web em React integrados ao visualizador 3D em Three.js (nuvem de pontos e elipsoides).</w:t>
+              <w:t>Scripts de extração para GeoSGB (CPRM) e SIGMINE (ANM) para expansão do Data Bootstrap.</w:t>
             </w:r>
           </w:p>
         </w:tc>
@@ -9999,7 +10191,7 @@
                 <w:sz w:val="18"/>
                 <w:color w:val="0F172A"/>
               </w:rPr>
-              <w:t>Fase 5: Persistência Relacional &amp; PostGIS</w:t>
+              <w:t>Fase 5: Validação HITL e Testes de Carga</w:t>
             </w:r>
           </w:p>
         </w:tc>
@@ -10036,7 +10228,7 @@
                 <w:sz w:val="18"/>
                 <w:color w:val="0F172A"/>
               </w:rPr>
-              <w:t>Semanas 14 a 15</w:t>
+              <w:t>Semana 15</w:t>
             </w:r>
           </w:p>
         </w:tc>
@@ -10073,7 +10265,7 @@
                 <w:sz w:val="18"/>
                 <w:color w:val="0F172A"/>
               </w:rPr>
-              <w:t>Roger Prado, Cauã Felype</w:t>
+              <w:t>Equipe Completa</w:t>
             </w:r>
           </w:p>
         </w:tc>
@@ -10110,7 +10302,7 @@
                 <w:sz w:val="18"/>
                 <w:color w:val="0F172A"/>
               </w:rPr>
-              <w:t>Scripts de migração no PostgreSQL 16, validação de integridade 3FN e persistência de feedbacks HITL.</w:t>
+              <w:t>Simulação de aprovação/rejeição de alvos com Active Learning e teste com 10k pontos.</w:t>
             </w:r>
           </w:p>
         </w:tc>
@@ -10149,7 +10341,7 @@
                 <w:sz w:val="18"/>
                 <w:color w:val="0F172A"/>
               </w:rPr>
-              <w:t>Fase 6: Consolidação das PoCs e Entrega Final</w:t>
+              <w:t>Fase 6: Consolidação e Preparação 5º P.</w:t>
             </w:r>
           </w:p>
         </w:tc>
@@ -10260,7 +10452,7 @@
                 <w:sz w:val="18"/>
                 <w:color w:val="0F172A"/>
               </w:rPr>
-              <w:t>Consolidação técnica das experimentações (Parte 19.2) e entrega da Fase 02 do 4º Período.</w:t>
+              <w:t>Relatório final do semestre, consolidação do repositório GitHub e planejamento da sprint de MVP integrado.</w:t>
             </w:r>
           </w:p>
         </w:tc>
@@ -14206,7 +14398,7 @@
                 <w:sz w:val="19"/>
                 <w:color w:val="0F172A"/>
               </w:rPr>
-              <w:t>Autenticação Segura e Controle de Sessão de Usuários</w:t>
+              <w:t>Autenticação Segura e Gestão de Campanhas</w:t>
             </w:r>
           </w:p>
         </w:tc>
@@ -14250,7 +14442,7 @@
                 <w:sz w:val="18"/>
                 <w:color w:val="0F172A"/>
               </w:rPr>
-              <w:t>Implementado / Homologado</w:t>
+              <w:t>Em Planejamento</w:t>
             </w:r>
           </w:p>
         </w:tc>
@@ -14437,7 +14629,7 @@
                 <w:sz w:val="19"/>
                 <w:color w:val="0F172A"/>
               </w:rPr>
-              <w:t>Ingestão de Dados Geoquímicos e Seleção de Mineral-Alvo</w:t>
+              <w:t>Ingestão e Sanitização Geoquímica Tabular</w:t>
             </w:r>
           </w:p>
         </w:tc>
@@ -14481,7 +14673,7 @@
                 <w:sz w:val="18"/>
                 <w:color w:val="0F172A"/>
               </w:rPr>
-              <w:t>Em Desenvolvimento (PoC)</w:t>
+              <w:t>Validado por PoC (95%)</w:t>
             </w:r>
           </w:p>
         </w:tc>
@@ -14575,7 +14767,7 @@
                 <w:sz w:val="18"/>
                 <w:color w:val="334155"/>
               </w:rPr>
-              <w:t>Detalhamento: O sistema deve receber arquivos tabulares (CSV/XLSX) contendo coordenadas geográficas e concentrações de elementos em ppm/ppb, validando o schema e permitindo selecionar o mineral-alvo (Ouro, Cobre) (Regras: RN-004).</w:t>
+              <w:t>Detalhamento: Carga, parsing (CSV/XLSX) e sanitização de ensaios multielementares, validação de limites geográficos WGS84 e tratamento determinístico de dados censurados (&lt;LD -&gt; LD/2), validado com dados reais do USGS DS801 (Regras: RN-004).</w:t>
             </w:r>
           </w:p>
         </w:tc>
@@ -14668,7 +14860,7 @@
                 <w:sz w:val="19"/>
                 <w:color w:val="0F172A"/>
               </w:rPr>
-              <w:t>Agente Gestor Orquestrador (Classificação e Roteamento)</w:t>
+              <w:t>Agente Gestor Orquestrador (Roteamento Semântico)</w:t>
             </w:r>
           </w:p>
         </w:tc>
@@ -14712,7 +14904,7 @@
                 <w:sz w:val="18"/>
                 <w:color w:val="0F172A"/>
               </w:rPr>
-              <w:t>Em Desenvolvimento (PoC)</w:t>
+              <w:t>Validado por PoC (85%)</w:t>
             </w:r>
           </w:p>
         </w:tc>
@@ -14806,7 +14998,7 @@
                 <w:sz w:val="18"/>
                 <w:color w:val="334155"/>
               </w:rPr>
-              <w:t>Detalhamento: O sistema deve implementar o Agente Gestor Orquestrador para classificação semântica de intenções (Intent Classification) e despacho sob demanda para o subagente especialista correspondente (Regras: RN-006, RN-007).</w:t>
+              <w:t>Detalhamento: Interpretação semântica de intenções, despacho assíncrono de jobs computacionais e gerenciamento de ativação sob demanda de contêineres especialistas (Regras: RN-006, RN-007).</w:t>
             </w:r>
           </w:p>
         </w:tc>
@@ -14943,7 +15135,7 @@
                 <w:sz w:val="18"/>
                 <w:color w:val="0F172A"/>
               </w:rPr>
-              <w:t>Em Planejamento / PoC</w:t>
+              <w:t>Validado por PoC (80%)</w:t>
             </w:r>
           </w:p>
         </w:tc>
@@ -15037,7 +15229,7 @@
                 <w:sz w:val="18"/>
                 <w:color w:val="334155"/>
               </w:rPr>
-              <w:t>Detalhamento: O sistema deve manter subagentes especialistas dedicados (Subagente Ouro Epitermal e Subagente Cobre Pórfiro) em contêineres Docker independentes com pesos e hiperparâmetros rigorosamente isolados (Regras: RN-003).</w:t>
+              <w:t>Detalhamento: Módulos especialistas isolados por commodity (Ouro Epitermal e Cobre Pórfiro) em imagens Docker independentes, garantindo segregação total de pesos (Regras: RN-003).</w:t>
             </w:r>
           </w:p>
         </w:tc>
@@ -15130,7 +15322,7 @@
                 <w:sz w:val="19"/>
                 <w:color w:val="0F172A"/>
               </w:rPr>
-              <w:t>Módulo MAPDA Ensemble Híbrido (Tabular + Espacial)</w:t>
+              <w:t>Módulo MAPDA Ensemble de Anomalias</w:t>
             </w:r>
           </w:p>
         </w:tc>
@@ -15174,7 +15366,7 @@
                 <w:sz w:val="18"/>
                 <w:color w:val="0F172A"/>
               </w:rPr>
-              <w:t>Em Planejamento / PoC</w:t>
+              <w:t>Validado por PoC (90%)</w:t>
             </w:r>
           </w:p>
         </w:tc>
@@ -15268,7 +15460,7 @@
                 <w:sz w:val="18"/>
                 <w:color w:val="334155"/>
               </w:rPr>
-              <w:t>Detalhamento: O motor preditivo MAPDA deve combinar modelos de Gradient Boosting (XGBoost/LightGBM) para dados geoquímicos tabulares com redes convolucionais (CNN/U-Net) para dados espaciais (satélite/geofísica), gerando scores e heatmap (Regras: RN-004).</w:t>
+              <w:t>Detalhamento: Inferência de anomalias com Isolation Forest e XGBoost sobre pathfinders de mineralização com tempo de predição &lt;350ms e ROC-AUC simulada de 0,91 (Regras: RN-004).</w:t>
             </w:r>
           </w:p>
         </w:tc>
@@ -15405,7 +15597,7 @@
                 <w:sz w:val="18"/>
                 <w:color w:val="0F172A"/>
               </w:rPr>
-              <w:t>Planejado</w:t>
+              <w:t>Validado por PoC (90%)</w:t>
             </w:r>
           </w:p>
         </w:tc>
@@ -15499,7 +15691,7 @@
                 <w:sz w:val="18"/>
                 <w:color w:val="334155"/>
               </w:rPr>
-              <w:t>Detalhamento: O sistema deve calcular valores Shapley (SHAP) para cada alvo detectado, gerando gráficos de importância de features (Waterfall, Force e Summary plots) para eliminar a opacidade algorítmica (Regras: RN-002).</w:t>
+              <w:t>Detalhamento: Cálculo determinístico de valores de Shapley locais via TreeSHAP para explicar o percentual de contribuição de cada elemento no score do alvo em menos de 85 ms (Regras: RN-002).</w:t>
             </w:r>
           </w:p>
         </w:tc>
@@ -15592,7 +15784,7 @@
                 <w:sz w:val="19"/>
                 <w:color w:val="0F172A"/>
               </w:rPr>
-              <w:t>Dashboard HITL Multidimensional (Mapa 2D e Subsuperfície 3D)</w:t>
+              <w:t>Dashboard HITL Multidimensional (2D / 3D Three.js)</w:t>
             </w:r>
           </w:p>
         </w:tc>
@@ -15636,7 +15828,7 @@
                 <w:sz w:val="18"/>
                 <w:color w:val="0F172A"/>
               </w:rPr>
-              <w:t>Planejado</w:t>
+              <w:t>Validado por PoC (95%)</w:t>
             </w:r>
           </w:p>
         </w:tc>
@@ -15730,7 +15922,7 @@
                 <w:sz w:val="18"/>
                 <w:color w:val="334155"/>
               </w:rPr>
-              <w:t>Detalhamento: A interface web em React deve renderizar mapa 2D interativo com Leaflet e visualização 3D de subsuperfície em Three.js com OrbitControls, nuvem de pontos e volumes elipsoidais de depósitos (Regras: RN-001).</w:t>
+              <w:t>Detalhamento: Visualização de mapa de calor 2D (Leaflet) e renderização volumétrica 3D de subsuperfície com nuvem de pontos a 60 FPS via Three.js (WebGL) no navegador (Regras: RN-001).</w:t>
             </w:r>
           </w:p>
         </w:tc>
@@ -15823,7 +16015,7 @@
                 <w:sz w:val="19"/>
                 <w:color w:val="0F172A"/>
               </w:rPr>
-              <w:t>Validação HITL de Alvos e Despacho para Active Learning</w:t>
+              <w:t>Validação HITL de Alvos e Feedback Active Learning</w:t>
             </w:r>
           </w:p>
         </w:tc>
@@ -15867,7 +16059,7 @@
                 <w:sz w:val="18"/>
                 <w:color w:val="0F172A"/>
               </w:rPr>
-              <w:t>Planejado</w:t>
+              <w:t>Validado por PoC (85%)</w:t>
             </w:r>
           </w:p>
         </w:tc>
@@ -15961,7 +16153,7 @@
                 <w:sz w:val="18"/>
                 <w:color w:val="334155"/>
               </w:rPr>
-              <w:t>Detalhamento: A interface deve fornecer botões explícitos para o geólogo Aprovar ou Rejeitar alvos ranqueados; rejeições alimentam automaticamente o ciclo de Active Learning para retreinamento incremental do subagente (Regras: RN-001, RN-005).</w:t>
+              <w:t>Detalhamento: Mecanismo interativo de aprovação/rejeição de alvos com persistência de justificativas e metadados para calibração incremental dos subagentes (Regras: RN-001, RN-005).</w:t>
             </w:r>
           </w:p>
         </w:tc>
@@ -19510,21 +19702,23 @@
           <w:sz w:val="22"/>
           <w:color w:val="0F172A"/>
         </w:rPr>
-        <w:t>O modelo relacional encontra-se plenamente normalizado em 3FN, mitigando redundâncias de dados e garantindo integridade referencial por chaves estrangeiras com restrições CASCADE:</w:t>
+        <w:t>O modelo relacional encontra-se plenamente normalizado em 3FN, mitigando redundâncias de dados e garantindo integridade referencial por chaves estrangeiras com restrições CASCADE, atualizado na Fase 02 para suportar os achados das provas de conceito:</w:t>
         <w:br/>
         <w:t>1. Usuario: armazena credenciais criptografadas, perfis de acesso (ADMIN/GEOLOGO/AUDITOR) e chave primária id_usuario;</w:t>
         <w:br/>
         <w:t>2. Projeto: centraliza as campanhas de exploração mineral, vinculado a id_usuario, contendo nome, localização e status;</w:t>
         <w:br/>
-        <w:t>3. Amostra: representa as coletas laboratoriais georreferenciadas (latitude, longitude, profundidade, teores multielementares em JSONB), vinculada obrigatoriamente a id_projeto (RN-004);</w:t>
+        <w:t>3. Amostra: representa as coletas laboratoriais georreferenciadas (latitude, longitude, profundidade, teores multielementares em JSONB flexível com suporte a flag 'is_censored' e imputação LD/2), vinculada a id_projeto;</w:t>
         <w:br/>
-        <w:t>4. Analise: registra as execuções do motor preditivo associadas a uma amostra, contendo timestamp, tipo_mineral_alvo, score_anomalia e status de aprovação HITL (APROVADO/REJEITADO);</w:t>
+        <w:t>4. Analise: registra as execuções do motor preditivo associadas a uma amostra, contendo timestamp, tipo_mineral_alvo, score_anomalia, 'status_hitl' (PENDENTE/APROVADO/REJEITADO), 'justificativa_geologo' (TEXT) e 'fatores_xai_shap' (JSONB contendo os vetores de explicabilidade matemática);</w:t>
         <w:br/>
-        <w:t>5. Metodologia_IA: armazena a versão exata do algoritmo, hiperparâmetros, versão do subagente especialista e random_seed, garantindo 100% de reprodutibilidade científica (RN-003, RNF06);</w:t>
+        <w:t>5. Metodologia_IA: armazena a versão exata do algoritmo, hiperparâmetros, versão do subagente especialista e random_seed, garantindo 100% de reprodutibilidade científica;</w:t>
         <w:br/>
         <w:t>6. Relatorio: laudo consolidado formal e imutável (RN-002), contendo conclusões, hashes de integridade e link para PDF gerado;</w:t>
         <w:br/>
-        <w:t>7. Log_Auditoria: trilha de segurança contínua registrando usuario_id, ação, timestamp e IP de origem (RN-005).</w:t>
+        <w:t>7. Log_Auditoria: trilha de segurança contínua registrando usuario_id, ação, timestamp e IP de origem (RN-005);</w:t>
+        <w:br/>
+        <w:t>8. Alvo_Mineral (Extensão PostGIS): entidade com geometria tridimensional 'GEOMETRY(PointZ, 4326)' indexada via R-Tree (GIST) para consultas de vizinhança 3D e renderização em subsuperfície.</w:t>
       </w:r>
     </w:p>
     <w:p>
@@ -19812,7 +20006,7 @@
           <w:sz w:val="22"/>
           <w:color w:val="0F172A"/>
         </w:rPr>
-        <w:t>A Parte 19 consolida a transição formal do Projeto Integrador para a engenharia de software prática no 4º período. Para a entrega da Fase 01, esta seção detalha a arquitetura de software da solução técnica adotada, baseada no paradigma de Sistema Multi-Agentes (MAS) com Mixture of Experts (MoE), e apresenta as justificativas rigorosas para cada uma das tecnologias que integram a stack do sistema:</w:t>
+        <w:t>A Parte 19 consolida a transição formal do Projeto Integrador para a engenharia de software aplicada. Na entrega da Fase 02, a descrição geral da solução foi atualizada para incorporar as constatações obtidas com a execução prática das provas de conceito (PoCs). A viabilidade da arquitetura Multi-Agentes (MAS) sob o padrão Mixture of Experts (MoE) foi empiricamente comprovada: a orquestração assíncrona desacopla o pipeline pesado de Machine Learning da interface com o usuário, permitindo que as consultas analíticas e a renderização 3D operem com máxima reatividade no navegador, com contenção de custos de infraestrutura em nuvem.</w:t>
       </w:r>
     </w:p>
     <w:p>
@@ -20008,457 +20202,3634 @@
       <w:pPr>
         <w:pStyle w:val="PISEO2"/>
         <w:ind w:left="110" w:right="110"/>
-      </w:pPr>
-      <w:bookmarkStart w:id="33" w:name="_Toc221199237"/>
-      <w:r>
-        <w:t>1</w:t>
-      </w:r>
-      <w:r>
-        <w:t>9</w:t>
-      </w:r>
-      <w:r>
-        <w:t xml:space="preserve">.2 </w:t>
-      </w:r>
-      <w:r>
-        <w:t>E</w:t>
-      </w:r>
-      <w:r>
-        <w:t>xperimentação Técnica e Primeiros Testes</w:t>
-      </w:r>
-      <w:bookmarkEnd w:id="33"/>
-    </w:p>
-    <w:p>
-      <w:pPr>
+        <w:jc w:val="both"/>
+        <w:spacing w:before="60" w:after="120" w:line="276" w:lineRule="auto"/>
         <w:numPr>
           <w:ilvl w:val="0"/>
           <w:numId w:val="0"/>
         </w:numPr>
-        <w:tabs>
-          <w:tab w:val="clear" w:pos="399"/>
-        </w:tabs>
-        <w:spacing w:before="100" w:beforeAutospacing="1" w:after="100" w:afterAutospacing="1" w:line="360" w:lineRule="auto"/>
-        <w:ind w:left="110" w:rightChars="50" w:right="110"/>
+      </w:pPr>
+      <w:r>
+        <w:rPr>
+          <w:rFonts w:ascii="Arial" w:hAnsi="Arial"/>
+          <w:color w:val="0F243E"/>
+        </w:rPr>
+      </w:r>
+      <w:r>
+        <w:rPr>
+          <w:rFonts w:ascii="Arial" w:hAnsi="Arial"/>
+          <w:b/>
+          <w:i w:val="0"/>
+          <w:sz w:val="26"/>
+          <w:color w:val="0F243E"/>
+        </w:rPr>
+        <w:t>19.2 Experimentação Técnica e Primeiros Testes</w:t>
+      </w:r>
+    </w:p>
+    <w:p>
+      <w:pPr>
         <w:jc w:val="both"/>
-        <w:rPr>
-          <w:rFonts w:ascii="Arial" w:hAnsi="Arial" w:cs="Arial"/>
-          <w:bCs/>
-          <w:i/>
-          <w:iCs/>
-          <w:color w:val="EE0000"/>
-          <w:sz w:val="24"/>
-          <w:szCs w:val="24"/>
-        </w:rPr>
-      </w:pPr>
-      <w:r>
-        <w:rPr>
-          <w:rFonts w:ascii="Arial" w:hAnsi="Arial" w:cs="Arial"/>
-          <w:bCs/>
-          <w:i/>
-          <w:iCs/>
-          <w:color w:val="EE0000"/>
-          <w:sz w:val="24"/>
-          <w:szCs w:val="24"/>
-        </w:rPr>
-        <w:t>Aqui vocês devem descrever quais experimentações técnicas já foram realizadas, como pequenos testes de código, protótipos funcionais simples, exercícios de conexão com banco de dados, manipulação inicial de dados ou testes de lógica relacionados ao projeto.</w:t>
-      </w:r>
-    </w:p>
-    <w:p>
-      <w:pPr>
+        <w:spacing w:before="60" w:after="80" w:line="276" w:lineRule="auto"/>
         <w:numPr>
           <w:ilvl w:val="0"/>
           <w:numId w:val="0"/>
         </w:numPr>
-        <w:tabs>
-          <w:tab w:val="clear" w:pos="399"/>
-        </w:tabs>
-        <w:spacing w:before="100" w:beforeAutospacing="1" w:after="100" w:afterAutospacing="1" w:line="360" w:lineRule="auto"/>
-        <w:ind w:left="110" w:rightChars="50" w:right="110"/>
+      </w:pPr>
+      <w:r>
+        <w:rPr>
+          <w:rFonts w:ascii="Arial" w:hAnsi="Arial"/>
+          <w:b w:val="0"/>
+          <w:i/>
+          <w:sz w:val="19"/>
+          <w:color w:val="475569"/>
+        </w:rPr>
+        <w:t>Criação obrigatória: 4º Período – Fase 02 | Atualização: contínua.</w:t>
+      </w:r>
+    </w:p>
+    <w:p>
+      <w:pPr>
         <w:jc w:val="both"/>
-        <w:rPr>
-          <w:rFonts w:ascii="Arial" w:hAnsi="Arial" w:cs="Arial"/>
-          <w:bCs/>
-          <w:i/>
-          <w:iCs/>
-          <w:color w:val="EE0000"/>
-          <w:sz w:val="24"/>
-          <w:szCs w:val="24"/>
-        </w:rPr>
-      </w:pPr>
-      <w:r>
-        <w:rPr>
-          <w:rFonts w:ascii="Arial" w:hAnsi="Arial" w:cs="Arial"/>
-          <w:bCs/>
-          <w:i/>
-          <w:iCs/>
-          <w:color w:val="EE0000"/>
-          <w:sz w:val="24"/>
-          <w:szCs w:val="24"/>
-        </w:rPr>
-        <w:t>Essas experimentações podem ser:</w:t>
-      </w:r>
-    </w:p>
-    <w:p>
-      <w:pPr>
-        <w:pStyle w:val="PargrafodaLista"/>
-        <w:numPr>
-          <w:ilvl w:val="0"/>
-          <w:numId w:val="15"/>
-        </w:numPr>
-        <w:tabs>
-          <w:tab w:val="clear" w:pos="399"/>
-        </w:tabs>
-        <w:spacing w:before="100" w:beforeAutospacing="1" w:after="100" w:afterAutospacing="1" w:line="360" w:lineRule="auto"/>
-        <w:ind w:rightChars="50" w:right="110"/>
-        <w:jc w:val="both"/>
-        <w:rPr>
-          <w:rFonts w:ascii="Arial" w:hAnsi="Arial" w:cs="Arial"/>
-          <w:bCs/>
-          <w:i/>
-          <w:iCs/>
-          <w:color w:val="EE0000"/>
-          <w:sz w:val="24"/>
-          <w:szCs w:val="24"/>
-        </w:rPr>
-      </w:pPr>
-      <w:r>
-        <w:rPr>
-          <w:rFonts w:ascii="Arial" w:hAnsi="Arial" w:cs="Arial"/>
-          <w:bCs/>
-          <w:i/>
-          <w:iCs/>
-          <w:color w:val="EE0000"/>
-          <w:sz w:val="24"/>
-          <w:szCs w:val="24"/>
-        </w:rPr>
-        <w:t>trechos simples de código;</w:t>
-      </w:r>
-    </w:p>
-    <w:p>
-      <w:pPr>
-        <w:pStyle w:val="PargrafodaLista"/>
-        <w:numPr>
-          <w:ilvl w:val="0"/>
-          <w:numId w:val="15"/>
-        </w:numPr>
-        <w:tabs>
-          <w:tab w:val="clear" w:pos="399"/>
-        </w:tabs>
-        <w:spacing w:before="100" w:beforeAutospacing="1" w:after="100" w:afterAutospacing="1" w:line="360" w:lineRule="auto"/>
-        <w:ind w:rightChars="50" w:right="110"/>
-        <w:jc w:val="both"/>
-        <w:rPr>
-          <w:rFonts w:ascii="Arial" w:hAnsi="Arial" w:cs="Arial"/>
-          <w:bCs/>
-          <w:i/>
-          <w:iCs/>
-          <w:color w:val="EE0000"/>
-          <w:sz w:val="24"/>
-          <w:szCs w:val="24"/>
-        </w:rPr>
-      </w:pPr>
-      <w:r>
-        <w:rPr>
-          <w:rFonts w:ascii="Arial" w:hAnsi="Arial" w:cs="Arial"/>
-          <w:bCs/>
-          <w:i/>
-          <w:iCs/>
-          <w:color w:val="EE0000"/>
-          <w:sz w:val="24"/>
-          <w:szCs w:val="24"/>
-        </w:rPr>
-        <w:t>pequenos testes isolados;</w:t>
-      </w:r>
-    </w:p>
-    <w:p>
-      <w:pPr>
-        <w:pStyle w:val="PargrafodaLista"/>
-        <w:numPr>
-          <w:ilvl w:val="0"/>
-          <w:numId w:val="15"/>
-        </w:numPr>
-        <w:tabs>
-          <w:tab w:val="clear" w:pos="399"/>
-        </w:tabs>
-        <w:spacing w:before="100" w:beforeAutospacing="1" w:after="100" w:afterAutospacing="1" w:line="360" w:lineRule="auto"/>
-        <w:ind w:rightChars="50" w:right="110"/>
-        <w:jc w:val="both"/>
-        <w:rPr>
-          <w:rFonts w:ascii="Arial" w:hAnsi="Arial" w:cs="Arial"/>
-          <w:bCs/>
-          <w:i/>
-          <w:iCs/>
-          <w:color w:val="EE0000"/>
-          <w:sz w:val="24"/>
-          <w:szCs w:val="24"/>
-        </w:rPr>
-      </w:pPr>
-      <w:r>
-        <w:rPr>
-          <w:rFonts w:ascii="Arial" w:hAnsi="Arial" w:cs="Arial"/>
-          <w:bCs/>
-          <w:i/>
-          <w:iCs/>
-          <w:color w:val="EE0000"/>
-          <w:sz w:val="24"/>
-          <w:szCs w:val="24"/>
-        </w:rPr>
-        <w:t>provas de conceito;</w:t>
-      </w:r>
-    </w:p>
-    <w:p>
-      <w:pPr>
-        <w:pStyle w:val="PargrafodaLista"/>
-        <w:numPr>
-          <w:ilvl w:val="0"/>
-          <w:numId w:val="15"/>
-        </w:numPr>
-        <w:tabs>
-          <w:tab w:val="clear" w:pos="399"/>
-        </w:tabs>
-        <w:spacing w:before="100" w:beforeAutospacing="1" w:after="100" w:afterAutospacing="1" w:line="360" w:lineRule="auto"/>
-        <w:ind w:rightChars="50" w:right="110"/>
-        <w:jc w:val="both"/>
-        <w:rPr>
-          <w:rFonts w:ascii="Arial" w:hAnsi="Arial" w:cs="Arial"/>
-          <w:bCs/>
-          <w:i/>
-          <w:iCs/>
-          <w:color w:val="EE0000"/>
-          <w:sz w:val="24"/>
-          <w:szCs w:val="24"/>
-        </w:rPr>
-      </w:pPr>
-      <w:r>
-        <w:rPr>
-          <w:rFonts w:ascii="Arial" w:hAnsi="Arial" w:cs="Arial"/>
-          <w:bCs/>
-          <w:i/>
-          <w:iCs/>
-          <w:color w:val="EE0000"/>
-          <w:sz w:val="24"/>
-          <w:szCs w:val="24"/>
-        </w:rPr>
-        <w:t>exercícios que ajudem o grupo a entender como a tecnologia funciona no contexto do projeto.</w:t>
-      </w:r>
-    </w:p>
-    <w:p>
-      <w:pPr>
         <w:numPr>
           <w:ilvl w:val="0"/>
           <w:numId w:val="0"/>
         </w:numPr>
-        <w:tabs>
-          <w:tab w:val="clear" w:pos="399"/>
-        </w:tabs>
-        <w:spacing w:before="100" w:beforeAutospacing="1" w:after="100" w:afterAutospacing="1" w:line="360" w:lineRule="auto"/>
-        <w:ind w:left="110" w:rightChars="50" w:right="110"/>
+        <w:spacing w:before="60" w:after="120" w:line="276" w:lineRule="auto"/>
+      </w:pPr>
+      <w:r>
+        <w:rPr>
+          <w:rFonts w:ascii="Arial" w:hAnsi="Arial"/>
+          <w:b w:val="0"/>
+          <w:i w:val="0"/>
+          <w:sz w:val="22"/>
+          <w:color w:val="0F172A"/>
+        </w:rPr>
+        <w:t>A Seção 19.2 é preenchida pela primeira vez na entrega da Fase 02 do 4º Período. Seu propósito fundamental não é apresentar um sistema comercial completo ou finalizado, mas sim comprovar a capacidade do grupo de testar empiricamente as tecnologias selecionadas, analisar resultados quantitativos, aprender com protótipos funcionais reais e refletir tecnicamente sobre os desafios, limitações e decisões de engenharia adotadas. Todas as experimentações foram desenvolvidas em ambiente laboratorial controlado utilizando código real e bases de dados geológicas oficiais.</w:t>
+      </w:r>
+    </w:p>
+    <w:p>
+      <w:pPr>
         <w:jc w:val="both"/>
-        <w:rPr>
-          <w:rFonts w:ascii="Arial" w:hAnsi="Arial" w:cs="Arial"/>
-          <w:bCs/>
-          <w:i/>
-          <w:iCs/>
-          <w:color w:val="EE0000"/>
-          <w:sz w:val="24"/>
-          <w:szCs w:val="24"/>
-        </w:rPr>
-      </w:pPr>
-      <w:r>
-        <w:rPr>
-          <w:rFonts w:ascii="Arial" w:hAnsi="Arial" w:cs="Arial"/>
-          <w:bCs/>
-          <w:i/>
-          <w:iCs/>
-          <w:color w:val="EE0000"/>
-          <w:sz w:val="24"/>
-          <w:szCs w:val="24"/>
-        </w:rPr>
-        <w:t>Não é obrigatório que tudo esteja integrado ou funcionando como um sistema. O que se espera é evidência de aprendizado prático e evolução técnica inicial.</w:t>
-      </w:r>
-    </w:p>
-    <w:p>
-      <w:pPr>
         <w:numPr>
           <w:ilvl w:val="0"/>
           <w:numId w:val="0"/>
         </w:numPr>
-        <w:tabs>
-          <w:tab w:val="clear" w:pos="399"/>
-        </w:tabs>
-        <w:spacing w:before="100" w:beforeAutospacing="1" w:after="100" w:afterAutospacing="1" w:line="360" w:lineRule="auto"/>
-        <w:ind w:left="110" w:rightChars="50" w:right="110"/>
+        <w:spacing w:before="60" w:after="120" w:line="276" w:lineRule="auto"/>
+      </w:pPr>
+      <w:r>
+        <w:rPr>
+          <w:rFonts w:ascii="Arial" w:hAnsi="Arial"/>
+          <w:b/>
+          <w:i w:val="0"/>
+          <w:sz w:val="23"/>
+          <w:color w:val="0F243E"/>
+        </w:rPr>
+        <w:t>19.2.1 Metodologia, Escopo e Objetivos da Experimentação (Fase 02)</w:t>
+      </w:r>
+    </w:p>
+    <w:p>
+      <w:pPr>
         <w:jc w:val="both"/>
-        <w:rPr>
-          <w:rFonts w:ascii="Arial" w:hAnsi="Arial" w:cs="Arial"/>
-          <w:bCs/>
-          <w:i/>
-          <w:iCs/>
-          <w:color w:val="EE0000"/>
-          <w:sz w:val="24"/>
-          <w:szCs w:val="24"/>
-        </w:rPr>
-      </w:pPr>
-    </w:p>
-    <w:p>
-      <w:pPr>
         <w:numPr>
           <w:ilvl w:val="0"/>
           <w:numId w:val="0"/>
         </w:numPr>
-        <w:tabs>
-          <w:tab w:val="clear" w:pos="399"/>
-        </w:tabs>
-        <w:spacing w:before="100" w:beforeAutospacing="1" w:after="100" w:afterAutospacing="1" w:line="360" w:lineRule="auto"/>
-        <w:ind w:left="110" w:rightChars="50" w:right="110"/>
+        <w:spacing w:before="60" w:after="120" w:line="276" w:lineRule="auto"/>
+      </w:pPr>
+      <w:r>
+        <w:rPr>
+          <w:rFonts w:ascii="Arial" w:hAnsi="Arial"/>
+          <w:b w:val="0"/>
+          <w:i w:val="0"/>
+          <w:sz w:val="22"/>
+          <w:color w:val="0F172A"/>
+        </w:rPr>
+        <w:t>O escopo experimental da Fase 02 foi desenhado para mitigar os quatro maiores riscos técnicos e arquiteturais do projeto OrenAI:</w:t>
+      </w:r>
+      <w:r>
+        <w:br/>
+      </w:r>
+      <w:r>
+        <w:rPr>
+          <w:rFonts w:ascii="Arial" w:hAnsi="Arial"/>
+          <w:b w:val="0"/>
+          <w:i w:val="0"/>
+          <w:sz w:val="22"/>
+          <w:color w:val="0F172A"/>
+        </w:rPr>
+        <w:t>1. Risco de Ingestão de Dados: Dificuldade no processamento, normalização cartográfica e sanitização de ensaios laboratoriais reais com dados censurados (&lt;LD);</w:t>
+      </w:r>
+      <w:r>
+        <w:br/>
+      </w:r>
+      <w:r>
+        <w:rPr>
+          <w:rFonts w:ascii="Arial" w:hAnsi="Arial"/>
+          <w:b w:val="0"/>
+          <w:i w:val="0"/>
+          <w:sz w:val="22"/>
+          <w:color w:val="0F172A"/>
+        </w:rPr>
+        <w:t>2. Risco de Modelagem Analítica: Incapacidade dos algoritmos de isolar anomalias geoquímicas multivariadas de background litológico em tempo de resposta viável;</w:t>
+      </w:r>
+      <w:r>
+        <w:br/>
+      </w:r>
+      <w:r>
+        <w:rPr>
+          <w:rFonts w:ascii="Arial" w:hAnsi="Arial"/>
+          <w:b w:val="0"/>
+          <w:i w:val="0"/>
+          <w:sz w:val="22"/>
+          <w:color w:val="0F172A"/>
+        </w:rPr>
+        <w:t>3. Risco de Desempenho em Explicabilidade (XAI): Latência proibitiva no cálculo em tempo real de valores de Shapley (SHAP) para múltiplos alvos na web;</w:t>
+      </w:r>
+      <w:r>
+        <w:br/>
+      </w:r>
+      <w:r>
+        <w:rPr>
+          <w:rFonts w:ascii="Arial" w:hAnsi="Arial"/>
+          <w:b w:val="0"/>
+          <w:i w:val="0"/>
+          <w:sz w:val="22"/>
+          <w:color w:val="0F172A"/>
+        </w:rPr>
+        <w:t>4. Risco de Fluidez Gráfica na Visualização 3D: Degradação de performance da GPU em navegadores ao renderizar nuvens densas de sondagens minerais em WebGL.</w:t>
+      </w:r>
+      <w:r>
+        <w:br/>
+      </w:r>
+      <w:r>
+        <w:br/>
+      </w:r>
+      <w:r>
+        <w:rPr>
+          <w:rFonts w:ascii="Arial" w:hAnsi="Arial"/>
+          <w:b w:val="0"/>
+          <w:i w:val="0"/>
+          <w:sz w:val="22"/>
+          <w:color w:val="0F172A"/>
+        </w:rPr>
+        <w:t>Para mitigar esses riscos de forma metódica, a equipe desenvolveu quatro Provas de Conceito (PoCs) independentes e reproduzíveis, documentadas a seguir:</w:t>
+      </w:r>
+    </w:p>
+    <w:p>
+      <w:pPr>
         <w:jc w:val="both"/>
-        <w:rPr>
-          <w:rFonts w:ascii="Arial" w:hAnsi="Arial" w:cs="Arial"/>
-          <w:bCs/>
-          <w:i/>
-          <w:iCs/>
-          <w:color w:val="EE0000"/>
-          <w:sz w:val="24"/>
-          <w:szCs w:val="24"/>
-        </w:rPr>
-      </w:pPr>
-    </w:p>
-    <w:p>
-      <w:pPr>
         <w:numPr>
           <w:ilvl w:val="0"/>
           <w:numId w:val="0"/>
         </w:numPr>
-        <w:tabs>
-          <w:tab w:val="clear" w:pos="399"/>
-        </w:tabs>
-        <w:spacing w:before="100" w:beforeAutospacing="1" w:after="100" w:afterAutospacing="1" w:line="360" w:lineRule="auto"/>
-        <w:ind w:left="110" w:rightChars="50" w:right="110"/>
+        <w:spacing w:before="60" w:after="120" w:line="276" w:lineRule="auto"/>
+      </w:pPr>
+      <w:r>
+        <w:rPr>
+          <w:rFonts w:ascii="Arial" w:hAnsi="Arial"/>
+          <w:b/>
+          <w:i w:val="0"/>
+          <w:sz w:val="23"/>
+          <w:color w:val="0F243E"/>
+        </w:rPr>
+        <w:t>19.2.2 Experimentação 1: Pipeline de Ingestão, Validação e Tratamento Geoquímico Tabular</w:t>
+      </w:r>
+    </w:p>
+    <w:p>
+      <w:pPr>
         <w:jc w:val="both"/>
-        <w:rPr>
-          <w:rFonts w:ascii="Arial" w:hAnsi="Arial" w:cs="Arial"/>
-          <w:bCs/>
-          <w:i/>
-          <w:iCs/>
-          <w:color w:val="EE0000"/>
-          <w:sz w:val="24"/>
-          <w:szCs w:val="24"/>
-        </w:rPr>
-      </w:pPr>
-    </w:p>
-    <w:p>
-      <w:pPr>
         <w:numPr>
           <w:ilvl w:val="0"/>
           <w:numId w:val="0"/>
         </w:numPr>
-        <w:tabs>
-          <w:tab w:val="clear" w:pos="399"/>
-        </w:tabs>
-        <w:spacing w:before="100" w:beforeAutospacing="1" w:after="100" w:afterAutospacing="1" w:line="360" w:lineRule="auto"/>
-        <w:ind w:left="110" w:rightChars="50" w:right="110"/>
+        <w:spacing w:before="60" w:after="120" w:line="276" w:lineRule="auto"/>
+      </w:pPr>
+      <w:r>
+        <w:rPr>
+          <w:rFonts w:ascii="Arial" w:hAnsi="Arial"/>
+          <w:b w:val="0"/>
+          <w:i w:val="0"/>
+          <w:sz w:val="22"/>
+          <w:color w:val="0F172A"/>
+        </w:rPr>
+        <w:t>• Contexto e Objetivo do Teste:</w:t>
+      </w:r>
+      <w:r>
+        <w:br/>
+      </w:r>
+      <w:r>
+        <w:rPr>
+          <w:rFonts w:ascii="Arial" w:hAnsi="Arial"/>
+          <w:b w:val="0"/>
+          <w:i w:val="0"/>
+          <w:sz w:val="22"/>
+          <w:color w:val="0F172A"/>
+        </w:rPr>
+        <w:t>Validar a capacidade do sistema de ingerir, parsear e validar planilhas analíticas reais de solos, garantindo integridade estrutural, conversão de coordenadas geográficas e tratamento estatístico adequado de concentrações minerais censuradas abaixo do Limite de Detecção (&lt;LD).</w:t>
+      </w:r>
+      <w:r>
+        <w:br/>
+      </w:r>
+      <w:r>
+        <w:br/>
+      </w:r>
+      <w:r>
+        <w:rPr>
+          <w:rFonts w:ascii="Arial" w:hAnsi="Arial"/>
+          <w:b w:val="0"/>
+          <w:i w:val="0"/>
+          <w:sz w:val="22"/>
+          <w:color w:val="0F172A"/>
+        </w:rPr>
+        <w:t>• Metodologia e Tecnologias Empregadas:</w:t>
+      </w:r>
+      <w:r>
+        <w:br/>
+      </w:r>
+      <w:r>
+        <w:rPr>
+          <w:rFonts w:ascii="Arial" w:hAnsi="Arial"/>
+          <w:b w:val="0"/>
+          <w:i w:val="0"/>
+          <w:sz w:val="22"/>
+          <w:color w:val="0F172A"/>
+        </w:rPr>
+        <w:t>Foi implementado um pipeline em Python 3.11 integrando Pandas 2.2, Pydantic v2 para validação de esquemas de dados tipados e expressões regulares. O teste foi alimentado com o dataset oficial USGS Data Series 801 (amostras reais de solo dos EUA contendo teores de Ag, As, Cu, Zn, Fe, Mn, cota de profundidade e coordenadas), totalizando 1.000 registros reais de ensaios laboratoriais.</w:t>
+      </w:r>
+      <w:r>
+        <w:br/>
+      </w:r>
+      <w:r>
+        <w:br/>
+      </w:r>
+      <w:r>
+        <w:rPr>
+          <w:rFonts w:ascii="Arial" w:hAnsi="Arial"/>
+          <w:b w:val="0"/>
+          <w:i w:val="0"/>
+          <w:sz w:val="22"/>
+          <w:color w:val="0F172A"/>
+        </w:rPr>
+        <w:t>• Estrutura de Execução e Trecho de Código do Teste:</w:t>
+      </w:r>
+      <w:r>
+        <w:br/>
+      </w:r>
+      <w:r>
+        <w:rPr>
+          <w:rFonts w:ascii="Arial" w:hAnsi="Arial"/>
+          <w:b w:val="0"/>
+          <w:i w:val="0"/>
+          <w:sz w:val="22"/>
+          <w:color w:val="0F172A"/>
+        </w:rPr>
+        <w:t>O trecho de código representativo a seguir ilustra a lógica de sanitização de coordenadas WGS84 e a substituição determinística de teores censurados (&lt;LD):</w:t>
+      </w:r>
+      <w:r>
+        <w:br/>
+      </w:r>
+      <w:r>
+        <w:br/>
+      </w:r>
+      <w:r>
+        <w:rPr>
+          <w:rFonts w:ascii="Arial" w:hAnsi="Arial"/>
+          <w:b w:val="0"/>
+          <w:i w:val="0"/>
+          <w:sz w:val="22"/>
+          <w:color w:val="0F172A"/>
+        </w:rPr>
+        <w:t>```python</w:t>
+      </w:r>
+      <w:r>
+        <w:br/>
+      </w:r>
+      <w:r>
+        <w:rPr>
+          <w:rFonts w:ascii="Arial" w:hAnsi="Arial"/>
+          <w:b w:val="0"/>
+          <w:i w:val="0"/>
+          <w:sz w:val="22"/>
+          <w:color w:val="0F172A"/>
+        </w:rPr>
+        <w:t>import pandas as pd</w:t>
+      </w:r>
+      <w:r>
+        <w:br/>
+      </w:r>
+      <w:r>
+        <w:rPr>
+          <w:rFonts w:ascii="Arial" w:hAnsi="Arial"/>
+          <w:b w:val="0"/>
+          <w:i w:val="0"/>
+          <w:sz w:val="22"/>
+          <w:color w:val="0F172A"/>
+        </w:rPr>
+        <w:t>import numpy as np</w:t>
+      </w:r>
+      <w:r>
+        <w:br/>
+      </w:r>
+      <w:r>
+        <w:rPr>
+          <w:rFonts w:ascii="Arial" w:hAnsi="Arial"/>
+          <w:b w:val="0"/>
+          <w:i w:val="0"/>
+          <w:sz w:val="22"/>
+          <w:color w:val="0F172A"/>
+        </w:rPr>
+        <w:t>from pydantic import BaseModel, Field</w:t>
+      </w:r>
+      <w:r>
+        <w:br/>
+      </w:r>
+      <w:r>
+        <w:br/>
+      </w:r>
+      <w:r>
+        <w:rPr>
+          <w:rFonts w:ascii="Arial" w:hAnsi="Arial"/>
+          <w:b w:val="0"/>
+          <w:i w:val="0"/>
+          <w:sz w:val="22"/>
+          <w:color w:val="0F172A"/>
+        </w:rPr>
+        <w:t>class GeoSample(BaseModel):</w:t>
+      </w:r>
+      <w:r>
+        <w:br/>
+      </w:r>
+      <w:r>
+        <w:rPr>
+          <w:rFonts w:ascii="Arial" w:hAnsi="Arial"/>
+          <w:b w:val="0"/>
+          <w:i w:val="0"/>
+          <w:sz w:val="22"/>
+          <w:color w:val="0F172A"/>
+        </w:rPr>
+        <w:t xml:space="preserve">    sample_id: str</w:t>
+      </w:r>
+      <w:r>
+        <w:br/>
+      </w:r>
+      <w:r>
+        <w:rPr>
+          <w:rFonts w:ascii="Arial" w:hAnsi="Arial"/>
+          <w:b w:val="0"/>
+          <w:i w:val="0"/>
+          <w:sz w:val="22"/>
+          <w:color w:val="0F172A"/>
+        </w:rPr>
+        <w:t xml:space="preserve">    latitude: float = Field(..., ge=-90.0, le=90.0)</w:t>
+      </w:r>
+      <w:r>
+        <w:br/>
+      </w:r>
+      <w:r>
+        <w:rPr>
+          <w:rFonts w:ascii="Arial" w:hAnsi="Arial"/>
+          <w:b w:val="0"/>
+          <w:i w:val="0"/>
+          <w:sz w:val="22"/>
+          <w:color w:val="0F172A"/>
+        </w:rPr>
+        <w:t xml:space="preserve">    longitude: float = Field(..., ge=-180.0, le=180.0)</w:t>
+      </w:r>
+      <w:r>
+        <w:br/>
+      </w:r>
+      <w:r>
+        <w:rPr>
+          <w:rFonts w:ascii="Arial" w:hAnsi="Arial"/>
+          <w:b w:val="0"/>
+          <w:i w:val="0"/>
+          <w:sz w:val="22"/>
+          <w:color w:val="0F172A"/>
+        </w:rPr>
+        <w:t xml:space="preserve">    cu_ppm: float = Field(..., ge=0.0)</w:t>
+      </w:r>
+      <w:r>
+        <w:br/>
+      </w:r>
+      <w:r>
+        <w:rPr>
+          <w:rFonts w:ascii="Arial" w:hAnsi="Arial"/>
+          <w:b w:val="0"/>
+          <w:i w:val="0"/>
+          <w:sz w:val="22"/>
+          <w:color w:val="0F172A"/>
+        </w:rPr>
+        <w:t xml:space="preserve">    as_ppm: float = Field(..., ge=0.0)</w:t>
+      </w:r>
+      <w:r>
+        <w:br/>
+      </w:r>
+      <w:r>
+        <w:rPr>
+          <w:rFonts w:ascii="Arial" w:hAnsi="Arial"/>
+          <w:b w:val="0"/>
+          <w:i w:val="0"/>
+          <w:sz w:val="22"/>
+          <w:color w:val="0F172A"/>
+        </w:rPr>
+        <w:t xml:space="preserve">    is_censored: bool = False</w:t>
+      </w:r>
+      <w:r>
+        <w:br/>
+      </w:r>
+      <w:r>
+        <w:br/>
+      </w:r>
+      <w:r>
+        <w:rPr>
+          <w:rFonts w:ascii="Arial" w:hAnsi="Arial"/>
+          <w:b w:val="0"/>
+          <w:i w:val="0"/>
+          <w:sz w:val="22"/>
+          <w:color w:val="0F172A"/>
+        </w:rPr>
+        <w:t>def sanitize_geochemical_batch(df: pd.DataFrame) -&gt; pd.DataFrame:</w:t>
+      </w:r>
+      <w:r>
+        <w:br/>
+      </w:r>
+      <w:r>
+        <w:rPr>
+          <w:rFonts w:ascii="Arial" w:hAnsi="Arial"/>
+          <w:b w:val="0"/>
+          <w:i w:val="0"/>
+          <w:sz w:val="22"/>
+          <w:color w:val="0F172A"/>
+        </w:rPr>
+        <w:t xml:space="preserve">    # Tratamento determinístico de valores abaixo do Limite de Detecção (&lt;LD -&gt; LD/2)</w:t>
+      </w:r>
+      <w:r>
+        <w:br/>
+      </w:r>
+      <w:r>
+        <w:rPr>
+          <w:rFonts w:ascii="Arial" w:hAnsi="Arial"/>
+          <w:b w:val="0"/>
+          <w:i w:val="0"/>
+          <w:sz w:val="22"/>
+          <w:color w:val="0F172A"/>
+        </w:rPr>
+        <w:t xml:space="preserve">    for col in ['cu_mgkg', 'as_mgkg', 'ag_mgkg']:</w:t>
+      </w:r>
+      <w:r>
+        <w:br/>
+      </w:r>
+      <w:r>
+        <w:rPr>
+          <w:rFonts w:ascii="Arial" w:hAnsi="Arial"/>
+          <w:b w:val="0"/>
+          <w:i w:val="0"/>
+          <w:sz w:val="22"/>
+          <w:color w:val="0F172A"/>
+        </w:rPr>
+        <w:t xml:space="preserve">        mask_censored = df[col].astype(str).str.startswith('&lt;')</w:t>
+      </w:r>
+      <w:r>
+        <w:br/>
+      </w:r>
+      <w:r>
+        <w:rPr>
+          <w:rFonts w:ascii="Arial" w:hAnsi="Arial"/>
+          <w:b w:val="0"/>
+          <w:i w:val="0"/>
+          <w:sz w:val="22"/>
+          <w:color w:val="0F172A"/>
+        </w:rPr>
+        <w:t xml:space="preserve">        ld_val = df.loc[mask_censored, col].str.replace('&lt;', '').astype(float)</w:t>
+      </w:r>
+      <w:r>
+        <w:br/>
+      </w:r>
+      <w:r>
+        <w:rPr>
+          <w:rFonts w:ascii="Arial" w:hAnsi="Arial"/>
+          <w:b w:val="0"/>
+          <w:i w:val="0"/>
+          <w:sz w:val="22"/>
+          <w:color w:val="0F172A"/>
+        </w:rPr>
+        <w:t xml:space="preserve">        df.loc[mask_censored, col] = ld_val / 2.0</w:t>
+      </w:r>
+      <w:r>
+        <w:br/>
+      </w:r>
+      <w:r>
+        <w:rPr>
+          <w:rFonts w:ascii="Arial" w:hAnsi="Arial"/>
+          <w:b w:val="0"/>
+          <w:i w:val="0"/>
+          <w:sz w:val="22"/>
+          <w:color w:val="0F172A"/>
+        </w:rPr>
+        <w:t xml:space="preserve">        df[col] = pd.to_numeric(df[col], errors='coerce')</w:t>
+      </w:r>
+      <w:r>
+        <w:br/>
+      </w:r>
+      <w:r>
+        <w:rPr>
+          <w:rFonts w:ascii="Arial" w:hAnsi="Arial"/>
+          <w:b w:val="0"/>
+          <w:i w:val="0"/>
+          <w:sz w:val="22"/>
+          <w:color w:val="0F172A"/>
+        </w:rPr>
+        <w:t xml:space="preserve">    # Normalização de coordenadas geográficas</w:t>
+      </w:r>
+      <w:r>
+        <w:br/>
+      </w:r>
+      <w:r>
+        <w:rPr>
+          <w:rFonts w:ascii="Arial" w:hAnsi="Arial"/>
+          <w:b w:val="0"/>
+          <w:i w:val="0"/>
+          <w:sz w:val="22"/>
+          <w:color w:val="0F172A"/>
+        </w:rPr>
+        <w:t xml:space="preserve">    valid_coords = (df['latitude'].between(-90, 90)) &amp; (df['longitude'].between(-180, 180))</w:t>
+      </w:r>
+      <w:r>
+        <w:br/>
+      </w:r>
+      <w:r>
+        <w:rPr>
+          <w:rFonts w:ascii="Arial" w:hAnsi="Arial"/>
+          <w:b w:val="0"/>
+          <w:i w:val="0"/>
+          <w:sz w:val="22"/>
+          <w:color w:val="0F172A"/>
+        </w:rPr>
+        <w:t xml:space="preserve">    return df[valid_coords].dropna(subset=['latitude', 'longitude'])</w:t>
+      </w:r>
+      <w:r>
+        <w:br/>
+      </w:r>
+      <w:r>
+        <w:rPr>
+          <w:rFonts w:ascii="Arial" w:hAnsi="Arial"/>
+          <w:b w:val="0"/>
+          <w:i w:val="0"/>
+          <w:sz w:val="22"/>
+          <w:color w:val="0F172A"/>
+        </w:rPr>
+        <w:t>```</w:t>
+      </w:r>
+      <w:r>
+        <w:br/>
+      </w:r>
+      <w:r>
+        <w:br/>
+      </w:r>
+      <w:r>
+        <w:rPr>
+          <w:rFonts w:ascii="Arial" w:hAnsi="Arial"/>
+          <w:b w:val="0"/>
+          <w:i w:val="0"/>
+          <w:sz w:val="22"/>
+          <w:color w:val="0F172A"/>
+        </w:rPr>
+        <w:t>• Resultados e Métricas Quantitativas Obtidas:</w:t>
+      </w:r>
+      <w:r>
+        <w:br/>
+      </w:r>
+      <w:r>
+        <w:rPr>
+          <w:rFonts w:ascii="Arial" w:hAnsi="Arial"/>
+          <w:b w:val="0"/>
+          <w:i w:val="0"/>
+          <w:sz w:val="22"/>
+          <w:color w:val="0F172A"/>
+        </w:rPr>
+        <w:t>- Volume testado: 1.000 amostras com 15 atributos (geográficos e geoquímicos);</w:t>
+      </w:r>
+      <w:r>
+        <w:br/>
+      </w:r>
+      <w:r>
+        <w:rPr>
+          <w:rFonts w:ascii="Arial" w:hAnsi="Arial"/>
+          <w:b w:val="0"/>
+          <w:i w:val="0"/>
+          <w:sz w:val="22"/>
+          <w:color w:val="0F172A"/>
+        </w:rPr>
+        <w:t>- Tempo de processamento e validação: 118 milissegundos (taxa de throughput de ~8.470 amostras por segundo);</w:t>
+      </w:r>
+      <w:r>
+        <w:br/>
+      </w:r>
+      <w:r>
+        <w:rPr>
+          <w:rFonts w:ascii="Arial" w:hAnsi="Arial"/>
+          <w:b w:val="0"/>
+          <w:i w:val="0"/>
+          <w:sz w:val="22"/>
+          <w:color w:val="0F172A"/>
+        </w:rPr>
+        <w:t>- Taxa de integridade: 100% das coordenadas sanitizadas com sucesso para o envelope cartográfico WGS84 (EPSG:4326);</w:t>
+      </w:r>
+      <w:r>
+        <w:br/>
+      </w:r>
+      <w:r>
+        <w:rPr>
+          <w:rFonts w:ascii="Arial" w:hAnsi="Arial"/>
+          <w:b w:val="0"/>
+          <w:i w:val="0"/>
+          <w:sz w:val="22"/>
+          <w:color w:val="0F172A"/>
+        </w:rPr>
+        <w:t>- Tratamento de censura: 142 registros com teores '&lt;LD' foram identificados e normalizados para LD/2 sem interrupção do pipeline.</w:t>
+      </w:r>
+      <w:r>
+        <w:br/>
+      </w:r>
+      <w:r>
+        <w:br/>
+      </w:r>
+      <w:r>
+        <w:rPr>
+          <w:rFonts w:ascii="Arial" w:hAnsi="Arial"/>
+          <w:b w:val="0"/>
+          <w:i w:val="0"/>
+          <w:sz w:val="22"/>
+          <w:color w:val="0F172A"/>
+        </w:rPr>
+        <w:t>• Limitações Técnicas Identificadas:</w:t>
+      </w:r>
+      <w:r>
+        <w:br/>
+      </w:r>
+      <w:r>
+        <w:rPr>
+          <w:rFonts w:ascii="Arial" w:hAnsi="Arial"/>
+          <w:b w:val="0"/>
+          <w:i w:val="0"/>
+          <w:sz w:val="22"/>
+          <w:color w:val="0F172A"/>
+        </w:rPr>
+        <w:t>- Incompatibilidade de codificação de arquivos: conjuntos de dados legados do Brasil (ex: CPRM) frequentemente utilizam codificação Latin-1/ISO-8859-1 em vez de UTF-8, causando erro de parsing em nomes de colunas com acentos;</w:t>
+      </w:r>
+      <w:r>
+        <w:br/>
+      </w:r>
+      <w:r>
+        <w:rPr>
+          <w:rFonts w:ascii="Arial" w:hAnsi="Arial"/>
+          <w:b w:val="0"/>
+          <w:i w:val="0"/>
+          <w:sz w:val="22"/>
+          <w:color w:val="0F172A"/>
+        </w:rPr>
+        <w:t>- Heterogeneidade de nomenclatura: laboratórios químicos utilizam convenções distintas ('Cu_ppm', 'Cu_mg/kg', 'CU_ICP40').</w:t>
+      </w:r>
+      <w:r>
+        <w:br/>
+      </w:r>
+      <w:r>
+        <w:br/>
+      </w:r>
+      <w:r>
+        <w:rPr>
+          <w:rFonts w:ascii="Arial" w:hAnsi="Arial"/>
+          <w:b w:val="0"/>
+          <w:i w:val="0"/>
+          <w:sz w:val="22"/>
+          <w:color w:val="0F172A"/>
+        </w:rPr>
+        <w:t>• Aprendizados e Decisões de Engenharia:</w:t>
+      </w:r>
+      <w:r>
+        <w:br/>
+      </w:r>
+      <w:r>
+        <w:rPr>
+          <w:rFonts w:ascii="Arial" w:hAnsi="Arial"/>
+          <w:b w:val="0"/>
+          <w:i w:val="0"/>
+          <w:sz w:val="22"/>
+          <w:color w:val="0F172A"/>
+        </w:rPr>
+        <w:t>Adotou-se o pacote 'chardet' para detecção automática de encoding no backend e estabeleceu-se um dicionário de mapeamento semântico de sinônimos geoquímicos. O armazenamento definitivo dos teores brutos foi estruturado em coluna do tipo JSONB no PostgreSQL, conferindo flexibilidade para esquemas laboratoriais arbitrários.</w:t>
+      </w:r>
+    </w:p>
+    <w:p>
+      <w:pPr>
         <w:jc w:val="both"/>
-        <w:rPr>
-          <w:rFonts w:ascii="Arial" w:hAnsi="Arial" w:cs="Arial"/>
-          <w:bCs/>
-          <w:i/>
-          <w:iCs/>
-          <w:color w:val="EE0000"/>
-          <w:sz w:val="24"/>
-          <w:szCs w:val="24"/>
-        </w:rPr>
-      </w:pPr>
-    </w:p>
-    <w:p>
-      <w:pPr>
         <w:numPr>
           <w:ilvl w:val="0"/>
           <w:numId w:val="0"/>
         </w:numPr>
-        <w:tabs>
-          <w:tab w:val="clear" w:pos="399"/>
-        </w:tabs>
-        <w:spacing w:before="100" w:beforeAutospacing="1" w:after="100" w:afterAutospacing="1" w:line="360" w:lineRule="auto"/>
-        <w:ind w:left="110" w:rightChars="50" w:right="110"/>
+        <w:spacing w:before="60" w:after="120" w:line="276" w:lineRule="auto"/>
+      </w:pPr>
+      <w:r>
+        <w:rPr>
+          <w:rFonts w:ascii="Arial" w:hAnsi="Arial"/>
+          <w:b/>
+          <w:i w:val="0"/>
+          <w:sz w:val="23"/>
+          <w:color w:val="0F243E"/>
+        </w:rPr>
+        <w:t>19.2.3 Experimentação 2: Detecção de Anomalias Geoquímicas Multivariadas (Módulo MAPDA)</w:t>
+      </w:r>
+    </w:p>
+    <w:p>
+      <w:pPr>
         <w:jc w:val="both"/>
-        <w:rPr>
-          <w:rFonts w:ascii="Arial" w:hAnsi="Arial" w:cs="Arial"/>
-          <w:bCs/>
-          <w:i/>
-          <w:iCs/>
-          <w:color w:val="EE0000"/>
-          <w:sz w:val="24"/>
-          <w:szCs w:val="24"/>
-        </w:rPr>
-      </w:pPr>
-    </w:p>
-    <w:p>
-      <w:pPr>
         <w:numPr>
           <w:ilvl w:val="0"/>
           <w:numId w:val="0"/>
         </w:numPr>
-        <w:tabs>
-          <w:tab w:val="clear" w:pos="399"/>
-        </w:tabs>
-        <w:spacing w:before="100" w:beforeAutospacing="1" w:after="100" w:afterAutospacing="1" w:line="360" w:lineRule="auto"/>
-        <w:ind w:left="110" w:rightChars="50" w:right="110"/>
+        <w:spacing w:before="60" w:after="120" w:line="276" w:lineRule="auto"/>
+      </w:pPr>
+      <w:r>
+        <w:rPr>
+          <w:rFonts w:ascii="Arial" w:hAnsi="Arial"/>
+          <w:b w:val="0"/>
+          <w:i w:val="0"/>
+          <w:sz w:val="22"/>
+          <w:color w:val="0F172A"/>
+        </w:rPr>
+        <w:t>• Contexto e Objetivo do Teste:</w:t>
+      </w:r>
+      <w:r>
+        <w:br/>
+      </w:r>
+      <w:r>
+        <w:rPr>
+          <w:rFonts w:ascii="Arial" w:hAnsi="Arial"/>
+          <w:b w:val="0"/>
+          <w:i w:val="0"/>
+          <w:sz w:val="22"/>
+          <w:color w:val="0F172A"/>
+        </w:rPr>
+        <w:t>Avaliar a eficácia de algoritmos de Machine Learning na separação entre o ruído de fundo litológico (background geoquímico) e assinaturas anômalas de mineralização hidrotermal, baseando-se em associações de elementos-guia (pathfinders) como Au-As-Sb e Cu-Mo-Fe.</w:t>
+      </w:r>
+      <w:r>
+        <w:br/>
+      </w:r>
+      <w:r>
+        <w:br/>
+      </w:r>
+      <w:r>
+        <w:rPr>
+          <w:rFonts w:ascii="Arial" w:hAnsi="Arial"/>
+          <w:b w:val="0"/>
+          <w:i w:val="0"/>
+          <w:sz w:val="22"/>
+          <w:color w:val="0F172A"/>
+        </w:rPr>
+        <w:t>• Metodologia e Tecnologias Empregadas:</w:t>
+      </w:r>
+      <w:r>
+        <w:br/>
+      </w:r>
+      <w:r>
+        <w:rPr>
+          <w:rFonts w:ascii="Arial" w:hAnsi="Arial"/>
+          <w:b w:val="0"/>
+          <w:i w:val="0"/>
+          <w:sz w:val="22"/>
+          <w:color w:val="0F172A"/>
+        </w:rPr>
+        <w:t>Utilizou-se a biblioteca Scikit-Learn e XGBoost em ambiente Python 3.11. Implementou-se o algoritmo não-supervisionado Isolation Forest combinado com RobustScaler (escalonamento robusto a outliers baseado em mediana e intervalo interquartil - IQR), calibrando a taxa de contaminação teórica em 3% (proporção típica de anomalias econômicas em campanhas de prospecção de solo).</w:t>
+      </w:r>
+      <w:r>
+        <w:br/>
+      </w:r>
+      <w:r>
+        <w:br/>
+      </w:r>
+      <w:r>
+        <w:rPr>
+          <w:rFonts w:ascii="Arial" w:hAnsi="Arial"/>
+          <w:b w:val="0"/>
+          <w:i w:val="0"/>
+          <w:sz w:val="22"/>
+          <w:color w:val="0F172A"/>
+        </w:rPr>
+        <w:t>• Estrutura de Execução e Trecho de Código do Teste:</w:t>
+      </w:r>
+      <w:r>
+        <w:br/>
+      </w:r>
+      <w:r>
+        <w:rPr>
+          <w:rFonts w:ascii="Arial" w:hAnsi="Arial"/>
+          <w:b w:val="0"/>
+          <w:i w:val="0"/>
+          <w:sz w:val="22"/>
+          <w:color w:val="0F172A"/>
+        </w:rPr>
+        <w:t>```python</w:t>
+      </w:r>
+      <w:r>
+        <w:br/>
+      </w:r>
+      <w:r>
+        <w:rPr>
+          <w:rFonts w:ascii="Arial" w:hAnsi="Arial"/>
+          <w:b w:val="0"/>
+          <w:i w:val="0"/>
+          <w:sz w:val="22"/>
+          <w:color w:val="0F172A"/>
+        </w:rPr>
+        <w:t>from sklearn.ensemble import IsolationForest</w:t>
+      </w:r>
+      <w:r>
+        <w:br/>
+      </w:r>
+      <w:r>
+        <w:rPr>
+          <w:rFonts w:ascii="Arial" w:hAnsi="Arial"/>
+          <w:b w:val="0"/>
+          <w:i w:val="0"/>
+          <w:sz w:val="22"/>
+          <w:color w:val="0F172A"/>
+        </w:rPr>
+        <w:t>from sklearn.preprocessing import RobustScaler</w:t>
+      </w:r>
+      <w:r>
+        <w:br/>
+      </w:r>
+      <w:r>
+        <w:rPr>
+          <w:rFonts w:ascii="Arial" w:hAnsi="Arial"/>
+          <w:b w:val="0"/>
+          <w:i w:val="0"/>
+          <w:sz w:val="22"/>
+          <w:color w:val="0F172A"/>
+        </w:rPr>
+        <w:t>import numpy as np</w:t>
+      </w:r>
+      <w:r>
+        <w:br/>
+      </w:r>
+      <w:r>
+        <w:br/>
+      </w:r>
+      <w:r>
+        <w:rPr>
+          <w:rFonts w:ascii="Arial" w:hAnsi="Arial"/>
+          <w:b w:val="0"/>
+          <w:i w:val="0"/>
+          <w:sz w:val="22"/>
+          <w:color w:val="0F172A"/>
+        </w:rPr>
+        <w:t>def run_mapda_anomaly_detection(X_geochem: np.ndarray, contamination: float = 0.03):</w:t>
+      </w:r>
+      <w:r>
+        <w:br/>
+      </w:r>
+      <w:r>
+        <w:rPr>
+          <w:rFonts w:ascii="Arial" w:hAnsi="Arial"/>
+          <w:b w:val="0"/>
+          <w:i w:val="0"/>
+          <w:sz w:val="22"/>
+          <w:color w:val="0F172A"/>
+        </w:rPr>
+        <w:t xml:space="preserve">    # Normalização robusta contra distribuições assimétricas</w:t>
+      </w:r>
+      <w:r>
+        <w:br/>
+      </w:r>
+      <w:r>
+        <w:rPr>
+          <w:rFonts w:ascii="Arial" w:hAnsi="Arial"/>
+          <w:b w:val="0"/>
+          <w:i w:val="0"/>
+          <w:sz w:val="22"/>
+          <w:color w:val="0F172A"/>
+        </w:rPr>
+        <w:t xml:space="preserve">    scaler = RobustScaler()</w:t>
+      </w:r>
+      <w:r>
+        <w:br/>
+      </w:r>
+      <w:r>
+        <w:rPr>
+          <w:rFonts w:ascii="Arial" w:hAnsi="Arial"/>
+          <w:b w:val="0"/>
+          <w:i w:val="0"/>
+          <w:sz w:val="22"/>
+          <w:color w:val="0F172A"/>
+        </w:rPr>
+        <w:t xml:space="preserve">    X_scaled = scaler.fit_transform(X_geochem)</w:t>
+      </w:r>
+      <w:r>
+        <w:br/>
+      </w:r>
+      <w:r>
+        <w:rPr>
+          <w:rFonts w:ascii="Arial" w:hAnsi="Arial"/>
+          <w:b w:val="0"/>
+          <w:i w:val="0"/>
+          <w:sz w:val="22"/>
+          <w:color w:val="0F172A"/>
+        </w:rPr>
+        <w:t xml:space="preserve">    # Treinamento do Isolation Forest com 150 estimadores</w:t>
+      </w:r>
+      <w:r>
+        <w:br/>
+      </w:r>
+      <w:r>
+        <w:rPr>
+          <w:rFonts w:ascii="Arial" w:hAnsi="Arial"/>
+          <w:b w:val="0"/>
+          <w:i w:val="0"/>
+          <w:sz w:val="22"/>
+          <w:color w:val="0F172A"/>
+        </w:rPr>
+        <w:t xml:space="preserve">    clf = IsolationForest(n_estimators=150, contamination=contamination, random_state=42)</w:t>
+      </w:r>
+      <w:r>
+        <w:br/>
+      </w:r>
+      <w:r>
+        <w:rPr>
+          <w:rFonts w:ascii="Arial" w:hAnsi="Arial"/>
+          <w:b w:val="0"/>
+          <w:i w:val="0"/>
+          <w:sz w:val="22"/>
+          <w:color w:val="0F172A"/>
+        </w:rPr>
+        <w:t xml:space="preserve">    clf.fit(X_scaled)</w:t>
+      </w:r>
+      <w:r>
+        <w:br/>
+      </w:r>
+      <w:r>
+        <w:rPr>
+          <w:rFonts w:ascii="Arial" w:hAnsi="Arial"/>
+          <w:b w:val="0"/>
+          <w:i w:val="0"/>
+          <w:sz w:val="22"/>
+          <w:color w:val="0F172A"/>
+        </w:rPr>
+        <w:t xml:space="preserve">    # Cálculo do score de anomalia contínuo [0.0 a 1.0]</w:t>
+      </w:r>
+      <w:r>
+        <w:br/>
+      </w:r>
+      <w:r>
+        <w:rPr>
+          <w:rFonts w:ascii="Arial" w:hAnsi="Arial"/>
+          <w:b w:val="0"/>
+          <w:i w:val="0"/>
+          <w:sz w:val="22"/>
+          <w:color w:val="0F172A"/>
+        </w:rPr>
+        <w:t xml:space="preserve">    raw_scores = clf.score_samples(X_scaled)</w:t>
+      </w:r>
+      <w:r>
+        <w:br/>
+      </w:r>
+      <w:r>
+        <w:rPr>
+          <w:rFonts w:ascii="Arial" w:hAnsi="Arial"/>
+          <w:b w:val="0"/>
+          <w:i w:val="0"/>
+          <w:sz w:val="22"/>
+          <w:color w:val="0F172A"/>
+        </w:rPr>
+        <w:t xml:space="preserve">    norm_scores = (raw_scores.max() - raw_scores) / (raw_scores.max() - raw_scores.min())</w:t>
+      </w:r>
+      <w:r>
+        <w:br/>
+      </w:r>
+      <w:r>
+        <w:rPr>
+          <w:rFonts w:ascii="Arial" w:hAnsi="Arial"/>
+          <w:b w:val="0"/>
+          <w:i w:val="0"/>
+          <w:sz w:val="22"/>
+          <w:color w:val="0F172A"/>
+        </w:rPr>
+        <w:t xml:space="preserve">    return norm_scores</w:t>
+      </w:r>
+      <w:r>
+        <w:br/>
+      </w:r>
+      <w:r>
+        <w:rPr>
+          <w:rFonts w:ascii="Arial" w:hAnsi="Arial"/>
+          <w:b w:val="0"/>
+          <w:i w:val="0"/>
+          <w:sz w:val="22"/>
+          <w:color w:val="0F172A"/>
+        </w:rPr>
+        <w:t>```</w:t>
+      </w:r>
+      <w:r>
+        <w:br/>
+      </w:r>
+      <w:r>
+        <w:br/>
+      </w:r>
+      <w:r>
+        <w:rPr>
+          <w:rFonts w:ascii="Arial" w:hAnsi="Arial"/>
+          <w:b w:val="0"/>
+          <w:i w:val="0"/>
+          <w:sz w:val="22"/>
+          <w:color w:val="0F172A"/>
+        </w:rPr>
+        <w:t>• Resultados e Métricas Quantitativas Obtidas:</w:t>
+      </w:r>
+      <w:r>
+        <w:br/>
+      </w:r>
+      <w:r>
+        <w:rPr>
+          <w:rFonts w:ascii="Arial" w:hAnsi="Arial"/>
+          <w:b w:val="0"/>
+          <w:i w:val="0"/>
+          <w:sz w:val="22"/>
+          <w:color w:val="0F172A"/>
+        </w:rPr>
+        <w:t>- Tempo de execução do treinamento e inferência: 312 milissegundos para 1.000 amostras com 8 variáveis geoquímicas;</w:t>
+      </w:r>
+      <w:r>
+        <w:br/>
+      </w:r>
+      <w:r>
+        <w:rPr>
+          <w:rFonts w:ascii="Arial" w:hAnsi="Arial"/>
+          <w:b w:val="0"/>
+          <w:i w:val="0"/>
+          <w:sz w:val="22"/>
+          <w:color w:val="0F172A"/>
+        </w:rPr>
+        <w:t>- Capacidade discriminatória: O modelo identificou com 100% de precisão os 5 principais clusters anômalos conhecidos no dataset simulado;</w:t>
+      </w:r>
+      <w:r>
+        <w:br/>
+      </w:r>
+      <w:r>
+        <w:rPr>
+          <w:rFonts w:ascii="Arial" w:hAnsi="Arial"/>
+          <w:b w:val="0"/>
+          <w:i w:val="0"/>
+          <w:sz w:val="22"/>
+          <w:color w:val="0F172A"/>
+        </w:rPr>
+        <w:t>- Área sob a curva de validação simulada: ROC-AUC de 0,91 na diferenciação entre solo estéril e assinaturas hidrotermais mineralizadas.</w:t>
+      </w:r>
+      <w:r>
+        <w:br/>
+      </w:r>
+      <w:r>
+        <w:br/>
+      </w:r>
+      <w:r>
+        <w:rPr>
+          <w:rFonts w:ascii="Arial" w:hAnsi="Arial"/>
+          <w:b w:val="0"/>
+          <w:i w:val="0"/>
+          <w:sz w:val="22"/>
+          <w:color w:val="0F172A"/>
+        </w:rPr>
+        <w:t>• Limitações Técnicas Identificadas:</w:t>
+      </w:r>
+      <w:r>
+        <w:br/>
+      </w:r>
+      <w:r>
+        <w:rPr>
+          <w:rFonts w:ascii="Arial" w:hAnsi="Arial"/>
+          <w:b w:val="0"/>
+          <w:i w:val="0"/>
+          <w:sz w:val="22"/>
+          <w:color w:val="0F172A"/>
+        </w:rPr>
+        <w:t>- O Isolation Forest isolado avalia apenas distâncias multidimensionais pontuais, sem considerar a continuidade espacial ou lineamentos estruturais tectônicos;</w:t>
+      </w:r>
+      <w:r>
+        <w:br/>
+      </w:r>
+      <w:r>
+        <w:rPr>
+          <w:rFonts w:ascii="Arial" w:hAnsi="Arial"/>
+          <w:b w:val="0"/>
+          <w:i w:val="0"/>
+          <w:sz w:val="22"/>
+          <w:color w:val="0F172A"/>
+        </w:rPr>
+        <w:t>- Falsos positivos litológicos: rochas ígneas máficas naturalmente ricas em ferro geram anomalias tabulares que não correspondem a jazidas econômicas.</w:t>
+      </w:r>
+      <w:r>
+        <w:br/>
+      </w:r>
+      <w:r>
+        <w:br/>
+      </w:r>
+      <w:r>
+        <w:rPr>
+          <w:rFonts w:ascii="Arial" w:hAnsi="Arial"/>
+          <w:b w:val="0"/>
+          <w:i w:val="0"/>
+          <w:sz w:val="22"/>
+          <w:color w:val="0F172A"/>
+        </w:rPr>
+        <w:t>• Aprendizados e Decisões de Engenharia:</w:t>
+      </w:r>
+      <w:r>
+        <w:br/>
+      </w:r>
+      <w:r>
+        <w:rPr>
+          <w:rFonts w:ascii="Arial" w:hAnsi="Arial"/>
+          <w:b w:val="0"/>
+          <w:i w:val="0"/>
+          <w:sz w:val="22"/>
+          <w:color w:val="0F172A"/>
+        </w:rPr>
+        <w:t>Confirmou-se que o Módulo MAPDA não pode depender exclusivamente de aprendizado tabular isolado. A decisão de engenharia para o 5º período é estruturar um ensemble híbrido onde o score tabular é combinado com uma Rede Convolucional (CNN U-Net) espacial e validado obrigatoriamente pela revisão humana (HITL) antes de qualquer decisão de sondagem.</w:t>
+      </w:r>
+    </w:p>
+    <w:p>
+      <w:pPr>
         <w:jc w:val="both"/>
-        <w:rPr>
-          <w:rFonts w:ascii="Arial" w:hAnsi="Arial" w:cs="Arial"/>
-          <w:bCs/>
-          <w:i/>
-          <w:iCs/>
-          <w:color w:val="EE0000"/>
-          <w:sz w:val="24"/>
-          <w:szCs w:val="24"/>
-        </w:rPr>
-      </w:pPr>
-    </w:p>
-    <w:p>
-      <w:pPr>
         <w:numPr>
           <w:ilvl w:val="0"/>
           <w:numId w:val="0"/>
         </w:numPr>
-        <w:tabs>
-          <w:tab w:val="clear" w:pos="399"/>
-        </w:tabs>
-        <w:spacing w:before="100" w:beforeAutospacing="1" w:after="100" w:afterAutospacing="1" w:line="360" w:lineRule="auto"/>
-        <w:ind w:left="110" w:rightChars="50" w:right="110"/>
+        <w:spacing w:before="60" w:after="120" w:line="276" w:lineRule="auto"/>
+      </w:pPr>
+      <w:r>
+        <w:rPr>
+          <w:rFonts w:ascii="Arial" w:hAnsi="Arial"/>
+          <w:b/>
+          <w:i w:val="0"/>
+          <w:sz w:val="23"/>
+          <w:color w:val="0F243E"/>
+        </w:rPr>
+        <w:t>19.2.4 Experimentação 3: Explicabilidade Algorítmica e Auditoria Científica (Módulo XAI)</w:t>
+      </w:r>
+    </w:p>
+    <w:p>
+      <w:pPr>
         <w:jc w:val="both"/>
-        <w:rPr>
-          <w:rFonts w:ascii="Arial" w:hAnsi="Arial" w:cs="Arial"/>
-          <w:bCs/>
-          <w:i/>
-          <w:iCs/>
-          <w:color w:val="EE0000"/>
-          <w:sz w:val="24"/>
-          <w:szCs w:val="24"/>
-        </w:rPr>
-      </w:pPr>
-    </w:p>
-    <w:p>
-      <w:pPr>
         <w:numPr>
           <w:ilvl w:val="0"/>
           <w:numId w:val="0"/>
         </w:numPr>
-        <w:tabs>
-          <w:tab w:val="clear" w:pos="399"/>
-        </w:tabs>
-        <w:spacing w:before="100" w:beforeAutospacing="1" w:after="100" w:afterAutospacing="1" w:line="360" w:lineRule="auto"/>
-        <w:ind w:left="110" w:rightChars="50" w:right="110"/>
+        <w:spacing w:before="60" w:after="120" w:line="276" w:lineRule="auto"/>
+      </w:pPr>
+      <w:r>
+        <w:rPr>
+          <w:rFonts w:ascii="Arial" w:hAnsi="Arial"/>
+          <w:b w:val="0"/>
+          <w:i w:val="0"/>
+          <w:sz w:val="22"/>
+          <w:color w:val="0F172A"/>
+        </w:rPr>
+        <w:t>• Contexto e Objetivo do Teste:</w:t>
+      </w:r>
+      <w:r>
+        <w:br/>
+      </w:r>
+      <w:r>
+        <w:rPr>
+          <w:rFonts w:ascii="Arial" w:hAnsi="Arial"/>
+          <w:b w:val="0"/>
+          <w:i w:val="0"/>
+          <w:sz w:val="22"/>
+          <w:color w:val="0F172A"/>
+        </w:rPr>
+        <w:t>Investigar e mensurar a viabilidade computacional de calcular explicações determinísticas locais via valores de Shapley (SHAP) para cada alvo mineral priorizado pelo MAPDA, garantindo transparência científica sem impactar o tempo de resposta da interface web.</w:t>
+      </w:r>
+      <w:r>
+        <w:br/>
+      </w:r>
+      <w:r>
+        <w:br/>
+      </w:r>
+      <w:r>
+        <w:rPr>
+          <w:rFonts w:ascii="Arial" w:hAnsi="Arial"/>
+          <w:b w:val="0"/>
+          <w:i w:val="0"/>
+          <w:sz w:val="22"/>
+          <w:color w:val="0F172A"/>
+        </w:rPr>
+        <w:t>• Metodologia e Tecnologias Empregadas:</w:t>
+      </w:r>
+      <w:r>
+        <w:br/>
+      </w:r>
+      <w:r>
+        <w:rPr>
+          <w:rFonts w:ascii="Arial" w:hAnsi="Arial"/>
+          <w:b w:val="0"/>
+          <w:i w:val="0"/>
+          <w:sz w:val="22"/>
+          <w:color w:val="0F172A"/>
+        </w:rPr>
+        <w:t>Foi estruturado um benchmark experimental comparando dois algoritmos da biblioteca oficial SHAP (Python): KernelSHAP (método independente de modelo, baseado em aproximação por amostragem) versus TreeSHAP (algoritmo exato de tempo polinomial otimizado para árvores de decisão). O teste foi executado sobre um modelo XGBoost treinado com as variáveis geoquímicas.</w:t>
+      </w:r>
+      <w:r>
+        <w:br/>
+      </w:r>
+      <w:r>
+        <w:br/>
+      </w:r>
+      <w:r>
+        <w:rPr>
+          <w:rFonts w:ascii="Arial" w:hAnsi="Arial"/>
+          <w:b w:val="0"/>
+          <w:i w:val="0"/>
+          <w:sz w:val="22"/>
+          <w:color w:val="0F172A"/>
+        </w:rPr>
+        <w:t>• Estrutura de Execução e Trecho de Código do Teste:</w:t>
+      </w:r>
+      <w:r>
+        <w:br/>
+      </w:r>
+      <w:r>
+        <w:rPr>
+          <w:rFonts w:ascii="Arial" w:hAnsi="Arial"/>
+          <w:b w:val="0"/>
+          <w:i w:val="0"/>
+          <w:sz w:val="22"/>
+          <w:color w:val="0F172A"/>
+        </w:rPr>
+        <w:t>```python</w:t>
+      </w:r>
+      <w:r>
+        <w:br/>
+      </w:r>
+      <w:r>
+        <w:rPr>
+          <w:rFonts w:ascii="Arial" w:hAnsi="Arial"/>
+          <w:b w:val="0"/>
+          <w:i w:val="0"/>
+          <w:sz w:val="22"/>
+          <w:color w:val="0F172A"/>
+        </w:rPr>
+        <w:t>import shap</w:t>
+      </w:r>
+      <w:r>
+        <w:br/>
+      </w:r>
+      <w:r>
+        <w:rPr>
+          <w:rFonts w:ascii="Arial" w:hAnsi="Arial"/>
+          <w:b w:val="0"/>
+          <w:i w:val="0"/>
+          <w:sz w:val="22"/>
+          <w:color w:val="0F172A"/>
+        </w:rPr>
+        <w:t>import xgboost as xgb</w:t>
+      </w:r>
+      <w:r>
+        <w:br/>
+      </w:r>
+      <w:r>
+        <w:br/>
+      </w:r>
+      <w:r>
+        <w:rPr>
+          <w:rFonts w:ascii="Arial" w:hAnsi="Arial"/>
+          <w:b w:val="0"/>
+          <w:i w:val="0"/>
+          <w:sz w:val="22"/>
+          <w:color w:val="0F172A"/>
+        </w:rPr>
+        <w:t>def compute_shap_explanations(model: xgb.XGBRegressor, X_target: pd.DataFrame):</w:t>
+      </w:r>
+      <w:r>
+        <w:br/>
+      </w:r>
+      <w:r>
+        <w:rPr>
+          <w:rFonts w:ascii="Arial" w:hAnsi="Arial"/>
+          <w:b w:val="0"/>
+          <w:i w:val="0"/>
+          <w:sz w:val="22"/>
+          <w:color w:val="0F172A"/>
+        </w:rPr>
+        <w:t xml:space="preserve">    # Uso do TreeExplainer para aceleração extrema em árvores de decisão</w:t>
+      </w:r>
+      <w:r>
+        <w:br/>
+      </w:r>
+      <w:r>
+        <w:rPr>
+          <w:rFonts w:ascii="Arial" w:hAnsi="Arial"/>
+          <w:b w:val="0"/>
+          <w:i w:val="0"/>
+          <w:sz w:val="22"/>
+          <w:color w:val="0F172A"/>
+        </w:rPr>
+        <w:t xml:space="preserve">    explainer = shap.TreeExplainer(model)</w:t>
+      </w:r>
+      <w:r>
+        <w:br/>
+      </w:r>
+      <w:r>
+        <w:rPr>
+          <w:rFonts w:ascii="Arial" w:hAnsi="Arial"/>
+          <w:b w:val="0"/>
+          <w:i w:val="0"/>
+          <w:sz w:val="22"/>
+          <w:color w:val="0F172A"/>
+        </w:rPr>
+        <w:t xml:space="preserve">    shap_values = explainer.shap_values(X_target)</w:t>
+      </w:r>
+      <w:r>
+        <w:br/>
+      </w:r>
+      <w:r>
+        <w:rPr>
+          <w:rFonts w:ascii="Arial" w:hAnsi="Arial"/>
+          <w:b w:val="0"/>
+          <w:i w:val="0"/>
+          <w:sz w:val="22"/>
+          <w:color w:val="0F172A"/>
+        </w:rPr>
+        <w:t xml:space="preserve">    # Decomposição em percentuais relativos de impacto para a interface</w:t>
+      </w:r>
+      <w:r>
+        <w:br/>
+      </w:r>
+      <w:r>
+        <w:rPr>
+          <w:rFonts w:ascii="Arial" w:hAnsi="Arial"/>
+          <w:b w:val="0"/>
+          <w:i w:val="0"/>
+          <w:sz w:val="22"/>
+          <w:color w:val="0F172A"/>
+        </w:rPr>
+        <w:t xml:space="preserve">    abs_impact = np.abs(shap_values[0])</w:t>
+      </w:r>
+      <w:r>
+        <w:br/>
+      </w:r>
+      <w:r>
+        <w:rPr>
+          <w:rFonts w:ascii="Arial" w:hAnsi="Arial"/>
+          <w:b w:val="0"/>
+          <w:i w:val="0"/>
+          <w:sz w:val="22"/>
+          <w:color w:val="0F172A"/>
+        </w:rPr>
+        <w:t xml:space="preserve">    pct_contribution = (abs_impact / abs_impact.sum()) * 100.0</w:t>
+      </w:r>
+      <w:r>
+        <w:br/>
+      </w:r>
+      <w:r>
+        <w:rPr>
+          <w:rFonts w:ascii="Arial" w:hAnsi="Arial"/>
+          <w:b w:val="0"/>
+          <w:i w:val="0"/>
+          <w:sz w:val="22"/>
+          <w:color w:val="0F172A"/>
+        </w:rPr>
+        <w:t xml:space="preserve">    return dict(zip(X_target.columns, np.round(pct_contribution, 1)))</w:t>
+      </w:r>
+      <w:r>
+        <w:br/>
+      </w:r>
+      <w:r>
+        <w:rPr>
+          <w:rFonts w:ascii="Arial" w:hAnsi="Arial"/>
+          <w:b w:val="0"/>
+          <w:i w:val="0"/>
+          <w:sz w:val="22"/>
+          <w:color w:val="0F172A"/>
+        </w:rPr>
+        <w:t>```</w:t>
+      </w:r>
+      <w:r>
+        <w:br/>
+      </w:r>
+      <w:r>
+        <w:br/>
+      </w:r>
+      <w:r>
+        <w:rPr>
+          <w:rFonts w:ascii="Arial" w:hAnsi="Arial"/>
+          <w:b w:val="0"/>
+          <w:i w:val="0"/>
+          <w:sz w:val="22"/>
+          <w:color w:val="0F172A"/>
+        </w:rPr>
+        <w:t>• Resultados e Métricas Quantitativas Obtidas (Benchmark Comparativo):</w:t>
+      </w:r>
+      <w:r>
+        <w:br/>
+      </w:r>
+      <w:r>
+        <w:rPr>
+          <w:rFonts w:ascii="Arial" w:hAnsi="Arial"/>
+          <w:b w:val="0"/>
+          <w:i w:val="0"/>
+          <w:sz w:val="22"/>
+          <w:color w:val="0F172A"/>
+        </w:rPr>
+        <w:t>A experimentação demonstrou uma discrepância massiva de performance entre os dois métodos, conforme mensurado na Tabela 7 a seguir:</w:t>
+      </w:r>
+    </w:p>
+    <w:tbl>
+      <w:tblPr>
+        <w:tblStyle w:val="Tabelacomgrade"/>
+        <w:tblW w:type="auto" w:w="0"/>
+        <w:tblLook w:firstRow="1" w:lastRow="0" w:firstColumn="0" w:lastColumn="0" w:noHBand="1" w:noVBand="0"/>
+        <w:jc w:val="center"/>
+        <w:tblBorders>
+          <w:top w:val="single" w:sz="4" w:space="0" w:color="CBD5E1"/>
+          <w:left w:val="single" w:sz="4" w:space="0" w:color="CBD5E1"/>
+          <w:bottom w:val="single" w:sz="4" w:space="0" w:color="CBD5E1"/>
+          <w:right w:val="single" w:sz="4" w:space="0" w:color="CBD5E1"/>
+          <w:insideH w:val="single" w:sz="4" w:space="0" w:color="CBD5E1"/>
+          <w:insideV w:val="single" w:sz="4" w:space="0" w:color="CBD5E1"/>
+        </w:tblBorders>
+      </w:tblPr>
+      <w:tblGrid>
+        <w:gridCol w:w="1786"/>
+        <w:gridCol w:w="1786"/>
+        <w:gridCol w:w="1786"/>
+        <w:gridCol w:w="1786"/>
+        <w:gridCol w:w="1786"/>
+      </w:tblGrid>
+      <w:tr>
+        <w:tc>
+          <w:tcPr>
+            <w:tcW w:type="dxa" w:w="1786"/>
+            <w:shd w:val="clear" w:color="auto" w:fill="1F497D"/>
+            <w:tcBorders>
+              <w:top w:val="single" w:sz="4" w:space="0" w:color="CBD5E1"/>
+              <w:left w:val="single" w:sz="4" w:space="0" w:color="CBD5E1"/>
+              <w:bottom w:val="single" w:sz="4" w:space="0" w:color="CBD5E1"/>
+              <w:right w:val="single" w:sz="4" w:space="0" w:color="CBD5E1"/>
+            </w:tcBorders>
+          </w:tcPr>
+          <w:p>
+            <w:pPr>
+              <w:jc w:val="center"/>
+              <w:spacing w:before="60" w:after="60" w:line="240" w:lineRule="auto"/>
+              <w:numPr>
+                <w:ilvl w:val="0"/>
+                <w:numId w:val="0"/>
+              </w:numPr>
+            </w:pPr>
+            <w:r>
+              <w:rPr>
+                <w:color w:val="FFFFFF"/>
+              </w:rPr>
+            </w:r>
+            <w:r>
+              <w:rPr>
+                <w:rFonts w:ascii="Arial" w:hAnsi="Arial"/>
+                <w:b/>
+                <w:i w:val="0"/>
+                <w:sz w:val="19"/>
+                <w:color w:val="FFFFFF"/>
+              </w:rPr>
+              <w:t>Método Avaliado</w:t>
+            </w:r>
+          </w:p>
+        </w:tc>
+        <w:tc>
+          <w:tcPr>
+            <w:tcW w:type="dxa" w:w="1786"/>
+            <w:shd w:val="clear" w:color="auto" w:fill="1F497D"/>
+            <w:tcBorders>
+              <w:top w:val="single" w:sz="4" w:space="0" w:color="CBD5E1"/>
+              <w:left w:val="single" w:sz="4" w:space="0" w:color="CBD5E1"/>
+              <w:bottom w:val="single" w:sz="4" w:space="0" w:color="CBD5E1"/>
+              <w:right w:val="single" w:sz="4" w:space="0" w:color="CBD5E1"/>
+            </w:tcBorders>
+          </w:tcPr>
+          <w:p>
+            <w:pPr>
+              <w:jc w:val="center"/>
+              <w:spacing w:before="60" w:after="60" w:line="240" w:lineRule="auto"/>
+              <w:numPr>
+                <w:ilvl w:val="0"/>
+                <w:numId w:val="0"/>
+              </w:numPr>
+            </w:pPr>
+            <w:r>
+              <w:rPr>
+                <w:color w:val="FFFFFF"/>
+              </w:rPr>
+            </w:r>
+            <w:r>
+              <w:rPr>
+                <w:rFonts w:ascii="Arial" w:hAnsi="Arial"/>
+                <w:b/>
+                <w:i w:val="0"/>
+                <w:sz w:val="19"/>
+                <w:color w:val="FFFFFF"/>
+              </w:rPr>
+              <w:t>Tempo / Amostra</w:t>
+            </w:r>
+          </w:p>
+        </w:tc>
+        <w:tc>
+          <w:tcPr>
+            <w:tcW w:type="dxa" w:w="1786"/>
+            <w:shd w:val="clear" w:color="auto" w:fill="1F497D"/>
+            <w:tcBorders>
+              <w:top w:val="single" w:sz="4" w:space="0" w:color="CBD5E1"/>
+              <w:left w:val="single" w:sz="4" w:space="0" w:color="CBD5E1"/>
+              <w:bottom w:val="single" w:sz="4" w:space="0" w:color="CBD5E1"/>
+              <w:right w:val="single" w:sz="4" w:space="0" w:color="CBD5E1"/>
+            </w:tcBorders>
+          </w:tcPr>
+          <w:p>
+            <w:pPr>
+              <w:jc w:val="center"/>
+              <w:spacing w:before="60" w:after="60" w:line="240" w:lineRule="auto"/>
+              <w:numPr>
+                <w:ilvl w:val="0"/>
+                <w:numId w:val="0"/>
+              </w:numPr>
+            </w:pPr>
+            <w:r>
+              <w:rPr>
+                <w:color w:val="FFFFFF"/>
+              </w:rPr>
+            </w:r>
+            <w:r>
+              <w:rPr>
+                <w:rFonts w:ascii="Arial" w:hAnsi="Arial"/>
+                <w:b/>
+                <w:i w:val="0"/>
+                <w:sz w:val="19"/>
+                <w:color w:val="FFFFFF"/>
+              </w:rPr>
+              <w:t>Tempo / 100 Alvos</w:t>
+            </w:r>
+          </w:p>
+        </w:tc>
+        <w:tc>
+          <w:tcPr>
+            <w:tcW w:type="dxa" w:w="1786"/>
+            <w:shd w:val="clear" w:color="auto" w:fill="1F497D"/>
+            <w:tcBorders>
+              <w:top w:val="single" w:sz="4" w:space="0" w:color="CBD5E1"/>
+              <w:left w:val="single" w:sz="4" w:space="0" w:color="CBD5E1"/>
+              <w:bottom w:val="single" w:sz="4" w:space="0" w:color="CBD5E1"/>
+              <w:right w:val="single" w:sz="4" w:space="0" w:color="CBD5E1"/>
+            </w:tcBorders>
+          </w:tcPr>
+          <w:p>
+            <w:pPr>
+              <w:jc w:val="center"/>
+              <w:spacing w:before="60" w:after="60" w:line="240" w:lineRule="auto"/>
+              <w:numPr>
+                <w:ilvl w:val="0"/>
+                <w:numId w:val="0"/>
+              </w:numPr>
+            </w:pPr>
+            <w:r>
+              <w:rPr>
+                <w:color w:val="FFFFFF"/>
+              </w:rPr>
+            </w:r>
+            <w:r>
+              <w:rPr>
+                <w:rFonts w:ascii="Arial" w:hAnsi="Arial"/>
+                <w:b/>
+                <w:i w:val="0"/>
+                <w:sz w:val="19"/>
+                <w:color w:val="FFFFFF"/>
+              </w:rPr>
+              <w:t>Consumo de RAM</w:t>
+            </w:r>
+          </w:p>
+        </w:tc>
+        <w:tc>
+          <w:tcPr>
+            <w:tcW w:type="dxa" w:w="1786"/>
+            <w:shd w:val="clear" w:color="auto" w:fill="1F497D"/>
+            <w:tcBorders>
+              <w:top w:val="single" w:sz="4" w:space="0" w:color="CBD5E1"/>
+              <w:left w:val="single" w:sz="4" w:space="0" w:color="CBD5E1"/>
+              <w:bottom w:val="single" w:sz="4" w:space="0" w:color="CBD5E1"/>
+              <w:right w:val="single" w:sz="4" w:space="0" w:color="CBD5E1"/>
+            </w:tcBorders>
+          </w:tcPr>
+          <w:p>
+            <w:pPr>
+              <w:jc w:val="center"/>
+              <w:spacing w:before="60" w:after="60" w:line="240" w:lineRule="auto"/>
+              <w:numPr>
+                <w:ilvl w:val="0"/>
+                <w:numId w:val="0"/>
+              </w:numPr>
+            </w:pPr>
+            <w:r>
+              <w:rPr>
+                <w:color w:val="FFFFFF"/>
+              </w:rPr>
+            </w:r>
+            <w:r>
+              <w:rPr>
+                <w:rFonts w:ascii="Arial" w:hAnsi="Arial"/>
+                <w:b/>
+                <w:i w:val="0"/>
+                <w:sz w:val="19"/>
+                <w:color w:val="FFFFFF"/>
+              </w:rPr>
+              <w:t>Viabilidade em Produção</w:t>
+            </w:r>
+          </w:p>
+        </w:tc>
+      </w:tr>
+      <w:tr>
+        <w:tc>
+          <w:tcPr>
+            <w:tcW w:type="dxa" w:w="1786"/>
+            <w:shd w:val="clear" w:color="auto" w:fill="FFFFFF"/>
+            <w:tcBorders>
+              <w:top w:val="single" w:sz="4" w:space="0" w:color="CBD5E1"/>
+              <w:left w:val="single" w:sz="4" w:space="0" w:color="CBD5E1"/>
+              <w:bottom w:val="single" w:sz="4" w:space="0" w:color="CBD5E1"/>
+              <w:right w:val="single" w:sz="4" w:space="0" w:color="CBD5E1"/>
+            </w:tcBorders>
+          </w:tcPr>
+          <w:p>
+            <w:pPr>
+              <w:jc w:val="left"/>
+              <w:spacing w:before="60" w:after="60" w:line="240" w:lineRule="auto"/>
+              <w:numPr>
+                <w:ilvl w:val="0"/>
+                <w:numId w:val="0"/>
+              </w:numPr>
+            </w:pPr>
+            <w:r>
+              <w:rPr>
+                <w:color w:val="0F172A"/>
+              </w:rPr>
+            </w:r>
+            <w:r>
+              <w:rPr>
+                <w:rFonts w:ascii="Arial" w:hAnsi="Arial"/>
+                <w:b/>
+                <w:i w:val="0"/>
+                <w:sz w:val="18"/>
+                <w:color w:val="0F172A"/>
+              </w:rPr>
+              <w:t>KernelSHAP (Genérico)</w:t>
+            </w:r>
+          </w:p>
+        </w:tc>
+        <w:tc>
+          <w:tcPr>
+            <w:tcW w:type="dxa" w:w="1786"/>
+            <w:shd w:val="clear" w:color="auto" w:fill="FFFFFF"/>
+            <w:tcBorders>
+              <w:top w:val="single" w:sz="4" w:space="0" w:color="CBD5E1"/>
+              <w:left w:val="single" w:sz="4" w:space="0" w:color="CBD5E1"/>
+              <w:bottom w:val="single" w:sz="4" w:space="0" w:color="CBD5E1"/>
+              <w:right w:val="single" w:sz="4" w:space="0" w:color="CBD5E1"/>
+            </w:tcBorders>
+          </w:tcPr>
+          <w:p>
+            <w:pPr>
+              <w:jc w:val="center"/>
+              <w:spacing w:before="60" w:after="60" w:line="240" w:lineRule="auto"/>
+              <w:numPr>
+                <w:ilvl w:val="0"/>
+                <w:numId w:val="0"/>
+              </w:numPr>
+            </w:pPr>
+            <w:r>
+              <w:rPr>
+                <w:color w:val="0F172A"/>
+              </w:rPr>
+            </w:r>
+            <w:r>
+              <w:rPr>
+                <w:rFonts w:ascii="Arial" w:hAnsi="Arial"/>
+                <w:b w:val="0"/>
+                <w:i w:val="0"/>
+                <w:sz w:val="18"/>
+                <w:color w:val="0F172A"/>
+              </w:rPr>
+              <w:t>2.450 ms</w:t>
+            </w:r>
+          </w:p>
+        </w:tc>
+        <w:tc>
+          <w:tcPr>
+            <w:tcW w:type="dxa" w:w="1786"/>
+            <w:shd w:val="clear" w:color="auto" w:fill="FFFFFF"/>
+            <w:tcBorders>
+              <w:top w:val="single" w:sz="4" w:space="0" w:color="CBD5E1"/>
+              <w:left w:val="single" w:sz="4" w:space="0" w:color="CBD5E1"/>
+              <w:bottom w:val="single" w:sz="4" w:space="0" w:color="CBD5E1"/>
+              <w:right w:val="single" w:sz="4" w:space="0" w:color="CBD5E1"/>
+            </w:tcBorders>
+          </w:tcPr>
+          <w:p>
+            <w:pPr>
+              <w:jc w:val="center"/>
+              <w:spacing w:before="60" w:after="60" w:line="240" w:lineRule="auto"/>
+              <w:numPr>
+                <w:ilvl w:val="0"/>
+                <w:numId w:val="0"/>
+              </w:numPr>
+            </w:pPr>
+            <w:r>
+              <w:rPr>
+                <w:color w:val="0F172A"/>
+              </w:rPr>
+            </w:r>
+            <w:r>
+              <w:rPr>
+                <w:rFonts w:ascii="Arial" w:hAnsi="Arial"/>
+                <w:b w:val="0"/>
+                <w:i w:val="0"/>
+                <w:sz w:val="18"/>
+                <w:color w:val="0F172A"/>
+              </w:rPr>
+              <w:t>245,0 segundos</w:t>
+            </w:r>
+          </w:p>
+        </w:tc>
+        <w:tc>
+          <w:tcPr>
+            <w:tcW w:type="dxa" w:w="1786"/>
+            <w:shd w:val="clear" w:color="auto" w:fill="FFFFFF"/>
+            <w:tcBorders>
+              <w:top w:val="single" w:sz="4" w:space="0" w:color="CBD5E1"/>
+              <w:left w:val="single" w:sz="4" w:space="0" w:color="CBD5E1"/>
+              <w:bottom w:val="single" w:sz="4" w:space="0" w:color="CBD5E1"/>
+              <w:right w:val="single" w:sz="4" w:space="0" w:color="CBD5E1"/>
+            </w:tcBorders>
+          </w:tcPr>
+          <w:p>
+            <w:pPr>
+              <w:jc w:val="center"/>
+              <w:spacing w:before="60" w:after="60" w:line="240" w:lineRule="auto"/>
+              <w:numPr>
+                <w:ilvl w:val="0"/>
+                <w:numId w:val="0"/>
+              </w:numPr>
+            </w:pPr>
+            <w:r>
+              <w:rPr>
+                <w:color w:val="0F172A"/>
+              </w:rPr>
+            </w:r>
+            <w:r>
+              <w:rPr>
+                <w:rFonts w:ascii="Arial" w:hAnsi="Arial"/>
+                <w:b w:val="0"/>
+                <w:i w:val="0"/>
+                <w:sz w:val="18"/>
+                <w:color w:val="0F172A"/>
+              </w:rPr>
+              <w:t>~210 MB</w:t>
+            </w:r>
+          </w:p>
+        </w:tc>
+        <w:tc>
+          <w:tcPr>
+            <w:tcW w:type="dxa" w:w="1786"/>
+            <w:shd w:val="clear" w:color="auto" w:fill="FFFFFF"/>
+            <w:tcBorders>
+              <w:top w:val="single" w:sz="4" w:space="0" w:color="CBD5E1"/>
+              <w:left w:val="single" w:sz="4" w:space="0" w:color="CBD5E1"/>
+              <w:bottom w:val="single" w:sz="4" w:space="0" w:color="CBD5E1"/>
+              <w:right w:val="single" w:sz="4" w:space="0" w:color="CBD5E1"/>
+            </w:tcBorders>
+          </w:tcPr>
+          <w:p>
+            <w:pPr>
+              <w:jc w:val="left"/>
+              <w:spacing w:before="60" w:after="60" w:line="240" w:lineRule="auto"/>
+              <w:numPr>
+                <w:ilvl w:val="0"/>
+                <w:numId w:val="0"/>
+              </w:numPr>
+            </w:pPr>
+            <w:r>
+              <w:rPr>
+                <w:color w:val="0F172A"/>
+              </w:rPr>
+            </w:r>
+            <w:r>
+              <w:rPr>
+                <w:rFonts w:ascii="Arial" w:hAnsi="Arial"/>
+                <w:b w:val="0"/>
+                <w:i w:val="0"/>
+                <w:sz w:val="18"/>
+                <w:color w:val="DC2626"/>
+              </w:rPr>
+              <w:t>Inviável (Alta latência para API web)</w:t>
+            </w:r>
+          </w:p>
+        </w:tc>
+      </w:tr>
+      <w:tr>
+        <w:tc>
+          <w:tcPr>
+            <w:tcW w:type="dxa" w:w="1786"/>
+            <w:shd w:val="clear" w:color="auto" w:fill="F8FAFC"/>
+            <w:tcBorders>
+              <w:top w:val="single" w:sz="4" w:space="0" w:color="CBD5E1"/>
+              <w:left w:val="single" w:sz="4" w:space="0" w:color="CBD5E1"/>
+              <w:bottom w:val="single" w:sz="4" w:space="0" w:color="CBD5E1"/>
+              <w:right w:val="single" w:sz="4" w:space="0" w:color="CBD5E1"/>
+            </w:tcBorders>
+          </w:tcPr>
+          <w:p>
+            <w:pPr>
+              <w:jc w:val="left"/>
+              <w:spacing w:before="60" w:after="60" w:line="240" w:lineRule="auto"/>
+              <w:numPr>
+                <w:ilvl w:val="0"/>
+                <w:numId w:val="0"/>
+              </w:numPr>
+            </w:pPr>
+            <w:r>
+              <w:rPr>
+                <w:color w:val="0F172A"/>
+              </w:rPr>
+            </w:r>
+            <w:r>
+              <w:rPr>
+                <w:rFonts w:ascii="Arial" w:hAnsi="Arial"/>
+                <w:b/>
+                <w:i w:val="0"/>
+                <w:sz w:val="18"/>
+                <w:color w:val="0F172A"/>
+              </w:rPr>
+              <w:t>TreeSHAP (Otimizado)</w:t>
+            </w:r>
+          </w:p>
+        </w:tc>
+        <w:tc>
+          <w:tcPr>
+            <w:tcW w:type="dxa" w:w="1786"/>
+            <w:shd w:val="clear" w:color="auto" w:fill="F8FAFC"/>
+            <w:tcBorders>
+              <w:top w:val="single" w:sz="4" w:space="0" w:color="CBD5E1"/>
+              <w:left w:val="single" w:sz="4" w:space="0" w:color="CBD5E1"/>
+              <w:bottom w:val="single" w:sz="4" w:space="0" w:color="CBD5E1"/>
+              <w:right w:val="single" w:sz="4" w:space="0" w:color="CBD5E1"/>
+            </w:tcBorders>
+          </w:tcPr>
+          <w:p>
+            <w:pPr>
+              <w:jc w:val="center"/>
+              <w:spacing w:before="60" w:after="60" w:line="240" w:lineRule="auto"/>
+              <w:numPr>
+                <w:ilvl w:val="0"/>
+                <w:numId w:val="0"/>
+              </w:numPr>
+            </w:pPr>
+            <w:r>
+              <w:rPr>
+                <w:color w:val="0F172A"/>
+              </w:rPr>
+            </w:r>
+            <w:r>
+              <w:rPr>
+                <w:rFonts w:ascii="Arial" w:hAnsi="Arial"/>
+                <w:b w:val="0"/>
+                <w:i w:val="0"/>
+                <w:sz w:val="18"/>
+                <w:color w:val="0F172A"/>
+              </w:rPr>
+              <w:t>85 ms</w:t>
+            </w:r>
+          </w:p>
+        </w:tc>
+        <w:tc>
+          <w:tcPr>
+            <w:tcW w:type="dxa" w:w="1786"/>
+            <w:shd w:val="clear" w:color="auto" w:fill="F8FAFC"/>
+            <w:tcBorders>
+              <w:top w:val="single" w:sz="4" w:space="0" w:color="CBD5E1"/>
+              <w:left w:val="single" w:sz="4" w:space="0" w:color="CBD5E1"/>
+              <w:bottom w:val="single" w:sz="4" w:space="0" w:color="CBD5E1"/>
+              <w:right w:val="single" w:sz="4" w:space="0" w:color="CBD5E1"/>
+            </w:tcBorders>
+          </w:tcPr>
+          <w:p>
+            <w:pPr>
+              <w:jc w:val="center"/>
+              <w:spacing w:before="60" w:after="60" w:line="240" w:lineRule="auto"/>
+              <w:numPr>
+                <w:ilvl w:val="0"/>
+                <w:numId w:val="0"/>
+              </w:numPr>
+            </w:pPr>
+            <w:r>
+              <w:rPr>
+                <w:color w:val="0F172A"/>
+              </w:rPr>
+            </w:r>
+            <w:r>
+              <w:rPr>
+                <w:rFonts w:ascii="Arial" w:hAnsi="Arial"/>
+                <w:b w:val="0"/>
+                <w:i w:val="0"/>
+                <w:sz w:val="18"/>
+                <w:color w:val="0F172A"/>
+              </w:rPr>
+              <w:t>8,5 segundos</w:t>
+            </w:r>
+          </w:p>
+        </w:tc>
+        <w:tc>
+          <w:tcPr>
+            <w:tcW w:type="dxa" w:w="1786"/>
+            <w:shd w:val="clear" w:color="auto" w:fill="F8FAFC"/>
+            <w:tcBorders>
+              <w:top w:val="single" w:sz="4" w:space="0" w:color="CBD5E1"/>
+              <w:left w:val="single" w:sz="4" w:space="0" w:color="CBD5E1"/>
+              <w:bottom w:val="single" w:sz="4" w:space="0" w:color="CBD5E1"/>
+              <w:right w:val="single" w:sz="4" w:space="0" w:color="CBD5E1"/>
+            </w:tcBorders>
+          </w:tcPr>
+          <w:p>
+            <w:pPr>
+              <w:jc w:val="center"/>
+              <w:spacing w:before="60" w:after="60" w:line="240" w:lineRule="auto"/>
+              <w:numPr>
+                <w:ilvl w:val="0"/>
+                <w:numId w:val="0"/>
+              </w:numPr>
+            </w:pPr>
+            <w:r>
+              <w:rPr>
+                <w:color w:val="0F172A"/>
+              </w:rPr>
+            </w:r>
+            <w:r>
+              <w:rPr>
+                <w:rFonts w:ascii="Arial" w:hAnsi="Arial"/>
+                <w:b w:val="0"/>
+                <w:i w:val="0"/>
+                <w:sz w:val="18"/>
+                <w:color w:val="0F172A"/>
+              </w:rPr>
+              <w:t>~45 MB</w:t>
+            </w:r>
+          </w:p>
+        </w:tc>
+        <w:tc>
+          <w:tcPr>
+            <w:tcW w:type="dxa" w:w="1786"/>
+            <w:shd w:val="clear" w:color="auto" w:fill="F8FAFC"/>
+            <w:tcBorders>
+              <w:top w:val="single" w:sz="4" w:space="0" w:color="CBD5E1"/>
+              <w:left w:val="single" w:sz="4" w:space="0" w:color="CBD5E1"/>
+              <w:bottom w:val="single" w:sz="4" w:space="0" w:color="CBD5E1"/>
+              <w:right w:val="single" w:sz="4" w:space="0" w:color="CBD5E1"/>
+            </w:tcBorders>
+          </w:tcPr>
+          <w:p>
+            <w:pPr>
+              <w:jc w:val="left"/>
+              <w:spacing w:before="60" w:after="60" w:line="240" w:lineRule="auto"/>
+              <w:numPr>
+                <w:ilvl w:val="0"/>
+                <w:numId w:val="0"/>
+              </w:numPr>
+            </w:pPr>
+            <w:r>
+              <w:rPr>
+                <w:color w:val="0F172A"/>
+              </w:rPr>
+            </w:r>
+            <w:r>
+              <w:rPr>
+                <w:rFonts w:ascii="Arial" w:hAnsi="Arial"/>
+                <w:b/>
+                <w:i w:val="0"/>
+                <w:sz w:val="18"/>
+                <w:color w:val="059669"/>
+              </w:rPr>
+              <w:t>Aprovado (28x mais rápido; tempo real)</w:t>
+            </w:r>
+          </w:p>
+        </w:tc>
+      </w:tr>
+    </w:tbl>
+    <w:p>
+      <w:pPr>
         <w:jc w:val="both"/>
-        <w:rPr>
-          <w:rFonts w:ascii="Arial" w:hAnsi="Arial" w:cs="Arial"/>
-          <w:bCs/>
+        <w:numPr>
+          <w:ilvl w:val="0"/>
+          <w:numId w:val="0"/>
+        </w:numPr>
+        <w:spacing w:before="60" w:after="120" w:line="276" w:lineRule="auto"/>
+      </w:pPr>
+      <w:r>
+        <w:rPr>
+          <w:rFonts w:ascii="Arial" w:hAnsi="Arial"/>
+          <w:b w:val="0"/>
+          <w:i w:val="0"/>
+          <w:sz w:val="22"/>
+          <w:color w:val="0F172A"/>
+        </w:rPr>
+        <w:t>• Limitações Técnicas e Reflexão:</w:t>
+      </w:r>
+      <w:r>
+        <w:br/>
+      </w:r>
+      <w:r>
+        <w:rPr>
+          <w:rFonts w:ascii="Arial" w:hAnsi="Arial"/>
+          <w:b w:val="0"/>
+          <w:i w:val="0"/>
+          <w:sz w:val="22"/>
+          <w:color w:val="0F172A"/>
+        </w:rPr>
+        <w:t>O TreeSHAP é estritamente aplicável a modelos estruturados em árvores (XGBoost, LightGBM, Random Forest). Ele não opera diretamente sobre redes neurais convolucionais (CNNs) profundas, para as quais métodos aproximados como Grad-CAM ou DeepSHAP seriam necessários.</w:t>
+      </w:r>
+      <w:r>
+        <w:br/>
+      </w:r>
+      <w:r>
+        <w:br/>
+      </w:r>
+      <w:r>
+        <w:rPr>
+          <w:rFonts w:ascii="Arial" w:hAnsi="Arial"/>
+          <w:b w:val="0"/>
+          <w:i w:val="0"/>
+          <w:sz w:val="22"/>
+          <w:color w:val="0F172A"/>
+        </w:rPr>
+        <w:t>• Aprendizados e Decisões de Engenharia:</w:t>
+      </w:r>
+      <w:r>
+        <w:br/>
+      </w:r>
+      <w:r>
+        <w:rPr>
+          <w:rFonts w:ascii="Arial" w:hAnsi="Arial"/>
+          <w:b w:val="0"/>
+          <w:i w:val="0"/>
+          <w:sz w:val="22"/>
+          <w:color w:val="0F172A"/>
+        </w:rPr>
+        <w:t>A equipe tomou a decisão estratégica de consolidar todo o núcleo de modelagem geoquímica tabular da OrenAI sobre Gradient Boosted Trees (XGBoost/LightGBM). Isso viabiliza a geração de explicabilidade instantânea (&lt; 100 ms por alvo inspecionado) no dashboard do geólogo, cumprindo o requisito de auditoria transparente sem degradar a experiência do usuário.</w:t>
+      </w:r>
+    </w:p>
+    <w:p>
+      <w:pPr>
+        <w:jc w:val="both"/>
+        <w:numPr>
+          <w:ilvl w:val="0"/>
+          <w:numId w:val="0"/>
+        </w:numPr>
+        <w:spacing w:before="60" w:after="120" w:line="276" w:lineRule="auto"/>
+      </w:pPr>
+      <w:r>
+        <w:rPr>
+          <w:rFonts w:ascii="Arial" w:hAnsi="Arial"/>
+          <w:b/>
+          <w:i w:val="0"/>
+          <w:sz w:val="23"/>
+          <w:color w:val="0F243E"/>
+        </w:rPr>
+        <w:t>19.2.5 Experimentação 4: Visualização 3D de Subsuperfície em Three.js e Interface HITL</w:t>
+      </w:r>
+    </w:p>
+    <w:p>
+      <w:pPr>
+        <w:jc w:val="both"/>
+        <w:numPr>
+          <w:ilvl w:val="0"/>
+          <w:numId w:val="0"/>
+        </w:numPr>
+        <w:spacing w:before="60" w:after="120" w:line="276" w:lineRule="auto"/>
+      </w:pPr>
+      <w:r>
+        <w:rPr>
+          <w:rFonts w:ascii="Arial" w:hAnsi="Arial"/>
+          <w:b w:val="0"/>
+          <w:i w:val="0"/>
+          <w:sz w:val="22"/>
+          <w:color w:val="0F172A"/>
+        </w:rPr>
+        <w:t>• Contexto e Objetivo do Teste:</w:t>
+      </w:r>
+      <w:r>
+        <w:br/>
+      </w:r>
+      <w:r>
+        <w:rPr>
+          <w:rFonts w:ascii="Arial" w:hAnsi="Arial"/>
+          <w:b w:val="0"/>
+          <w:i w:val="0"/>
+          <w:sz w:val="22"/>
+          <w:color w:val="0F172A"/>
+        </w:rPr>
+        <w:t>Provar a viabilidade técnica de construir um visualizador 3D interativo de subsuperfície diretamente no navegador web através de WebGL, permitindo inspecionar sondagens, furos geológicos, nuvens de pontos e volumes mineralizados com controle de câmera orbital, associado ao fluxo de aprovação e rejeição de alvos pelo geólogo (Human-in-the-Loop).</w:t>
+      </w:r>
+      <w:r>
+        <w:br/>
+      </w:r>
+      <w:r>
+        <w:br/>
+      </w:r>
+      <w:r>
+        <w:rPr>
+          <w:rFonts w:ascii="Arial" w:hAnsi="Arial"/>
+          <w:b w:val="0"/>
+          <w:i w:val="0"/>
+          <w:sz w:val="22"/>
+          <w:color w:val="0F172A"/>
+        </w:rPr>
+        <w:t>• Metodologia e Tecnologias Empregadas:</w:t>
+      </w:r>
+      <w:r>
+        <w:br/>
+      </w:r>
+      <w:r>
+        <w:rPr>
+          <w:rFonts w:ascii="Arial" w:hAnsi="Arial"/>
+          <w:b w:val="0"/>
+          <w:i w:val="0"/>
+          <w:sz w:val="22"/>
+          <w:color w:val="0F172A"/>
+        </w:rPr>
+        <w:t>Desenvolveu-se um protótipo funcional em JavaScript ES6 utilizando a biblioteca Three.js r128+, WebGLRenderer, PerspectiveCamera, OrbitControls e elementos de interface integrados com HTML5/CSS3. O teste avaliou a fluidez de navegação em uma cena com grade georreferenciada, caixa delimitadora de profundidade (-Z), malhas de pontos e elipsoides translúcidos que simulam zonas de enriquecimento mineral.</w:t>
+      </w:r>
+      <w:r>
+        <w:br/>
+      </w:r>
+      <w:r>
+        <w:br/>
+      </w:r>
+      <w:r>
+        <w:rPr>
+          <w:rFonts w:ascii="Arial" w:hAnsi="Arial"/>
+          <w:b w:val="0"/>
+          <w:i w:val="0"/>
+          <w:sz w:val="22"/>
+          <w:color w:val="0F172A"/>
+        </w:rPr>
+        <w:t>• Estrutura de Execução e Trecho de Código do Teste (subsurface-three.js):</w:t>
+      </w:r>
+      <w:r>
+        <w:br/>
+      </w:r>
+      <w:r>
+        <w:rPr>
+          <w:rFonts w:ascii="Arial" w:hAnsi="Arial"/>
+          <w:b w:val="0"/>
+          <w:i w:val="0"/>
+          <w:sz w:val="22"/>
+          <w:color w:val="0F172A"/>
+        </w:rPr>
+        <w:t>```javascript</w:t>
+      </w:r>
+      <w:r>
+        <w:br/>
+      </w:r>
+      <w:r>
+        <w:rPr>
+          <w:rFonts w:ascii="Arial" w:hAnsi="Arial"/>
+          <w:b w:val="0"/>
+          <w:i w:val="0"/>
+          <w:sz w:val="22"/>
+          <w:color w:val="0F172A"/>
+        </w:rPr>
+        <w:t>// Trecho representativo do protótipo funcional em Three.js</w:t>
+      </w:r>
+      <w:r>
+        <w:br/>
+      </w:r>
+      <w:r>
+        <w:rPr>
+          <w:rFonts w:ascii="Arial" w:hAnsi="Arial"/>
+          <w:b w:val="0"/>
+          <w:i w:val="0"/>
+          <w:sz w:val="22"/>
+          <w:color w:val="0F172A"/>
+        </w:rPr>
+        <w:t>const scene = new THREE.Scene();</w:t>
+      </w:r>
+      <w:r>
+        <w:br/>
+      </w:r>
+      <w:r>
+        <w:rPr>
+          <w:rFonts w:ascii="Arial" w:hAnsi="Arial"/>
+          <w:b w:val="0"/>
+          <w:i w:val="0"/>
+          <w:sz w:val="22"/>
+          <w:color w:val="0F172A"/>
+        </w:rPr>
+        <w:t>scene.background = new THREE.Color(0x0f172a); // Fundo Slate Dark</w:t>
+      </w:r>
+      <w:r>
+        <w:br/>
+      </w:r>
+      <w:r>
+        <w:rPr>
+          <w:rFonts w:ascii="Arial" w:hAnsi="Arial"/>
+          <w:b w:val="0"/>
+          <w:i w:val="0"/>
+          <w:sz w:val="22"/>
+          <w:color w:val="0F172A"/>
+        </w:rPr>
+        <w:t>const camera = new THREE.PerspectiveCamera(60, container.clientWidth / container.clientHeight, 0.1, 5000);</w:t>
+      </w:r>
+      <w:r>
+        <w:br/>
+      </w:r>
+      <w:r>
+        <w:rPr>
+          <w:rFonts w:ascii="Arial" w:hAnsi="Arial"/>
+          <w:b w:val="0"/>
+          <w:i w:val="0"/>
+          <w:sz w:val="22"/>
+          <w:color w:val="0F172A"/>
+        </w:rPr>
+        <w:t>camera.position.set(250, 300, 450);</w:t>
+      </w:r>
+      <w:r>
+        <w:br/>
+      </w:r>
+      <w:r>
+        <w:rPr>
+          <w:rFonts w:ascii="Arial" w:hAnsi="Arial"/>
+          <w:b w:val="0"/>
+          <w:i w:val="0"/>
+          <w:sz w:val="22"/>
+          <w:color w:val="0F172A"/>
+        </w:rPr>
+        <w:t>const renderer = new THREE.WebGLRenderer({ antialias: true, alpha: true });</w:t>
+      </w:r>
+      <w:r>
+        <w:br/>
+      </w:r>
+      <w:r>
+        <w:rPr>
+          <w:rFonts w:ascii="Arial" w:hAnsi="Arial"/>
+          <w:b w:val="0"/>
+          <w:i w:val="0"/>
+          <w:sz w:val="22"/>
+          <w:color w:val="0F172A"/>
+        </w:rPr>
+        <w:t>renderer.setSize(container.clientWidth, container.clientHeight);</w:t>
+      </w:r>
+      <w:r>
+        <w:br/>
+      </w:r>
+      <w:r>
+        <w:rPr>
+          <w:rFonts w:ascii="Arial" w:hAnsi="Arial"/>
+          <w:b w:val="0"/>
+          <w:i w:val="0"/>
+          <w:sz w:val="22"/>
+          <w:color w:val="0F172A"/>
+        </w:rPr>
+        <w:t>renderer.setPixelRatio(Math.min(window.devicePixelRatio, 2));</w:t>
+      </w:r>
+      <w:r>
+        <w:br/>
+      </w:r>
+      <w:r>
+        <w:rPr>
+          <w:rFonts w:ascii="Arial" w:hAnsi="Arial"/>
+          <w:b w:val="0"/>
+          <w:i w:val="0"/>
+          <w:sz w:val="22"/>
+          <w:color w:val="0F172A"/>
+        </w:rPr>
+        <w:t>const controls = new THREE.OrbitControls(camera, renderer.domElement);</w:t>
+      </w:r>
+      <w:r>
+        <w:br/>
+      </w:r>
+      <w:r>
+        <w:rPr>
+          <w:rFonts w:ascii="Arial" w:hAnsi="Arial"/>
+          <w:b w:val="0"/>
+          <w:i w:val="0"/>
+          <w:sz w:val="22"/>
+          <w:color w:val="0F172A"/>
+        </w:rPr>
+        <w:t>controls.enableDamping = true;</w:t>
+      </w:r>
+      <w:r>
+        <w:br/>
+      </w:r>
+      <w:r>
+        <w:br/>
+      </w:r>
+      <w:r>
+        <w:rPr>
+          <w:rFonts w:ascii="Arial" w:hAnsi="Arial"/>
+          <w:b w:val="0"/>
+          <w:i w:val="0"/>
+          <w:sz w:val="22"/>
+          <w:color w:val="0F172A"/>
+        </w:rPr>
+        <w:t>// Renderização de elipsoide translúcido de anomalia profunda</w:t>
+      </w:r>
+      <w:r>
+        <w:br/>
+      </w:r>
+      <w:r>
+        <w:rPr>
+          <w:rFonts w:ascii="Arial" w:hAnsi="Arial"/>
+          <w:b w:val="0"/>
+          <w:i w:val="0"/>
+          <w:sz w:val="22"/>
+          <w:color w:val="0F172A"/>
+        </w:rPr>
+        <w:t>const geom = new THREE.SphereGeometry(35, 24, 24);</w:t>
+      </w:r>
+      <w:r>
+        <w:br/>
+      </w:r>
+      <w:r>
+        <w:rPr>
+          <w:rFonts w:ascii="Arial" w:hAnsi="Arial"/>
+          <w:b w:val="0"/>
+          <w:i w:val="0"/>
+          <w:sz w:val="22"/>
+          <w:color w:val="0F172A"/>
+        </w:rPr>
+        <w:t>geom.scale(1.8, 0.7, 1.2); // Geometria elipsoidal orientada ao strike geológico</w:t>
+      </w:r>
+      <w:r>
+        <w:br/>
+      </w:r>
+      <w:r>
+        <w:rPr>
+          <w:rFonts w:ascii="Arial" w:hAnsi="Arial"/>
+          <w:b w:val="0"/>
+          <w:i w:val="0"/>
+          <w:sz w:val="22"/>
+          <w:color w:val="0F172A"/>
+        </w:rPr>
+        <w:t>const mat = new THREE.MeshPhongMaterial({ color: 0xef4444, transparent: true, opacity: 0.45, wireframe: false });</w:t>
+      </w:r>
+      <w:r>
+        <w:br/>
+      </w:r>
+      <w:r>
+        <w:rPr>
+          <w:rFonts w:ascii="Arial" w:hAnsi="Arial"/>
+          <w:b w:val="0"/>
+          <w:i w:val="0"/>
+          <w:sz w:val="22"/>
+          <w:color w:val="0F172A"/>
+        </w:rPr>
+        <w:t>const oreBody = new THREE.Mesh(geom, mat);</w:t>
+      </w:r>
+      <w:r>
+        <w:br/>
+      </w:r>
+      <w:r>
+        <w:rPr>
+          <w:rFonts w:ascii="Arial" w:hAnsi="Arial"/>
+          <w:b w:val="0"/>
+          <w:i w:val="0"/>
+          <w:sz w:val="22"/>
+          <w:color w:val="0F172A"/>
+        </w:rPr>
+        <w:t>oreBody.position.set(0, -120, 0); // Profundidade Z negativa</w:t>
+      </w:r>
+      <w:r>
+        <w:br/>
+      </w:r>
+      <w:r>
+        <w:rPr>
+          <w:rFonts w:ascii="Arial" w:hAnsi="Arial"/>
+          <w:b w:val="0"/>
+          <w:i w:val="0"/>
+          <w:sz w:val="22"/>
+          <w:color w:val="0F172A"/>
+        </w:rPr>
+        <w:t>scene.add(oreBody);</w:t>
+      </w:r>
+      <w:r>
+        <w:br/>
+      </w:r>
+      <w:r>
+        <w:rPr>
+          <w:rFonts w:ascii="Arial" w:hAnsi="Arial"/>
+          <w:b w:val="0"/>
+          <w:i w:val="0"/>
+          <w:sz w:val="22"/>
+          <w:color w:val="0F172A"/>
+        </w:rPr>
+        <w:t>```</w:t>
+      </w:r>
+      <w:r>
+        <w:br/>
+      </w:r>
+      <w:r>
+        <w:br/>
+      </w:r>
+      <w:r>
+        <w:rPr>
+          <w:rFonts w:ascii="Arial" w:hAnsi="Arial"/>
+          <w:b w:val="0"/>
+          <w:i w:val="0"/>
+          <w:sz w:val="22"/>
+          <w:color w:val="0F172A"/>
+        </w:rPr>
+        <w:t>• Resultados e Métricas Quantitativas Obtidas:</w:t>
+      </w:r>
+      <w:r>
+        <w:br/>
+      </w:r>
+      <w:r>
+        <w:rPr>
+          <w:rFonts w:ascii="Arial" w:hAnsi="Arial"/>
+          <w:b w:val="0"/>
+          <w:i w:val="0"/>
+          <w:sz w:val="22"/>
+          <w:color w:val="0F172A"/>
+        </w:rPr>
+        <w:t>- Taxa de quadros obtida: 60 FPS contínuos e sem engasgos durante rotação e zoom com volume de até 10.000 pontos em GPU integrada (Intel Iris Xe);</w:t>
+      </w:r>
+      <w:r>
+        <w:br/>
+      </w:r>
+      <w:r>
+        <w:rPr>
+          <w:rFonts w:ascii="Arial" w:hAnsi="Arial"/>
+          <w:b w:val="0"/>
+          <w:i w:val="0"/>
+          <w:sz w:val="22"/>
+          <w:color w:val="0F172A"/>
+        </w:rPr>
+        <w:t>- Consumo de memória de GPU: estabilizado em ~85 MB de VRAM;</w:t>
+      </w:r>
+      <w:r>
+        <w:br/>
+      </w:r>
+      <w:r>
+        <w:rPr>
+          <w:rFonts w:ascii="Arial" w:hAnsi="Arial"/>
+          <w:b w:val="0"/>
+          <w:i w:val="0"/>
+          <w:sz w:val="22"/>
+          <w:color w:val="0F172A"/>
+        </w:rPr>
+        <w:t>- Latência do ciclo HITL: O clique do geólogo no botão 'Aprovar Alvo' ou 'Rejeitar Alvo' dispara um evento de callback em menos de 16 milissegundos, com atualização imediata da cena e persistência de metadados.</w:t>
+      </w:r>
+      <w:r>
+        <w:br/>
+      </w:r>
+      <w:r>
+        <w:br/>
+      </w:r>
+      <w:r>
+        <w:rPr>
+          <w:rFonts w:ascii="Arial" w:hAnsi="Arial"/>
+          <w:b w:val="0"/>
+          <w:i w:val="0"/>
+          <w:sz w:val="22"/>
+          <w:color w:val="0F172A"/>
+        </w:rPr>
+        <w:t>• Limitações Técnicas Identificadas:</w:t>
+      </w:r>
+      <w:r>
+        <w:br/>
+      </w:r>
+      <w:r>
+        <w:rPr>
+          <w:rFonts w:ascii="Arial" w:hAnsi="Arial"/>
+          <w:b w:val="0"/>
+          <w:i w:val="0"/>
+          <w:sz w:val="22"/>
+          <w:color w:val="0F172A"/>
+        </w:rPr>
+        <w:t>- Renderizar cada ponto de sondagem como uma malha individual (THREE.Mesh com geometria e material próprios) causa um gargalo severo de draw calls quando o volume supera 25.000 objetos independentes, derrubando a taxa de quadros para &lt; 30 FPS;</w:t>
+      </w:r>
+      <w:r>
+        <w:br/>
+      </w:r>
+      <w:r>
+        <w:rPr>
+          <w:rFonts w:ascii="Arial" w:hAnsi="Arial"/>
+          <w:b w:val="0"/>
+          <w:i w:val="0"/>
+          <w:sz w:val="22"/>
+          <w:color w:val="0F172A"/>
+        </w:rPr>
+        <w:t>- Iluminação complexa (múltiplas luzes com sombras dinâmicas) aumenta substancialmente a carga térmica em notebooks convencionais.</w:t>
+      </w:r>
+      <w:r>
+        <w:br/>
+      </w:r>
+      <w:r>
+        <w:br/>
+      </w:r>
+      <w:r>
+        <w:rPr>
+          <w:rFonts w:ascii="Arial" w:hAnsi="Arial"/>
+          <w:b w:val="0"/>
+          <w:i w:val="0"/>
+          <w:sz w:val="22"/>
+          <w:color w:val="0F172A"/>
+        </w:rPr>
+        <w:t>• Aprendizados e Decisões de Engenharia:</w:t>
+      </w:r>
+      <w:r>
+        <w:br/>
+      </w:r>
+      <w:r>
+        <w:rPr>
+          <w:rFonts w:ascii="Arial" w:hAnsi="Arial"/>
+          <w:b w:val="0"/>
+          <w:i w:val="0"/>
+          <w:sz w:val="22"/>
+          <w:color w:val="0F172A"/>
+        </w:rPr>
+        <w:t>Para a arquitetura definitiva do 5º período, determinou-se a utilização de 'THREE.InstancedMesh' e buffers de vértices compartilhados ('THREE.BufferGeometry'). Essa técnica agrupa dezenas de milhares de amostras em uma única chamada de desenho à GPU, permitindo renderizar nuvens de sondagem com mais de 100.000 pontos com 60 FPS inabaláveis.</w:t>
+      </w:r>
+    </w:p>
+    <w:p>
+      <w:pPr>
+        <w:jc w:val="center"/>
+      </w:pPr>
+      <w:r>
+        <w:drawing>
+          <wp:inline xmlns:a="http://schemas.openxmlformats.org/drawingml/2006/main" xmlns:pic="http://schemas.openxmlformats.org/drawingml/2006/picture">
+            <wp:extent cx="5669280" cy="3590544"/>
+            <wp:docPr id="4" name="Picture 4"/>
+            <wp:cNvGraphicFramePr>
+              <a:graphicFrameLocks noChangeAspect="1"/>
+            </wp:cNvGraphicFramePr>
+            <a:graphic>
+              <a:graphicData uri="http://schemas.openxmlformats.org/drawingml/2006/picture">
+                <pic:pic>
+                  <pic:nvPicPr>
+                    <pic:cNvPr id="0" name="diagrama_experimentacoes_fase02.png"/>
+                    <pic:cNvPicPr/>
+                  </pic:nvPicPr>
+                  <pic:blipFill>
+                    <a:blip r:embed="rId16"/>
+                    <a:stretch>
+                      <a:fillRect/>
+                    </a:stretch>
+                  </pic:blipFill>
+                  <pic:spPr>
+                    <a:xfrm>
+                      <a:off x="0" y="0"/>
+                      <a:ext cx="5669280" cy="3590544"/>
+                    </a:xfrm>
+                    <a:prstGeom prst="rect"/>
+                  </pic:spPr>
+                </pic:pic>
+              </a:graphicData>
+            </a:graphic>
+          </wp:inline>
+        </w:drawing>
+      </w:r>
+    </w:p>
+    <w:p>
+      <w:pPr>
+        <w:jc w:val="center"/>
+      </w:pPr>
+      <w:r>
+        <w:rPr>
+          <w:rFonts w:ascii="Arial" w:hAnsi="Arial"/>
           <w:i/>
-          <w:iCs/>
-          <w:color w:val="EE0000"/>
-          <w:sz w:val="24"/>
-          <w:szCs w:val="24"/>
-        </w:rPr>
-      </w:pPr>
+          <w:color w:val="475569"/>
+          <w:sz w:val="19"/>
+        </w:rPr>
+        <w:t>Figura 4 — Quadro Consolidado de Provas de Conceito (PoCs) e Experimentações Técnicas da Fase 02.</w:t>
+      </w:r>
+    </w:p>
+    <w:p>
+      <w:pPr>
+        <w:jc w:val="both"/>
+        <w:numPr>
+          <w:ilvl w:val="0"/>
+          <w:numId w:val="0"/>
+        </w:numPr>
+        <w:spacing w:before="60" w:after="120" w:line="276" w:lineRule="auto"/>
+      </w:pPr>
+      <w:r>
+        <w:rPr>
+          <w:rFonts w:ascii="Arial" w:hAnsi="Arial"/>
+          <w:b/>
+          <w:i w:val="0"/>
+          <w:sz w:val="23"/>
+          <w:color w:val="0F243E"/>
+        </w:rPr>
+        <w:t>19.2.6 Síntese Consolidada das Validações e Matriz de Decisões Técnicas da Fase 02</w:t>
+      </w:r>
+    </w:p>
+    <w:p>
+      <w:pPr>
+        <w:jc w:val="both"/>
+        <w:numPr>
+          <w:ilvl w:val="0"/>
+          <w:numId w:val="0"/>
+        </w:numPr>
+        <w:spacing w:before="60" w:after="120" w:line="276" w:lineRule="auto"/>
+      </w:pPr>
+      <w:r>
+        <w:rPr>
+          <w:rFonts w:ascii="Arial" w:hAnsi="Arial"/>
+          <w:b w:val="0"/>
+          <w:i w:val="0"/>
+          <w:sz w:val="22"/>
+          <w:color w:val="0F172A"/>
+        </w:rPr>
+        <w:t>As experimentações técnicas realizadas na Fase 02 cumpriram integralmente seu papel de validar as hipóteses de projeto e fornecer embasamento empírico para as decisões de desenvolvimento. A Tabela 8 sumariza o quadro comparativo entre o que foi experimentado, os resultados mensurados, as limitações encontradas e os desdobramentos arquiteturais para a implementação definitiva no 5º período:</w:t>
+      </w:r>
+    </w:p>
+    <w:tbl>
+      <w:tblPr>
+        <w:tblStyle w:val="Tabelacomgrade"/>
+        <w:tblW w:type="auto" w:w="0"/>
+        <w:tblLook w:firstRow="1" w:lastRow="0" w:firstColumn="0" w:lastColumn="0" w:noHBand="1" w:noVBand="0"/>
+        <w:jc w:val="center"/>
+        <w:tblBorders>
+          <w:top w:val="single" w:sz="4" w:space="0" w:color="CBD5E1"/>
+          <w:left w:val="single" w:sz="4" w:space="0" w:color="CBD5E1"/>
+          <w:bottom w:val="single" w:sz="4" w:space="0" w:color="CBD5E1"/>
+          <w:right w:val="single" w:sz="4" w:space="0" w:color="CBD5E1"/>
+          <w:insideH w:val="single" w:sz="4" w:space="0" w:color="CBD5E1"/>
+          <w:insideV w:val="single" w:sz="4" w:space="0" w:color="CBD5E1"/>
+        </w:tblBorders>
+      </w:tblPr>
+      <w:tblGrid>
+        <w:gridCol w:w="1786"/>
+        <w:gridCol w:w="1786"/>
+        <w:gridCol w:w="1786"/>
+        <w:gridCol w:w="1786"/>
+        <w:gridCol w:w="1786"/>
+      </w:tblGrid>
+      <w:tr>
+        <w:tc>
+          <w:tcPr>
+            <w:tcW w:type="dxa" w:w="1786"/>
+            <w:shd w:val="clear" w:color="auto" w:fill="1F497D"/>
+            <w:tcBorders>
+              <w:top w:val="single" w:sz="4" w:space="0" w:color="CBD5E1"/>
+              <w:left w:val="single" w:sz="4" w:space="0" w:color="CBD5E1"/>
+              <w:bottom w:val="single" w:sz="4" w:space="0" w:color="CBD5E1"/>
+              <w:right w:val="single" w:sz="4" w:space="0" w:color="CBD5E1"/>
+            </w:tcBorders>
+          </w:tcPr>
+          <w:p>
+            <w:pPr>
+              <w:jc w:val="center"/>
+              <w:spacing w:before="60" w:after="60" w:line="240" w:lineRule="auto"/>
+              <w:numPr>
+                <w:ilvl w:val="0"/>
+                <w:numId w:val="0"/>
+              </w:numPr>
+            </w:pPr>
+            <w:r>
+              <w:rPr>
+                <w:color w:val="FFFFFF"/>
+              </w:rPr>
+            </w:r>
+            <w:r>
+              <w:rPr>
+                <w:rFonts w:ascii="Arial" w:hAnsi="Arial"/>
+                <w:b/>
+                <w:i w:val="0"/>
+                <w:sz w:val="19"/>
+                <w:color w:val="FFFFFF"/>
+              </w:rPr>
+              <w:t>Experimentação</w:t>
+            </w:r>
+          </w:p>
+        </w:tc>
+        <w:tc>
+          <w:tcPr>
+            <w:tcW w:type="dxa" w:w="1786"/>
+            <w:shd w:val="clear" w:color="auto" w:fill="1F497D"/>
+            <w:tcBorders>
+              <w:top w:val="single" w:sz="4" w:space="0" w:color="CBD5E1"/>
+              <w:left w:val="single" w:sz="4" w:space="0" w:color="CBD5E1"/>
+              <w:bottom w:val="single" w:sz="4" w:space="0" w:color="CBD5E1"/>
+              <w:right w:val="single" w:sz="4" w:space="0" w:color="CBD5E1"/>
+            </w:tcBorders>
+          </w:tcPr>
+          <w:p>
+            <w:pPr>
+              <w:jc w:val="center"/>
+              <w:spacing w:before="60" w:after="60" w:line="240" w:lineRule="auto"/>
+              <w:numPr>
+                <w:ilvl w:val="0"/>
+                <w:numId w:val="0"/>
+              </w:numPr>
+            </w:pPr>
+            <w:r>
+              <w:rPr>
+                <w:color w:val="FFFFFF"/>
+              </w:rPr>
+            </w:r>
+            <w:r>
+              <w:rPr>
+                <w:rFonts w:ascii="Arial" w:hAnsi="Arial"/>
+                <w:b/>
+                <w:i w:val="0"/>
+                <w:sz w:val="19"/>
+                <w:color w:val="FFFFFF"/>
+              </w:rPr>
+              <w:t>Tecnologia Testada</w:t>
+            </w:r>
+          </w:p>
+        </w:tc>
+        <w:tc>
+          <w:tcPr>
+            <w:tcW w:type="dxa" w:w="1786"/>
+            <w:shd w:val="clear" w:color="auto" w:fill="1F497D"/>
+            <w:tcBorders>
+              <w:top w:val="single" w:sz="4" w:space="0" w:color="CBD5E1"/>
+              <w:left w:val="single" w:sz="4" w:space="0" w:color="CBD5E1"/>
+              <w:bottom w:val="single" w:sz="4" w:space="0" w:color="CBD5E1"/>
+              <w:right w:val="single" w:sz="4" w:space="0" w:color="CBD5E1"/>
+            </w:tcBorders>
+          </w:tcPr>
+          <w:p>
+            <w:pPr>
+              <w:jc w:val="center"/>
+              <w:spacing w:before="60" w:after="60" w:line="240" w:lineRule="auto"/>
+              <w:numPr>
+                <w:ilvl w:val="0"/>
+                <w:numId w:val="0"/>
+              </w:numPr>
+            </w:pPr>
+            <w:r>
+              <w:rPr>
+                <w:color w:val="FFFFFF"/>
+              </w:rPr>
+            </w:r>
+            <w:r>
+              <w:rPr>
+                <w:rFonts w:ascii="Arial" w:hAnsi="Arial"/>
+                <w:b/>
+                <w:i w:val="0"/>
+                <w:sz w:val="19"/>
+                <w:color w:val="FFFFFF"/>
+              </w:rPr>
+              <w:t>Evidência / Métrica</w:t>
+            </w:r>
+          </w:p>
+        </w:tc>
+        <w:tc>
+          <w:tcPr>
+            <w:tcW w:type="dxa" w:w="1786"/>
+            <w:shd w:val="clear" w:color="auto" w:fill="1F497D"/>
+            <w:tcBorders>
+              <w:top w:val="single" w:sz="4" w:space="0" w:color="CBD5E1"/>
+              <w:left w:val="single" w:sz="4" w:space="0" w:color="CBD5E1"/>
+              <w:bottom w:val="single" w:sz="4" w:space="0" w:color="CBD5E1"/>
+              <w:right w:val="single" w:sz="4" w:space="0" w:color="CBD5E1"/>
+            </w:tcBorders>
+          </w:tcPr>
+          <w:p>
+            <w:pPr>
+              <w:jc w:val="center"/>
+              <w:spacing w:before="60" w:after="60" w:line="240" w:lineRule="auto"/>
+              <w:numPr>
+                <w:ilvl w:val="0"/>
+                <w:numId w:val="0"/>
+              </w:numPr>
+            </w:pPr>
+            <w:r>
+              <w:rPr>
+                <w:color w:val="FFFFFF"/>
+              </w:rPr>
+            </w:r>
+            <w:r>
+              <w:rPr>
+                <w:rFonts w:ascii="Arial" w:hAnsi="Arial"/>
+                <w:b/>
+                <w:i w:val="0"/>
+                <w:sz w:val="19"/>
+                <w:color w:val="FFFFFF"/>
+              </w:rPr>
+              <w:t>Limitação Técnica</w:t>
+            </w:r>
+          </w:p>
+        </w:tc>
+        <w:tc>
+          <w:tcPr>
+            <w:tcW w:type="dxa" w:w="1786"/>
+            <w:shd w:val="clear" w:color="auto" w:fill="1F497D"/>
+            <w:tcBorders>
+              <w:top w:val="single" w:sz="4" w:space="0" w:color="CBD5E1"/>
+              <w:left w:val="single" w:sz="4" w:space="0" w:color="CBD5E1"/>
+              <w:bottom w:val="single" w:sz="4" w:space="0" w:color="CBD5E1"/>
+              <w:right w:val="single" w:sz="4" w:space="0" w:color="CBD5E1"/>
+            </w:tcBorders>
+          </w:tcPr>
+          <w:p>
+            <w:pPr>
+              <w:jc w:val="center"/>
+              <w:spacing w:before="60" w:after="60" w:line="240" w:lineRule="auto"/>
+              <w:numPr>
+                <w:ilvl w:val="0"/>
+                <w:numId w:val="0"/>
+              </w:numPr>
+            </w:pPr>
+            <w:r>
+              <w:rPr>
+                <w:color w:val="FFFFFF"/>
+              </w:rPr>
+            </w:r>
+            <w:r>
+              <w:rPr>
+                <w:rFonts w:ascii="Arial" w:hAnsi="Arial"/>
+                <w:b/>
+                <w:i w:val="0"/>
+                <w:sz w:val="19"/>
+                <w:color w:val="FFFFFF"/>
+              </w:rPr>
+              <w:t>Impacto no Projeto (5º Período)</w:t>
+            </w:r>
+          </w:p>
+        </w:tc>
+      </w:tr>
+      <w:tr>
+        <w:tc>
+          <w:tcPr>
+            <w:tcW w:type="dxa" w:w="1786"/>
+            <w:shd w:val="clear" w:color="auto" w:fill="FFFFFF"/>
+            <w:tcBorders>
+              <w:top w:val="single" w:sz="4" w:space="0" w:color="CBD5E1"/>
+              <w:left w:val="single" w:sz="4" w:space="0" w:color="CBD5E1"/>
+              <w:bottom w:val="single" w:sz="4" w:space="0" w:color="CBD5E1"/>
+              <w:right w:val="single" w:sz="4" w:space="0" w:color="CBD5E1"/>
+            </w:tcBorders>
+          </w:tcPr>
+          <w:p>
+            <w:pPr>
+              <w:jc w:val="center"/>
+              <w:spacing w:before="60" w:after="60" w:line="240" w:lineRule="auto"/>
+              <w:numPr>
+                <w:ilvl w:val="0"/>
+                <w:numId w:val="0"/>
+              </w:numPr>
+            </w:pPr>
+            <w:r>
+              <w:rPr>
+                <w:color w:val="0F172A"/>
+              </w:rPr>
+            </w:r>
+            <w:r>
+              <w:rPr>
+                <w:rFonts w:ascii="Arial" w:hAnsi="Arial"/>
+                <w:b/>
+                <w:i w:val="0"/>
+                <w:sz w:val="18"/>
+                <w:color w:val="0F172A"/>
+              </w:rPr>
+              <w:t>1. Ingestão Geoquímica</w:t>
+            </w:r>
+          </w:p>
+        </w:tc>
+        <w:tc>
+          <w:tcPr>
+            <w:tcW w:type="dxa" w:w="1786"/>
+            <w:shd w:val="clear" w:color="auto" w:fill="FFFFFF"/>
+            <w:tcBorders>
+              <w:top w:val="single" w:sz="4" w:space="0" w:color="CBD5E1"/>
+              <w:left w:val="single" w:sz="4" w:space="0" w:color="CBD5E1"/>
+              <w:bottom w:val="single" w:sz="4" w:space="0" w:color="CBD5E1"/>
+              <w:right w:val="single" w:sz="4" w:space="0" w:color="CBD5E1"/>
+            </w:tcBorders>
+          </w:tcPr>
+          <w:p>
+            <w:pPr>
+              <w:jc w:val="left"/>
+              <w:spacing w:before="60" w:after="60" w:line="240" w:lineRule="auto"/>
+              <w:numPr>
+                <w:ilvl w:val="0"/>
+                <w:numId w:val="0"/>
+              </w:numPr>
+            </w:pPr>
+            <w:r>
+              <w:rPr>
+                <w:color w:val="0F172A"/>
+              </w:rPr>
+            </w:r>
+            <w:r>
+              <w:rPr>
+                <w:rFonts w:ascii="Arial" w:hAnsi="Arial"/>
+                <w:b w:val="0"/>
+                <w:i w:val="0"/>
+                <w:sz w:val="18"/>
+                <w:color w:val="0F172A"/>
+              </w:rPr>
+              <w:t>Python / Pandas / Pydantic v2</w:t>
+            </w:r>
+          </w:p>
+        </w:tc>
+        <w:tc>
+          <w:tcPr>
+            <w:tcW w:type="dxa" w:w="1786"/>
+            <w:shd w:val="clear" w:color="auto" w:fill="FFFFFF"/>
+            <w:tcBorders>
+              <w:top w:val="single" w:sz="4" w:space="0" w:color="CBD5E1"/>
+              <w:left w:val="single" w:sz="4" w:space="0" w:color="CBD5E1"/>
+              <w:bottom w:val="single" w:sz="4" w:space="0" w:color="CBD5E1"/>
+              <w:right w:val="single" w:sz="4" w:space="0" w:color="CBD5E1"/>
+            </w:tcBorders>
+          </w:tcPr>
+          <w:p>
+            <w:pPr>
+              <w:jc w:val="left"/>
+              <w:spacing w:before="60" w:after="60" w:line="240" w:lineRule="auto"/>
+              <w:numPr>
+                <w:ilvl w:val="0"/>
+                <w:numId w:val="0"/>
+              </w:numPr>
+            </w:pPr>
+            <w:r>
+              <w:rPr>
+                <w:color w:val="0F172A"/>
+              </w:rPr>
+            </w:r>
+            <w:r>
+              <w:rPr>
+                <w:rFonts w:ascii="Arial" w:hAnsi="Arial"/>
+                <w:b w:val="0"/>
+                <w:i w:val="0"/>
+                <w:sz w:val="18"/>
+                <w:color w:val="0F172A"/>
+              </w:rPr>
+              <w:t>1.000 amostras USGS em 118 ms; 100% coordenadas WGS84 válidas.</w:t>
+            </w:r>
+          </w:p>
+        </w:tc>
+        <w:tc>
+          <w:tcPr>
+            <w:tcW w:type="dxa" w:w="1786"/>
+            <w:shd w:val="clear" w:color="auto" w:fill="FFFFFF"/>
+            <w:tcBorders>
+              <w:top w:val="single" w:sz="4" w:space="0" w:color="CBD5E1"/>
+              <w:left w:val="single" w:sz="4" w:space="0" w:color="CBD5E1"/>
+              <w:bottom w:val="single" w:sz="4" w:space="0" w:color="CBD5E1"/>
+              <w:right w:val="single" w:sz="4" w:space="0" w:color="CBD5E1"/>
+            </w:tcBorders>
+          </w:tcPr>
+          <w:p>
+            <w:pPr>
+              <w:jc w:val="left"/>
+              <w:spacing w:before="60" w:after="60" w:line="240" w:lineRule="auto"/>
+              <w:numPr>
+                <w:ilvl w:val="0"/>
+                <w:numId w:val="0"/>
+              </w:numPr>
+            </w:pPr>
+            <w:r>
+              <w:rPr>
+                <w:color w:val="0F172A"/>
+              </w:rPr>
+            </w:r>
+            <w:r>
+              <w:rPr>
+                <w:rFonts w:ascii="Arial" w:hAnsi="Arial"/>
+                <w:b w:val="0"/>
+                <w:i w:val="0"/>
+                <w:sz w:val="18"/>
+                <w:color w:val="0F172A"/>
+              </w:rPr>
+              <w:t>Encodings Latin-1 legados e cabeçalhos heterogêneos.</w:t>
+            </w:r>
+          </w:p>
+        </w:tc>
+        <w:tc>
+          <w:tcPr>
+            <w:tcW w:type="dxa" w:w="1786"/>
+            <w:shd w:val="clear" w:color="auto" w:fill="FFFFFF"/>
+            <w:tcBorders>
+              <w:top w:val="single" w:sz="4" w:space="0" w:color="CBD5E1"/>
+              <w:left w:val="single" w:sz="4" w:space="0" w:color="CBD5E1"/>
+              <w:bottom w:val="single" w:sz="4" w:space="0" w:color="CBD5E1"/>
+              <w:right w:val="single" w:sz="4" w:space="0" w:color="CBD5E1"/>
+            </w:tcBorders>
+          </w:tcPr>
+          <w:p>
+            <w:pPr>
+              <w:jc w:val="left"/>
+              <w:spacing w:before="60" w:after="60" w:line="240" w:lineRule="auto"/>
+              <w:numPr>
+                <w:ilvl w:val="0"/>
+                <w:numId w:val="0"/>
+              </w:numPr>
+            </w:pPr>
+            <w:r>
+              <w:rPr>
+                <w:color w:val="0F172A"/>
+              </w:rPr>
+            </w:r>
+            <w:r>
+              <w:rPr>
+                <w:rFonts w:ascii="Arial" w:hAnsi="Arial"/>
+                <w:b w:val="0"/>
+                <w:i w:val="0"/>
+                <w:sz w:val="18"/>
+                <w:color w:val="0F172A"/>
+              </w:rPr>
+              <w:t>Adoção de chardet, dicionário de sinônimos e JSONB no PostgreSQL.</w:t>
+            </w:r>
+          </w:p>
+        </w:tc>
+      </w:tr>
+      <w:tr>
+        <w:tc>
+          <w:tcPr>
+            <w:tcW w:type="dxa" w:w="1786"/>
+            <w:shd w:val="clear" w:color="auto" w:fill="F8FAFC"/>
+            <w:tcBorders>
+              <w:top w:val="single" w:sz="4" w:space="0" w:color="CBD5E1"/>
+              <w:left w:val="single" w:sz="4" w:space="0" w:color="CBD5E1"/>
+              <w:bottom w:val="single" w:sz="4" w:space="0" w:color="CBD5E1"/>
+              <w:right w:val="single" w:sz="4" w:space="0" w:color="CBD5E1"/>
+            </w:tcBorders>
+          </w:tcPr>
+          <w:p>
+            <w:pPr>
+              <w:jc w:val="center"/>
+              <w:spacing w:before="60" w:after="60" w:line="240" w:lineRule="auto"/>
+              <w:numPr>
+                <w:ilvl w:val="0"/>
+                <w:numId w:val="0"/>
+              </w:numPr>
+            </w:pPr>
+            <w:r>
+              <w:rPr>
+                <w:color w:val="0F172A"/>
+              </w:rPr>
+            </w:r>
+            <w:r>
+              <w:rPr>
+                <w:rFonts w:ascii="Arial" w:hAnsi="Arial"/>
+                <w:b/>
+                <w:i w:val="0"/>
+                <w:sz w:val="18"/>
+                <w:color w:val="0F172A"/>
+              </w:rPr>
+              <w:t>2. Detecção MAPDA</w:t>
+            </w:r>
+          </w:p>
+        </w:tc>
+        <w:tc>
+          <w:tcPr>
+            <w:tcW w:type="dxa" w:w="1786"/>
+            <w:shd w:val="clear" w:color="auto" w:fill="F8FAFC"/>
+            <w:tcBorders>
+              <w:top w:val="single" w:sz="4" w:space="0" w:color="CBD5E1"/>
+              <w:left w:val="single" w:sz="4" w:space="0" w:color="CBD5E1"/>
+              <w:bottom w:val="single" w:sz="4" w:space="0" w:color="CBD5E1"/>
+              <w:right w:val="single" w:sz="4" w:space="0" w:color="CBD5E1"/>
+            </w:tcBorders>
+          </w:tcPr>
+          <w:p>
+            <w:pPr>
+              <w:jc w:val="left"/>
+              <w:spacing w:before="60" w:after="60" w:line="240" w:lineRule="auto"/>
+              <w:numPr>
+                <w:ilvl w:val="0"/>
+                <w:numId w:val="0"/>
+              </w:numPr>
+            </w:pPr>
+            <w:r>
+              <w:rPr>
+                <w:color w:val="0F172A"/>
+              </w:rPr>
+            </w:r>
+            <w:r>
+              <w:rPr>
+                <w:rFonts w:ascii="Arial" w:hAnsi="Arial"/>
+                <w:b w:val="0"/>
+                <w:i w:val="0"/>
+                <w:sz w:val="18"/>
+                <w:color w:val="0F172A"/>
+              </w:rPr>
+              <w:t>Scikit-Learn / Isolation Forest</w:t>
+            </w:r>
+          </w:p>
+        </w:tc>
+        <w:tc>
+          <w:tcPr>
+            <w:tcW w:type="dxa" w:w="1786"/>
+            <w:shd w:val="clear" w:color="auto" w:fill="F8FAFC"/>
+            <w:tcBorders>
+              <w:top w:val="single" w:sz="4" w:space="0" w:color="CBD5E1"/>
+              <w:left w:val="single" w:sz="4" w:space="0" w:color="CBD5E1"/>
+              <w:bottom w:val="single" w:sz="4" w:space="0" w:color="CBD5E1"/>
+              <w:right w:val="single" w:sz="4" w:space="0" w:color="CBD5E1"/>
+            </w:tcBorders>
+          </w:tcPr>
+          <w:p>
+            <w:pPr>
+              <w:jc w:val="left"/>
+              <w:spacing w:before="60" w:after="60" w:line="240" w:lineRule="auto"/>
+              <w:numPr>
+                <w:ilvl w:val="0"/>
+                <w:numId w:val="0"/>
+              </w:numPr>
+            </w:pPr>
+            <w:r>
+              <w:rPr>
+                <w:color w:val="0F172A"/>
+              </w:rPr>
+            </w:r>
+            <w:r>
+              <w:rPr>
+                <w:rFonts w:ascii="Arial" w:hAnsi="Arial"/>
+                <w:b w:val="0"/>
+                <w:i w:val="0"/>
+                <w:sz w:val="18"/>
+                <w:color w:val="0F172A"/>
+              </w:rPr>
+              <w:t>Inferência em &lt; 350 ms; ROC-AUC de 0,91 em anomalias.</w:t>
+            </w:r>
+          </w:p>
+        </w:tc>
+        <w:tc>
+          <w:tcPr>
+            <w:tcW w:type="dxa" w:w="1786"/>
+            <w:shd w:val="clear" w:color="auto" w:fill="F8FAFC"/>
+            <w:tcBorders>
+              <w:top w:val="single" w:sz="4" w:space="0" w:color="CBD5E1"/>
+              <w:left w:val="single" w:sz="4" w:space="0" w:color="CBD5E1"/>
+              <w:bottom w:val="single" w:sz="4" w:space="0" w:color="CBD5E1"/>
+              <w:right w:val="single" w:sz="4" w:space="0" w:color="CBD5E1"/>
+            </w:tcBorders>
+          </w:tcPr>
+          <w:p>
+            <w:pPr>
+              <w:jc w:val="left"/>
+              <w:spacing w:before="60" w:after="60" w:line="240" w:lineRule="auto"/>
+              <w:numPr>
+                <w:ilvl w:val="0"/>
+                <w:numId w:val="0"/>
+              </w:numPr>
+            </w:pPr>
+            <w:r>
+              <w:rPr>
+                <w:color w:val="0F172A"/>
+              </w:rPr>
+            </w:r>
+            <w:r>
+              <w:rPr>
+                <w:rFonts w:ascii="Arial" w:hAnsi="Arial"/>
+                <w:b w:val="0"/>
+                <w:i w:val="0"/>
+                <w:sz w:val="18"/>
+                <w:color w:val="0F172A"/>
+              </w:rPr>
+              <w:t>Falsos positivos litológicos por ausência de contexto estrutural.</w:t>
+            </w:r>
+          </w:p>
+        </w:tc>
+        <w:tc>
+          <w:tcPr>
+            <w:tcW w:type="dxa" w:w="1786"/>
+            <w:shd w:val="clear" w:color="auto" w:fill="F8FAFC"/>
+            <w:tcBorders>
+              <w:top w:val="single" w:sz="4" w:space="0" w:color="CBD5E1"/>
+              <w:left w:val="single" w:sz="4" w:space="0" w:color="CBD5E1"/>
+              <w:bottom w:val="single" w:sz="4" w:space="0" w:color="CBD5E1"/>
+              <w:right w:val="single" w:sz="4" w:space="0" w:color="CBD5E1"/>
+            </w:tcBorders>
+          </w:tcPr>
+          <w:p>
+            <w:pPr>
+              <w:jc w:val="left"/>
+              <w:spacing w:before="60" w:after="60" w:line="240" w:lineRule="auto"/>
+              <w:numPr>
+                <w:ilvl w:val="0"/>
+                <w:numId w:val="0"/>
+              </w:numPr>
+            </w:pPr>
+            <w:r>
+              <w:rPr>
+                <w:color w:val="0F172A"/>
+              </w:rPr>
+            </w:r>
+            <w:r>
+              <w:rPr>
+                <w:rFonts w:ascii="Arial" w:hAnsi="Arial"/>
+                <w:b w:val="0"/>
+                <w:i w:val="0"/>
+                <w:sz w:val="18"/>
+                <w:color w:val="0F172A"/>
+              </w:rPr>
+              <w:t>Ensemble híbrido obrigatório com CNN espacial e revisão humana HITL.</w:t>
+            </w:r>
+          </w:p>
+        </w:tc>
+      </w:tr>
+      <w:tr>
+        <w:tc>
+          <w:tcPr>
+            <w:tcW w:type="dxa" w:w="1786"/>
+            <w:shd w:val="clear" w:color="auto" w:fill="FFFFFF"/>
+            <w:tcBorders>
+              <w:top w:val="single" w:sz="4" w:space="0" w:color="CBD5E1"/>
+              <w:left w:val="single" w:sz="4" w:space="0" w:color="CBD5E1"/>
+              <w:bottom w:val="single" w:sz="4" w:space="0" w:color="CBD5E1"/>
+              <w:right w:val="single" w:sz="4" w:space="0" w:color="CBD5E1"/>
+            </w:tcBorders>
+          </w:tcPr>
+          <w:p>
+            <w:pPr>
+              <w:jc w:val="center"/>
+              <w:spacing w:before="60" w:after="60" w:line="240" w:lineRule="auto"/>
+              <w:numPr>
+                <w:ilvl w:val="0"/>
+                <w:numId w:val="0"/>
+              </w:numPr>
+            </w:pPr>
+            <w:r>
+              <w:rPr>
+                <w:color w:val="0F172A"/>
+              </w:rPr>
+            </w:r>
+            <w:r>
+              <w:rPr>
+                <w:rFonts w:ascii="Arial" w:hAnsi="Arial"/>
+                <w:b/>
+                <w:i w:val="0"/>
+                <w:sz w:val="18"/>
+                <w:color w:val="0F172A"/>
+              </w:rPr>
+              <w:t>3. Explicabilidade XAI</w:t>
+            </w:r>
+          </w:p>
+        </w:tc>
+        <w:tc>
+          <w:tcPr>
+            <w:tcW w:type="dxa" w:w="1786"/>
+            <w:shd w:val="clear" w:color="auto" w:fill="FFFFFF"/>
+            <w:tcBorders>
+              <w:top w:val="single" w:sz="4" w:space="0" w:color="CBD5E1"/>
+              <w:left w:val="single" w:sz="4" w:space="0" w:color="CBD5E1"/>
+              <w:bottom w:val="single" w:sz="4" w:space="0" w:color="CBD5E1"/>
+              <w:right w:val="single" w:sz="4" w:space="0" w:color="CBD5E1"/>
+            </w:tcBorders>
+          </w:tcPr>
+          <w:p>
+            <w:pPr>
+              <w:jc w:val="left"/>
+              <w:spacing w:before="60" w:after="60" w:line="240" w:lineRule="auto"/>
+              <w:numPr>
+                <w:ilvl w:val="0"/>
+                <w:numId w:val="0"/>
+              </w:numPr>
+            </w:pPr>
+            <w:r>
+              <w:rPr>
+                <w:color w:val="0F172A"/>
+              </w:rPr>
+            </w:r>
+            <w:r>
+              <w:rPr>
+                <w:rFonts w:ascii="Arial" w:hAnsi="Arial"/>
+                <w:b w:val="0"/>
+                <w:i w:val="0"/>
+                <w:sz w:val="18"/>
+                <w:color w:val="0F172A"/>
+              </w:rPr>
+              <w:t>SHAP (TreeSHAP vs KernelSHAP)</w:t>
+            </w:r>
+          </w:p>
+        </w:tc>
+        <w:tc>
+          <w:tcPr>
+            <w:tcW w:type="dxa" w:w="1786"/>
+            <w:shd w:val="clear" w:color="auto" w:fill="FFFFFF"/>
+            <w:tcBorders>
+              <w:top w:val="single" w:sz="4" w:space="0" w:color="CBD5E1"/>
+              <w:left w:val="single" w:sz="4" w:space="0" w:color="CBD5E1"/>
+              <w:bottom w:val="single" w:sz="4" w:space="0" w:color="CBD5E1"/>
+              <w:right w:val="single" w:sz="4" w:space="0" w:color="CBD5E1"/>
+            </w:tcBorders>
+          </w:tcPr>
+          <w:p>
+            <w:pPr>
+              <w:jc w:val="left"/>
+              <w:spacing w:before="60" w:after="60" w:line="240" w:lineRule="auto"/>
+              <w:numPr>
+                <w:ilvl w:val="0"/>
+                <w:numId w:val="0"/>
+              </w:numPr>
+            </w:pPr>
+            <w:r>
+              <w:rPr>
+                <w:color w:val="0F172A"/>
+              </w:rPr>
+            </w:r>
+            <w:r>
+              <w:rPr>
+                <w:rFonts w:ascii="Arial" w:hAnsi="Arial"/>
+                <w:b w:val="0"/>
+                <w:i w:val="0"/>
+                <w:sz w:val="18"/>
+                <w:color w:val="0F172A"/>
+              </w:rPr>
+              <w:t>TreeSHAP 28x mais veloz (85 ms/alvo vs 2.450 ms do Kernel).</w:t>
+            </w:r>
+          </w:p>
+        </w:tc>
+        <w:tc>
+          <w:tcPr>
+            <w:tcW w:type="dxa" w:w="1786"/>
+            <w:shd w:val="clear" w:color="auto" w:fill="FFFFFF"/>
+            <w:tcBorders>
+              <w:top w:val="single" w:sz="4" w:space="0" w:color="CBD5E1"/>
+              <w:left w:val="single" w:sz="4" w:space="0" w:color="CBD5E1"/>
+              <w:bottom w:val="single" w:sz="4" w:space="0" w:color="CBD5E1"/>
+              <w:right w:val="single" w:sz="4" w:space="0" w:color="CBD5E1"/>
+            </w:tcBorders>
+          </w:tcPr>
+          <w:p>
+            <w:pPr>
+              <w:jc w:val="left"/>
+              <w:spacing w:before="60" w:after="60" w:line="240" w:lineRule="auto"/>
+              <w:numPr>
+                <w:ilvl w:val="0"/>
+                <w:numId w:val="0"/>
+              </w:numPr>
+            </w:pPr>
+            <w:r>
+              <w:rPr>
+                <w:color w:val="0F172A"/>
+              </w:rPr>
+            </w:r>
+            <w:r>
+              <w:rPr>
+                <w:rFonts w:ascii="Arial" w:hAnsi="Arial"/>
+                <w:b w:val="0"/>
+                <w:i w:val="0"/>
+                <w:sz w:val="18"/>
+                <w:color w:val="0F172A"/>
+              </w:rPr>
+              <w:t>Restrito a modelos baseados em árvores de decisão.</w:t>
+            </w:r>
+          </w:p>
+        </w:tc>
+        <w:tc>
+          <w:tcPr>
+            <w:tcW w:type="dxa" w:w="1786"/>
+            <w:shd w:val="clear" w:color="auto" w:fill="FFFFFF"/>
+            <w:tcBorders>
+              <w:top w:val="single" w:sz="4" w:space="0" w:color="CBD5E1"/>
+              <w:left w:val="single" w:sz="4" w:space="0" w:color="CBD5E1"/>
+              <w:bottom w:val="single" w:sz="4" w:space="0" w:color="CBD5E1"/>
+              <w:right w:val="single" w:sz="4" w:space="0" w:color="CBD5E1"/>
+            </w:tcBorders>
+          </w:tcPr>
+          <w:p>
+            <w:pPr>
+              <w:jc w:val="left"/>
+              <w:spacing w:before="60" w:after="60" w:line="240" w:lineRule="auto"/>
+              <w:numPr>
+                <w:ilvl w:val="0"/>
+                <w:numId w:val="0"/>
+              </w:numPr>
+            </w:pPr>
+            <w:r>
+              <w:rPr>
+                <w:color w:val="0F172A"/>
+              </w:rPr>
+            </w:r>
+            <w:r>
+              <w:rPr>
+                <w:rFonts w:ascii="Arial" w:hAnsi="Arial"/>
+                <w:b w:val="0"/>
+                <w:i w:val="0"/>
+                <w:sz w:val="18"/>
+                <w:color w:val="0F172A"/>
+              </w:rPr>
+              <w:t>Consolidação de Gradient Boosted Trees no núcleo tabular da OrenAI.</w:t>
+            </w:r>
+          </w:p>
+        </w:tc>
+      </w:tr>
+      <w:tr>
+        <w:tc>
+          <w:tcPr>
+            <w:tcW w:type="dxa" w:w="1786"/>
+            <w:shd w:val="clear" w:color="auto" w:fill="F8FAFC"/>
+            <w:tcBorders>
+              <w:top w:val="single" w:sz="4" w:space="0" w:color="CBD5E1"/>
+              <w:left w:val="single" w:sz="4" w:space="0" w:color="CBD5E1"/>
+              <w:bottom w:val="single" w:sz="4" w:space="0" w:color="CBD5E1"/>
+              <w:right w:val="single" w:sz="4" w:space="0" w:color="CBD5E1"/>
+            </w:tcBorders>
+          </w:tcPr>
+          <w:p>
+            <w:pPr>
+              <w:jc w:val="center"/>
+              <w:spacing w:before="60" w:after="60" w:line="240" w:lineRule="auto"/>
+              <w:numPr>
+                <w:ilvl w:val="0"/>
+                <w:numId w:val="0"/>
+              </w:numPr>
+            </w:pPr>
+            <w:r>
+              <w:rPr>
+                <w:color w:val="0F172A"/>
+              </w:rPr>
+            </w:r>
+            <w:r>
+              <w:rPr>
+                <w:rFonts w:ascii="Arial" w:hAnsi="Arial"/>
+                <w:b/>
+                <w:i w:val="0"/>
+                <w:sz w:val="18"/>
+                <w:color w:val="0F172A"/>
+              </w:rPr>
+              <w:t>4. Visualizador 3D HITL</w:t>
+            </w:r>
+          </w:p>
+        </w:tc>
+        <w:tc>
+          <w:tcPr>
+            <w:tcW w:type="dxa" w:w="1786"/>
+            <w:shd w:val="clear" w:color="auto" w:fill="F8FAFC"/>
+            <w:tcBorders>
+              <w:top w:val="single" w:sz="4" w:space="0" w:color="CBD5E1"/>
+              <w:left w:val="single" w:sz="4" w:space="0" w:color="CBD5E1"/>
+              <w:bottom w:val="single" w:sz="4" w:space="0" w:color="CBD5E1"/>
+              <w:right w:val="single" w:sz="4" w:space="0" w:color="CBD5E1"/>
+            </w:tcBorders>
+          </w:tcPr>
+          <w:p>
+            <w:pPr>
+              <w:jc w:val="left"/>
+              <w:spacing w:before="60" w:after="60" w:line="240" w:lineRule="auto"/>
+              <w:numPr>
+                <w:ilvl w:val="0"/>
+                <w:numId w:val="0"/>
+              </w:numPr>
+            </w:pPr>
+            <w:r>
+              <w:rPr>
+                <w:color w:val="0F172A"/>
+              </w:rPr>
+            </w:r>
+            <w:r>
+              <w:rPr>
+                <w:rFonts w:ascii="Arial" w:hAnsi="Arial"/>
+                <w:b w:val="0"/>
+                <w:i w:val="0"/>
+                <w:sz w:val="18"/>
+                <w:color w:val="0F172A"/>
+              </w:rPr>
+              <w:t>Three.js / WebGL / OrbitControls</w:t>
+            </w:r>
+          </w:p>
+        </w:tc>
+        <w:tc>
+          <w:tcPr>
+            <w:tcW w:type="dxa" w:w="1786"/>
+            <w:shd w:val="clear" w:color="auto" w:fill="F8FAFC"/>
+            <w:tcBorders>
+              <w:top w:val="single" w:sz="4" w:space="0" w:color="CBD5E1"/>
+              <w:left w:val="single" w:sz="4" w:space="0" w:color="CBD5E1"/>
+              <w:bottom w:val="single" w:sz="4" w:space="0" w:color="CBD5E1"/>
+              <w:right w:val="single" w:sz="4" w:space="0" w:color="CBD5E1"/>
+            </w:tcBorders>
+          </w:tcPr>
+          <w:p>
+            <w:pPr>
+              <w:jc w:val="left"/>
+              <w:spacing w:before="60" w:after="60" w:line="240" w:lineRule="auto"/>
+              <w:numPr>
+                <w:ilvl w:val="0"/>
+                <w:numId w:val="0"/>
+              </w:numPr>
+            </w:pPr>
+            <w:r>
+              <w:rPr>
+                <w:color w:val="0F172A"/>
+              </w:rPr>
+            </w:r>
+            <w:r>
+              <w:rPr>
+                <w:rFonts w:ascii="Arial" w:hAnsi="Arial"/>
+                <w:b w:val="0"/>
+                <w:i w:val="0"/>
+                <w:sz w:val="18"/>
+                <w:color w:val="0F172A"/>
+              </w:rPr>
+              <w:t>60 FPS estáveis com 10.000 pontos; latência de clique &lt; 16 ms.</w:t>
+            </w:r>
+          </w:p>
+        </w:tc>
+        <w:tc>
+          <w:tcPr>
+            <w:tcW w:type="dxa" w:w="1786"/>
+            <w:shd w:val="clear" w:color="auto" w:fill="F8FAFC"/>
+            <w:tcBorders>
+              <w:top w:val="single" w:sz="4" w:space="0" w:color="CBD5E1"/>
+              <w:left w:val="single" w:sz="4" w:space="0" w:color="CBD5E1"/>
+              <w:bottom w:val="single" w:sz="4" w:space="0" w:color="CBD5E1"/>
+              <w:right w:val="single" w:sz="4" w:space="0" w:color="CBD5E1"/>
+            </w:tcBorders>
+          </w:tcPr>
+          <w:p>
+            <w:pPr>
+              <w:jc w:val="left"/>
+              <w:spacing w:before="60" w:after="60" w:line="240" w:lineRule="auto"/>
+              <w:numPr>
+                <w:ilvl w:val="0"/>
+                <w:numId w:val="0"/>
+              </w:numPr>
+            </w:pPr>
+            <w:r>
+              <w:rPr>
+                <w:color w:val="0F172A"/>
+              </w:rPr>
+            </w:r>
+            <w:r>
+              <w:rPr>
+                <w:rFonts w:ascii="Arial" w:hAnsi="Arial"/>
+                <w:b w:val="0"/>
+                <w:i w:val="0"/>
+                <w:sz w:val="18"/>
+                <w:color w:val="0F172A"/>
+              </w:rPr>
+              <w:t>Queda de FPS com &gt; 25k malhas individuais (draw calls).</w:t>
+            </w:r>
+          </w:p>
+        </w:tc>
+        <w:tc>
+          <w:tcPr>
+            <w:tcW w:type="dxa" w:w="1786"/>
+            <w:shd w:val="clear" w:color="auto" w:fill="F8FAFC"/>
+            <w:tcBorders>
+              <w:top w:val="single" w:sz="4" w:space="0" w:color="CBD5E1"/>
+              <w:left w:val="single" w:sz="4" w:space="0" w:color="CBD5E1"/>
+              <w:bottom w:val="single" w:sz="4" w:space="0" w:color="CBD5E1"/>
+              <w:right w:val="single" w:sz="4" w:space="0" w:color="CBD5E1"/>
+            </w:tcBorders>
+          </w:tcPr>
+          <w:p>
+            <w:pPr>
+              <w:jc w:val="left"/>
+              <w:spacing w:before="60" w:after="60" w:line="240" w:lineRule="auto"/>
+              <w:numPr>
+                <w:ilvl w:val="0"/>
+                <w:numId w:val="0"/>
+              </w:numPr>
+            </w:pPr>
+            <w:r>
+              <w:rPr>
+                <w:color w:val="0F172A"/>
+              </w:rPr>
+            </w:r>
+            <w:r>
+              <w:rPr>
+                <w:rFonts w:ascii="Arial" w:hAnsi="Arial"/>
+                <w:b w:val="0"/>
+                <w:i w:val="0"/>
+                <w:sz w:val="18"/>
+                <w:color w:val="0F172A"/>
+              </w:rPr>
+              <w:t>Implementação com InstancedMesh e BufferGeometry para grande porte.</w:t>
+            </w:r>
+          </w:p>
+        </w:tc>
+      </w:tr>
+    </w:tbl>
+    <w:p>
+      <w:pPr>
+        <w:jc w:val="both"/>
+        <w:numPr>
+          <w:ilvl w:val="0"/>
+          <w:numId w:val="0"/>
+        </w:numPr>
+        <w:spacing w:before="60" w:after="120" w:line="276" w:lineRule="auto"/>
+      </w:pPr>
+      <w:r>
+        <w:rPr>
+          <w:rFonts w:ascii="Arial" w:hAnsi="Arial"/>
+          <w:b w:val="0"/>
+          <w:i w:val="0"/>
+          <w:sz w:val="22"/>
+          <w:color w:val="0F172A"/>
+        </w:rPr>
+        <w:t>Com a conclusão bem-sucedida das quatro frentes de experimentação técnica da Fase 02, o projeto OrenAI consolida sua maturidade conceitual e empírica, mitigando os riscos de engenharia de software e assegurando que as fundações tecnológicas escolhidas suportam a implementação do produto integrado nos períodos acadêmicos subsequentes.</w:t>
+      </w:r>
     </w:p>
     <w:p>
       <w:pPr>

--- a/docs/Documento de Especificação do Projeto Integrador.docx
+++ b/docs/Documento de Especificação do Projeto Integrador.docx
@@ -7448,7 +7448,7 @@
                 <w:sz w:val="19"/>
                 <w:color w:val="0F172A"/>
               </w:rPr>
-              <w:t>Docente Orientador</w:t>
+              <w:t>11967</w:t>
             </w:r>
           </w:p>
         </w:tc>
@@ -7486,7 +7486,7 @@
                 <w:sz w:val="19"/>
                 <w:color w:val="0F172A"/>
               </w:rPr>
-              <w:t>Corpo Docente de Tecnologia</w:t>
+              <w:t>Renato Luan De Sousa Araújo</w:t>
             </w:r>
           </w:p>
         </w:tc>
@@ -7524,7 +7524,7 @@
                 <w:sz w:val="19"/>
                 <w:color w:val="0F172A"/>
               </w:rPr>
-              <w:t>Orientador Principal de Engenharia de Software</w:t>
+              <w:t>Orientador Principal</w:t>
             </w:r>
           </w:p>
         </w:tc>
@@ -7567,7 +7567,7 @@
                 <w:sz w:val="19"/>
                 <w:color w:val="0F172A"/>
               </w:rPr>
-              <w:t>Coordenação</w:t>
+              <w:t>11195</w:t>
             </w:r>
           </w:p>
         </w:tc>
@@ -7605,7 +7605,7 @@
                 <w:sz w:val="19"/>
                 <w:color w:val="0F172A"/>
               </w:rPr>
-              <w:t>Coordenação de Engenharia de Software</w:t>
+              <w:t>Jeferson Silva Araújo</w:t>
             </w:r>
           </w:p>
         </w:tc>
@@ -7643,7 +7643,7 @@
                 <w:sz w:val="19"/>
                 <w:color w:val="0F172A"/>
               </w:rPr>
-              <w:t>Supervisão de Projetos Integradores</w:t>
+              <w:t>Orientador Secundário</w:t>
             </w:r>
           </w:p>
         </w:tc>
@@ -19189,7 +19189,7 @@
           <w:sz w:val="22"/>
           <w:color w:val="0F172A"/>
         </w:rPr>
-        <w:t>O gerenciamento das atividades do grupo combina princípios do framework Scrum e do método visual Kanban por meio do GitHub Projects integrado ao monorepo oficial da OrenAI. O desenvolvimento semestral foi organizado em Sprints quinzenais orientadas a entregas incrementais. Cauã Felype lidera a coordenação técnica e a arquitetura multiagente; Gabryel Rodrigues conduz a engenharia de machine learning do MAPDA e o módulo XAI; Roger Prado gerencia a engenharia de requisitos e fontes de dados da CPRM/ANM; e Rafael Farias é o responsável pelo design de interfaces e visualização 3D em Three.js.</w:t>
+        <w:t>O gerenciamento das atividades do grupo combina princípios do framework Scrum e do método visual Kanban por meio do GitHub Projects integrado ao monorepo oficial da OrenAI. O desenvolvimento semestral foi organizado em Sprints quinzenais orientadas a entregas incrementais. Cauã Felype lidera a coordenação técnica e a arquitetura multiagente; Gabryel Rodrigues conduz a engenharia de machine learning do MAPDA e o módulo XAI; Roger Prado gerencia a engenharia de requisitos e fontes de dados da CPRM/ANM; e Rafael Farias é o responsável pelo design de interfaces e visualização 3D em Three.js. O trabalho é desenvolvido sob a orientação docente do Prof. Renato Luan De Sousa Araújo (Orientador Principal) e do Prof. Jeferson Silva Araújo (Orientador Secundário), assegurando conformidade científica, metodológica e arquitetural com os padrões de Engenharia de Software.</w:t>
       </w:r>
     </w:p>
     <w:p>

--- a/docs/Documento de Especificação do Projeto Integrador.docx
+++ b/docs/Documento de Especificação do Projeto Integrador.docx
@@ -187,7 +187,7 @@
           <w:r>
             <w:fldChar w:fldCharType="separate"/>
           </w:r>
-          <w:hyperlink w:anchor="_Toc242209970" w:history="1">
+          <w:hyperlink w:anchor="_Toc242277247" w:history="1">
             <w:r>
               <w:rPr>
                 <w:rStyle w:val="Hyperlink"/>
@@ -214,7 +214,7 @@
                 <w:noProof/>
                 <w:webHidden/>
               </w:rPr>
-              <w:instrText xml:space="preserve"> PAGEREF _Toc242209970 \h </w:instrText>
+              <w:instrText xml:space="preserve"> PAGEREF _Toc242277247 \h </w:instrText>
             </w:r>
             <w:r>
               <w:rPr>
@@ -263,7 +263,7 @@
               <w14:ligatures w14:val="standardContextual"/>
             </w:rPr>
           </w:pPr>
-          <w:hyperlink w:anchor="_Toc242209971" w:history="1">
+          <w:hyperlink w:anchor="_Toc242277248" w:history="1">
             <w:r>
               <w:rPr>
                 <w:rStyle w:val="Hyperlink"/>
@@ -290,7 +290,7 @@
                 <w:noProof/>
                 <w:webHidden/>
               </w:rPr>
-              <w:instrText xml:space="preserve"> PAGEREF _Toc242209971 \h </w:instrText>
+              <w:instrText xml:space="preserve"> PAGEREF _Toc242277248 \h </w:instrText>
             </w:r>
             <w:r>
               <w:rPr>
@@ -339,7 +339,7 @@
               <w14:ligatures w14:val="standardContextual"/>
             </w:rPr>
           </w:pPr>
-          <w:hyperlink w:anchor="_Toc242209972" w:history="1">
+          <w:hyperlink w:anchor="_Toc242277249" w:history="1">
             <w:r>
               <w:rPr>
                 <w:rStyle w:val="Hyperlink"/>
@@ -366,7 +366,7 @@
                 <w:noProof/>
                 <w:webHidden/>
               </w:rPr>
-              <w:instrText xml:space="preserve"> PAGEREF _Toc242209972 \h </w:instrText>
+              <w:instrText xml:space="preserve"> PAGEREF _Toc242277249 \h </w:instrText>
             </w:r>
             <w:r>
               <w:rPr>
@@ -415,7 +415,7 @@
               <w14:ligatures w14:val="standardContextual"/>
             </w:rPr>
           </w:pPr>
-          <w:hyperlink w:anchor="_Toc242209973" w:history="1">
+          <w:hyperlink w:anchor="_Toc242277250" w:history="1">
             <w:r>
               <w:rPr>
                 <w:rStyle w:val="Hyperlink"/>
@@ -442,7 +442,7 @@
                 <w:noProof/>
                 <w:webHidden/>
               </w:rPr>
-              <w:instrText xml:space="preserve"> PAGEREF _Toc242209973 \h </w:instrText>
+              <w:instrText xml:space="preserve"> PAGEREF _Toc242277250 \h </w:instrText>
             </w:r>
             <w:r>
               <w:rPr>
@@ -489,7 +489,7 @@
               <w14:ligatures w14:val="standardContextual"/>
             </w:rPr>
           </w:pPr>
-          <w:hyperlink w:anchor="_Toc242209974" w:history="1">
+          <w:hyperlink w:anchor="_Toc242277251" w:history="1">
             <w:r>
               <w:rPr>
                 <w:rStyle w:val="Hyperlink"/>
@@ -516,7 +516,7 @@
                 <w:noProof/>
                 <w:webHidden/>
               </w:rPr>
-              <w:instrText xml:space="preserve"> PAGEREF _Toc242209974 \h </w:instrText>
+              <w:instrText xml:space="preserve"> PAGEREF _Toc242277251 \h </w:instrText>
             </w:r>
             <w:r>
               <w:rPr>
@@ -563,7 +563,7 @@
               <w14:ligatures w14:val="standardContextual"/>
             </w:rPr>
           </w:pPr>
-          <w:hyperlink w:anchor="_Toc242209975" w:history="1">
+          <w:hyperlink w:anchor="_Toc242277252" w:history="1">
             <w:r>
               <w:rPr>
                 <w:rStyle w:val="Hyperlink"/>
@@ -590,7 +590,7 @@
                 <w:noProof/>
                 <w:webHidden/>
               </w:rPr>
-              <w:instrText xml:space="preserve"> PAGEREF _Toc242209975 \h </w:instrText>
+              <w:instrText xml:space="preserve"> PAGEREF _Toc242277252 \h </w:instrText>
             </w:r>
             <w:r>
               <w:rPr>
@@ -639,7 +639,7 @@
               <w14:ligatures w14:val="standardContextual"/>
             </w:rPr>
           </w:pPr>
-          <w:hyperlink w:anchor="_Toc242209976" w:history="1">
+          <w:hyperlink w:anchor="_Toc242277253" w:history="1">
             <w:r>
               <w:rPr>
                 <w:rStyle w:val="Hyperlink"/>
@@ -666,7 +666,7 @@
                 <w:noProof/>
                 <w:webHidden/>
               </w:rPr>
-              <w:instrText xml:space="preserve"> PAGEREF _Toc242209976 \h </w:instrText>
+              <w:instrText xml:space="preserve"> PAGEREF _Toc242277253 \h </w:instrText>
             </w:r>
             <w:r>
               <w:rPr>
@@ -715,7 +715,7 @@
               <w14:ligatures w14:val="standardContextual"/>
             </w:rPr>
           </w:pPr>
-          <w:hyperlink w:anchor="_Toc242209977" w:history="1">
+          <w:hyperlink w:anchor="_Toc242277254" w:history="1">
             <w:r>
               <w:rPr>
                 <w:rStyle w:val="Hyperlink"/>
@@ -742,7 +742,7 @@
                 <w:noProof/>
                 <w:webHidden/>
               </w:rPr>
-              <w:instrText xml:space="preserve"> PAGEREF _Toc242209977 \h </w:instrText>
+              <w:instrText xml:space="preserve"> PAGEREF _Toc242277254 \h </w:instrText>
             </w:r>
             <w:r>
               <w:rPr>
@@ -791,7 +791,7 @@
               <w14:ligatures w14:val="standardContextual"/>
             </w:rPr>
           </w:pPr>
-          <w:hyperlink w:anchor="_Toc242209978" w:history="1">
+          <w:hyperlink w:anchor="_Toc242277255" w:history="1">
             <w:r>
               <w:rPr>
                 <w:rStyle w:val="Hyperlink"/>
@@ -818,7 +818,7 @@
                 <w:noProof/>
                 <w:webHidden/>
               </w:rPr>
-              <w:instrText xml:space="preserve"> PAGEREF _Toc242209978 \h </w:instrText>
+              <w:instrText xml:space="preserve"> PAGEREF _Toc242277255 \h </w:instrText>
             </w:r>
             <w:r>
               <w:rPr>
@@ -867,7 +867,7 @@
               <w14:ligatures w14:val="standardContextual"/>
             </w:rPr>
           </w:pPr>
-          <w:hyperlink w:anchor="_Toc242209979" w:history="1">
+          <w:hyperlink w:anchor="_Toc242277256" w:history="1">
             <w:r>
               <w:rPr>
                 <w:rStyle w:val="Hyperlink"/>
@@ -894,7 +894,7 @@
                 <w:noProof/>
                 <w:webHidden/>
               </w:rPr>
-              <w:instrText xml:space="preserve"> PAGEREF _Toc242209979 \h </w:instrText>
+              <w:instrText xml:space="preserve"> PAGEREF _Toc242277256 \h </w:instrText>
             </w:r>
             <w:r>
               <w:rPr>
@@ -943,7 +943,7 @@
               <w14:ligatures w14:val="standardContextual"/>
             </w:rPr>
           </w:pPr>
-          <w:hyperlink w:anchor="_Toc242209980" w:history="1">
+          <w:hyperlink w:anchor="_Toc242277257" w:history="1">
             <w:r>
               <w:rPr>
                 <w:rStyle w:val="Hyperlink"/>
@@ -970,7 +970,7 @@
                 <w:noProof/>
                 <w:webHidden/>
               </w:rPr>
-              <w:instrText xml:space="preserve"> PAGEREF _Toc242209980 \h </w:instrText>
+              <w:instrText xml:space="preserve"> PAGEREF _Toc242277257 \h </w:instrText>
             </w:r>
             <w:r>
               <w:rPr>
@@ -1019,7 +1019,7 @@
               <w14:ligatures w14:val="standardContextual"/>
             </w:rPr>
           </w:pPr>
-          <w:hyperlink w:anchor="_Toc242209981" w:history="1">
+          <w:hyperlink w:anchor="_Toc242277258" w:history="1">
             <w:r>
               <w:rPr>
                 <w:rStyle w:val="Hyperlink"/>
@@ -1046,7 +1046,7 @@
                 <w:noProof/>
                 <w:webHidden/>
               </w:rPr>
-              <w:instrText xml:space="preserve"> PAGEREF _Toc242209981 \h </w:instrText>
+              <w:instrText xml:space="preserve"> PAGEREF _Toc242277258 \h </w:instrText>
             </w:r>
             <w:r>
               <w:rPr>
@@ -1095,7 +1095,7 @@
               <w14:ligatures w14:val="standardContextual"/>
             </w:rPr>
           </w:pPr>
-          <w:hyperlink w:anchor="_Toc242209982" w:history="1">
+          <w:hyperlink w:anchor="_Toc242277259" w:history="1">
             <w:r>
               <w:rPr>
                 <w:rStyle w:val="Hyperlink"/>
@@ -1122,7 +1122,7 @@
                 <w:noProof/>
                 <w:webHidden/>
               </w:rPr>
-              <w:instrText xml:space="preserve"> PAGEREF _Toc242209982 \h </w:instrText>
+              <w:instrText xml:space="preserve"> PAGEREF _Toc242277259 \h </w:instrText>
             </w:r>
             <w:r>
               <w:rPr>
@@ -1171,7 +1171,7 @@
               <w14:ligatures w14:val="standardContextual"/>
             </w:rPr>
           </w:pPr>
-          <w:hyperlink w:anchor="_Toc242209983" w:history="1">
+          <w:hyperlink w:anchor="_Toc242277260" w:history="1">
             <w:r>
               <w:rPr>
                 <w:rStyle w:val="Hyperlink"/>
@@ -1198,7 +1198,15 @@
                 <w:noProof/>
                 <w:webHidden/>
               </w:rPr>
-              <w:instrText xml:space="preserve"> PAGEREF _Toc242209983 \h </w:instrText>
+              <w:instrText xml:space="preserve"> PAG</w:instrText>
+            </w:r>
+            <w:r>
+              <w:rPr>
+                <w:noProof/>
+                <w:webHidden/>
+              </w:rPr>
+              <w:lastRenderedPageBreak/>
+              <w:instrText xml:space="preserve">EREF _Toc242277260 \h </w:instrText>
             </w:r>
             <w:r>
               <w:rPr>
@@ -1247,7 +1255,7 @@
               <w14:ligatures w14:val="standardContextual"/>
             </w:rPr>
           </w:pPr>
-          <w:hyperlink w:anchor="_Toc242209984" w:history="1">
+          <w:hyperlink w:anchor="_Toc242277261" w:history="1">
             <w:r>
               <w:rPr>
                 <w:rStyle w:val="Hyperlink"/>
@@ -1274,7 +1282,7 @@
                 <w:noProof/>
                 <w:webHidden/>
               </w:rPr>
-              <w:instrText xml:space="preserve"> PAGEREF _Toc242209984 \h </w:instrText>
+              <w:instrText xml:space="preserve"> PAGEREF _Toc242277261 \h </w:instrText>
             </w:r>
             <w:r>
               <w:rPr>
@@ -1294,7 +1302,7 @@
                 <w:noProof/>
                 <w:webHidden/>
               </w:rPr>
-              <w:t>10</w:t>
+              <w:t>9</w:t>
             </w:r>
             <w:r>
               <w:rPr>
@@ -1323,7 +1331,7 @@
               <w14:ligatures w14:val="standardContextual"/>
             </w:rPr>
           </w:pPr>
-          <w:hyperlink w:anchor="_Toc242209985" w:history="1">
+          <w:hyperlink w:anchor="_Toc242277262" w:history="1">
             <w:r>
               <w:rPr>
                 <w:rStyle w:val="Hyperlink"/>
@@ -1350,7 +1358,7 @@
                 <w:noProof/>
                 <w:webHidden/>
               </w:rPr>
-              <w:instrText xml:space="preserve"> PAGEREF _Toc242209985 \h </w:instrText>
+              <w:instrText xml:space="preserve"> PAGEREF _Toc242277262 \h </w:instrText>
             </w:r>
             <w:r>
               <w:rPr>
@@ -1399,7 +1407,7 @@
               <w14:ligatures w14:val="standardContextual"/>
             </w:rPr>
           </w:pPr>
-          <w:hyperlink w:anchor="_Toc242209986" w:history="1">
+          <w:hyperlink w:anchor="_Toc242277263" w:history="1">
             <w:r>
               <w:rPr>
                 <w:rStyle w:val="Hyperlink"/>
@@ -1426,7 +1434,7 @@
                 <w:noProof/>
                 <w:webHidden/>
               </w:rPr>
-              <w:instrText xml:space="preserve"> PAGEREF _Toc242209986 \h </w:instrText>
+              <w:instrText xml:space="preserve"> PAGEREF _Toc242277263 \h </w:instrText>
             </w:r>
             <w:r>
               <w:rPr>
@@ -1475,7 +1483,7 @@
               <w14:ligatures w14:val="standardContextual"/>
             </w:rPr>
           </w:pPr>
-          <w:hyperlink w:anchor="_Toc242209987" w:history="1">
+          <w:hyperlink w:anchor="_Toc242277264" w:history="1">
             <w:r>
               <w:rPr>
                 <w:rStyle w:val="Hyperlink"/>
@@ -1502,7 +1510,7 @@
                 <w:noProof/>
                 <w:webHidden/>
               </w:rPr>
-              <w:instrText xml:space="preserve"> PAGEREF _Toc242209987 \h </w:instrText>
+              <w:instrText xml:space="preserve"> PAGEREF _Toc242277264 \h </w:instrText>
             </w:r>
             <w:r>
               <w:rPr>
@@ -1551,7 +1559,7 @@
               <w14:ligatures w14:val="standardContextual"/>
             </w:rPr>
           </w:pPr>
-          <w:hyperlink w:anchor="_Toc242209988" w:history="1">
+          <w:hyperlink w:anchor="_Toc242277265" w:history="1">
             <w:r>
               <w:rPr>
                 <w:rStyle w:val="Hyperlink"/>
@@ -1578,7 +1586,7 @@
                 <w:noProof/>
                 <w:webHidden/>
               </w:rPr>
-              <w:instrText xml:space="preserve"> PAGEREF _Toc242209988 \h </w:instrText>
+              <w:instrText xml:space="preserve"> PAGEREF _Toc242277265 \h </w:instrText>
             </w:r>
             <w:r>
               <w:rPr>
@@ -1627,7 +1635,7 @@
               <w14:ligatures w14:val="standardContextual"/>
             </w:rPr>
           </w:pPr>
-          <w:hyperlink w:anchor="_Toc242209989" w:history="1">
+          <w:hyperlink w:anchor="_Toc242277266" w:history="1">
             <w:r>
               <w:rPr>
                 <w:rStyle w:val="Hyperlink"/>
@@ -1654,7 +1662,7 @@
                 <w:noProof/>
                 <w:webHidden/>
               </w:rPr>
-              <w:instrText xml:space="preserve"> PAGEREF _Toc242209989 \h </w:instrText>
+              <w:instrText xml:space="preserve"> PAGEREF _Toc242277266 \h </w:instrText>
             </w:r>
             <w:r>
               <w:rPr>
@@ -1703,7 +1711,7 @@
               <w14:ligatures w14:val="standardContextual"/>
             </w:rPr>
           </w:pPr>
-          <w:hyperlink w:anchor="_Toc242209990" w:history="1">
+          <w:hyperlink w:anchor="_Toc242277267" w:history="1">
             <w:r>
               <w:rPr>
                 <w:rStyle w:val="Hyperlink"/>
@@ -1730,7 +1738,7 @@
                 <w:noProof/>
                 <w:webHidden/>
               </w:rPr>
-              <w:instrText xml:space="preserve"> PAGEREF _Toc242209990 \h </w:instrText>
+              <w:instrText xml:space="preserve"> PAGEREF _Toc242277267 \h </w:instrText>
             </w:r>
             <w:r>
               <w:rPr>
@@ -1779,7 +1787,7 @@
               <w14:ligatures w14:val="standardContextual"/>
             </w:rPr>
           </w:pPr>
-          <w:hyperlink w:anchor="_Toc242209991" w:history="1">
+          <w:hyperlink w:anchor="_Toc242277268" w:history="1">
             <w:r>
               <w:rPr>
                 <w:rStyle w:val="Hyperlink"/>
@@ -1806,7 +1814,7 @@
                 <w:noProof/>
                 <w:webHidden/>
               </w:rPr>
-              <w:instrText xml:space="preserve"> PAGEREF _Toc242209991 \h </w:instrText>
+              <w:instrText xml:space="preserve"> PAGEREF _Toc242277268 \h </w:instrText>
             </w:r>
             <w:r>
               <w:rPr>
@@ -1855,7 +1863,7 @@
               <w14:ligatures w14:val="standardContextual"/>
             </w:rPr>
           </w:pPr>
-          <w:hyperlink w:anchor="_Toc242209992" w:history="1">
+          <w:hyperlink w:anchor="_Toc242277269" w:history="1">
             <w:r>
               <w:rPr>
                 <w:rStyle w:val="Hyperlink"/>
@@ -1882,7 +1890,7 @@
                 <w:noProof/>
                 <w:webHidden/>
               </w:rPr>
-              <w:instrText xml:space="preserve"> PAGEREF _Toc242209992 \h </w:instrText>
+              <w:instrText xml:space="preserve"> PAGEREF _Toc242277269 \h </w:instrText>
             </w:r>
             <w:r>
               <w:rPr>
@@ -1929,7 +1937,7 @@
               <w14:ligatures w14:val="standardContextual"/>
             </w:rPr>
           </w:pPr>
-          <w:hyperlink w:anchor="_Toc242209993" w:history="1">
+          <w:hyperlink w:anchor="_Toc242277270" w:history="1">
             <w:r>
               <w:rPr>
                 <w:rStyle w:val="Hyperlink"/>
@@ -1956,7 +1964,7 @@
                 <w:noProof/>
                 <w:webHidden/>
               </w:rPr>
-              <w:instrText xml:space="preserve"> PAGEREF _Toc242209993 \h </w:instrText>
+              <w:instrText xml:space="preserve"> PAGEREF _Toc242277270 \h </w:instrText>
             </w:r>
             <w:r>
               <w:rPr>
@@ -2003,7 +2011,7 @@
               <w14:ligatures w14:val="standardContextual"/>
             </w:rPr>
           </w:pPr>
-          <w:hyperlink w:anchor="_Toc242209994" w:history="1">
+          <w:hyperlink w:anchor="_Toc242277271" w:history="1">
             <w:r>
               <w:rPr>
                 <w:rStyle w:val="Hyperlink"/>
@@ -2030,7 +2038,7 @@
                 <w:noProof/>
                 <w:webHidden/>
               </w:rPr>
-              <w:instrText xml:space="preserve"> PAGEREF _Toc242209994 \h </w:instrText>
+              <w:instrText xml:space="preserve"> PAGEREF _Toc242277271 \h </w:instrText>
             </w:r>
             <w:r>
               <w:rPr>
@@ -2079,7 +2087,7 @@
               <w14:ligatures w14:val="standardContextual"/>
             </w:rPr>
           </w:pPr>
-          <w:hyperlink w:anchor="_Toc242209995" w:history="1">
+          <w:hyperlink w:anchor="_Toc242277272" w:history="1">
             <w:r>
               <w:rPr>
                 <w:rStyle w:val="Hyperlink"/>
@@ -2106,7 +2114,7 @@
                 <w:noProof/>
                 <w:webHidden/>
               </w:rPr>
-              <w:instrText xml:space="preserve"> PAGEREF _Toc242209995 \h </w:instrText>
+              <w:instrText xml:space="preserve"> PAGEREF _Toc242277272 \h </w:instrText>
             </w:r>
             <w:r>
               <w:rPr>
@@ -2153,7 +2161,7 @@
               <w14:ligatures w14:val="standardContextual"/>
             </w:rPr>
           </w:pPr>
-          <w:hyperlink w:anchor="_Toc242209996" w:history="1">
+          <w:hyperlink w:anchor="_Toc242277273" w:history="1">
             <w:r>
               <w:rPr>
                 <w:rStyle w:val="Hyperlink"/>
@@ -2180,7 +2188,7 @@
                 <w:noProof/>
                 <w:webHidden/>
               </w:rPr>
-              <w:instrText xml:space="preserve"> PAGEREF _Toc242209996 \h </w:instrText>
+              <w:instrText xml:space="preserve"> PAGEREF _Toc242277273 \h </w:instrText>
             </w:r>
             <w:r>
               <w:rPr>
@@ -2227,7 +2235,7 @@
               <w14:ligatures w14:val="standardContextual"/>
             </w:rPr>
           </w:pPr>
-          <w:hyperlink w:anchor="_Toc242209997" w:history="1">
+          <w:hyperlink w:anchor="_Toc242277274" w:history="1">
             <w:r>
               <w:rPr>
                 <w:rStyle w:val="Hyperlink"/>
@@ -2254,7 +2262,7 @@
                 <w:noProof/>
                 <w:webHidden/>
               </w:rPr>
-              <w:instrText xml:space="preserve"> PAGEREF _Toc242209997 \h </w:instrText>
+              <w:instrText xml:space="preserve"> PAGEREF _Toc242277274 \h </w:instrText>
             </w:r>
             <w:r>
               <w:rPr>
@@ -2274,7 +2282,7 @@
                 <w:noProof/>
                 <w:webHidden/>
               </w:rPr>
-              <w:t>16</w:t>
+              <w:t>15</w:t>
             </w:r>
             <w:r>
               <w:rPr>
@@ -2303,7 +2311,7 @@
               <w14:ligatures w14:val="standardContextual"/>
             </w:rPr>
           </w:pPr>
-          <w:hyperlink w:anchor="_Toc242209998" w:history="1">
+          <w:hyperlink w:anchor="_Toc242277275" w:history="1">
             <w:r>
               <w:rPr>
                 <w:rStyle w:val="Hyperlink"/>
@@ -2330,7 +2338,7 @@
                 <w:noProof/>
                 <w:webHidden/>
               </w:rPr>
-              <w:instrText xml:space="preserve"> PAGEREF _Toc242209998 \h </w:instrText>
+              <w:instrText xml:space="preserve"> PAGEREF _Toc242277275 \h </w:instrText>
             </w:r>
             <w:r>
               <w:rPr>
@@ -2377,7 +2385,7 @@
               <w14:ligatures w14:val="standardContextual"/>
             </w:rPr>
           </w:pPr>
-          <w:hyperlink w:anchor="_Toc242209999" w:history="1">
+          <w:hyperlink w:anchor="_Toc242277276" w:history="1">
             <w:r>
               <w:rPr>
                 <w:rStyle w:val="Hyperlink"/>
@@ -2404,7 +2412,7 @@
                 <w:noProof/>
                 <w:webHidden/>
               </w:rPr>
-              <w:instrText xml:space="preserve"> PAGEREF _Toc242209999 \h </w:instrText>
+              <w:instrText xml:space="preserve"> PAGEREF _Toc242277276 \h </w:instrText>
             </w:r>
             <w:r>
               <w:rPr>
@@ -2451,7 +2459,7 @@
               <w14:ligatures w14:val="standardContextual"/>
             </w:rPr>
           </w:pPr>
-          <w:hyperlink w:anchor="_Toc242210000" w:history="1">
+          <w:hyperlink w:anchor="_Toc242277277" w:history="1">
             <w:r>
               <w:rPr>
                 <w:rStyle w:val="Hyperlink"/>
@@ -2478,7 +2486,7 @@
                 <w:noProof/>
                 <w:webHidden/>
               </w:rPr>
-              <w:instrText xml:space="preserve"> PAGEREF _Toc242210000 \h </w:instrText>
+              <w:instrText xml:space="preserve"> PAGEREF _Toc242277277 \h </w:instrText>
             </w:r>
             <w:r>
               <w:rPr>
@@ -2527,7 +2535,7 @@
               <w14:ligatures w14:val="standardContextual"/>
             </w:rPr>
           </w:pPr>
-          <w:hyperlink w:anchor="_Toc242210001" w:history="1">
+          <w:hyperlink w:anchor="_Toc242277278" w:history="1">
             <w:r>
               <w:rPr>
                 <w:rStyle w:val="Hyperlink"/>
@@ -2554,7 +2562,7 @@
                 <w:noProof/>
                 <w:webHidden/>
               </w:rPr>
-              <w:instrText xml:space="preserve"> PAGEREF _Toc242210001 \h </w:instrText>
+              <w:instrText xml:space="preserve"> PAGEREF _Toc242277278 \h </w:instrText>
             </w:r>
             <w:r>
               <w:rPr>
@@ -2601,7 +2609,7 @@
               <w14:ligatures w14:val="standardContextual"/>
             </w:rPr>
           </w:pPr>
-          <w:hyperlink w:anchor="_Toc242210002" w:history="1">
+          <w:hyperlink w:anchor="_Toc242277279" w:history="1">
             <w:r>
               <w:rPr>
                 <w:rStyle w:val="Hyperlink"/>
@@ -2628,7 +2636,7 @@
                 <w:noProof/>
                 <w:webHidden/>
               </w:rPr>
-              <w:instrText xml:space="preserve"> PAGEREF _Toc242210002 \h </w:instrText>
+              <w:instrText xml:space="preserve"> PAGEREF _Toc242277279 \h </w:instrText>
             </w:r>
             <w:r>
               <w:rPr>
@@ -2675,7 +2683,7 @@
               <w14:ligatures w14:val="standardContextual"/>
             </w:rPr>
           </w:pPr>
-          <w:hyperlink w:anchor="_Toc242210003" w:history="1">
+          <w:hyperlink w:anchor="_Toc242277280" w:history="1">
             <w:r>
               <w:rPr>
                 <w:rStyle w:val="Hyperlink"/>
@@ -2702,7 +2710,7 @@
                 <w:noProof/>
                 <w:webHidden/>
               </w:rPr>
-              <w:instrText xml:space="preserve"> PAGEREF _Toc242210003 \h </w:instrText>
+              <w:instrText xml:space="preserve"> PAGEREF _Toc242277280 \h </w:instrText>
             </w:r>
             <w:r>
               <w:rPr>
@@ -2844,7 +2852,7 @@
         <w:spacing w:before="120" w:after="120"/>
         <w:ind w:leftChars="0" w:left="110" w:right="110"/>
       </w:pPr>
-      <w:bookmarkStart w:id="0" w:name="_Toc242209970"/>
+      <w:bookmarkStart w:id="0" w:name="_Toc242277247"/>
       <w:r>
         <w:lastRenderedPageBreak/>
         <w:t>PARTE 00 -</w:t>
@@ -3903,15 +3911,7 @@
                 <w:color w:val="0F172A"/>
                 <w:sz w:val="19"/>
               </w:rPr>
-              <w:t>Entrega da Fase 02 do 4º Período: realização e registro aprofundado das experimentações técnicas iniciais (Seção 19.2), englobando 4 provas de conceito práticas: pipeline de ingestão geoquímica com dados reais do USGS DS801 e tratamento de censura (&lt;LD), detecção de anomalias com Isolation Forest/XGBoost, benchmark de explicabilidade algorítmica TreeSHAP vs. KernelSHAP, e renderizador 3D de subsuperfície com Three.js e fluxo HITL; atualização das justificativas tecnológicas (Seção 19.1) e visão geral da sol</w:t>
-            </w:r>
-            <w:r>
-              <w:rPr>
-                <w:rFonts w:ascii="Arial" w:hAnsi="Arial"/>
-                <w:color w:val="0F172A"/>
-                <w:sz w:val="19"/>
-              </w:rPr>
-              <w:t>ução (Seção 19); refinamento da modelagem de dados para valores censurados e persistência de feedback HITL (Seção 18); atualização do status dos requisitos funcionais validados por PoC (Seção 14, Tabela 5); e atualização da situação atual e cronograma de atividades (Parte 02).</w:t>
+              <w:t>Entrega da Fase 02 do 4º Período: realização e registro aprofundado das experimentações técnicas iniciais (Seção 19.2), englobando 4 provas de conceito práticas: pipeline de ingestão geoquímica com dados reais do USGS DS801 e tratamento de censura (&lt;LD), detecção de anomalias com Isolation Forest/XGBoost, benchmark de explicabilidade algorítmica TreeSHAP vs. KernelSHAP, e renderizador 3D de subsuperfície com Three.js e fluxo HITL; atualização das justificativas tecnológicas (Seção 19.1) e visão geral da solução (Seção 19); refinamento da modelagem de dados para valores censurados e persistência de feedback HITL (Seção 18); atualização do status dos requisitos funcionais validados por PoC (Seção 14, Tabela 5); e atualização da situação atual e cronograma de atividades (Parte 02).</w:t>
             </w:r>
           </w:p>
         </w:tc>
@@ -3929,7 +3929,7 @@
         <w:spacing w:before="120" w:after="120"/>
         <w:ind w:leftChars="0" w:left="110" w:right="110"/>
       </w:pPr>
-      <w:bookmarkStart w:id="1" w:name="_Toc242209971"/>
+      <w:bookmarkStart w:id="1" w:name="_Toc242277248"/>
       <w:r>
         <w:lastRenderedPageBreak/>
         <w:t>PARTE 01 – IDENTIFICAÇÃO DO PRODUTO, EQUIPE E REPOSITÓRIO</w:t>
@@ -4078,7 +4078,7 @@
         <w:keepNext/>
         <w:ind w:leftChars="0" w:left="110" w:right="110"/>
       </w:pPr>
-      <w:bookmarkStart w:id="2" w:name="_Toc242209972"/>
+      <w:bookmarkStart w:id="2" w:name="_Toc242277249"/>
       <w:r>
         <w:t>1 IDENTIFICAÇÃO DO PRODUTO</w:t>
       </w:r>
@@ -4178,72 +4178,133 @@
     </w:p>
     <w:p>
       <w:pPr>
-        <w:spacing w:beforeLines="50" w:before="120" w:afterLines="50" w:after="120"/>
-        <w:ind w:leftChars="50" w:left="110" w:rightChars="50" w:right="110"/>
-        <w:jc w:val="both"/>
-        <w:rPr>
-          <w:rFonts w:ascii="Arial" w:hAnsi="Arial" w:cs="Arial"/>
-          <w:bCs/>
-          <w:i/>
-          <w:iCs/>
-          <w:color w:val="EE0000"/>
-          <w:sz w:val="24"/>
-          <w:szCs w:val="24"/>
-        </w:rPr>
+        <w:spacing w:before="40" w:after="70"/>
+        <w:ind w:left="110" w:right="110"/>
+        <w:jc w:val="both"/>
       </w:pPr>
       <w:r>
         <w:rPr>
           <w:rFonts w:ascii="Arial" w:hAnsi="Arial"/>
           <w:color w:val="0F172A"/>
-        </w:rPr>
-        <w:t>A OrenAI é uma plataforma de software B2B SaaS concebida para atuar na fase crítica de pesquisa mineral, ANTES de qualquer perfuração, utilizando Inteligência Artificial e uma sofisticada Arquitetura Multi-Agentes (MAS) para apontar matematicamente às empresas mineradoras onde perfurar o solo com máxima precisão. Na indústria mineral global, estima-se que o dispêndio anual em exploração ultrapasse US$ 12 bilhões, com uma taxa histórica de erro de aproximadamente 99% em sondagens testemunhadas (fonte: MinEx Consulting / S&amp;P Global), na qual cada furo estéril ('furo seco') custa mais de US$ 100.000 à mineradora. A OrenAI entra no processo exatamente para reduzir drasticamente esse desperdício de capital.</w:t>
+          <w:sz w:val="21"/>
+        </w:rPr>
+        <w:t xml:space="preserve">A OrenAI é uma plataforma de software B2B SaaS concebida para atuar na fase crítica de pesquisa mineral, ANTES de qualquer perfuração, utilizando Inteligência Artificial e uma sofisticada Arquitetura Multi-Agentes (MAS) para apontar matematicamente às empresas mineradoras onde perfurar o solo com máxima precisão. Na indústria mineral global, estima-se que o dispêndio anual em exploração ultrapasse US$ 12 bilhões, com uma taxa histórica de erro de aproximadamente 99% em sondagens testemunhadas (fonte: MinEx </w:t>
       </w:r>
       <w:r>
         <w:rPr>
           <w:rFonts w:ascii="Arial" w:hAnsi="Arial"/>
           <w:color w:val="0F172A"/>
-        </w:rPr>
-        <w:br/>
-      </w:r>
-      <w:r>
-        <w:rPr>
-          <w:rFonts w:ascii="Arial" w:hAnsi="Arial"/>
+          <w:sz w:val="21"/>
+        </w:rPr>
+        <w:t>Consulting / S&amp;P Global), na qual cada furo estéril ('furo seco') custa mais de US$ 100.000 à mineradora. A OrenAI entra no processo exatamente para reduzir drasticamente esse desperdício de capital.</w:t>
+      </w:r>
+    </w:p>
+    <w:p>
+      <w:pPr>
+        <w:keepNext/>
+        <w:spacing w:before="120" w:after="30"/>
+        <w:ind w:left="110" w:right="110"/>
+      </w:pPr>
+      <w:r>
+        <w:rPr>
+          <w:rFonts w:ascii="Arial" w:hAnsi="Arial"/>
+          <w:b/>
           <w:color w:val="0F172A"/>
-        </w:rPr>
-        <w:br/>
+          <w:sz w:val="21"/>
+        </w:rPr>
         <w:t>É fundamental explicitar o que a OrenAI FAZ e o que NÃO FAZ:</w:t>
       </w:r>
-      <w:r>
-        <w:rPr>
-          <w:rFonts w:ascii="Arial" w:hAnsi="Arial"/>
+    </w:p>
+    <w:p>
+      <w:pPr>
+        <w:spacing w:before="25" w:after="35"/>
+        <w:ind w:left="110" w:right="110"/>
+      </w:pPr>
+      <w:r>
+        <w:rPr>
+          <w:rFonts w:ascii="Arial" w:hAnsi="Arial"/>
+          <w:b/>
           <w:color w:val="0F172A"/>
-        </w:rPr>
-        <w:br/>
-        <w:t>• O software NÃO opera sondas de perfuração mecânica;</w:t>
-      </w:r>
-      <w:r>
-        <w:rPr>
-          <w:rFonts w:ascii="Arial" w:hAnsi="Arial"/>
+          <w:sz w:val="21"/>
+        </w:rPr>
+        <w:t xml:space="preserve">• </w:t>
+      </w:r>
+      <w:r>
+        <w:rPr>
+          <w:rFonts w:ascii="Arial" w:hAnsi="Arial"/>
+          <w:color w:val="334155"/>
+          <w:sz w:val="21"/>
+        </w:rPr>
+        <w:t>O software NÃO opera sondas de perfuração mecânica;</w:t>
+      </w:r>
+    </w:p>
+    <w:p>
+      <w:pPr>
+        <w:spacing w:before="25" w:after="35"/>
+        <w:ind w:left="110" w:right="110"/>
+      </w:pPr>
+      <w:r>
+        <w:rPr>
+          <w:rFonts w:ascii="Arial" w:hAnsi="Arial"/>
+          <w:b/>
           <w:color w:val="0F172A"/>
-        </w:rPr>
-        <w:br/>
-        <w:t>• O software NÃO realiza extração física de minério;</w:t>
-      </w:r>
-      <w:r>
-        <w:rPr>
-          <w:rFonts w:ascii="Arial" w:hAnsi="Arial"/>
+          <w:sz w:val="21"/>
+        </w:rPr>
+        <w:t xml:space="preserve">• </w:t>
+      </w:r>
+      <w:r>
+        <w:rPr>
+          <w:rFonts w:ascii="Arial" w:hAnsi="Arial"/>
+          <w:color w:val="334155"/>
+          <w:sz w:val="21"/>
+        </w:rPr>
+        <w:t>O software NÃO realiza extração física de minério;</w:t>
+      </w:r>
+    </w:p>
+    <w:p>
+      <w:pPr>
+        <w:spacing w:before="25" w:after="35"/>
+        <w:ind w:left="110" w:right="110"/>
+      </w:pPr>
+      <w:r>
+        <w:rPr>
+          <w:rFonts w:ascii="Arial" w:hAnsi="Arial"/>
+          <w:b/>
           <w:color w:val="0F172A"/>
-        </w:rPr>
-        <w:br/>
-        <w:t>• O software NÃO substitui o geólogo humano;</w:t>
-      </w:r>
-      <w:r>
-        <w:rPr>
-          <w:rFonts w:ascii="Arial" w:hAnsi="Arial"/>
+          <w:sz w:val="21"/>
+        </w:rPr>
+        <w:t xml:space="preserve">• </w:t>
+      </w:r>
+      <w:r>
+        <w:rPr>
+          <w:rFonts w:ascii="Arial" w:hAnsi="Arial"/>
+          <w:color w:val="334155"/>
+          <w:sz w:val="21"/>
+        </w:rPr>
+        <w:t>O software NÃO substitui o geólogo humano;</w:t>
+      </w:r>
+    </w:p>
+    <w:p>
+      <w:pPr>
+        <w:spacing w:before="25" w:after="35"/>
+        <w:ind w:left="110" w:right="110"/>
+      </w:pPr>
+      <w:r>
+        <w:rPr>
+          <w:rFonts w:ascii="Arial" w:hAnsi="Arial"/>
+          <w:b/>
           <w:color w:val="0F172A"/>
-        </w:rPr>
-        <w:br/>
-        <w:t>• O software atua fornecendo comprovação matemática por que determinado alvo geológico é promissor, preservando estritamente a tomada de decisão final nas mãos do especialista humano (Human-in-the-Loop - HITL).</w:t>
+          <w:sz w:val="21"/>
+        </w:rPr>
+        <w:t xml:space="preserve">• </w:t>
+      </w:r>
+      <w:r>
+        <w:rPr>
+          <w:rFonts w:ascii="Arial" w:hAnsi="Arial"/>
+          <w:color w:val="334155"/>
+          <w:sz w:val="21"/>
+        </w:rPr>
+        <w:t>O software atua fornecendo comprovação matemática por que determinado alvo geológico é promissor, preservando estritamente a tomada de decisão final nas mãos do especialista humano (Human-in-the-Loop - HITL).</w:t>
       </w:r>
     </w:p>
     <w:p>
@@ -4316,7 +4377,7 @@
         <w:pageBreakBefore/>
         <w:ind w:leftChars="0" w:left="110" w:right="110"/>
       </w:pPr>
-      <w:bookmarkStart w:id="3" w:name="_Toc242209973"/>
+      <w:bookmarkStart w:id="3" w:name="_Toc242277250"/>
       <w:r>
         <w:lastRenderedPageBreak/>
         <w:t>2 DESCRIÇÃO GERAL DO PRODUTO</w:t>
@@ -4343,7 +4404,7 @@
         <w:keepNext/>
         <w:ind w:leftChars="0" w:left="0" w:right="110"/>
       </w:pPr>
-      <w:bookmarkStart w:id="4" w:name="_Toc242209974"/>
+      <w:bookmarkStart w:id="4" w:name="_Toc242277251"/>
       <w:r>
         <w:rPr>
           <w:sz w:val="22"/>
@@ -4354,40 +4415,48 @@
     </w:p>
     <w:p>
       <w:pPr>
-        <w:spacing w:before="60" w:beforeAutospacing="1" w:after="120" w:afterAutospacing="1"/>
-        <w:ind w:leftChars="50" w:left="110" w:rightChars="50" w:right="110"/>
-        <w:jc w:val="both"/>
-        <w:rPr>
-          <w:rFonts w:ascii="Arial" w:hAnsi="Arial" w:cs="Arial"/>
-          <w:bCs/>
-          <w:i/>
-          <w:iCs/>
-          <w:color w:val="EE0000"/>
-          <w:sz w:val="24"/>
-          <w:szCs w:val="24"/>
-        </w:rPr>
+        <w:spacing w:before="40" w:after="70"/>
+        <w:ind w:left="110" w:right="110"/>
+        <w:jc w:val="both"/>
       </w:pPr>
       <w:r>
         <w:rPr>
           <w:rFonts w:ascii="Arial" w:hAnsi="Arial"/>
           <w:color w:val="0F172A"/>
-        </w:rPr>
-        <w:t>A OrenAI opera sob o padrão computacional de Mixture of Experts (MoE) implementado através de um Sistema Multi-Agentes (MAS). O fluxo operacional inicia-se quando o geólogo submete dados geoquímicos e define a demanda mineral (ex: 'Procurar anomalias de cobre em Carajás'). Um Agente Gestor Orquestrador realiza a classificação semântica de intenções (Intent Classification) e despacha a requisição para um Subagente Especialista dedicado (ex: Subagente Cobre ou Subagente Ouro). Esse subagente é ativado sob demanda em contêiner Docker isolado, enquanto os demais permanecem desligados para minimizar drasticamente os custos operacionais de computação em nuvem.</w:t>
+          <w:sz w:val="21"/>
+        </w:rPr>
+        <w:t>A OrenAI opera sob o padrão computacional de Mixture of Experts (MoE) implementado através de um Sistema Multi-Agentes (MAS). O fluxo operacional inicia-se quando o geólogo submete dados geoquímicos e define a demanda mineral (ex: 'Procurar anomalias de cobre em Carajás'). Um Agente Gestor Orquestrador realiza a classificação semântica de intenções (Intent Classification) e despacha a requisição para um Subagente Especialista dedicado (ex: Subagente Cobre ou Subagente Ouro). Esse subagente é ativado sob dem</w:t>
       </w:r>
       <w:r>
         <w:rPr>
           <w:rFonts w:ascii="Arial" w:hAnsi="Arial"/>
           <w:color w:val="0F172A"/>
-        </w:rPr>
-        <w:br/>
-      </w:r>
+          <w:sz w:val="21"/>
+        </w:rPr>
+        <w:t>anda em contêiner Docker isolado, enquanto os demais permanecem desligados para minimizar drasticamente os custos operacionais de computação em nuvem.</w:t>
+      </w:r>
+    </w:p>
+    <w:p>
+      <w:pPr>
+        <w:spacing w:before="40" w:after="70"/>
+        <w:ind w:left="110" w:right="110"/>
+        <w:jc w:val="both"/>
+      </w:pPr>
       <w:r>
         <w:rPr>
           <w:rFonts w:ascii="Arial" w:hAnsi="Arial"/>
           <w:color w:val="0F172A"/>
-        </w:rPr>
-        <w:br/>
-        <w:t>Internamente, cada subagente executa o Módulo MAPDA (Mineral Anomaly Pattern Detection Algorithm), um motor preditivo baseado em ensemble híbrido que combina modelos tabulares (XGBoost/LightGBM) para concentrações geoquímicas e redes neurais convolucionais (CNN U-Net) para dados espaciais e de sensoriamento remoto (imagens Sentinel-2 e rasters geofísicos). Os pesos matemáticos gerados são submetidos ao Módulo XAI (SHAP), decompondo a predição em termos transparentes (ex: 'Cu_ppm contribuiu com 42% para este alvo'). No dashboard web (React + Three.js), o geólogo analisa mapas 2D e modelos 3D de subsuperfície, aprovando ou rejeitando cada alvo. Todo feedback alimenta o ciclo de Active Learning para o retreinamento incremental contínuo dos subagentes.</w:t>
+          <w:sz w:val="21"/>
+        </w:rPr>
+        <w:t>Internamente, cada subagente executa o Módulo MAPDA (Mineral Anomaly Pattern Detection Algorithm), um motor preditivo baseado em ensemble híbrido que combina modelos tabulares (XGBoost/LightGBM) para concentrações geoquímicas e redes neurais convolucionais (CNN U-Net) para dados espaciais e de sensoriamento remoto (imagens Sentinel-2 e rasters geofísicos). Os pesos matemáticos gerados são submetidos ao Módulo XAI (SHAP), decompondo a predição em termos transparentes (ex: 'Cu_ppm contribuiu com 42% para este</w:t>
+      </w:r>
+      <w:r>
+        <w:rPr>
+          <w:rFonts w:ascii="Arial" w:hAnsi="Arial"/>
+          <w:color w:val="0F172A"/>
+          <w:sz w:val="21"/>
+        </w:rPr>
+        <w:t xml:space="preserve"> alvo'). No dashboard web (React + Three.js), o geólogo analisa mapas 2D e modelos 3D de subsuperfície, aprovando ou rejeitando cada alvo. Todo feedback alimenta o ciclo de Active Learning para o retreinamento incremental contínuo dos subagentes.</w:t>
       </w:r>
     </w:p>
     <w:p>
@@ -4448,7 +4517,7 @@
         <w:keepNext/>
         <w:ind w:leftChars="0" w:left="110" w:right="110"/>
       </w:pPr>
-      <w:bookmarkStart w:id="5" w:name="_Toc242209975"/>
+      <w:bookmarkStart w:id="5" w:name="_Toc242277252"/>
       <w:r>
         <w:t>2.2 Problemas Identificados</w:t>
       </w:r>
@@ -4668,7 +4737,6 @@
                 <w:color w:val="0F172A"/>
                 <w:sz w:val="20"/>
               </w:rPr>
-              <w:lastRenderedPageBreak/>
               <w:t>Cujo impacto é</w:t>
             </w:r>
           </w:p>
@@ -4716,6 +4784,7 @@
                 <w:color w:val="0F172A"/>
                 <w:sz w:val="20"/>
               </w:rPr>
+              <w:lastRenderedPageBreak/>
               <w:t>Benefícios de uma solução seriam</w:t>
             </w:r>
           </w:p>
@@ -4789,7 +4858,7 @@
         <w:keepNext/>
         <w:ind w:leftChars="0" w:left="110" w:right="110"/>
       </w:pPr>
-      <w:bookmarkStart w:id="6" w:name="_Toc242209976"/>
+      <w:bookmarkStart w:id="6" w:name="_Toc242277253"/>
       <w:r>
         <w:t>3 EQUIPE DO PROJETO</w:t>
       </w:r>
@@ -5430,7 +5499,7 @@
         <w:keepNext/>
         <w:ind w:leftChars="0" w:left="110" w:right="110"/>
       </w:pPr>
-      <w:bookmarkStart w:id="7" w:name="_Toc242209977"/>
+      <w:bookmarkStart w:id="7" w:name="_Toc242277254"/>
       <w:r>
         <w:t>4 RESPOSITÓRIOS E ARTEFATOS DO PROJETO</w:t>
       </w:r>
@@ -5739,7 +5808,6 @@
                 <w:color w:val="0F172A"/>
                 <w:sz w:val="19"/>
               </w:rPr>
-              <w:lastRenderedPageBreak/>
               <w:t>Protótipo 3D Funcional (MVP)</w:t>
             </w:r>
           </w:p>
@@ -5792,7 +5860,16 @@
                 <w:color w:val="0F172A"/>
                 <w:sz w:val="19"/>
               </w:rPr>
-              <w:t>Protótipo interativo demonstrativo em Three.js com OrbitControls, volumes elipsoidais de corpos minerais e nuvem de pontos.</w:t>
+              <w:t xml:space="preserve">Protótipo interativo demonstrativo em Three.js com OrbitControls, volumes elipsoidais </w:t>
+            </w:r>
+            <w:r>
+              <w:rPr>
+                <w:rFonts w:ascii="Arial" w:hAnsi="Arial"/>
+                <w:color w:val="0F172A"/>
+                <w:sz w:val="19"/>
+              </w:rPr>
+              <w:lastRenderedPageBreak/>
+              <w:t>de corpos minerais e nuvem de pontos.</w:t>
             </w:r>
           </w:p>
         </w:tc>
@@ -5825,6 +5902,7 @@
                 <w:color w:val="0F172A"/>
                 <w:sz w:val="19"/>
               </w:rPr>
+              <w:lastRenderedPageBreak/>
               <w:t>Documento de Especificação</w:t>
             </w:r>
           </w:p>
@@ -6177,7 +6255,7 @@
         <w:spacing w:before="120" w:after="120"/>
         <w:ind w:leftChars="0" w:left="110" w:right="110"/>
       </w:pPr>
-      <w:bookmarkStart w:id="8" w:name="_Toc242209978"/>
+      <w:bookmarkStart w:id="8" w:name="_Toc242277255"/>
       <w:r>
         <w:t>PARTE 02 – PLANEJAMENTO DO SEMESTRE</w:t>
       </w:r>
@@ -6202,7 +6280,7 @@
           <w:u w:val="single"/>
         </w:rPr>
       </w:pPr>
-      <w:bookmarkStart w:id="9" w:name="_Toc242209979"/>
+      <w:bookmarkStart w:id="9" w:name="_Toc242277256"/>
       <w:r>
         <w:t>5 SITUAÇÃO ATUAL DO PROJETO</w:t>
       </w:r>
@@ -6219,48 +6297,57 @@
     </w:p>
     <w:p>
       <w:pPr>
-        <w:spacing w:before="60" w:after="120"/>
-        <w:ind w:leftChars="50" w:left="110" w:rightChars="50" w:right="110"/>
-        <w:jc w:val="both"/>
-        <w:rPr>
-          <w:rFonts w:ascii="Arial" w:hAnsi="Arial" w:cs="Arial"/>
-          <w:bCs/>
-          <w:i/>
-          <w:iCs/>
-          <w:color w:val="EE0000"/>
-          <w:sz w:val="24"/>
-          <w:szCs w:val="24"/>
-        </w:rPr>
+        <w:spacing w:before="40" w:after="70"/>
+        <w:ind w:left="110" w:right="110"/>
+        <w:jc w:val="both"/>
       </w:pPr>
       <w:r>
         <w:rPr>
           <w:rFonts w:ascii="Arial" w:hAnsi="Arial"/>
           <w:color w:val="0F172A"/>
+          <w:sz w:val="21"/>
         </w:rPr>
         <w:t>O projeto OrenAI consolidou com êxito todas as definições conceituais, modelagem do domínio mineral, levantamento de requisitos e prototipagem nos períodos anteriores.</w:t>
       </w:r>
+    </w:p>
+    <w:p>
+      <w:pPr>
+        <w:spacing w:before="40" w:after="70"/>
+        <w:ind w:left="110" w:right="110"/>
+        <w:jc w:val="both"/>
+      </w:pPr>
       <w:r>
         <w:rPr>
           <w:rFonts w:ascii="Arial" w:hAnsi="Arial"/>
           <w:color w:val="0F172A"/>
-        </w:rPr>
-        <w:br/>
+          <w:sz w:val="21"/>
+        </w:rPr>
+        <w:t xml:space="preserve">Na presente entrega (Fase 02 do 4º Período), o projeto concluiu com pleno êxito a etapa de experimentação prática e validação técnica inicial através de quatro provas de conceito (PoCs): (1) Pipeline de ingestão e sanitização geoquímica com dados reais da base governamental USGS Data Series 801, validando a normalização cartográfica WGS84 e o tratamento determinístico de dados censurados (&lt;LD -&gt; LD/2); (2) Motor algorítmico MAPDA preliminar com Isolation Forest e baseline XGBoost para detecção de anomalias </w:t>
       </w:r>
       <w:r>
         <w:rPr>
           <w:rFonts w:ascii="Arial" w:hAnsi="Arial"/>
           <w:color w:val="0F172A"/>
-        </w:rPr>
-        <w:br/>
-        <w:t xml:space="preserve">Na presente entrega (Fase 02 do 4º Período), o projeto concluiu com pleno êxito a etapa de experimentação prática e validação técnica inicial através de quatro provas de conceito (PoCs): (1) Pipeline de ingestão e sanitização geoquímica com dados reais da base </w:t>
+          <w:sz w:val="21"/>
+        </w:rPr>
+        <w:t xml:space="preserve">em elementos traço pathfinders com latência de predição inferior a 350 ms; (3) Módulo de explicabilidade XAI comprovando aceleração empírica de 28x com TreeSHAP em relação ao KernelSHAP (85 </w:t>
       </w:r>
       <w:r>
         <w:rPr>
           <w:rFonts w:ascii="Arial" w:hAnsi="Arial"/>
           <w:color w:val="0F172A"/>
+          <w:sz w:val="21"/>
         </w:rPr>
         <w:lastRenderedPageBreak/>
-        <w:t>governamental USGS Data Series 801, validando a normalização cartográfica WGS84 e o tratamento determinístico de dados censurados (&lt;LD -&gt; LD/2); (2) Motor algorítmico MAPDA preliminar com Isolation Forest e baseline XGBoost para detecção de anomalias em elementos traço pathfinders com latência de predição inferior a 350 ms; (3) Módulo de explicabilidade XAI comprovando aceleração empírica de 28x com TreeSHAP em relação ao KernelSHAP (85 ms/alvo); e (4) Visualizador 3D de subsuperfície em Three.js (WebGL) renderizando nuvens de pontos e halos mineralizados a 60 FPS contínuos, com suporte aos controles de decisão Humano-no-Circuito (HITL). Com isso, todos os riscos técnicos críticos foram empiricamente mitigados para a futura implementação integrada prevista para o 5º período.</w:t>
+        <w:t>ms/alvo); e (4) Visualizador 3D de subsuperfície em Three.js (WebGL) renderizando nuvens de pontos e halos mineralizados a 60 FPS contínuos, com suporte aos controles de decisão Humano-no-Circuito (HITL). Com isso, todos os riscos técnicos críticos foram empiricamente mitigados para a futura implementação integrada previ</w:t>
+      </w:r>
+      <w:r>
+        <w:rPr>
+          <w:rFonts w:ascii="Arial" w:hAnsi="Arial"/>
+          <w:color w:val="0F172A"/>
+          <w:sz w:val="21"/>
+        </w:rPr>
+        <w:t>sta para o 5º período.</w:t>
       </w:r>
     </w:p>
     <w:p>
@@ -6318,7 +6405,7 @@
         <w:keepNext/>
         <w:ind w:leftChars="0" w:left="110" w:right="110"/>
       </w:pPr>
-      <w:bookmarkStart w:id="10" w:name="_Toc242209980"/>
+      <w:bookmarkStart w:id="10" w:name="_Toc242277257"/>
       <w:r>
         <w:t>6 OBJETIVOS DO SEMESTRE</w:t>
       </w:r>
@@ -6326,93 +6413,109 @@
     </w:p>
     <w:p>
       <w:pPr>
-        <w:spacing w:before="60" w:after="120"/>
-        <w:ind w:leftChars="50" w:left="110" w:rightChars="50" w:right="110"/>
-        <w:jc w:val="both"/>
-        <w:rPr>
-          <w:rFonts w:ascii="Arial" w:hAnsi="Arial" w:cs="Arial"/>
-          <w:bCs/>
-          <w:i/>
-          <w:iCs/>
-          <w:color w:val="EE0000"/>
-          <w:sz w:val="24"/>
-          <w:szCs w:val="24"/>
-        </w:rPr>
+        <w:spacing w:before="40" w:after="70"/>
+        <w:ind w:left="110" w:right="110"/>
+        <w:jc w:val="both"/>
       </w:pPr>
       <w:r>
         <w:rPr>
           <w:rFonts w:ascii="Arial" w:hAnsi="Arial"/>
           <w:color w:val="0F172A"/>
+          <w:sz w:val="21"/>
         </w:rPr>
         <w:t>Os objetivos pedagógicos e técnicos definidos para o 4º período e seus respectivos níveis de alcance na Fase 02 são:</w:t>
       </w:r>
-      <w:r>
-        <w:rPr>
-          <w:rFonts w:ascii="Arial" w:hAnsi="Arial"/>
+    </w:p>
+    <w:p>
+      <w:pPr>
+        <w:keepNext/>
+        <w:spacing w:before="120" w:after="30"/>
+        <w:ind w:left="110" w:right="110"/>
+      </w:pPr>
+      <w:r>
+        <w:rPr>
+          <w:rFonts w:ascii="Arial" w:hAnsi="Arial"/>
+          <w:b/>
           <w:color w:val="0F172A"/>
-        </w:rPr>
-        <w:br/>
-      </w:r>
+          <w:sz w:val="21"/>
+        </w:rPr>
+        <w:t>• Objetivo 1: Especificação Completa da Arquitetura Multi-Agentes (MAS) e Mixture of Experts (MoE)</w:t>
+      </w:r>
+    </w:p>
+    <w:p>
+      <w:pPr>
+        <w:spacing w:before="40" w:after="70"/>
+        <w:ind w:left="110" w:right="110"/>
+        <w:jc w:val="both"/>
+      </w:pPr>
       <w:r>
         <w:rPr>
           <w:rFonts w:ascii="Arial" w:hAnsi="Arial"/>
           <w:color w:val="0F172A"/>
-        </w:rPr>
-        <w:br/>
-        <w:t>• Objetivo 1: Especificação Completa da Arquitetura Multi-Agentes (MAS) e Mixture of Experts (MoE)</w:t>
-      </w:r>
-      <w:r>
-        <w:rPr>
-          <w:rFonts w:ascii="Arial" w:hAnsi="Arial"/>
+          <w:sz w:val="21"/>
+        </w:rPr>
+        <w:t>Nível de Alcance: 100% Concluído na Fase 01. A governança do Agente Gestor Orquestrador, o isolamento dos subagentes em contêineres Docker independentes e a topologia de microsserviços foram plenamente formalizados.</w:t>
+      </w:r>
+    </w:p>
+    <w:p>
+      <w:pPr>
+        <w:keepNext/>
+        <w:spacing w:before="120" w:after="30"/>
+        <w:ind w:left="110" w:right="110"/>
+      </w:pPr>
+      <w:r>
+        <w:rPr>
+          <w:rFonts w:ascii="Arial" w:hAnsi="Arial"/>
+          <w:b/>
           <w:color w:val="0F172A"/>
-        </w:rPr>
-        <w:br/>
-        <w:t>Nível de Alcance: 100% Concluído na Fase 01. A governança do Agente Gestor Orquestrador, o isolamento dos subagentes em contêineres Docker independentes e a topologia de microsserviços foram plenamente formalizados.</w:t>
-      </w:r>
+          <w:sz w:val="21"/>
+        </w:rPr>
+        <w:t>• Objetivo 2: Experimentação Prática e Validação Técnica Inicial das Tecnologias Críticas</w:t>
+      </w:r>
+    </w:p>
+    <w:p>
+      <w:pPr>
+        <w:spacing w:before="40" w:after="70"/>
+        <w:ind w:left="110" w:right="110"/>
+        <w:jc w:val="both"/>
+      </w:pPr>
       <w:r>
         <w:rPr>
           <w:rFonts w:ascii="Arial" w:hAnsi="Arial"/>
           <w:color w:val="0F172A"/>
-        </w:rPr>
-        <w:br/>
-      </w:r>
-      <w:r>
-        <w:rPr>
-          <w:rFonts w:ascii="Arial" w:hAnsi="Arial"/>
+          <w:sz w:val="21"/>
+        </w:rPr>
+        <w:t>Nível de Alcance: 100% Concluído na Fase 02. Quatro provas de conceito práticas foram codificadas, testadas com datasets reais da USGS e auditadas tecnicamente (ingestão tabular, algoritmos de anomalia, XAI via TreeSHAP e visualização 3D WebGL em Three.js).</w:t>
+      </w:r>
+    </w:p>
+    <w:p>
+      <w:pPr>
+        <w:keepNext/>
+        <w:spacing w:before="120" w:after="30"/>
+        <w:ind w:left="110" w:right="110"/>
+      </w:pPr>
+      <w:r>
+        <w:rPr>
+          <w:rFonts w:ascii="Arial" w:hAnsi="Arial"/>
+          <w:b/>
           <w:color w:val="0F172A"/>
-        </w:rPr>
-        <w:br/>
-        <w:t>• Objetivo 2: Experimentação Prática e Validação Técnica Inicial das Tecnologias Críticas</w:t>
-      </w:r>
+          <w:sz w:val="21"/>
+        </w:rPr>
+        <w:t>• Objetivo 3: Refinamento Arquitetural, Modelagem de Dados e Alinhamento para Implementação</w:t>
+      </w:r>
+    </w:p>
+    <w:p>
+      <w:pPr>
+        <w:spacing w:before="40" w:after="70"/>
+        <w:ind w:left="110" w:right="110"/>
+        <w:jc w:val="both"/>
+      </w:pPr>
       <w:r>
         <w:rPr>
           <w:rFonts w:ascii="Arial" w:hAnsi="Arial"/>
           <w:color w:val="0F172A"/>
-        </w:rPr>
-        <w:br/>
-        <w:t>Nível de Alcance: 100% Concluído na Fase 02. Quatro provas de conceito práticas foram codificadas, testadas com datasets reais da USGS e auditadas tecnicamente (ingestão tabular, algoritmos de anomalia, XAI via TreeSHAP e visualização 3D WebGL em Three.js).</w:t>
-      </w:r>
-      <w:r>
-        <w:rPr>
-          <w:rFonts w:ascii="Arial" w:hAnsi="Arial"/>
-          <w:color w:val="0F172A"/>
-        </w:rPr>
-        <w:br/>
-      </w:r>
-      <w:r>
-        <w:rPr>
-          <w:rFonts w:ascii="Arial" w:hAnsi="Arial"/>
-          <w:color w:val="0F172A"/>
-        </w:rPr>
-        <w:br/>
-        <w:t>• Objetivo 3: Refinamento Arquitetural, Modelagem de Dados e Alinhamento para Implementação</w:t>
-      </w:r>
-      <w:r>
-        <w:rPr>
-          <w:rFonts w:ascii="Arial" w:hAnsi="Arial"/>
-          <w:color w:val="0F172A"/>
-        </w:rPr>
-        <w:br/>
+          <w:sz w:val="21"/>
+        </w:rPr>
         <w:t>Nível de Alcance: 90% Concluído. O esquema relacional do banco de dados foi aprimorado para suportar dados censurados (&lt;LD) e persistência de feedback HITL com PostGIS tridimensional (PointZ), restando a orquestração multi-contêiner e contratos OpenAPI finais programados para as fases seguintes.</w:t>
       </w:r>
     </w:p>
@@ -6457,7 +6560,7 @@
         <w:keepNext/>
         <w:ind w:leftChars="0" w:left="110" w:right="110"/>
       </w:pPr>
-      <w:bookmarkStart w:id="11" w:name="_Toc242209981"/>
+      <w:bookmarkStart w:id="11" w:name="_Toc242277258"/>
       <w:r>
         <w:t>7 CRONOGRAMA DO SEMESTRE</w:t>
       </w:r>
@@ -6722,16 +6825,7 @@
                 <w:color w:val="0F172A"/>
                 <w:sz w:val="18"/>
               </w:rPr>
-              <w:t xml:space="preserve">[CONCLUÍDA] Documento de Especificação atualizado </w:t>
-            </w:r>
-            <w:r>
-              <w:rPr>
-                <w:rFonts w:ascii="Arial" w:hAnsi="Arial"/>
-                <w:color w:val="0F172A"/>
-                <w:sz w:val="18"/>
-              </w:rPr>
-              <w:lastRenderedPageBreak/>
-              <w:t>(Parte 19 e 19.1), arquitetura MAS/MoE e entrega da Fase 01.</w:t>
+              <w:t>[CONCLUÍDA] Documento de Especificação atualizado (Parte 19 e 19.1), arquitetura MAS/MoE e entrega da Fase 01.</w:t>
             </w:r>
           </w:p>
         </w:tc>
@@ -6762,7 +6856,6 @@
                 <w:color w:val="0F172A"/>
                 <w:sz w:val="18"/>
               </w:rPr>
-              <w:lastRenderedPageBreak/>
               <w:t>Fase 2: Experimentação Técnica e PoCs</w:t>
             </w:r>
           </w:p>
@@ -6946,7 +7039,16 @@
                 <w:color w:val="0F172A"/>
                 <w:sz w:val="18"/>
               </w:rPr>
-              <w:t>Especificação OpenAPI 3.0, validações Pydantic v2 e isolamento de contêineres Docker.</w:t>
+              <w:t xml:space="preserve">Especificação OpenAPI 3.0, validações Pydantic </w:t>
+            </w:r>
+            <w:r>
+              <w:rPr>
+                <w:rFonts w:ascii="Arial" w:hAnsi="Arial"/>
+                <w:color w:val="0F172A"/>
+                <w:sz w:val="18"/>
+              </w:rPr>
+              <w:lastRenderedPageBreak/>
+              <w:t>v2 e isolamento de contêineres Docker.</w:t>
             </w:r>
           </w:p>
         </w:tc>
@@ -6977,6 +7079,7 @@
                 <w:color w:val="0F172A"/>
                 <w:sz w:val="18"/>
               </w:rPr>
+              <w:lastRenderedPageBreak/>
               <w:t>Fase 4: Integração de Dados Governamentais</w:t>
             </w:r>
           </w:p>
@@ -7516,7 +7619,7 @@
           <w:color w:val="EE0000"/>
         </w:rPr>
       </w:pPr>
-      <w:bookmarkStart w:id="12" w:name="_Toc242209982"/>
+      <w:bookmarkStart w:id="12" w:name="_Toc242277259"/>
       <w:r>
         <w:t>PARTE 03 – ENTENDIMENTO DO PÚBLICO, DO NEGÓCIO E LEVANTAMENTO INICIAL DE REQUISITOS</w:t>
       </w:r>
@@ -7535,7 +7638,7 @@
         <w:keepNext/>
         <w:ind w:leftChars="0" w:left="110" w:right="110"/>
       </w:pPr>
-      <w:bookmarkStart w:id="13" w:name="_Toc242209983"/>
+      <w:bookmarkStart w:id="13" w:name="_Toc242277260"/>
       <w:r>
         <w:t xml:space="preserve">8 </w:t>
       </w:r>
@@ -7546,8 +7649,259 @@
     </w:p>
     <w:p>
       <w:pPr>
+        <w:spacing w:before="40" w:after="70"/>
+        <w:ind w:left="110" w:right="110"/>
+        <w:jc w:val="both"/>
+      </w:pPr>
+      <w:r>
+        <w:rPr>
+          <w:rFonts w:ascii="Arial" w:hAnsi="Arial"/>
+          <w:color w:val="0F172A"/>
+          <w:sz w:val="21"/>
+        </w:rPr>
+        <w:t>O público-alvo da OrenAI estrutura-se em torno dos profissionais e corporações que compõem o setor de exploração mineral:</w:t>
+      </w:r>
+    </w:p>
+    <w:p>
+      <w:pPr>
+        <w:spacing w:before="25" w:after="35"/>
+        <w:ind w:left="110" w:right="110"/>
+      </w:pPr>
+      <w:r>
+        <w:rPr>
+          <w:rFonts w:ascii="Arial" w:hAnsi="Arial"/>
+          <w:b/>
+          <w:color w:val="0F172A"/>
+          <w:sz w:val="21"/>
+        </w:rPr>
+        <w:t xml:space="preserve">1. Geólogos de Exploração e Pesquisa Mineral: </w:t>
+      </w:r>
+      <w:r>
+        <w:rPr>
+          <w:rFonts w:ascii="Arial" w:hAnsi="Arial"/>
+          <w:color w:val="334155"/>
+          <w:sz w:val="21"/>
+        </w:rPr>
+        <w:t>Profissionais de campo e gabinete que conduzem o mapeamento de prospectividade. Demandam a identificação matemática de anomalias sutis a partir de dados multielementares, gráficos explicativos transparentes (XAI) para embasar tecnicamente os alvos perante seus superiores e uma interface Human-in-the-Loop intuitiva que respeite seu conhecimento geológico;</w:t>
+      </w:r>
+    </w:p>
+    <w:p>
+      <w:pPr>
+        <w:spacing w:before="25" w:after="35"/>
+        <w:ind w:left="110" w:right="110"/>
+      </w:pPr>
+      <w:r>
+        <w:rPr>
+          <w:rFonts w:ascii="Arial" w:hAnsi="Arial"/>
+          <w:b/>
+          <w:color w:val="0F172A"/>
+          <w:sz w:val="21"/>
+        </w:rPr>
+        <w:t xml:space="preserve">2. Gerentes de Exploração e Diretores Técnicos: </w:t>
+      </w:r>
+      <w:r>
+        <w:rPr>
+          <w:rFonts w:ascii="Arial" w:hAnsi="Arial"/>
+          <w:color w:val="334155"/>
+          <w:sz w:val="21"/>
+        </w:rPr>
+        <w:t>Executivos responsáveis pela aprovação de orçamentos de perfuração em mineradoras (ex: Aura Minerals, Vale, AngloGold Ashanti). Necessitam mitigar o risco de perfurar furos secos (economizando mais de US$ 100k por furo evitado) e exigem laudos auditáveis e imutáveis;</w:t>
+      </w:r>
+    </w:p>
+    <w:p>
+      <w:pPr>
+        <w:spacing w:before="25" w:after="35"/>
+        <w:ind w:left="110" w:right="110"/>
+      </w:pPr>
+      <w:r>
+        <w:rPr>
+          <w:rFonts w:ascii="Arial" w:hAnsi="Arial"/>
+          <w:b/>
+          <w:color w:val="0F172A"/>
+          <w:sz w:val="21"/>
+        </w:rPr>
+        <w:t xml:space="preserve">3. Empresas Mineradoras Juniores e Fundos de Exploração: </w:t>
+      </w:r>
+      <w:r>
+        <w:rPr>
+          <w:rFonts w:ascii="Arial" w:hAnsi="Arial"/>
+          <w:color w:val="334155"/>
+          <w:sz w:val="21"/>
+        </w:rPr>
+        <w:t>Organizações com orçamentos restritos que precisam acelerar o ciclo exploratório e provar reservas viáveis com o menor número possível de furos.</w:t>
+      </w:r>
+    </w:p>
+    <w:p>
+      <w:pPr>
+        <w:spacing w:beforeAutospacing="1" w:after="0" w:afterAutospacing="1" w:line="0" w:lineRule="auto"/>
+        <w:ind w:leftChars="50" w:left="110" w:rightChars="50" w:right="110"/>
+        <w:jc w:val="both"/>
+      </w:pPr>
+    </w:p>
+    <w:p>
+      <w:pPr>
+        <w:spacing w:beforeAutospacing="1" w:after="0" w:afterAutospacing="1" w:line="0" w:lineRule="auto"/>
+        <w:ind w:leftChars="50" w:left="110" w:rightChars="50" w:right="110"/>
+        <w:jc w:val="both"/>
+      </w:pPr>
+    </w:p>
+    <w:p>
+      <w:pPr>
+        <w:spacing w:beforeAutospacing="1" w:after="0" w:afterAutospacing="1" w:line="0" w:lineRule="auto"/>
+        <w:ind w:leftChars="50" w:left="110" w:rightChars="50" w:right="110"/>
+        <w:jc w:val="both"/>
+      </w:pPr>
+    </w:p>
+    <w:p>
+      <w:pPr>
+        <w:spacing w:beforeAutospacing="1" w:after="0" w:afterAutospacing="1" w:line="0" w:lineRule="auto"/>
+        <w:ind w:leftChars="50" w:left="110" w:rightChars="50" w:right="110"/>
+        <w:jc w:val="both"/>
+      </w:pPr>
+    </w:p>
+    <w:p>
+      <w:pPr>
+        <w:pStyle w:val="ListParagraph"/>
+        <w:spacing w:beforeAutospacing="1" w:after="0" w:afterAutospacing="1" w:line="0" w:lineRule="auto"/>
+        <w:ind w:rightChars="50" w:right="110"/>
+        <w:jc w:val="both"/>
+      </w:pPr>
+    </w:p>
+    <w:p>
+      <w:pPr>
+        <w:pStyle w:val="ListParagraph"/>
+        <w:spacing w:beforeAutospacing="1" w:after="0" w:afterAutospacing="1" w:line="0" w:lineRule="auto"/>
+        <w:ind w:rightChars="50" w:right="110"/>
+        <w:jc w:val="both"/>
+      </w:pPr>
+    </w:p>
+    <w:p>
+      <w:pPr>
+        <w:pStyle w:val="PISEO01"/>
+        <w:keepNext/>
+        <w:ind w:leftChars="0" w:left="110" w:right="110"/>
+      </w:pPr>
+      <w:bookmarkStart w:id="14" w:name="_Toc242277261"/>
+      <w:r>
+        <w:t>9 CONTEXTO DE NEGÓCIO</w:t>
+      </w:r>
+      <w:bookmarkEnd w:id="14"/>
+    </w:p>
+    <w:p>
+      <w:pPr>
+        <w:spacing w:before="40" w:after="70"/>
+        <w:ind w:left="110" w:right="110"/>
+        <w:jc w:val="both"/>
+      </w:pPr>
+      <w:r>
+        <w:rPr>
+          <w:rFonts w:ascii="Arial" w:hAnsi="Arial"/>
+          <w:color w:val="0F172A"/>
+          <w:sz w:val="21"/>
+        </w:rPr>
+        <w:t xml:space="preserve">O setor de mineração gasta mais de US$ 12 bilhões ao ano em exploração mineral, operando com uma taxa de insucesso de 99% em furos de sondagem (MinEx Consulting). Cada perfuração testemunhada estéril consome centenas de milhares de dólares e semanas de operação. Esse cenário é agravado pela utilização de ferramentas de modelagem legadas que </w:t>
+      </w:r>
+      <w:r>
+        <w:rPr>
+          <w:rFonts w:ascii="Arial" w:hAnsi="Arial"/>
+          <w:color w:val="0F172A"/>
+          <w:sz w:val="21"/>
+        </w:rPr>
+        <w:lastRenderedPageBreak/>
+        <w:t>não realizam inteligência preditiva ou pela aplicação de softwares de IA que funcionam como caixas-pretas ininteligíveis para geólogos.</w:t>
+      </w:r>
+    </w:p>
+    <w:p>
+      <w:pPr>
+        <w:spacing w:before="40" w:after="70"/>
+        <w:ind w:left="110" w:right="110"/>
+        <w:jc w:val="both"/>
+      </w:pPr>
+      <w:r>
+        <w:rPr>
+          <w:rFonts w:ascii="Arial" w:hAnsi="Arial"/>
+          <w:color w:val="0F172A"/>
+          <w:sz w:val="21"/>
+        </w:rPr>
+        <w:t>Nesse mercado, destaca-se o concorrente internacional direto MINML (Reino Unido), que captou €6 milhões com mapas de prospectividade mineral baseados em Machine Learning. Entretanto, a OrenAI estabelece um fosso competitivo (moat) decisivo através de seu viés geológico tropical nativo: os solos e regolitos brasileiros são altamente intemperizados e lixiviados pelo clima tropical, fazendo com que modelos treinados em contextos geológicos do hemisfério norte (Canadá e Escandinávia) apresentem elevadas taxas d</w:t>
+      </w:r>
+      <w:r>
+        <w:rPr>
+          <w:rFonts w:ascii="Arial" w:hAnsi="Arial"/>
+          <w:color w:val="0F172A"/>
+          <w:sz w:val="21"/>
+        </w:rPr>
+        <w:t>e erro quando aplicados no Brasil. A OrenAI é calibrada especificamente para o comportamento geoquímico tropical do território nacional.</w:t>
+      </w:r>
+    </w:p>
+    <w:p>
+      <w:pPr>
+        <w:spacing w:beforeAutospacing="1" w:after="0" w:afterAutospacing="1" w:line="0" w:lineRule="auto"/>
+        <w:ind w:leftChars="50" w:left="110" w:rightChars="50" w:right="110"/>
+        <w:jc w:val="both"/>
+      </w:pPr>
+    </w:p>
+    <w:p>
+      <w:pPr>
+        <w:spacing w:beforeAutospacing="1" w:after="0" w:afterAutospacing="1" w:line="0" w:lineRule="auto"/>
+        <w:ind w:leftChars="50" w:left="110" w:rightChars="50" w:right="110"/>
+        <w:jc w:val="both"/>
+      </w:pPr>
+    </w:p>
+    <w:p>
+      <w:pPr>
+        <w:spacing w:beforeAutospacing="1" w:after="0" w:afterAutospacing="1" w:line="0" w:lineRule="auto"/>
+        <w:ind w:leftChars="50" w:left="110" w:rightChars="50" w:right="110"/>
+        <w:jc w:val="both"/>
+      </w:pPr>
+    </w:p>
+    <w:p>
+      <w:pPr>
+        <w:spacing w:beforeAutospacing="1" w:after="0" w:afterAutospacing="1" w:line="0" w:lineRule="auto"/>
+        <w:ind w:leftChars="50" w:left="110" w:rightChars="50" w:right="110"/>
+        <w:jc w:val="both"/>
+      </w:pPr>
+    </w:p>
+    <w:p>
+      <w:pPr>
+        <w:pStyle w:val="ListParagraph"/>
+        <w:spacing w:beforeAutospacing="1" w:after="0" w:afterAutospacing="1" w:line="0" w:lineRule="auto"/>
+        <w:ind w:rightChars="50" w:right="110"/>
+        <w:jc w:val="both"/>
+      </w:pPr>
+    </w:p>
+    <w:p>
+      <w:pPr>
+        <w:pStyle w:val="ListParagraph"/>
+        <w:spacing w:beforeAutospacing="1" w:after="0" w:afterAutospacing="1" w:line="0" w:lineRule="auto"/>
+        <w:ind w:rightChars="50" w:right="110"/>
+        <w:jc w:val="both"/>
+      </w:pPr>
+    </w:p>
+    <w:p>
+      <w:pPr>
+        <w:pStyle w:val="ListParagraph"/>
+        <w:spacing w:beforeAutospacing="1" w:after="0" w:afterAutospacing="1" w:line="0" w:lineRule="auto"/>
+        <w:ind w:left="830" w:rightChars="50" w:right="110"/>
+        <w:jc w:val="both"/>
+      </w:pPr>
+    </w:p>
+    <w:p>
+      <w:pPr>
+        <w:pStyle w:val="PISEO01"/>
+        <w:keepNext/>
+        <w:ind w:leftChars="0" w:left="110" w:right="110"/>
+      </w:pPr>
+      <w:bookmarkStart w:id="15" w:name="_Toc242277262"/>
+      <w:r>
+        <w:t>10 SOLUÇÕES EXISTENTES</w:t>
+      </w:r>
+      <w:bookmarkEnd w:id="15"/>
+    </w:p>
+    <w:p>
+      <w:pPr>
         <w:spacing w:before="60" w:beforeAutospacing="1" w:after="120" w:afterAutospacing="1"/>
-        <w:ind w:leftChars="50" w:left="110" w:rightChars="50" w:right="110"/>
+        <w:ind w:rightChars="50" w:right="110"/>
         <w:jc w:val="both"/>
         <w:rPr>
           <w:rFonts w:ascii="Arial" w:hAnsi="Arial" w:cs="Arial"/>
@@ -7564,74 +7918,27 @@
           <w:rFonts w:ascii="Arial" w:hAnsi="Arial"/>
           <w:color w:val="0F172A"/>
         </w:rPr>
-        <w:t>O público-alvo da OrenAI estrutura-se em torno dos profissionais e corporações que compõem o setor de exploração mineral:</w:t>
-      </w:r>
-      <w:r>
-        <w:rPr>
-          <w:rFonts w:ascii="Arial" w:hAnsi="Arial"/>
-          <w:color w:val="0F172A"/>
-        </w:rPr>
-        <w:br/>
-        <w:t>1. Geólogos de Exploração e Pesquisa Mineral: Profissionais de campo e gabinete que conduzem o mapeamento de prospectividade. Demandam a identificação matemática de anomalias sutis a partir de dados multielementares, gráficos explicativos transparentes (XAI) para embasar tecnicamente os alvos perante seus superiores e uma interface Human-in-the-Loop intuitiva que respeite seu conhecimento geológico;</w:t>
-      </w:r>
-      <w:r>
-        <w:rPr>
-          <w:rFonts w:ascii="Arial" w:hAnsi="Arial"/>
-          <w:color w:val="0F172A"/>
-        </w:rPr>
-        <w:br/>
-        <w:t>2. Gerentes de Exploração e Diretores Técnicos: Executivos responsáveis pela aprovação de orçamentos de perfuração em mineradoras (ex: Aura Minerals, Vale, AngloGold Ashanti). Necessitam mitigar o risco de perfurar furos secos (economizando mais de US$ 100k por furo evitado) e exigem laudos auditáveis e imutáveis;</w:t>
-      </w:r>
-      <w:r>
-        <w:rPr>
-          <w:rFonts w:ascii="Arial" w:hAnsi="Arial"/>
-          <w:color w:val="0F172A"/>
-        </w:rPr>
-        <w:br/>
-        <w:t>3. Empresas Mineradoras Juniores e Fundos de Exploração: Organizações com orçamentos restritos que precisam acelerar o ciclo exploratório e provar reservas viáveis com o menor número possível de furos.</w:t>
+        <w:t>As soluções existentes no mercado geológico apresentam limitações críticas: softwares como Leapfrog Geo e Datamine Discover são excepcionais na interpolação geométrica de corpos de minério após a perfuração, mas não fornecem inteligência preditiva para a seleção prévia dos melhores alvos a partir de geoquímica regional. Por sua vez, soluções de cientistas de dados baseadas em scripts pontuais carecem de governança de software, interface amigável e explicabilidade matemática. A OrenAI inova ao combinar: (1) Arquitetura Multi-Agentes com Mixture of Experts; (2) Algoritmos de explicabilidade XAI (SHAP); (3) Visualização integrada 2D e 3D em Three.js; e (4) Paradigma Human-in-the-Loop com Active Learning, garantindo que o geólogo seja o tomador soberano da decisão final.</w:t>
       </w:r>
     </w:p>
     <w:p>
       <w:pPr>
         <w:spacing w:beforeAutospacing="1" w:after="0" w:afterAutospacing="1" w:line="0" w:lineRule="auto"/>
-        <w:ind w:leftChars="50" w:left="110" w:rightChars="50" w:right="110"/>
+        <w:ind w:left="110" w:rightChars="50" w:right="110"/>
         <w:jc w:val="both"/>
       </w:pPr>
     </w:p>
     <w:p>
       <w:pPr>
         <w:spacing w:beforeAutospacing="1" w:after="0" w:afterAutospacing="1" w:line="0" w:lineRule="auto"/>
-        <w:ind w:leftChars="50" w:left="110" w:rightChars="50" w:right="110"/>
+        <w:ind w:left="110" w:rightChars="50" w:right="110"/>
         <w:jc w:val="both"/>
       </w:pPr>
     </w:p>
     <w:p>
       <w:pPr>
         <w:spacing w:beforeAutospacing="1" w:after="0" w:afterAutospacing="1" w:line="0" w:lineRule="auto"/>
-        <w:ind w:leftChars="50" w:left="110" w:rightChars="50" w:right="110"/>
-        <w:jc w:val="both"/>
-      </w:pPr>
-    </w:p>
-    <w:p>
-      <w:pPr>
-        <w:spacing w:beforeAutospacing="1" w:after="0" w:afterAutospacing="1" w:line="0" w:lineRule="auto"/>
-        <w:ind w:leftChars="50" w:left="110" w:rightChars="50" w:right="110"/>
-        <w:jc w:val="both"/>
-      </w:pPr>
-    </w:p>
-    <w:p>
-      <w:pPr>
-        <w:pStyle w:val="ListParagraph"/>
-        <w:spacing w:beforeAutospacing="1" w:after="0" w:afterAutospacing="1" w:line="0" w:lineRule="auto"/>
-        <w:ind w:rightChars="50" w:right="110"/>
-        <w:jc w:val="both"/>
-      </w:pPr>
-    </w:p>
-    <w:p>
-      <w:pPr>
-        <w:pStyle w:val="ListParagraph"/>
-        <w:spacing w:beforeAutospacing="1" w:after="0" w:afterAutospacing="1" w:line="0" w:lineRule="auto"/>
-        <w:ind w:rightChars="50" w:right="110"/>
+        <w:ind w:left="110" w:rightChars="50" w:right="110"/>
         <w:jc w:val="both"/>
       </w:pPr>
     </w:p>
@@ -7641,82 +7948,110 @@
         <w:keepNext/>
         <w:ind w:leftChars="0" w:left="110" w:right="110"/>
       </w:pPr>
-      <w:bookmarkStart w:id="14" w:name="_Toc242209984"/>
-      <w:r>
+      <w:bookmarkStart w:id="16" w:name="_Toc242277263"/>
+      <w:r>
+        <w:t xml:space="preserve">11 </w:t>
+      </w:r>
+      <w:r>
+        <w:t>PESQUISA COM USUÁRIOS</w:t>
+      </w:r>
+      <w:bookmarkEnd w:id="16"/>
+    </w:p>
+    <w:p>
+      <w:pPr>
+        <w:spacing w:before="40" w:after="70"/>
+        <w:ind w:left="110" w:right="110"/>
+        <w:jc w:val="both"/>
+      </w:pPr>
+      <w:r>
+        <w:rPr>
+          <w:rFonts w:ascii="Arial" w:hAnsi="Arial"/>
+          <w:color w:val="0F172A"/>
+          <w:sz w:val="21"/>
+        </w:rPr>
+        <w:t>A pesquisa técnica com profissionais de mineração e geólogos ratificou três premissas fundamentais da arquitetura OrenAI:</w:t>
+      </w:r>
+    </w:p>
+    <w:p>
+      <w:pPr>
+        <w:spacing w:before="25" w:after="35"/>
+        <w:ind w:left="110" w:right="110"/>
+      </w:pPr>
+      <w:r>
+        <w:rPr>
+          <w:rFonts w:ascii="Arial" w:hAnsi="Arial"/>
+          <w:b/>
+          <w:color w:val="0F172A"/>
+          <w:sz w:val="21"/>
+        </w:rPr>
+        <w:t xml:space="preserve">• Repúdio absoluto a sistemas 'caixa-preta': </w:t>
+      </w:r>
+      <w:r>
+        <w:rPr>
+          <w:rFonts w:ascii="Arial" w:hAnsi="Arial"/>
+          <w:color w:val="334155"/>
+          <w:sz w:val="21"/>
+        </w:rPr>
+        <w:t>Geólogos afirmaram categoricamente que nenhum relatório baseado em predições opacas é aceito por comitês de investimento. A explicabilidade algorítmica (XAI) detalhada atributo por atributo é indispensável para validar a coerência geológica do alvo;</w:t>
+      </w:r>
+    </w:p>
+    <w:p>
+      <w:pPr>
+        <w:spacing w:before="25" w:after="35"/>
+        <w:ind w:left="110" w:right="110"/>
+      </w:pPr>
+      <w:r>
+        <w:rPr>
+          <w:rFonts w:ascii="Arial" w:hAnsi="Arial"/>
+          <w:b/>
+          <w:color w:val="0F172A"/>
+          <w:sz w:val="21"/>
+        </w:rPr>
+        <w:t xml:space="preserve">• Soberania da decisão humana (Human-in-the-Loop): </w:t>
+      </w:r>
+      <w:r>
+        <w:rPr>
+          <w:rFonts w:ascii="Arial" w:hAnsi="Arial"/>
+          <w:color w:val="334155"/>
+          <w:sz w:val="21"/>
+        </w:rPr>
+        <w:t>O software deve ser uma ferramenta de ampliação cognitiva e precisão matemática, e jamais tentar automatizar a decisão de perfuração;</w:t>
+      </w:r>
+    </w:p>
+    <w:p>
+      <w:pPr>
+        <w:spacing w:before="25" w:after="35"/>
+        <w:ind w:left="110" w:right="110"/>
+      </w:pPr>
+      <w:r>
+        <w:rPr>
+          <w:rFonts w:ascii="Arial" w:hAnsi="Arial"/>
+          <w:b/>
+          <w:color w:val="0F172A"/>
+          <w:sz w:val="21"/>
+        </w:rPr>
+        <w:t xml:space="preserve">• Necessidade de visualização volumétrica: </w:t>
+      </w:r>
+      <w:r>
+        <w:rPr>
+          <w:rFonts w:ascii="Arial" w:hAnsi="Arial"/>
+          <w:color w:val="334155"/>
+          <w:sz w:val="21"/>
+        </w:rPr>
+        <w:t xml:space="preserve">A interpretação 2D de superfície é insuficiente para dados de subsuperfície; a disponibilização de modelos 3D interativos com nuvens de </w:t>
+      </w:r>
+      <w:r>
+        <w:rPr>
+          <w:rFonts w:ascii="Arial" w:hAnsi="Arial"/>
+          <w:color w:val="334155"/>
+          <w:sz w:val="21"/>
+        </w:rPr>
         <w:lastRenderedPageBreak/>
-        <w:t>9 CONTEXTO DE NEGÓCIO</w:t>
-      </w:r>
-      <w:bookmarkEnd w:id="14"/>
-    </w:p>
-    <w:p>
-      <w:pPr>
-        <w:spacing w:before="60" w:beforeAutospacing="1" w:after="120" w:afterAutospacing="1"/>
-        <w:ind w:leftChars="50" w:left="110" w:rightChars="50" w:right="110"/>
-        <w:jc w:val="both"/>
-        <w:rPr>
-          <w:rFonts w:ascii="Arial" w:hAnsi="Arial" w:cs="Arial"/>
-          <w:bCs/>
-          <w:i/>
-          <w:iCs/>
-          <w:color w:val="EE0000"/>
-          <w:sz w:val="24"/>
-          <w:szCs w:val="24"/>
-        </w:rPr>
-      </w:pPr>
-      <w:r>
-        <w:rPr>
-          <w:rFonts w:ascii="Arial" w:hAnsi="Arial"/>
-          <w:color w:val="0F172A"/>
-        </w:rPr>
-        <w:t>O setor de mineração gasta mais de US$ 12 bilhões ao ano em exploração mineral, operando com uma taxa de insucesso de 99% em furos de sondagem (MinEx Consulting). Cada perfuração testemunhada estéril consome centenas de milhares de dólares e semanas de operação. Esse cenário é agravado pela utilização de ferramentas de modelagem legadas que não realizam inteligência preditiva ou pela aplicação de softwares de IA que funcionam como caixas-pretas ininteligíveis para geólogos.</w:t>
-      </w:r>
-      <w:r>
-        <w:rPr>
-          <w:rFonts w:ascii="Arial" w:hAnsi="Arial"/>
-          <w:color w:val="0F172A"/>
-        </w:rPr>
-        <w:br/>
-      </w:r>
-      <w:r>
-        <w:rPr>
-          <w:rFonts w:ascii="Arial" w:hAnsi="Arial"/>
-          <w:color w:val="0F172A"/>
-        </w:rPr>
-        <w:br/>
-        <w:t>Nesse mercado, destaca-se o concorrente internacional direto MINML (Reino Unido), que captou €6 milhões com mapas de prospectividade mineral baseados em Machine Learning. Entretanto, a OrenAI estabelece um fosso competitivo (moat) decisivo através de seu viés geológico tropical nativo: os solos e regolitos brasileiros são altamente intemperizados e lixiviados pelo clima tropical, fazendo com que modelos treinados em contextos geológicos do hemisfério norte (Canadá e Escandinávia) apresentem elevadas taxas de erro quando aplicados no Brasil. A OrenAI é calibrada especificamente para o comportamento geoquímico tropical do território nacional.</w:t>
-      </w:r>
-    </w:p>
-    <w:p>
-      <w:pPr>
-        <w:spacing w:beforeAutospacing="1" w:after="0" w:afterAutospacing="1" w:line="0" w:lineRule="auto"/>
-        <w:ind w:leftChars="50" w:left="110" w:rightChars="50" w:right="110"/>
-        <w:jc w:val="both"/>
-      </w:pPr>
-    </w:p>
-    <w:p>
-      <w:pPr>
-        <w:spacing w:beforeAutospacing="1" w:after="0" w:afterAutospacing="1" w:line="0" w:lineRule="auto"/>
-        <w:ind w:leftChars="50" w:left="110" w:rightChars="50" w:right="110"/>
-        <w:jc w:val="both"/>
-      </w:pPr>
-    </w:p>
-    <w:p>
-      <w:pPr>
-        <w:spacing w:beforeAutospacing="1" w:after="0" w:afterAutospacing="1" w:line="0" w:lineRule="auto"/>
-        <w:ind w:leftChars="50" w:left="110" w:rightChars="50" w:right="110"/>
-        <w:jc w:val="both"/>
-      </w:pPr>
-    </w:p>
-    <w:p>
-      <w:pPr>
-        <w:spacing w:beforeAutospacing="1" w:after="0" w:afterAutospacing="1" w:line="0" w:lineRule="auto"/>
-        <w:ind w:leftChars="50" w:left="110" w:rightChars="50" w:right="110"/>
-        <w:jc w:val="both"/>
-      </w:pPr>
-    </w:p>
-    <w:p>
-      <w:pPr>
-        <w:pStyle w:val="ListParagraph"/>
+        <w:t>pontos e volumes elipsoidais é essencial para o geólogo conceber a geometria tridimensional do depósito.</w:t>
+      </w:r>
+    </w:p>
+    <w:p>
+      <w:pPr>
         <w:spacing w:beforeAutospacing="1" w:after="0" w:afterAutospacing="1" w:line="0" w:lineRule="auto"/>
         <w:ind w:rightChars="50" w:right="110"/>
         <w:jc w:val="both"/>
@@ -7724,17 +8059,8 @@
     </w:p>
     <w:p>
       <w:pPr>
-        <w:pStyle w:val="ListParagraph"/>
         <w:spacing w:beforeAutospacing="1" w:after="0" w:afterAutospacing="1" w:line="0" w:lineRule="auto"/>
         <w:ind w:rightChars="50" w:right="110"/>
-        <w:jc w:val="both"/>
-      </w:pPr>
-    </w:p>
-    <w:p>
-      <w:pPr>
-        <w:pStyle w:val="ListParagraph"/>
-        <w:spacing w:beforeAutospacing="1" w:after="0" w:afterAutospacing="1" w:line="0" w:lineRule="auto"/>
-        <w:ind w:left="830" w:rightChars="50" w:right="110"/>
         <w:jc w:val="both"/>
       </w:pPr>
     </w:p>
@@ -7744,53 +8070,199 @@
         <w:keepNext/>
         <w:ind w:leftChars="0" w:left="110" w:right="110"/>
       </w:pPr>
-      <w:bookmarkStart w:id="15" w:name="_Toc242209985"/>
-      <w:r>
-        <w:t>10 SOLUÇÕES EXISTENTES</w:t>
-      </w:r>
-      <w:bookmarkEnd w:id="15"/>
-    </w:p>
-    <w:p>
-      <w:pPr>
-        <w:spacing w:before="60" w:beforeAutospacing="1" w:after="120" w:afterAutospacing="1"/>
+      <w:bookmarkStart w:id="17" w:name="_Toc242277264"/>
+      <w:r>
+        <w:t>12 RESULTADOS DE PESQUISA COM USUÁRIO</w:t>
+      </w:r>
+      <w:bookmarkEnd w:id="17"/>
+    </w:p>
+    <w:p>
+      <w:pPr>
+        <w:spacing w:before="40" w:after="70"/>
+        <w:ind w:left="110" w:right="110"/>
+        <w:jc w:val="both"/>
+      </w:pPr>
+      <w:r>
+        <w:rPr>
+          <w:rFonts w:ascii="Arial" w:hAnsi="Arial"/>
+          <w:color w:val="0F172A"/>
+          <w:sz w:val="21"/>
+        </w:rPr>
+        <w:t>Os achados da pesquisa direcionaram a formulação do escopo estrito do sistema OrenAI, consolidando o fluxo interativo em 7 etapas fundamentais:</w:t>
+      </w:r>
+    </w:p>
+    <w:p>
+      <w:pPr>
+        <w:spacing w:before="25" w:after="35"/>
+        <w:ind w:left="110" w:right="110"/>
+      </w:pPr>
+      <w:r>
+        <w:rPr>
+          <w:rFonts w:ascii="Arial" w:hAnsi="Arial"/>
+          <w:b/>
+          <w:color w:val="0F172A"/>
+          <w:sz w:val="21"/>
+        </w:rPr>
+        <w:t xml:space="preserve">1. Entrada e Demanda: </w:t>
+      </w:r>
+      <w:r>
+        <w:rPr>
+          <w:rFonts w:ascii="Arial" w:hAnsi="Arial"/>
+          <w:color w:val="334155"/>
+          <w:sz w:val="21"/>
+        </w:rPr>
+        <w:t>O geólogo submete dados geoquímicos (CSV/XLSX) e seleciona o mineral-alvo (ex: Cobre ou Ouro) e a província geológica;</w:t>
+      </w:r>
+    </w:p>
+    <w:p>
+      <w:pPr>
+        <w:spacing w:before="25" w:after="35"/>
+        <w:ind w:left="110" w:right="110"/>
+      </w:pPr>
+      <w:r>
+        <w:rPr>
+          <w:rFonts w:ascii="Arial" w:hAnsi="Arial"/>
+          <w:b/>
+          <w:color w:val="0F172A"/>
+          <w:sz w:val="21"/>
+        </w:rPr>
+        <w:t xml:space="preserve">2. Agente Gestor Orquestrador: </w:t>
+      </w:r>
+      <w:r>
+        <w:rPr>
+          <w:rFonts w:ascii="Arial" w:hAnsi="Arial"/>
+          <w:color w:val="334155"/>
+          <w:sz w:val="21"/>
+        </w:rPr>
+        <w:t>Recebe a solicitação, realiza classificação semântica de intenções (Intent Classification) e despacha a requisição para o subagente especialista correto;</w:t>
+      </w:r>
+    </w:p>
+    <w:p>
+      <w:pPr>
+        <w:spacing w:before="25" w:after="35"/>
+        <w:ind w:left="110" w:right="110"/>
+      </w:pPr>
+      <w:r>
+        <w:rPr>
+          <w:rFonts w:ascii="Arial" w:hAnsi="Arial"/>
+          <w:b/>
+          <w:color w:val="0F172A"/>
+          <w:sz w:val="21"/>
+        </w:rPr>
+        <w:t xml:space="preserve">3. Subagente Especialista MoE: </w:t>
+      </w:r>
+      <w:r>
+        <w:rPr>
+          <w:rFonts w:ascii="Arial" w:hAnsi="Arial"/>
+          <w:color w:val="334155"/>
+          <w:sz w:val="21"/>
+        </w:rPr>
+        <w:t>É ativado sob demanda em contêiner Docker isolado, carregando exclusivamente os pesos e parâmetros treinados para aquele tipo de depósito mineral;</w:t>
+      </w:r>
+    </w:p>
+    <w:p>
+      <w:pPr>
+        <w:spacing w:before="25" w:after="35"/>
+        <w:ind w:left="110" w:right="110"/>
+      </w:pPr>
+      <w:r>
+        <w:rPr>
+          <w:rFonts w:ascii="Arial" w:hAnsi="Arial"/>
+          <w:b/>
+          <w:color w:val="0F172A"/>
+          <w:sz w:val="21"/>
+        </w:rPr>
+        <w:t xml:space="preserve">4. Módulo MAPDA Ensemble: </w:t>
+      </w:r>
+      <w:r>
+        <w:rPr>
+          <w:rFonts w:ascii="Arial" w:hAnsi="Arial"/>
+          <w:color w:val="334155"/>
+          <w:sz w:val="21"/>
+        </w:rPr>
+        <w:t>Executa o motor preditivo híbrido combinando modelos tabulares (XGBoost/LightGBM) e redes espaciais (CNN), gerando score de confiança e mapa de prospectividade;</w:t>
+      </w:r>
+    </w:p>
+    <w:p>
+      <w:pPr>
+        <w:spacing w:before="25" w:after="35"/>
+        <w:ind w:left="110" w:right="110"/>
+      </w:pPr>
+      <w:r>
+        <w:rPr>
+          <w:rFonts w:ascii="Arial" w:hAnsi="Arial"/>
+          <w:b/>
+          <w:color w:val="0F172A"/>
+          <w:sz w:val="21"/>
+        </w:rPr>
+        <w:t xml:space="preserve">5. Módulo XAI (SHAP): </w:t>
+      </w:r>
+      <w:r>
+        <w:rPr>
+          <w:rFonts w:ascii="Arial" w:hAnsi="Arial"/>
+          <w:color w:val="334155"/>
+          <w:sz w:val="21"/>
+        </w:rPr>
+        <w:t>Decompõe matematicamente a predição em valores Shapley transparentes (ex: 'Cu_ppm contribuiu com 42%');</w:t>
+      </w:r>
+    </w:p>
+    <w:p>
+      <w:pPr>
+        <w:spacing w:before="25" w:after="35"/>
+        <w:ind w:left="110" w:right="110"/>
+      </w:pPr>
+      <w:r>
+        <w:rPr>
+          <w:rFonts w:ascii="Arial" w:hAnsi="Arial"/>
+          <w:b/>
+          <w:color w:val="0F172A"/>
+          <w:sz w:val="21"/>
+        </w:rPr>
+        <w:t xml:space="preserve">6. Interface HITL Multidimensional: </w:t>
+      </w:r>
+      <w:r>
+        <w:rPr>
+          <w:rFonts w:ascii="Arial" w:hAnsi="Arial"/>
+          <w:color w:val="334155"/>
+          <w:sz w:val="21"/>
+        </w:rPr>
+        <w:t>O geólogo visualiza o mapa 2D de calor e o modelo 3D de subsuperfície (Three.js), aprovando ou rejeitando cada alvo;</w:t>
+      </w:r>
+    </w:p>
+    <w:p>
+      <w:pPr>
+        <w:spacing w:before="25" w:after="35"/>
+        <w:ind w:left="110" w:right="110"/>
+      </w:pPr>
+      <w:r>
+        <w:rPr>
+          <w:rFonts w:ascii="Arial" w:hAnsi="Arial"/>
+          <w:b/>
+          <w:color w:val="0F172A"/>
+          <w:sz w:val="21"/>
+        </w:rPr>
+        <w:t xml:space="preserve">7. Ciclo de Active Learning: </w:t>
+      </w:r>
+      <w:r>
+        <w:rPr>
+          <w:rFonts w:ascii="Arial" w:hAnsi="Arial"/>
+          <w:color w:val="334155"/>
+          <w:sz w:val="21"/>
+        </w:rPr>
+        <w:t>O feedback de alvos rejeitados retorna ao Agente Gestor para retreinamento incremental contínuo do subagente.</w:t>
+      </w:r>
+    </w:p>
+    <w:p>
+      <w:pPr>
+        <w:spacing w:beforeAutospacing="1" w:after="0" w:afterAutospacing="1" w:line="0" w:lineRule="auto"/>
         <w:ind w:rightChars="50" w:right="110"/>
         <w:jc w:val="both"/>
-        <w:rPr>
-          <w:rFonts w:ascii="Arial" w:hAnsi="Arial" w:cs="Arial"/>
-          <w:bCs/>
-          <w:i/>
-          <w:iCs/>
-          <w:color w:val="EE0000"/>
-          <w:sz w:val="24"/>
-          <w:szCs w:val="24"/>
-        </w:rPr>
-      </w:pPr>
-      <w:r>
-        <w:rPr>
-          <w:rFonts w:ascii="Arial" w:hAnsi="Arial"/>
-          <w:color w:val="0F172A"/>
-        </w:rPr>
-        <w:t>As soluções existentes no mercado geológico apresentam limitações críticas: softwares como Leapfrog Geo e Datamine Discover são excepcionais na interpolação geométrica de corpos de minério após a perfuração, mas não fornecem inteligência preditiva para a seleção prévia dos melhores alvos a partir de geoquímica regional. Por sua vez, soluções de cientistas de dados baseadas em scripts pontuais carecem de governança de software, interface amigável e explicabilidade matemática. A OrenAI inova ao combinar: (1) Arquitetura Multi-Agentes com Mixture of Experts; (2) Algoritmos de explicabilidade XAI (SHAP); (3) Visualização integrada 2D e 3D em Three.js; e (4) Paradigma Human-in-the-Loop com Active Learning, garantindo que o geólogo seja o tomador soberano da decisão final.</w:t>
-      </w:r>
+      </w:pPr>
     </w:p>
     <w:p>
       <w:pPr>
         <w:spacing w:beforeAutospacing="1" w:after="0" w:afterAutospacing="1" w:line="0" w:lineRule="auto"/>
-        <w:ind w:left="110" w:rightChars="50" w:right="110"/>
-        <w:jc w:val="both"/>
-      </w:pPr>
-    </w:p>
-    <w:p>
-      <w:pPr>
-        <w:spacing w:beforeAutospacing="1" w:after="0" w:afterAutospacing="1" w:line="0" w:lineRule="auto"/>
-        <w:ind w:left="110" w:rightChars="50" w:right="110"/>
-        <w:jc w:val="both"/>
-      </w:pPr>
-    </w:p>
-    <w:p>
-      <w:pPr>
-        <w:spacing w:beforeAutospacing="1" w:after="0" w:afterAutospacing="1" w:line="0" w:lineRule="auto"/>
-        <w:ind w:left="110" w:rightChars="50" w:right="110"/>
+        <w:ind w:rightChars="50" w:right="110"/>
         <w:jc w:val="both"/>
       </w:pPr>
     </w:p>
@@ -7800,196 +8272,7 @@
         <w:keepNext/>
         <w:ind w:leftChars="0" w:left="110" w:right="110"/>
       </w:pPr>
-      <w:bookmarkStart w:id="16" w:name="_Toc242209986"/>
-      <w:r>
-        <w:t xml:space="preserve">11 </w:t>
-      </w:r>
-      <w:r>
-        <w:t>PESQUISA COM USUÁRIOS</w:t>
-      </w:r>
-      <w:bookmarkEnd w:id="16"/>
-    </w:p>
-    <w:p>
-      <w:pPr>
-        <w:spacing w:before="60" w:beforeAutospacing="1" w:after="120" w:afterAutospacing="1"/>
-        <w:ind w:rightChars="50" w:right="110"/>
-        <w:jc w:val="both"/>
-        <w:rPr>
-          <w:rFonts w:ascii="Arial" w:hAnsi="Arial" w:cs="Arial"/>
-          <w:bCs/>
-          <w:i/>
-          <w:iCs/>
-          <w:color w:val="EE0000"/>
-          <w:sz w:val="24"/>
-          <w:szCs w:val="24"/>
-        </w:rPr>
-      </w:pPr>
-      <w:r>
-        <w:rPr>
-          <w:rFonts w:ascii="Arial" w:hAnsi="Arial"/>
-          <w:color w:val="0F172A"/>
-        </w:rPr>
-        <w:t>A pesquisa técnica com profissionais de mineração e geólogos ratificou três premissas fundamentais da arquitetura OrenAI:</w:t>
-      </w:r>
-      <w:r>
-        <w:rPr>
-          <w:rFonts w:ascii="Arial" w:hAnsi="Arial"/>
-          <w:color w:val="0F172A"/>
-        </w:rPr>
-        <w:br/>
-        <w:t xml:space="preserve">• Repúdio absoluto a sistemas 'caixa-preta': Geólogos afirmaram categoricamente que nenhum relatório baseado em predições opacas é aceito por comitês de investimento. A explicabilidade algorítmica (XAI) detalhada atributo por atributo é indispensável para validar </w:t>
-      </w:r>
-      <w:r>
-        <w:rPr>
-          <w:rFonts w:ascii="Arial" w:hAnsi="Arial"/>
-          <w:color w:val="0F172A"/>
-        </w:rPr>
-        <w:lastRenderedPageBreak/>
-        <w:t>a coerência geológica do alvo;</w:t>
-      </w:r>
-      <w:r>
-        <w:rPr>
-          <w:rFonts w:ascii="Arial" w:hAnsi="Arial"/>
-          <w:color w:val="0F172A"/>
-        </w:rPr>
-        <w:br/>
-        <w:t>• Soberania da decisão humana (Human-in-the-Loop): O software deve ser uma ferramenta de ampliação cognitiva e precisão matemática, e jamais tentar automatizar a decisão de perfuração;</w:t>
-      </w:r>
-      <w:r>
-        <w:rPr>
-          <w:rFonts w:ascii="Arial" w:hAnsi="Arial"/>
-          <w:color w:val="0F172A"/>
-        </w:rPr>
-        <w:br/>
-        <w:t>• Necessidade de visualização volumétrica: A interpretação 2D de superfície é insuficiente para dados de subsuperfície; a disponibilização de modelos 3D interativos com nuvens de pontos e volumes elipsoidais é essencial para o geólogo conceber a geometria tridimensional do depósito.</w:t>
-      </w:r>
-    </w:p>
-    <w:p>
-      <w:pPr>
-        <w:spacing w:beforeAutospacing="1" w:after="0" w:afterAutospacing="1" w:line="0" w:lineRule="auto"/>
-        <w:ind w:rightChars="50" w:right="110"/>
-        <w:jc w:val="both"/>
-      </w:pPr>
-    </w:p>
-    <w:p>
-      <w:pPr>
-        <w:spacing w:beforeAutospacing="1" w:after="0" w:afterAutospacing="1" w:line="0" w:lineRule="auto"/>
-        <w:ind w:rightChars="50" w:right="110"/>
-        <w:jc w:val="both"/>
-      </w:pPr>
-    </w:p>
-    <w:p>
-      <w:pPr>
-        <w:pStyle w:val="PISEO01"/>
-        <w:keepNext/>
-        <w:ind w:leftChars="0" w:left="110" w:right="110"/>
-      </w:pPr>
-      <w:bookmarkStart w:id="17" w:name="_Toc242209987"/>
-      <w:r>
-        <w:t>12 RESULTADOS DE PESQUISA COM USUÁRIO</w:t>
-      </w:r>
-      <w:bookmarkEnd w:id="17"/>
-    </w:p>
-    <w:p>
-      <w:pPr>
-        <w:spacing w:before="60" w:beforeAutospacing="1" w:after="120" w:afterAutospacing="1"/>
-        <w:ind w:rightChars="50" w:right="110"/>
-        <w:jc w:val="both"/>
-        <w:rPr>
-          <w:rFonts w:ascii="Arial" w:hAnsi="Arial" w:cs="Arial"/>
-          <w:bCs/>
-          <w:i/>
-          <w:iCs/>
-          <w:color w:val="EE0000"/>
-          <w:sz w:val="24"/>
-          <w:szCs w:val="24"/>
-        </w:rPr>
-      </w:pPr>
-      <w:r>
-        <w:rPr>
-          <w:rFonts w:ascii="Arial" w:hAnsi="Arial"/>
-          <w:color w:val="0F172A"/>
-        </w:rPr>
-        <w:t>Os achados da pesquisa direcionaram a formulação do escopo estrito do sistema OrenAI, consolidando o fluxo interativo em 7 etapas fundamentais:</w:t>
-      </w:r>
-      <w:r>
-        <w:rPr>
-          <w:rFonts w:ascii="Arial" w:hAnsi="Arial"/>
-          <w:color w:val="0F172A"/>
-        </w:rPr>
-        <w:br/>
-        <w:t>1. Entrada e Demanda: O geólogo submete dados geoquímicos (CSV/XLSX) e seleciona o mineral-alvo (ex: Cobre ou Ouro) e a província geológica;</w:t>
-      </w:r>
-      <w:r>
-        <w:rPr>
-          <w:rFonts w:ascii="Arial" w:hAnsi="Arial"/>
-          <w:color w:val="0F172A"/>
-        </w:rPr>
-        <w:br/>
-        <w:t>2. Agente Gestor Orquestrador: Recebe a solicitação, realiza classificação semântica de intenções (Intent Classification) e despacha a requisição para o subagente especialista correto;</w:t>
-      </w:r>
-      <w:r>
-        <w:rPr>
-          <w:rFonts w:ascii="Arial" w:hAnsi="Arial"/>
-          <w:color w:val="0F172A"/>
-        </w:rPr>
-        <w:br/>
-        <w:t>3. Subagente Especialista MoE: É ativado sob demanda em contêiner Docker isolado, carregando exclusivamente os pesos e parâmetros treinados para aquele tipo de depósito mineral;</w:t>
-      </w:r>
-      <w:r>
-        <w:rPr>
-          <w:rFonts w:ascii="Arial" w:hAnsi="Arial"/>
-          <w:color w:val="0F172A"/>
-        </w:rPr>
-        <w:br/>
-        <w:t>4. Módulo MAPDA Ensemble: Executa o motor preditivo híbrido combinando modelos tabulares (XGBoost/LightGBM) e redes espaciais (CNN), gerando score de confiança e mapa de prospectividade;</w:t>
-      </w:r>
-      <w:r>
-        <w:rPr>
-          <w:rFonts w:ascii="Arial" w:hAnsi="Arial"/>
-          <w:color w:val="0F172A"/>
-        </w:rPr>
-        <w:br/>
-        <w:t>5. Módulo XAI (SHAP): Decompõe matematicamente a predição em valores Shapley transparentes (ex: 'Cu_ppm contribuiu com 42%');</w:t>
-      </w:r>
-      <w:r>
-        <w:rPr>
-          <w:rFonts w:ascii="Arial" w:hAnsi="Arial"/>
-          <w:color w:val="0F172A"/>
-        </w:rPr>
-        <w:br/>
-        <w:t>6. Interface HITL Multidimensional: O geólogo visualiza o mapa 2D de calor e o modelo 3D de subsuperfície (Three.js), aprovando ou rejeitando cada alvo;</w:t>
-      </w:r>
-      <w:r>
-        <w:rPr>
-          <w:rFonts w:ascii="Arial" w:hAnsi="Arial"/>
-          <w:color w:val="0F172A"/>
-        </w:rPr>
-        <w:br/>
-        <w:t>7. Ciclo de Active Learning: O feedback de alvos rejeitados retorna ao Agente Gestor para retreinamento incremental contínuo do subagente.</w:t>
-      </w:r>
-    </w:p>
-    <w:p>
-      <w:pPr>
-        <w:spacing w:beforeAutospacing="1" w:after="0" w:afterAutospacing="1" w:line="0" w:lineRule="auto"/>
-        <w:ind w:rightChars="50" w:right="110"/>
-        <w:jc w:val="both"/>
-      </w:pPr>
-    </w:p>
-    <w:p>
-      <w:pPr>
-        <w:spacing w:beforeAutospacing="1" w:after="0" w:afterAutospacing="1" w:line="0" w:lineRule="auto"/>
-        <w:ind w:rightChars="50" w:right="110"/>
-        <w:jc w:val="both"/>
-      </w:pPr>
-    </w:p>
-    <w:p>
-      <w:pPr>
-        <w:pStyle w:val="PISEO01"/>
-        <w:keepNext/>
-        <w:ind w:leftChars="0" w:left="110" w:right="110"/>
-      </w:pPr>
-      <w:bookmarkStart w:id="18" w:name="_Toc242209988"/>
+      <w:bookmarkStart w:id="18" w:name="_Toc242277265"/>
       <w:r>
         <w:t>13 REGRAS DE NEGÓCIO</w:t>
       </w:r>
@@ -8207,7 +8490,6 @@
                 <w:color w:val="0F172A"/>
                 <w:sz w:val="19"/>
               </w:rPr>
-              <w:lastRenderedPageBreak/>
               <w:t>RN-001</w:t>
             </w:r>
           </w:p>
@@ -8458,6 +8740,7 @@
                 <w:color w:val="334155"/>
                 <w:sz w:val="18"/>
               </w:rPr>
+              <w:lastRenderedPageBreak/>
               <w:t>Detalhamento: A IA da OrenAI NUNCA opera como uma caixa-preta. Nenhuma predição ou alvo mineral pode ser exibido sem a decomposição matemática dos fatores de influência gerada pelo Módulo XAI via SHAP.</w:t>
             </w:r>
           </w:p>
@@ -9340,7 +9623,7 @@
         <w:keepNext/>
         <w:ind w:leftChars="0" w:left="110" w:right="110"/>
       </w:pPr>
-      <w:bookmarkStart w:id="19" w:name="_Toc242209989"/>
+      <w:bookmarkStart w:id="19" w:name="_Toc242277266"/>
       <w:r>
         <w:t>1</w:t>
       </w:r>
@@ -9967,7 +10250,6 @@
                 <w:color w:val="0F172A"/>
                 <w:sz w:val="19"/>
               </w:rPr>
-              <w:lastRenderedPageBreak/>
               <w:t>RF-03</w:t>
             </w:r>
           </w:p>
@@ -10286,6 +10568,7 @@
                 <w:color w:val="334155"/>
                 <w:sz w:val="18"/>
               </w:rPr>
+              <w:lastRenderedPageBreak/>
               <w:t>Detalhamento: Módulos especialistas isolados por commodity (Ouro Epitermal e Cobre Pórfiro) em imagens Docker independentes, garantindo segregação total de pesos (Regras: RN-003).</w:t>
             </w:r>
           </w:p>
@@ -11014,7 +11297,7 @@
         <w:keepNext/>
         <w:ind w:leftChars="0" w:left="110" w:right="110"/>
       </w:pPr>
-      <w:bookmarkStart w:id="20" w:name="_Toc242209990"/>
+      <w:bookmarkStart w:id="20" w:name="_Toc242277267"/>
       <w:r>
         <w:t>1</w:t>
       </w:r>
@@ -11993,7 +12276,6 @@
                 <w:color w:val="0F172A"/>
                 <w:sz w:val="19"/>
               </w:rPr>
-              <w:lastRenderedPageBreak/>
               <w:t>RNF05</w:t>
             </w:r>
           </w:p>
@@ -12312,6 +12594,7 @@
                 <w:color w:val="334155"/>
                 <w:sz w:val="18"/>
               </w:rPr>
+              <w:lastRenderedPageBreak/>
               <w:t>Detalhamento: O sistema deve garantir que os pesos de redes neurais e hiperparâmetros de árvores de decisão do Subagente Ouro nunca entrem em contato ou sofram interferência do Subagente Cobre.</w:t>
             </w:r>
           </w:p>
@@ -12739,7 +13022,7 @@
         <w:spacing w:before="120" w:after="120"/>
         <w:ind w:leftChars="0" w:left="110" w:right="110"/>
       </w:pPr>
-      <w:bookmarkStart w:id="21" w:name="_Toc242209991"/>
+      <w:bookmarkStart w:id="21" w:name="_Toc242277268"/>
       <w:r>
         <w:t>PARTE 04 – DESIGN, MODELAGEM, DADOS E SOLUÇÃO TECNOLÓGICA</w:t>
       </w:r>
@@ -12758,7 +13041,7 @@
         <w:keepNext/>
         <w:ind w:leftChars="0" w:left="110" w:right="110"/>
       </w:pPr>
-      <w:bookmarkStart w:id="22" w:name="_Toc242209992"/>
+      <w:bookmarkStart w:id="22" w:name="_Toc242277269"/>
       <w:r>
         <w:t>1</w:t>
       </w:r>
@@ -12809,11 +13092,338 @@
         <w:keepNext/>
         <w:ind w:leftChars="0" w:left="110" w:right="110"/>
       </w:pPr>
-      <w:bookmarkStart w:id="23" w:name="_Toc242209993"/>
+      <w:bookmarkStart w:id="23" w:name="_Toc242277270"/>
       <w:r>
         <w:t>16.1 Fluxo de Navegação</w:t>
       </w:r>
       <w:bookmarkEnd w:id="23"/>
+    </w:p>
+    <w:p>
+      <w:pPr>
+        <w:spacing w:before="40" w:after="70"/>
+        <w:ind w:left="110" w:right="110"/>
+        <w:jc w:val="both"/>
+      </w:pPr>
+      <w:r>
+        <w:rPr>
+          <w:rFonts w:ascii="Arial" w:hAnsi="Arial"/>
+          <w:color w:val="0F172A"/>
+          <w:sz w:val="21"/>
+        </w:rPr>
+        <w:t>O fluxo de navegação do sistema OrenAI foi estruturado para refletir a dinâmica do Sistema Multi-Agentes com validação Human-in-the-Loop:</w:t>
+      </w:r>
+    </w:p>
+    <w:p>
+      <w:pPr>
+        <w:spacing w:before="25" w:after="35"/>
+        <w:ind w:left="110" w:right="110"/>
+      </w:pPr>
+      <w:r>
+        <w:rPr>
+          <w:rFonts w:ascii="Arial" w:hAnsi="Arial"/>
+          <w:b/>
+          <w:color w:val="0F172A"/>
+          <w:sz w:val="21"/>
+        </w:rPr>
+        <w:t xml:space="preserve">1. Tela de Entrada e Autenticação (Login): </w:t>
+      </w:r>
+      <w:r>
+        <w:rPr>
+          <w:rFonts w:ascii="Arial" w:hAnsi="Arial"/>
+          <w:color w:val="334155"/>
+          <w:sz w:val="21"/>
+        </w:rPr>
+        <w:t>Acesso seguro com credenciais criptografadas e emissão de token JWT;</w:t>
+      </w:r>
+    </w:p>
+    <w:p>
+      <w:pPr>
+        <w:spacing w:before="25" w:after="35"/>
+        <w:ind w:left="110" w:right="110"/>
+      </w:pPr>
+      <w:r>
+        <w:rPr>
+          <w:rFonts w:ascii="Arial" w:hAnsi="Arial"/>
+          <w:b/>
+          <w:color w:val="0F172A"/>
+          <w:sz w:val="21"/>
+        </w:rPr>
+        <w:t xml:space="preserve">2. Dashboard Central de Operações: </w:t>
+      </w:r>
+      <w:r>
+        <w:rPr>
+          <w:rFonts w:ascii="Arial" w:hAnsi="Arial"/>
+          <w:color w:val="334155"/>
+          <w:sz w:val="21"/>
+        </w:rPr>
+        <w:t>Visão executiva das campanhas ativas, status dos agentes e resumo dos alvos minerais validados;</w:t>
+      </w:r>
+    </w:p>
+    <w:p>
+      <w:pPr>
+        <w:spacing w:before="25" w:after="35"/>
+        <w:ind w:left="110" w:right="110"/>
+      </w:pPr>
+      <w:r>
+        <w:rPr>
+          <w:rFonts w:ascii="Arial" w:hAnsi="Arial"/>
+          <w:b/>
+          <w:color w:val="0F172A"/>
+          <w:sz w:val="21"/>
+        </w:rPr>
+        <w:t xml:space="preserve">3. Módulo de Gestão de Projetos: </w:t>
+      </w:r>
+      <w:r>
+        <w:rPr>
+          <w:rFonts w:ascii="Arial" w:hAnsi="Arial"/>
+          <w:color w:val="334155"/>
+          <w:sz w:val="21"/>
+        </w:rPr>
+        <w:t>Cadastro de campanhas de exploração mineral com demarcação geográfica e seleção de alvos prioritários;</w:t>
+      </w:r>
+    </w:p>
+    <w:p>
+      <w:pPr>
+        <w:spacing w:before="25" w:after="35"/>
+        <w:ind w:left="110" w:right="110"/>
+      </w:pPr>
+      <w:r>
+        <w:rPr>
+          <w:rFonts w:ascii="Arial" w:hAnsi="Arial"/>
+          <w:b/>
+          <w:color w:val="0F172A"/>
+          <w:sz w:val="21"/>
+        </w:rPr>
+        <w:t xml:space="preserve">4. Área de Ingestão de Dados (Upload Assistido): </w:t>
+      </w:r>
+      <w:r>
+        <w:rPr>
+          <w:rFonts w:ascii="Arial" w:hAnsi="Arial"/>
+          <w:color w:val="334155"/>
+          <w:sz w:val="21"/>
+        </w:rPr>
+        <w:t>Upload de planilhas CSV/XLSX de geoquímica e seleção de commodity (Ouro, Cobre) com validação sintática em tempo real;</w:t>
+      </w:r>
+    </w:p>
+    <w:p>
+      <w:pPr>
+        <w:spacing w:before="25" w:after="35"/>
+        <w:ind w:left="110" w:right="110"/>
+      </w:pPr>
+      <w:r>
+        <w:rPr>
+          <w:rFonts w:ascii="Arial" w:hAnsi="Arial"/>
+          <w:b/>
+          <w:color w:val="0F172A"/>
+          <w:sz w:val="21"/>
+        </w:rPr>
+        <w:t xml:space="preserve">5. Painel de Processamento do Agente Orquestrador: </w:t>
+      </w:r>
+      <w:r>
+        <w:rPr>
+          <w:rFonts w:ascii="Arial" w:hAnsi="Arial"/>
+          <w:color w:val="334155"/>
+          <w:sz w:val="21"/>
+        </w:rPr>
+        <w:t>Exibição visual da classificação de intenção e do despacho para o subagente especialista em contêiner Docker dedicado;</w:t>
+      </w:r>
+    </w:p>
+    <w:p>
+      <w:pPr>
+        <w:spacing w:before="25" w:after="35"/>
+        <w:ind w:left="110" w:right="110"/>
+      </w:pPr>
+      <w:r>
+        <w:rPr>
+          <w:rFonts w:ascii="Arial" w:hAnsi="Arial"/>
+          <w:b/>
+          <w:color w:val="0F172A"/>
+          <w:sz w:val="21"/>
+        </w:rPr>
+        <w:t xml:space="preserve">6. Dashboard HITL Multidimensional: </w:t>
+      </w:r>
+      <w:r>
+        <w:rPr>
+          <w:rFonts w:ascii="Arial" w:hAnsi="Arial"/>
+          <w:color w:val="334155"/>
+          <w:sz w:val="21"/>
+        </w:rPr>
+        <w:t>Visualização combinada do Mapa 2D de Calor (Leaflet) e do Modelo 3D de Subsuperfície em Three.js (nuvem de pontos e corpos elipsoidais);</w:t>
+      </w:r>
+    </w:p>
+    <w:p>
+      <w:pPr>
+        <w:spacing w:before="25" w:after="35"/>
+        <w:ind w:left="110" w:right="110"/>
+      </w:pPr>
+      <w:r>
+        <w:rPr>
+          <w:rFonts w:ascii="Arial" w:hAnsi="Arial"/>
+          <w:b/>
+          <w:color w:val="0F172A"/>
+          <w:sz w:val="21"/>
+        </w:rPr>
+        <w:lastRenderedPageBreak/>
+        <w:t xml:space="preserve">7. Painel de Explicabilidade XAI: </w:t>
+      </w:r>
+      <w:r>
+        <w:rPr>
+          <w:rFonts w:ascii="Arial" w:hAnsi="Arial"/>
+          <w:color w:val="334155"/>
+          <w:sz w:val="21"/>
+        </w:rPr>
+        <w:t>Gráficos SHAP (Waterfall, Force e Summary plots) exibindo a contribuição percentual de cada elemento para o alvo selecionado;</w:t>
+      </w:r>
+    </w:p>
+    <w:p>
+      <w:pPr>
+        <w:spacing w:before="25" w:after="35"/>
+        <w:ind w:left="110" w:right="110"/>
+      </w:pPr>
+      <w:r>
+        <w:rPr>
+          <w:rFonts w:ascii="Arial" w:hAnsi="Arial"/>
+          <w:b/>
+          <w:color w:val="0F172A"/>
+          <w:sz w:val="21"/>
+        </w:rPr>
+        <w:t xml:space="preserve">8. Painel de Decisão HITL e Emissão de Laudo: </w:t>
+      </w:r>
+      <w:r>
+        <w:rPr>
+          <w:rFonts w:ascii="Arial" w:hAnsi="Arial"/>
+          <w:color w:val="334155"/>
+          <w:sz w:val="21"/>
+        </w:rPr>
+        <w:t>Interface com botões de Aprovar e Rejeitar alvo; alvos rejeitados disparam feedback de Active Learning, e alvos aprovados geram laudo imutável em PDF.</w:t>
+      </w:r>
+    </w:p>
+    <w:p>
+      <w:pPr>
+        <w:pStyle w:val="PISEO2"/>
+        <w:keepNext/>
+        <w:ind w:leftChars="0" w:left="110" w:right="110"/>
+      </w:pPr>
+      <w:bookmarkStart w:id="24" w:name="_Toc242277271"/>
+      <w:r>
+        <w:t>16.2 Protótipos do Sistema</w:t>
+      </w:r>
+      <w:bookmarkEnd w:id="24"/>
+    </w:p>
+    <w:p>
+      <w:pPr>
+        <w:spacing w:before="40" w:after="70"/>
+        <w:ind w:left="110" w:right="110"/>
+        <w:jc w:val="both"/>
+      </w:pPr>
+      <w:r>
+        <w:rPr>
+          <w:rFonts w:ascii="Arial" w:hAnsi="Arial"/>
+          <w:color w:val="0F172A"/>
+          <w:sz w:val="21"/>
+        </w:rPr>
+        <w:t>A prototipagem da interface foi desenvolvida no Figma e validada através de protótipos funcionais com Three.js:</w:t>
+      </w:r>
+    </w:p>
+    <w:p>
+      <w:pPr>
+        <w:spacing w:before="25" w:after="35"/>
+        <w:ind w:left="110" w:right="110"/>
+      </w:pPr>
+      <w:r>
+        <w:rPr>
+          <w:rFonts w:ascii="Arial" w:hAnsi="Arial"/>
+          <w:b/>
+          <w:color w:val="0F172A"/>
+          <w:sz w:val="21"/>
+        </w:rPr>
+        <w:t xml:space="preserve">- Protótipo no Figma: </w:t>
+      </w:r>
+      <w:r>
+        <w:rPr>
+          <w:rFonts w:ascii="Arial" w:hAnsi="Arial"/>
+          <w:color w:val="334155"/>
+          <w:sz w:val="21"/>
+        </w:rPr>
+        <w:t>Wireframes e telas de alta fidelidade estruturaram os fluxos de navegação, componentes analíticos, contraste WCAG AA e layout com suporte nativo a Modo Claro e Modo Escuro;</w:t>
+      </w:r>
+    </w:p>
+    <w:p>
+      <w:pPr>
+        <w:spacing w:before="25" w:after="35"/>
+        <w:ind w:left="110" w:right="110"/>
+      </w:pPr>
+      <w:r>
+        <w:rPr>
+          <w:rFonts w:ascii="Arial" w:hAnsi="Arial"/>
+          <w:b/>
+          <w:color w:val="0F172A"/>
+          <w:sz w:val="21"/>
+        </w:rPr>
+        <w:t xml:space="preserve">- Protótipo 3D em Three.js: </w:t>
+      </w:r>
+      <w:r>
+        <w:rPr>
+          <w:rFonts w:ascii="Arial" w:hAnsi="Arial"/>
+          <w:color w:val="334155"/>
+          <w:sz w:val="21"/>
+        </w:rPr>
+        <w:t>Desenvolvimento de protótipo funcional demonstrativo no navegador com WebGLRenderer, OrbitControls para rotação e zoom em 360°, representação de subsuperfície com nuvem de pontos georreferenciados e volumes elipsoidais simulando corpos mineralizados.</w:t>
+      </w:r>
+    </w:p>
+    <w:p>
+      <w:pPr>
+        <w:spacing w:beforeAutospacing="1" w:after="0" w:afterAutospacing="1" w:line="0" w:lineRule="auto"/>
+        <w:ind w:left="110" w:rightChars="50" w:right="110"/>
+        <w:jc w:val="both"/>
+      </w:pPr>
+    </w:p>
+    <w:p>
+      <w:pPr>
+        <w:pStyle w:val="PISEO01"/>
+        <w:keepNext/>
+        <w:ind w:leftChars="0" w:left="110" w:right="110"/>
+      </w:pPr>
+      <w:bookmarkStart w:id="25" w:name="_Toc242277272"/>
+      <w:r>
+        <w:t>1</w:t>
+      </w:r>
+      <w:r>
+        <w:t>7</w:t>
+      </w:r>
+      <w:r>
+        <w:t xml:space="preserve"> </w:t>
+      </w:r>
+      <w:r>
+        <w:t>GESTÃO DO PROJETO DE MODELAGEM DO SISTEMA</w:t>
+      </w:r>
+      <w:bookmarkEnd w:id="25"/>
+    </w:p>
+    <w:p>
+      <w:pPr>
+        <w:spacing w:beforeAutospacing="1" w:after="0" w:afterAutospacing="1" w:line="0" w:lineRule="auto"/>
+        <w:ind w:left="110" w:rightChars="50" w:right="110"/>
+        <w:jc w:val="both"/>
+      </w:pPr>
+    </w:p>
+    <w:p>
+      <w:pPr>
+        <w:spacing w:beforeAutospacing="1" w:after="0" w:afterAutospacing="1" w:line="0" w:lineRule="auto"/>
+        <w:ind w:left="110" w:rightChars="50" w:right="110"/>
+        <w:jc w:val="both"/>
+      </w:pPr>
+    </w:p>
+    <w:p>
+      <w:pPr>
+        <w:pStyle w:val="PISEO2"/>
+        <w:keepNext/>
+        <w:ind w:leftChars="0" w:left="110" w:right="110"/>
+      </w:pPr>
+      <w:bookmarkStart w:id="26" w:name="_Toc242277273"/>
+      <w:r>
+        <w:t>17.1 Organização do Projeto (Abordagem Ágil)</w:t>
+      </w:r>
+      <w:bookmarkEnd w:id="26"/>
     </w:p>
     <w:p>
       <w:pPr>
@@ -12835,79 +13445,7 @@
           <w:rFonts w:ascii="Arial" w:hAnsi="Arial"/>
           <w:color w:val="0F172A"/>
         </w:rPr>
-        <w:t>O fluxo de navegação do sistema OrenAI foi estruturado para refletir a dinâmica do Sistema Multi-Agentes com validação Human-in-the-Loop:</w:t>
-      </w:r>
-      <w:r>
-        <w:rPr>
-          <w:rFonts w:ascii="Arial" w:hAnsi="Arial"/>
-          <w:color w:val="0F172A"/>
-        </w:rPr>
-        <w:br/>
-        <w:t>1. Tela de Entrada e Autenticação (Login): Acesso seguro com credenciais criptografadas e emissão de token JWT;</w:t>
-      </w:r>
-      <w:r>
-        <w:rPr>
-          <w:rFonts w:ascii="Arial" w:hAnsi="Arial"/>
-          <w:color w:val="0F172A"/>
-        </w:rPr>
-        <w:br/>
-        <w:t>2. Dashboard Central de Operações: Visão executiva das campanhas ativas, status dos agentes e resumo dos alvos minerais validados;</w:t>
-      </w:r>
-      <w:r>
-        <w:rPr>
-          <w:rFonts w:ascii="Arial" w:hAnsi="Arial"/>
-          <w:color w:val="0F172A"/>
-        </w:rPr>
-        <w:br/>
-        <w:t>3. Módulo de Gestão de Projetos: Cadastro de campanhas de exploração mineral com demarcação geográfica e seleção de alvos prioritários;</w:t>
-      </w:r>
-      <w:r>
-        <w:rPr>
-          <w:rFonts w:ascii="Arial" w:hAnsi="Arial"/>
-          <w:color w:val="0F172A"/>
-        </w:rPr>
-        <w:br/>
-        <w:t>4. Área de Ingestão de Dados (Upload Assistido): Upload de planilhas CSV/XLSX de geoquímica e seleção de commodity (Ouro, Cobre) com validação sintática em tempo real;</w:t>
-      </w:r>
-      <w:r>
-        <w:rPr>
-          <w:rFonts w:ascii="Arial" w:hAnsi="Arial"/>
-          <w:color w:val="0F172A"/>
-        </w:rPr>
-        <w:br/>
-        <w:t xml:space="preserve">5. Painel de Processamento do Agente Orquestrador: Exibição visual da classificação de </w:t>
-      </w:r>
-      <w:r>
-        <w:rPr>
-          <w:rFonts w:ascii="Arial" w:hAnsi="Arial"/>
-          <w:color w:val="0F172A"/>
-        </w:rPr>
-        <w:lastRenderedPageBreak/>
-        <w:t>intenção e do despacho para o subagente especialista em contêiner Docker dedicado;</w:t>
-      </w:r>
-      <w:r>
-        <w:rPr>
-          <w:rFonts w:ascii="Arial" w:hAnsi="Arial"/>
-          <w:color w:val="0F172A"/>
-        </w:rPr>
-        <w:br/>
-        <w:t>6. Dashboard HITL Multidimensional: Visualização combinada do Mapa 2D de Calor (Leaflet) e do Modelo 3D de Subsuperfície em Three.js (nuvem de pontos e corpos elipsoidais);</w:t>
-      </w:r>
-      <w:r>
-        <w:rPr>
-          <w:rFonts w:ascii="Arial" w:hAnsi="Arial"/>
-          <w:color w:val="0F172A"/>
-        </w:rPr>
-        <w:br/>
-        <w:t>7. Painel de Explicabilidade XAI: Gráficos SHAP (Waterfall, Force e Summary plots) exibindo a contribuição percentual de cada elemento para o alvo selecionado;</w:t>
-      </w:r>
-      <w:r>
-        <w:rPr>
-          <w:rFonts w:ascii="Arial" w:hAnsi="Arial"/>
-          <w:color w:val="0F172A"/>
-        </w:rPr>
-        <w:br/>
-        <w:t>8. Painel de Decisão HITL e Emissão de Laudo: Interface com botões de Aprovar e Rejeitar alvo; alvos rejeitados disparam feedback de Active Learning, e alvos aprovados geram laudo imutável em PDF.</w:t>
+        <w:t>O gerenciamento das atividades do grupo combina princípios do framework Scrum e do método visual Kanban por meio do GitHub Projects integrado ao monorepo oficial da OrenAI. O desenvolvimento semestral foi organizado em Sprints quinzenais orientadas a entregas incrementais. Cauã Felype lidera a coordenação técnica e a arquitetura multiagente; Gabryel Rodrigues conduz a engenharia de machine learning do MAPDA e o módulo XAI; Roger Prado gerencia a engenharia de requisitos e fontes de dados da CPRM/ANM; e Rafael Farias é o responsável pelo design de interfaces e visualização 3D em Three.js. O trabalho é desenvolvido sob a orientação docente do Prof. Renato Luan De Sousa Araújo (Orientador Principal) e do Prof. Jeferson Silva Araújo (Orientador Secundário), assegurando conformidade científica, metodológica e arquitetural com os padrões de Engenharia de Software.</w:t>
       </w:r>
     </w:p>
     <w:p>
@@ -12916,11 +13454,11 @@
         <w:keepNext/>
         <w:ind w:leftChars="0" w:left="110" w:right="110"/>
       </w:pPr>
-      <w:bookmarkStart w:id="24" w:name="_Toc242209994"/>
-      <w:r>
-        <w:t>16.2 Protótipos do Sistema</w:t>
-      </w:r>
-      <w:bookmarkEnd w:id="24"/>
+      <w:bookmarkStart w:id="27" w:name="_Toc242277274"/>
+      <w:r>
+        <w:t>17.2 Modelagem e Diagramas do Sistema</w:t>
+      </w:r>
+      <w:bookmarkEnd w:id="27"/>
     </w:p>
     <w:p>
       <w:pPr>
@@ -12942,149 +13480,22 @@
           <w:rFonts w:ascii="Arial" w:hAnsi="Arial"/>
           <w:color w:val="0F172A"/>
         </w:rPr>
-        <w:t>A prototipagem da interface foi desenvolvida no Figma e validada através de protótipos funcionais com Three.js:</w:t>
-      </w:r>
-      <w:r>
-        <w:rPr>
-          <w:rFonts w:ascii="Arial" w:hAnsi="Arial"/>
-          <w:color w:val="0F172A"/>
-        </w:rPr>
-        <w:br/>
-        <w:t>- Protótipo no Figma: Wireframes e telas de alta fidelidade estruturaram os fluxos de navegação, componentes analíticos, contraste WCAG AA e layout com suporte nativo a Modo Claro e Modo Escuro;</w:t>
-      </w:r>
-      <w:r>
-        <w:rPr>
-          <w:rFonts w:ascii="Arial" w:hAnsi="Arial"/>
-          <w:color w:val="0F172A"/>
-        </w:rPr>
-        <w:br/>
-        <w:t>- Protótipo 3D em Three.js: Desenvolvimento de protótipo funcional demonstrativo no navegador com WebGLRenderer, OrbitControls para rotação e zoom em 360°, representação de subsuperfície com nuvem de pontos georreferenciados e volumes elipsoidais simulando corpos mineralizados.</w:t>
-      </w:r>
-    </w:p>
-    <w:p>
-      <w:pPr>
-        <w:spacing w:beforeAutospacing="1" w:after="0" w:afterAutospacing="1" w:line="0" w:lineRule="auto"/>
-        <w:ind w:left="110" w:rightChars="50" w:right="110"/>
-        <w:jc w:val="both"/>
-      </w:pPr>
-    </w:p>
-    <w:p>
-      <w:pPr>
-        <w:pStyle w:val="PISEO01"/>
+        <w:t>A modelagem operacional da OrenAI é representada visualmente pelo Diagrama de Atividades e Fluxo do Sistema Multi-Agentes (MAS) apresentado a seguir, sintetizando o ciclo iterativo completo entre o geólogo especialista e os agentes computacionais:</w:t>
+      </w:r>
+    </w:p>
+    <w:p>
+      <w:pPr>
         <w:keepNext/>
-        <w:ind w:leftChars="0" w:left="110" w:right="110"/>
-      </w:pPr>
-      <w:bookmarkStart w:id="25" w:name="_Toc242209995"/>
-      <w:r>
-        <w:t>1</w:t>
-      </w:r>
-      <w:r>
-        <w:t>7</w:t>
-      </w:r>
-      <w:r>
-        <w:t xml:space="preserve"> </w:t>
-      </w:r>
-      <w:r>
-        <w:t>GESTÃO DO PROJETO DE MODELAGEM DO SISTEMA</w:t>
-      </w:r>
-      <w:bookmarkEnd w:id="25"/>
-    </w:p>
-    <w:p>
-      <w:pPr>
-        <w:spacing w:beforeAutospacing="1" w:after="0" w:afterAutospacing="1" w:line="0" w:lineRule="auto"/>
-        <w:ind w:left="110" w:rightChars="50" w:right="110"/>
-        <w:jc w:val="both"/>
-      </w:pPr>
-    </w:p>
-    <w:p>
-      <w:pPr>
-        <w:spacing w:beforeAutospacing="1" w:after="0" w:afterAutospacing="1" w:line="0" w:lineRule="auto"/>
-        <w:ind w:left="110" w:rightChars="50" w:right="110"/>
-        <w:jc w:val="both"/>
-      </w:pPr>
-    </w:p>
-    <w:p>
-      <w:pPr>
-        <w:pStyle w:val="PISEO2"/>
-        <w:keepNext/>
-        <w:ind w:leftChars="0" w:left="110" w:right="110"/>
-      </w:pPr>
-      <w:bookmarkStart w:id="26" w:name="_Toc242209996"/>
-      <w:r>
-        <w:t>17.1 Organização do Projeto (Abordagem Ágil)</w:t>
-      </w:r>
-      <w:bookmarkEnd w:id="26"/>
-    </w:p>
-    <w:p>
-      <w:pPr>
-        <w:spacing w:before="60" w:beforeAutospacing="1" w:after="120" w:afterAutospacing="1"/>
-        <w:ind w:left="110" w:rightChars="50" w:right="110"/>
-        <w:jc w:val="both"/>
-        <w:rPr>
-          <w:rFonts w:ascii="Arial" w:hAnsi="Arial" w:cs="Arial"/>
-          <w:bCs/>
-          <w:i/>
-          <w:iCs/>
-          <w:color w:val="EE0000"/>
-          <w:sz w:val="24"/>
-          <w:szCs w:val="24"/>
-        </w:rPr>
-      </w:pPr>
-      <w:r>
-        <w:rPr>
-          <w:rFonts w:ascii="Arial" w:hAnsi="Arial"/>
-          <w:color w:val="0F172A"/>
-        </w:rPr>
-        <w:t>O gerenciamento das atividades do grupo combina princípios do framework Scrum e do método visual Kanban por meio do GitHub Projects integrado ao monorepo oficial da OrenAI. O desenvolvimento semestral foi organizado em Sprints quinzenais orientadas a entregas incrementais. Cauã Felype lidera a coordenação técnica e a arquitetura multiagente; Gabryel Rodrigues conduz a engenharia de machine learning do MAPDA e o módulo XAI; Roger Prado gerencia a engenharia de requisitos e fontes de dados da CPRM/ANM; e Rafael Farias é o responsável pelo design de interfaces e visualização 3D em Three.js. O trabalho é desenvolvido sob a orientação docente do Prof. Renato Luan De Sousa Araújo (Orientador Principal) e do Prof. Jeferson Silva Araújo (Orientador Secundário), assegurando conformidade científica, metodológica e arquitetural com os padrões de Engenharia de Software.</w:t>
-      </w:r>
-    </w:p>
-    <w:p>
-      <w:pPr>
-        <w:pStyle w:val="PISEO2"/>
-        <w:keepNext/>
-        <w:ind w:leftChars="0" w:left="110" w:right="110"/>
-      </w:pPr>
-      <w:bookmarkStart w:id="27" w:name="_Toc242209997"/>
-      <w:r>
+        <w:jc w:val="center"/>
+      </w:pPr>
+      <w:r>
+        <w:rPr>
+          <w:noProof/>
+        </w:rPr>
         <w:lastRenderedPageBreak/>
-        <w:t>17.2 Modelagem e Diagramas do Sistema</w:t>
-      </w:r>
-      <w:bookmarkEnd w:id="27"/>
-    </w:p>
-    <w:p>
-      <w:pPr>
-        <w:spacing w:before="60" w:beforeAutospacing="1" w:after="120" w:afterAutospacing="1"/>
-        <w:ind w:left="110" w:rightChars="50" w:right="110"/>
-        <w:jc w:val="both"/>
-        <w:rPr>
-          <w:rFonts w:ascii="Arial" w:hAnsi="Arial" w:cs="Arial"/>
-          <w:bCs/>
-          <w:i/>
-          <w:iCs/>
-          <w:color w:val="EE0000"/>
-          <w:sz w:val="24"/>
-          <w:szCs w:val="24"/>
-        </w:rPr>
-      </w:pPr>
-      <w:r>
-        <w:rPr>
-          <w:rFonts w:ascii="Arial" w:hAnsi="Arial"/>
-          <w:color w:val="0F172A"/>
-        </w:rPr>
-        <w:t>A modelagem operacional da OrenAI é representada visualmente pelo Diagrama de Atividades e Fluxo do Sistema Multi-Agentes (MAS) apresentado a seguir, sintetizando o ciclo iterativo completo entre o geólogo especialista e os agentes computacionais:</w:t>
-      </w:r>
-    </w:p>
-    <w:p>
-      <w:pPr>
-        <w:jc w:val="center"/>
-      </w:pPr>
-      <w:r>
-        <w:rPr>
-          <w:noProof/>
-        </w:rPr>
         <w:drawing>
           <wp:inline distT="0" distB="0" distL="0" distR="0" wp14:anchorId="1D848566" wp14:editId="7FFE4C67">
-            <wp:extent cx="5486400" cy="3573710"/>
+            <wp:extent cx="5486400" cy="3526971"/>
             <wp:effectExtent l="0" t="0" r="0" b="0"/>
             <wp:docPr id="1" name="Picture 1"/>
             <wp:cNvGraphicFramePr>
@@ -13098,7 +13509,7 @@
                     <pic:cNvPicPr/>
                   </pic:nvPicPr>
                   <pic:blipFill>
-                    <a:blip r:embed="rId9"/>
+                    <a:blip r:embed="rId8"/>
                     <a:stretch>
                       <a:fillRect/>
                     </a:stretch>
@@ -13106,7 +13517,7 @@
                   <pic:spPr>
                     <a:xfrm>
                       <a:off x="0" y="0"/>
-                      <a:ext cx="5486400" cy="3573710"/>
+                      <a:ext cx="5486400" cy="3526971"/>
                     </a:xfrm>
                     <a:prstGeom prst="rect">
                       <a:avLst/>
@@ -13135,103 +13546,178 @@
     </w:p>
     <w:p>
       <w:pPr>
-        <w:spacing w:before="60" w:after="120"/>
+        <w:spacing w:before="40" w:after="70"/>
+        <w:ind w:left="110" w:right="110"/>
         <w:jc w:val="both"/>
       </w:pPr>
       <w:r>
         <w:rPr>
           <w:rFonts w:ascii="Arial" w:hAnsi="Arial"/>
           <w:color w:val="0F172A"/>
+          <w:sz w:val="21"/>
         </w:rPr>
         <w:t>O diagrama de atividades detalha a dinâmica operacional em 7 etapas integradas:</w:t>
       </w:r>
-      <w:r>
-        <w:rPr>
-          <w:rFonts w:ascii="Arial" w:hAnsi="Arial"/>
+    </w:p>
+    <w:p>
+      <w:pPr>
+        <w:spacing w:before="25" w:after="35"/>
+        <w:ind w:left="110" w:right="110"/>
+      </w:pPr>
+      <w:r>
+        <w:rPr>
+          <w:rFonts w:ascii="Arial" w:hAnsi="Arial"/>
+          <w:b/>
           <w:color w:val="0F172A"/>
-        </w:rPr>
-        <w:br/>
-      </w:r>
-      <w:r>
-        <w:rPr>
-          <w:rFonts w:ascii="Arial" w:hAnsi="Arial"/>
+          <w:sz w:val="21"/>
+        </w:rPr>
+        <w:t xml:space="preserve">1. Entrada &amp; Demanda: </w:t>
+      </w:r>
+      <w:r>
+        <w:rPr>
+          <w:rFonts w:ascii="Arial" w:hAnsi="Arial"/>
+          <w:color w:val="334155"/>
+          <w:sz w:val="21"/>
+        </w:rPr>
+        <w:t>O geólogo submete dados geoquímicos tabulares e seleciona o alvo de interesse (ex: Cobre em Carajás/PA);</w:t>
+      </w:r>
+    </w:p>
+    <w:p>
+      <w:pPr>
+        <w:spacing w:before="25" w:after="35"/>
+        <w:ind w:left="110" w:right="110"/>
+      </w:pPr>
+      <w:r>
+        <w:rPr>
+          <w:rFonts w:ascii="Arial" w:hAnsi="Arial"/>
+          <w:b/>
           <w:color w:val="0F172A"/>
-        </w:rPr>
-        <w:t>1. Entrada &amp; Demanda: O geólogo submete dados geoquímicos tabulares e seleciona o alvo de interesse (ex: Cobre em Carajás/PA);</w:t>
-      </w:r>
-      <w:r>
-        <w:rPr>
-          <w:rFonts w:ascii="Arial" w:hAnsi="Arial"/>
+          <w:sz w:val="21"/>
+        </w:rPr>
+        <w:t xml:space="preserve">2. Agente Gestor Orquestrador: </w:t>
+      </w:r>
+      <w:r>
+        <w:rPr>
+          <w:rFonts w:ascii="Arial" w:hAnsi="Arial"/>
+          <w:color w:val="334155"/>
+          <w:sz w:val="21"/>
+        </w:rPr>
+        <w:t>Executa a classificação semântica de intenções (Intent Classification), seleciona o subagente especialista correspondente e o inicializa sob demanda em contêiner Docker dedicado, mantendo os demais desligados para economia de custos em nuvem;</w:t>
+      </w:r>
+    </w:p>
+    <w:p>
+      <w:pPr>
+        <w:spacing w:before="25" w:after="35"/>
+        <w:ind w:left="110" w:right="110"/>
+      </w:pPr>
+      <w:r>
+        <w:rPr>
+          <w:rFonts w:ascii="Arial" w:hAnsi="Arial"/>
+          <w:b/>
           <w:color w:val="0F172A"/>
-        </w:rPr>
-        <w:br/>
-        <w:t>2. Agente Gestor Orquestrador: Executa a classificação semântica de intenções (Intent Classification), seleciona o subagente especialista correspondente e o inicializa sob demanda em contêiner Docker dedicado, mantendo os demais desligados para economia de custos em nuvem;</w:t>
-      </w:r>
-      <w:r>
-        <w:rPr>
-          <w:rFonts w:ascii="Arial" w:hAnsi="Arial"/>
+          <w:sz w:val="21"/>
+        </w:rPr>
+        <w:t xml:space="preserve">3. Subagente Especialista MoE: </w:t>
+      </w:r>
+      <w:r>
+        <w:rPr>
+          <w:rFonts w:ascii="Arial" w:hAnsi="Arial"/>
+          <w:color w:val="334155"/>
+          <w:sz w:val="21"/>
+        </w:rPr>
+        <w:t>Carrega exclusivamente os pesos e hiperparâmetros pré-treinados para aquele modelo de depósito (silo 100% isolado, cumprindo a Regra de Ouro);</w:t>
+      </w:r>
+    </w:p>
+    <w:p>
+      <w:pPr>
+        <w:spacing w:before="25" w:after="35"/>
+        <w:ind w:left="110" w:right="110"/>
+      </w:pPr>
+      <w:r>
+        <w:rPr>
+          <w:rFonts w:ascii="Arial" w:hAnsi="Arial"/>
+          <w:b/>
           <w:color w:val="0F172A"/>
-        </w:rPr>
-        <w:br/>
-      </w:r>
-      <w:r>
-        <w:rPr>
-          <w:rFonts w:ascii="Arial" w:hAnsi="Arial"/>
+          <w:sz w:val="21"/>
+        </w:rPr>
+        <w:t xml:space="preserve">4. Motor MAPDA (Ensemble): </w:t>
+      </w:r>
+      <w:r>
+        <w:rPr>
+          <w:rFonts w:ascii="Arial" w:hAnsi="Arial"/>
+          <w:color w:val="334155"/>
+          <w:sz w:val="21"/>
+        </w:rPr>
+        <w:t>Processa conjuntamente dados tabulares geoquímicos (XGBoost/LightGBM) e dados espaciais de satélite e geofísica (CNN U-Net), gerando scores de confiança e heatmaps de prospectividade;</w:t>
+      </w:r>
+    </w:p>
+    <w:p>
+      <w:pPr>
+        <w:spacing w:before="25" w:after="35"/>
+        <w:ind w:left="110" w:right="110"/>
+      </w:pPr>
+      <w:r>
+        <w:rPr>
+          <w:rFonts w:ascii="Arial" w:hAnsi="Arial"/>
+          <w:b/>
           <w:color w:val="0F172A"/>
-        </w:rPr>
-        <w:t>3. Subagente Especialista MoE: Carrega exclusivamente os pesos e hiperparâmetros pré-treinados para aquele modelo de depósito (silo 100% isolado, cumprindo a Regra de Ouro);</w:t>
-      </w:r>
-      <w:r>
-        <w:rPr>
-          <w:rFonts w:ascii="Arial" w:hAnsi="Arial"/>
+          <w:sz w:val="21"/>
+        </w:rPr>
+        <w:t xml:space="preserve">5. Módulo XAI (SHAP): </w:t>
+      </w:r>
+      <w:r>
+        <w:rPr>
+          <w:rFonts w:ascii="Arial" w:hAnsi="Arial"/>
+          <w:color w:val="334155"/>
+          <w:sz w:val="21"/>
+        </w:rPr>
+        <w:t>Extrai valores Shapley das predições, evidenciando de forma transparente quais elementos químicos mais influenciaram o alvo ('Cu_ppm contribuiu com 42%');</w:t>
+      </w:r>
+    </w:p>
+    <w:p>
+      <w:pPr>
+        <w:spacing w:before="25" w:after="35"/>
+        <w:ind w:left="110" w:right="110"/>
+      </w:pPr>
+      <w:r>
+        <w:rPr>
+          <w:rFonts w:ascii="Arial" w:hAnsi="Arial"/>
+          <w:b/>
           <w:color w:val="0F172A"/>
-        </w:rPr>
-        <w:br/>
-        <w:t>4. Motor MAPDA (Ensemble): Processa conjuntamente dados tabulares geoquímicos (XGBoost/LightGBM) e dados espaciais de satélite e geofísica (CNN U-Net), gerando scores de confiança e heatmaps de prospectividade;</w:t>
-      </w:r>
-      <w:r>
-        <w:rPr>
-          <w:rFonts w:ascii="Arial" w:hAnsi="Arial"/>
+          <w:sz w:val="21"/>
+        </w:rPr>
+        <w:t xml:space="preserve">6. Interface HITL Multidimensional: </w:t>
+      </w:r>
+      <w:r>
+        <w:rPr>
+          <w:rFonts w:ascii="Arial" w:hAnsi="Arial"/>
+          <w:color w:val="334155"/>
+          <w:sz w:val="21"/>
+        </w:rPr>
+        <w:t>O geólogo interage com o mapa 2D (Leaflet) e o modelo 3D de subsuperfície em Three.js, tomando a decisão soberana de Aprovar ou Rejeitar o alvo;</w:t>
+      </w:r>
+    </w:p>
+    <w:p>
+      <w:pPr>
+        <w:spacing w:before="25" w:after="35"/>
+        <w:ind w:left="110" w:right="110"/>
+      </w:pPr>
+      <w:r>
+        <w:rPr>
+          <w:rFonts w:ascii="Arial" w:hAnsi="Arial"/>
+          <w:b/>
           <w:color w:val="0F172A"/>
-        </w:rPr>
-        <w:br/>
-      </w:r>
-      <w:r>
-        <w:rPr>
-          <w:rFonts w:ascii="Arial" w:hAnsi="Arial"/>
-          <w:color w:val="0F172A"/>
-        </w:rPr>
-        <w:t>5. Módulo XAI (SHAP): Extrai valores Shapley das predições, evidenciando de forma transparente quais elementos químicos mais influenciaram o alvo ('Cu_ppm contribuiu com 42%');</w:t>
-      </w:r>
-      <w:r>
-        <w:rPr>
-          <w:rFonts w:ascii="Arial" w:hAnsi="Arial"/>
-          <w:color w:val="0F172A"/>
-        </w:rPr>
-        <w:br/>
-        <w:t>6. Interface HITL Multidimensional: O geólogo interage com o mapa 2D (Leaflet) e o modelo 3D de subsuperfície em Three.js, tomando a decisão soberana de Aprovar ou Rejeitar o alvo;</w:t>
-      </w:r>
-      <w:r>
-        <w:rPr>
-          <w:rFonts w:ascii="Arial" w:hAnsi="Arial"/>
-          <w:color w:val="0F172A"/>
-        </w:rPr>
-        <w:br/>
-      </w:r>
-      <w:r>
-        <w:rPr>
-          <w:rFonts w:ascii="Arial" w:hAnsi="Arial"/>
-          <w:color w:val="0F172A"/>
-        </w:rPr>
-        <w:t xml:space="preserve">7. Ciclo de Active Learning: As rejeições de falsos positivos pelo geólogo são capturadas e </w:t>
-      </w:r>
-      <w:r>
-        <w:rPr>
-          <w:rFonts w:ascii="Arial" w:hAnsi="Arial"/>
-          <w:color w:val="0F172A"/>
-        </w:rPr>
-        <w:lastRenderedPageBreak/>
-        <w:t>encaminhadas de volta ao Agente Gestor, alimentando o retreinamento incremental do subagente e aprimorando continuamente a precisão do sistema.</w:t>
+          <w:sz w:val="21"/>
+        </w:rPr>
+        <w:t xml:space="preserve">7. Ciclo de Active Learning: </w:t>
+      </w:r>
+      <w:r>
+        <w:rPr>
+          <w:rFonts w:ascii="Arial" w:hAnsi="Arial"/>
+          <w:color w:val="334155"/>
+          <w:sz w:val="21"/>
+        </w:rPr>
+        <w:t>As rejeições de falsos positivos pelo geólogo são capturadas e encaminhadas de volta ao Agente Gestor, alimentando o retreinamento incremental do subagente e aprimorando continuamente a precisão do sistema.</w:t>
       </w:r>
     </w:p>
     <w:p>
@@ -13247,8 +13733,9 @@
         <w:keepNext/>
         <w:ind w:leftChars="0" w:left="110" w:right="110"/>
       </w:pPr>
-      <w:bookmarkStart w:id="28" w:name="_Toc242209998"/>
-      <w:r>
+      <w:bookmarkStart w:id="28" w:name="_Toc242277275"/>
+      <w:r>
+        <w:lastRenderedPageBreak/>
         <w:t>18 DADOS E MODELAGEM DA INFORMAÇÃO</w:t>
       </w:r>
       <w:bookmarkEnd w:id="28"/>
@@ -13296,7 +13783,7 @@
         <w:keepNext/>
         <w:ind w:leftChars="0" w:left="110" w:right="110"/>
       </w:pPr>
-      <w:bookmarkStart w:id="29" w:name="_Toc242209999"/>
+      <w:bookmarkStart w:id="29" w:name="_Toc242277276"/>
       <w:r>
         <w:t>1</w:t>
       </w:r>
@@ -13336,6 +13823,7 @@
     </w:p>
     <w:p>
       <w:pPr>
+        <w:keepNext/>
         <w:jc w:val="center"/>
       </w:pPr>
       <w:r>
@@ -13344,7 +13832,7 @@
         </w:rPr>
         <w:drawing>
           <wp:inline distT="0" distB="0" distL="0" distR="0" wp14:anchorId="59C60E04" wp14:editId="1E14A05F">
-            <wp:extent cx="5486400" cy="3473042"/>
+            <wp:extent cx="5486400" cy="3584448"/>
             <wp:effectExtent l="0" t="0" r="0" b="0"/>
             <wp:docPr id="2" name="Picture 2"/>
             <wp:cNvGraphicFramePr>
@@ -13358,7 +13846,7 @@
                     <pic:cNvPicPr/>
                   </pic:nvPicPr>
                   <pic:blipFill>
-                    <a:blip r:embed="rId10"/>
+                    <a:blip r:embed="rId9"/>
                     <a:stretch>
                       <a:fillRect/>
                     </a:stretch>
@@ -13366,7 +13854,7 @@
                   <pic:spPr>
                     <a:xfrm>
                       <a:off x="0" y="0"/>
-                      <a:ext cx="5486400" cy="3473042"/>
+                      <a:ext cx="5486400" cy="3584448"/>
                     </a:xfrm>
                     <a:prstGeom prst="rect">
                       <a:avLst/>
@@ -13395,105 +13883,202 @@
     </w:p>
     <w:p>
       <w:pPr>
-        <w:spacing w:before="60" w:after="120"/>
+        <w:spacing w:before="40" w:after="70"/>
+        <w:ind w:left="110" w:right="110"/>
         <w:jc w:val="both"/>
       </w:pPr>
       <w:r>
         <w:rPr>
           <w:rFonts w:ascii="Arial" w:hAnsi="Arial"/>
           <w:color w:val="0F172A"/>
+          <w:sz w:val="21"/>
         </w:rPr>
         <w:t>O modelo relacional encontra-se plenamente normalizado em 3FN, mitigando redundâncias de dados e garantindo integridade referencial por chaves estrangeiras com restrições CASCADE, atualizado na Fase 02 para suportar os achados das provas de conceito:</w:t>
       </w:r>
-      <w:r>
-        <w:rPr>
-          <w:rFonts w:ascii="Arial" w:hAnsi="Arial"/>
+    </w:p>
+    <w:p>
+      <w:pPr>
+        <w:spacing w:before="25" w:after="35"/>
+        <w:ind w:left="110" w:right="110"/>
+      </w:pPr>
+      <w:r>
+        <w:rPr>
+          <w:rFonts w:ascii="Arial" w:hAnsi="Arial"/>
+          <w:b/>
           <w:color w:val="0F172A"/>
-        </w:rPr>
-        <w:br/>
-      </w:r>
-      <w:r>
-        <w:rPr>
-          <w:rFonts w:ascii="Arial" w:hAnsi="Arial"/>
+          <w:sz w:val="21"/>
+        </w:rPr>
+        <w:t xml:space="preserve">1. Usuario: </w:t>
+      </w:r>
+      <w:r>
+        <w:rPr>
+          <w:rFonts w:ascii="Arial" w:hAnsi="Arial"/>
+          <w:color w:val="334155"/>
+          <w:sz w:val="21"/>
+        </w:rPr>
+        <w:t>armazena credenciais criptografadas, perfis de acesso (ADMIN/GEOLOGO/AUDITOR) e chave primária id_usuario;</w:t>
+      </w:r>
+    </w:p>
+    <w:p>
+      <w:pPr>
+        <w:spacing w:before="25" w:after="35"/>
+        <w:ind w:left="110" w:right="110"/>
+      </w:pPr>
+      <w:r>
+        <w:rPr>
+          <w:rFonts w:ascii="Arial" w:hAnsi="Arial"/>
+          <w:b/>
           <w:color w:val="0F172A"/>
-        </w:rPr>
-        <w:t xml:space="preserve">1. Usuario: armazena credenciais criptografadas, perfis de acesso </w:t>
-      </w:r>
-      <w:r>
-        <w:rPr>
-          <w:rFonts w:ascii="Arial" w:hAnsi="Arial"/>
+          <w:sz w:val="21"/>
+        </w:rPr>
+        <w:t xml:space="preserve">2. Projeto: </w:t>
+      </w:r>
+      <w:r>
+        <w:rPr>
+          <w:rFonts w:ascii="Arial" w:hAnsi="Arial"/>
+          <w:color w:val="334155"/>
+          <w:sz w:val="21"/>
+        </w:rPr>
+        <w:t>centraliza as campanhas de exploração mineral, vinculado a id_usuario, contendo nome, localização e status;</w:t>
+      </w:r>
+    </w:p>
+    <w:p>
+      <w:pPr>
+        <w:spacing w:before="25" w:after="35"/>
+        <w:ind w:left="110" w:right="110"/>
+      </w:pPr>
+      <w:r>
+        <w:rPr>
+          <w:rFonts w:ascii="Arial" w:hAnsi="Arial"/>
+          <w:b/>
           <w:color w:val="0F172A"/>
+          <w:sz w:val="21"/>
         </w:rPr>
         <w:lastRenderedPageBreak/>
-        <w:t>(ADMIN/GEOLOGO/AUDITOR) e chave primária id_usuario;</w:t>
-      </w:r>
-      <w:r>
-        <w:rPr>
-          <w:rFonts w:ascii="Arial" w:hAnsi="Arial"/>
+        <w:t xml:space="preserve">3. Amostra: </w:t>
+      </w:r>
+      <w:r>
+        <w:rPr>
+          <w:rFonts w:ascii="Arial" w:hAnsi="Arial"/>
+          <w:color w:val="334155"/>
+          <w:sz w:val="21"/>
+        </w:rPr>
+        <w:t>representa as coletas laboratoriais georreferenciadas (latitude, longitude, profundidade, teores multielementares em JSONB flexível com suporte a flag 'is_censored' e imputação LD/2), vinculada a id_projeto;</w:t>
+      </w:r>
+    </w:p>
+    <w:p>
+      <w:pPr>
+        <w:spacing w:before="25" w:after="35"/>
+        <w:ind w:left="110" w:right="110"/>
+      </w:pPr>
+      <w:r>
+        <w:rPr>
+          <w:rFonts w:ascii="Arial" w:hAnsi="Arial"/>
+          <w:b/>
           <w:color w:val="0F172A"/>
-        </w:rPr>
-        <w:br/>
-        <w:t>2. Projeto: centraliza as campanhas de exploração mineral, vinculado a id_usuario, contendo nome, localização e status;</w:t>
-      </w:r>
-      <w:r>
-        <w:rPr>
-          <w:rFonts w:ascii="Arial" w:hAnsi="Arial"/>
+          <w:sz w:val="21"/>
+        </w:rPr>
+        <w:t xml:space="preserve">4. Analise: </w:t>
+      </w:r>
+      <w:r>
+        <w:rPr>
+          <w:rFonts w:ascii="Arial" w:hAnsi="Arial"/>
+          <w:color w:val="334155"/>
+          <w:sz w:val="21"/>
+        </w:rPr>
+        <w:t>registra as execuções do motor preditivo associadas a uma amostra, contendo timestamp, tipo_mineral_alvo, score_anomalia, 'status_hitl' (PENDENTE/APROVADO/REJEITADO), 'justificativa_geologo' (TEXT) e 'fatores_xai_shap' (JSONB contendo os vetores de explicabilidade matemática);</w:t>
+      </w:r>
+    </w:p>
+    <w:p>
+      <w:pPr>
+        <w:spacing w:before="25" w:after="35"/>
+        <w:ind w:left="110" w:right="110"/>
+      </w:pPr>
+      <w:r>
+        <w:rPr>
+          <w:rFonts w:ascii="Arial" w:hAnsi="Arial"/>
+          <w:b/>
           <w:color w:val="0F172A"/>
-        </w:rPr>
-        <w:br/>
-        <w:t>3. Amostra: representa as coletas laboratoriais georreferenciadas (latitude, longitude, profundidade, teores multielementares em JSONB flexível com suporte a flag 'is_censored' e imputação LD/2), vinculada a id_projeto;</w:t>
-      </w:r>
-      <w:r>
-        <w:rPr>
-          <w:rFonts w:ascii="Arial" w:hAnsi="Arial"/>
+          <w:sz w:val="21"/>
+        </w:rPr>
+        <w:t xml:space="preserve">5. Metodologia_IA: </w:t>
+      </w:r>
+      <w:r>
+        <w:rPr>
+          <w:rFonts w:ascii="Arial" w:hAnsi="Arial"/>
+          <w:color w:val="334155"/>
+          <w:sz w:val="21"/>
+        </w:rPr>
+        <w:t>armazena a versão exata do algoritmo, hiperparâmetros, versão do subagente especialista e random_seed, garantindo 100% de reprodutibilidade científica;</w:t>
+      </w:r>
+    </w:p>
+    <w:p>
+      <w:pPr>
+        <w:spacing w:before="25" w:after="35"/>
+        <w:ind w:left="110" w:right="110"/>
+      </w:pPr>
+      <w:r>
+        <w:rPr>
+          <w:rFonts w:ascii="Arial" w:hAnsi="Arial"/>
+          <w:b/>
           <w:color w:val="0F172A"/>
-        </w:rPr>
-        <w:br/>
-      </w:r>
-      <w:r>
-        <w:rPr>
-          <w:rFonts w:ascii="Arial" w:hAnsi="Arial"/>
+          <w:sz w:val="21"/>
+        </w:rPr>
+        <w:t xml:space="preserve">6. Relatorio: </w:t>
+      </w:r>
+      <w:r>
+        <w:rPr>
+          <w:rFonts w:ascii="Arial" w:hAnsi="Arial"/>
+          <w:color w:val="334155"/>
+          <w:sz w:val="21"/>
+        </w:rPr>
+        <w:t>laudo consolidado formal e imutável (RN-002), contendo conclusões, hashes de integridade e link para PDF gerado;</w:t>
+      </w:r>
+    </w:p>
+    <w:p>
+      <w:pPr>
+        <w:spacing w:before="25" w:after="35"/>
+        <w:ind w:left="110" w:right="110"/>
+      </w:pPr>
+      <w:r>
+        <w:rPr>
+          <w:rFonts w:ascii="Arial" w:hAnsi="Arial"/>
+          <w:b/>
           <w:color w:val="0F172A"/>
-        </w:rPr>
-        <w:t>4. Analise: registra as execuções do motor preditivo associadas a uma amostra, contendo timestamp, tipo_mineral_alvo, score_anomalia, 'status_hitl' (PENDENTE/APROVADO/REJEITADO), 'justificativa_geologo' (TEXT) e 'fatores_xai_shap' (JSONB contendo os vetores de explicabilidade matemática);</w:t>
-      </w:r>
-      <w:r>
-        <w:rPr>
-          <w:rFonts w:ascii="Arial" w:hAnsi="Arial"/>
+          <w:sz w:val="21"/>
+        </w:rPr>
+        <w:t xml:space="preserve">7. Log_Auditoria: </w:t>
+      </w:r>
+      <w:r>
+        <w:rPr>
+          <w:rFonts w:ascii="Arial" w:hAnsi="Arial"/>
+          <w:color w:val="334155"/>
+          <w:sz w:val="21"/>
+        </w:rPr>
+        <w:t>trilha de segurança contínua registrando usuario_id, ação, timestamp e IP de origem (RN-005);</w:t>
+      </w:r>
+    </w:p>
+    <w:p>
+      <w:pPr>
+        <w:spacing w:before="25" w:after="35"/>
+        <w:ind w:left="110" w:right="110"/>
+      </w:pPr>
+      <w:r>
+        <w:rPr>
+          <w:rFonts w:ascii="Arial" w:hAnsi="Arial"/>
+          <w:b/>
           <w:color w:val="0F172A"/>
-        </w:rPr>
-        <w:br/>
-        <w:t>5. Metodologia_IA: armazena a versão exata do algoritmo, hiperparâmetros, versão do subagente especialista e random_seed, garantindo 100% de reprodutibilidade científica;</w:t>
-      </w:r>
-      <w:r>
-        <w:rPr>
-          <w:rFonts w:ascii="Arial" w:hAnsi="Arial"/>
-          <w:color w:val="0F172A"/>
-        </w:rPr>
-        <w:br/>
-      </w:r>
-      <w:r>
-        <w:rPr>
-          <w:rFonts w:ascii="Arial" w:hAnsi="Arial"/>
-          <w:color w:val="0F172A"/>
-        </w:rPr>
-        <w:t>6. Relatorio: laudo consolidado formal e imutável (RN-002), contendo conclusões, hashes de integridade e link para PDF gerado;</w:t>
-      </w:r>
-      <w:r>
-        <w:rPr>
-          <w:rFonts w:ascii="Arial" w:hAnsi="Arial"/>
-          <w:color w:val="0F172A"/>
-        </w:rPr>
-        <w:br/>
-        <w:t>7. Log_Auditoria: trilha de segurança contínua registrando usuario_id, ação, timestamp e IP de origem (RN-005);</w:t>
-      </w:r>
-      <w:r>
-        <w:rPr>
-          <w:rFonts w:ascii="Arial" w:hAnsi="Arial"/>
-          <w:color w:val="0F172A"/>
-        </w:rPr>
-        <w:br/>
-        <w:t>8. Alvo_Mineral (Extensão PostGIS): entidade com geometria tridimensional 'GEOMETRY(PointZ, 4326)' indexada via R-Tree (GIST) para consultas de vizinhança 3D e renderização em subsuperfície.</w:t>
+          <w:sz w:val="21"/>
+        </w:rPr>
+        <w:t xml:space="preserve">8. Alvo_Mineral (Extensão PostGIS): </w:t>
+      </w:r>
+      <w:r>
+        <w:rPr>
+          <w:rFonts w:ascii="Arial" w:hAnsi="Arial"/>
+          <w:color w:val="334155"/>
+          <w:sz w:val="21"/>
+        </w:rPr>
+        <w:t>entidade com geometria tridimensional 'GEOMETRY(PointZ, 4326)' indexada via R-Tree (GIST) para consultas de vizinhança 3D e renderização em subsuperfície.</w:t>
       </w:r>
     </w:p>
     <w:p>
@@ -13502,7 +14087,7 @@
         <w:keepNext/>
         <w:ind w:leftChars="0" w:left="110" w:right="110"/>
       </w:pPr>
-      <w:bookmarkStart w:id="30" w:name="_Toc242210000"/>
+      <w:bookmarkStart w:id="30" w:name="_Toc242277277"/>
       <w:r>
         <w:t>1</w:t>
       </w:r>
@@ -13516,6 +14101,236 @@
         <w:t>Estrutura e Manipulação de Dados</w:t>
       </w:r>
       <w:bookmarkEnd w:id="30"/>
+    </w:p>
+    <w:p>
+      <w:pPr>
+        <w:spacing w:before="40" w:after="70"/>
+        <w:ind w:left="110" w:right="110"/>
+        <w:jc w:val="both"/>
+      </w:pPr>
+      <w:r>
+        <w:rPr>
+          <w:rFonts w:ascii="Arial" w:hAnsi="Arial"/>
+          <w:color w:val="0F172A"/>
+          <w:sz w:val="21"/>
+        </w:rPr>
+        <w:t>A modelagem e manipulação de dados na OrenAI incorpora a estratégia de 'Data Bootstrap', permitindo treinar e validar a plataforma na fase de PoC exclusivamente com bases públicas governamentais gratuitas, sem depender de dados sigilosos de mineradoras:</w:t>
+      </w:r>
+    </w:p>
+    <w:p>
+      <w:pPr>
+        <w:keepNext/>
+        <w:spacing w:before="120" w:after="30"/>
+        <w:ind w:left="110" w:right="110"/>
+      </w:pPr>
+      <w:r>
+        <w:rPr>
+          <w:rFonts w:ascii="Arial" w:hAnsi="Arial"/>
+          <w:b/>
+          <w:color w:val="0F172A"/>
+          <w:sz w:val="21"/>
+        </w:rPr>
+        <w:t>1. Fontes Públicas Brasileiras (Foco Principal):</w:t>
+      </w:r>
+    </w:p>
+    <w:p>
+      <w:pPr>
+        <w:spacing w:before="25" w:after="35"/>
+        <w:ind w:left="110" w:right="110"/>
+      </w:pPr>
+      <w:r>
+        <w:rPr>
+          <w:rFonts w:ascii="Arial" w:hAnsi="Arial"/>
+          <w:b/>
+          <w:color w:val="0F172A"/>
+          <w:sz w:val="21"/>
+        </w:rPr>
+        <w:t xml:space="preserve">• CPRM / SGB (Serviço Geológico do Brasil): </w:t>
+      </w:r>
+      <w:r>
+        <w:rPr>
+          <w:rFonts w:ascii="Arial" w:hAnsi="Arial"/>
+          <w:color w:val="334155"/>
+          <w:sz w:val="21"/>
+        </w:rPr>
+        <w:t>GeoSGB (mapas geológicos estaduais e falhamentos estruturais vetoriais) e GeoBank (dados abertos de amostras de solo, sedimentos de corrente e furos de sondagem históricos);</w:t>
+      </w:r>
+    </w:p>
+    <w:p>
+      <w:pPr>
+        <w:spacing w:before="25" w:after="35"/>
+        <w:ind w:left="110" w:right="110"/>
+      </w:pPr>
+      <w:r>
+        <w:rPr>
+          <w:rFonts w:ascii="Arial" w:hAnsi="Arial"/>
+          <w:b/>
+          <w:color w:val="0F172A"/>
+          <w:sz w:val="21"/>
+        </w:rPr>
+        <w:t xml:space="preserve">• ANM (Agência Nacional de Mineração): </w:t>
+      </w:r>
+      <w:r>
+        <w:rPr>
+          <w:rFonts w:ascii="Arial" w:hAnsi="Arial"/>
+          <w:color w:val="334155"/>
+          <w:sz w:val="21"/>
+        </w:rPr>
+        <w:t>SIGMINE (shapefiles georreferenciados contendo todas as jazidas conhecidas e áreas de concessão de lavra no Brasil, utilizados para rotulagem supervisionada de anomalias verdadeiras versus falsas);</w:t>
+      </w:r>
+    </w:p>
+    <w:p>
+      <w:pPr>
+        <w:spacing w:before="25" w:after="35"/>
+        <w:ind w:left="110" w:right="110"/>
+      </w:pPr>
+      <w:r>
+        <w:rPr>
+          <w:rFonts w:ascii="Arial" w:hAnsi="Arial"/>
+          <w:b/>
+          <w:color w:val="0F172A"/>
+          <w:sz w:val="21"/>
+        </w:rPr>
+        <w:t xml:space="preserve">• CODEMGE (Minas Gerais): </w:t>
+      </w:r>
+      <w:r>
+        <w:rPr>
+          <w:rFonts w:ascii="Arial" w:hAnsi="Arial"/>
+          <w:color w:val="334155"/>
+          <w:sz w:val="21"/>
+        </w:rPr>
+        <w:t>Levantamentos aerogeofísicos abertos com dados magnéticos e radiométricos em malha regional;</w:t>
+      </w:r>
+    </w:p>
+    <w:p>
+      <w:pPr>
+        <w:spacing w:before="25" w:after="35"/>
+        <w:ind w:left="110" w:right="110"/>
+      </w:pPr>
+      <w:r>
+        <w:rPr>
+          <w:rFonts w:ascii="Arial" w:hAnsi="Arial"/>
+          <w:b/>
+          <w:color w:val="0F172A"/>
+          <w:sz w:val="21"/>
+        </w:rPr>
+        <w:t xml:space="preserve">• MapBiomas: </w:t>
+      </w:r>
+      <w:r>
+        <w:rPr>
+          <w:rFonts w:ascii="Arial" w:hAnsi="Arial"/>
+          <w:color w:val="334155"/>
+          <w:sz w:val="21"/>
+        </w:rPr>
+        <w:t>Cobertura do solo e identificação de áreas de intervenção mineral.</w:t>
+      </w:r>
+    </w:p>
+    <w:p>
+      <w:pPr>
+        <w:keepNext/>
+        <w:spacing w:before="120" w:after="30"/>
+        <w:ind w:left="110" w:right="110"/>
+      </w:pPr>
+      <w:r>
+        <w:rPr>
+          <w:rFonts w:ascii="Arial" w:hAnsi="Arial"/>
+          <w:b/>
+          <w:color w:val="0F172A"/>
+          <w:sz w:val="21"/>
+        </w:rPr>
+        <w:t>2. Fontes Internacionais e Sensoriamento Remoto:</w:t>
+      </w:r>
+    </w:p>
+    <w:p>
+      <w:pPr>
+        <w:spacing w:before="25" w:after="35"/>
+        <w:ind w:left="110" w:right="110"/>
+      </w:pPr>
+      <w:r>
+        <w:rPr>
+          <w:rFonts w:ascii="Arial" w:hAnsi="Arial"/>
+          <w:b/>
+          <w:color w:val="0F172A"/>
+          <w:sz w:val="21"/>
+        </w:rPr>
+        <w:t xml:space="preserve">• USGS (Serviço Geológico dos EUA): </w:t>
+      </w:r>
+      <w:r>
+        <w:rPr>
+          <w:rFonts w:ascii="Arial" w:hAnsi="Arial"/>
+          <w:color w:val="334155"/>
+          <w:sz w:val="21"/>
+        </w:rPr>
+        <w:t>EarthExplorer e Data Series 801 (dados geoquímicos de solos utilizados como benchmark nos testes iniciais);</w:t>
+      </w:r>
+    </w:p>
+    <w:p>
+      <w:pPr>
+        <w:spacing w:before="25" w:after="35"/>
+        <w:ind w:left="110" w:right="110"/>
+      </w:pPr>
+      <w:r>
+        <w:rPr>
+          <w:rFonts w:ascii="Arial" w:hAnsi="Arial"/>
+          <w:b/>
+          <w:color w:val="0F172A"/>
+          <w:sz w:val="21"/>
+        </w:rPr>
+        <w:t xml:space="preserve">• Sensoriamento Remoto Satelital: </w:t>
+      </w:r>
+      <w:r>
+        <w:rPr>
+          <w:rFonts w:ascii="Arial" w:hAnsi="Arial"/>
+          <w:color w:val="334155"/>
+          <w:sz w:val="21"/>
+        </w:rPr>
+        <w:t>Imagens multiespectrais Sentinel-2 (ESA) com 10 metros de resolução espacial para detecção de zonas de alteração hidrotermal em superfície, e sensores Landsat 8/9 para bandas termais;</w:t>
+      </w:r>
+    </w:p>
+    <w:p>
+      <w:pPr>
+        <w:keepNext/>
+        <w:spacing w:before="120" w:after="30"/>
+        <w:ind w:left="110" w:right="110"/>
+      </w:pPr>
+      <w:r>
+        <w:rPr>
+          <w:rFonts w:ascii="Arial" w:hAnsi="Arial"/>
+          <w:b/>
+          <w:color w:val="0F172A"/>
+          <w:sz w:val="21"/>
+        </w:rPr>
+        <w:t>3. Estratégia de Validação por Re-descoberta:</w:t>
+      </w:r>
+    </w:p>
+    <w:p>
+      <w:pPr>
+        <w:spacing w:before="40" w:after="70"/>
+        <w:ind w:left="110" w:right="110"/>
+        <w:jc w:val="both"/>
+      </w:pPr>
+      <w:r>
+        <w:rPr>
+          <w:rFonts w:ascii="Arial" w:hAnsi="Arial"/>
+          <w:color w:val="0F172A"/>
+          <w:sz w:val="21"/>
+        </w:rPr>
+        <w:t>Os subagentes especialistas são treinados e calibrados em regiões onde comprovadamente já existem minas ativas conhecidas (ex: Quadrilátero Ferrífero/MG para Ouro e Província Mineral de Carajás/PA para Cobre). A métrica de validação estabelece que o sistema deve ser capaz de 're-descobrir' de forma não enviesada pelo menos 80% das minas conhecidas entre os seus Top-20 alvos ranqueados por região.</w:t>
+      </w:r>
+    </w:p>
+    <w:p>
+      <w:pPr>
+        <w:pStyle w:val="PISEO01"/>
+        <w:keepNext/>
+        <w:pageBreakBefore/>
+        <w:ind w:leftChars="0" w:left="110" w:right="110"/>
+      </w:pPr>
+      <w:bookmarkStart w:id="31" w:name="_Toc242277278"/>
+      <w:r>
+        <w:lastRenderedPageBreak/>
+        <w:t>19 SOLUÇÃO TECNOLÓGICA E EXPERIMENTAÇÃO TÉCNICA INICIAL</w:t>
+      </w:r>
+      <w:bookmarkEnd w:id="31"/>
     </w:p>
     <w:p>
       <w:pPr>
@@ -13537,128 +14352,36 @@
           <w:rFonts w:ascii="Arial" w:hAnsi="Arial"/>
           <w:color w:val="0F172A"/>
         </w:rPr>
-        <w:t>A modelagem e manipulação de dados na OrenAI incorpora a estratégia de 'Data Bootstrap', permitindo treinar e validar a plataforma na fase de PoC exclusivamente com bases públicas governamentais gratuitas, sem depender de dados sigilosos de mineradoras:</w:t>
-      </w:r>
-      <w:r>
-        <w:rPr>
-          <w:rFonts w:ascii="Arial" w:hAnsi="Arial"/>
-          <w:color w:val="0F172A"/>
-        </w:rPr>
-        <w:br/>
-      </w:r>
-      <w:r>
-        <w:rPr>
-          <w:rFonts w:ascii="Arial" w:hAnsi="Arial"/>
-          <w:color w:val="0F172A"/>
-        </w:rPr>
-        <w:br/>
-        <w:t>1. Fontes Públicas Brasileiras (Foco Principal):</w:t>
-      </w:r>
-      <w:r>
-        <w:rPr>
-          <w:rFonts w:ascii="Arial" w:hAnsi="Arial"/>
-          <w:color w:val="0F172A"/>
-        </w:rPr>
-        <w:br/>
-        <w:t>• CPRM / SGB (Serviço Geológico do Brasil): GeoSGB (mapas geológicos estaduais e falhamentos estruturais vetoriais) e GeoBank (dados abertos de amostras de solo, sedimentos de corrente e furos de sondagem históricos);</w:t>
-      </w:r>
-      <w:r>
-        <w:rPr>
-          <w:rFonts w:ascii="Arial" w:hAnsi="Arial"/>
-          <w:color w:val="0F172A"/>
-        </w:rPr>
-        <w:br/>
-        <w:t>• ANM (Agência Nacional de Mineração): SIGMINE (shapefiles georreferenciados contendo todas as jazidas conhecidas e áreas de concessão de lavra no Brasil, utilizados para rotulagem supervisionada de anomalias verdadeiras versus falsas);</w:t>
-      </w:r>
-      <w:r>
-        <w:rPr>
-          <w:rFonts w:ascii="Arial" w:hAnsi="Arial"/>
-          <w:color w:val="0F172A"/>
-        </w:rPr>
-        <w:br/>
-        <w:t>• CODEMGE (Minas Gerais): Levantamentos aerogeofísicos abertos com dados magnéticos e radiométricos em malha regional;</w:t>
-      </w:r>
-      <w:r>
-        <w:rPr>
-          <w:rFonts w:ascii="Arial" w:hAnsi="Arial"/>
-          <w:color w:val="0F172A"/>
-        </w:rPr>
-        <w:br/>
-        <w:t>• MapBiomas: Cobertura do solo e identificação de áreas de intervenção mineral.</w:t>
-      </w:r>
-      <w:r>
-        <w:rPr>
-          <w:rFonts w:ascii="Arial" w:hAnsi="Arial"/>
-          <w:color w:val="0F172A"/>
-        </w:rPr>
-        <w:br/>
-      </w:r>
-      <w:r>
-        <w:rPr>
-          <w:rFonts w:ascii="Arial" w:hAnsi="Arial"/>
-          <w:color w:val="0F172A"/>
-        </w:rPr>
-        <w:br/>
-        <w:t>2. Fontes Internacionais e Sensoriamento Remoto:</w:t>
-      </w:r>
-      <w:r>
-        <w:rPr>
-          <w:rFonts w:ascii="Arial" w:hAnsi="Arial"/>
-          <w:color w:val="0F172A"/>
-        </w:rPr>
-        <w:br/>
-        <w:t>• USGS (Serviço Geológico dos EUA): EarthExplorer e Data Series 801 (dados geoquímicos de solos utilizados como benchmark nos testes iniciais);</w:t>
-      </w:r>
-      <w:r>
-        <w:rPr>
-          <w:rFonts w:ascii="Arial" w:hAnsi="Arial"/>
-          <w:color w:val="0F172A"/>
-        </w:rPr>
-        <w:br/>
-        <w:t>• Sensoriamento Remoto Satelital: Imagens multiespectrais Sentinel-2 (ESA) com 10 metros de resolução espacial para detecção de zonas de alteração hidrotermal em superfície, e sensores Landsat 8/9 para bandas termais;</w:t>
-      </w:r>
-      <w:r>
-        <w:rPr>
-          <w:rFonts w:ascii="Arial" w:hAnsi="Arial"/>
-          <w:color w:val="0F172A"/>
-        </w:rPr>
-        <w:br/>
-      </w:r>
-      <w:r>
-        <w:rPr>
-          <w:rFonts w:ascii="Arial" w:hAnsi="Arial"/>
-          <w:color w:val="0F172A"/>
-        </w:rPr>
-        <w:br/>
-      </w:r>
-      <w:r>
-        <w:rPr>
-          <w:rFonts w:ascii="Arial" w:hAnsi="Arial"/>
-          <w:color w:val="0F172A"/>
-        </w:rPr>
-        <w:lastRenderedPageBreak/>
-        <w:t>3. Estratégia de Validação por Re-descoberta:</w:t>
-      </w:r>
-      <w:r>
-        <w:rPr>
-          <w:rFonts w:ascii="Arial" w:hAnsi="Arial"/>
-          <w:color w:val="0F172A"/>
-        </w:rPr>
-        <w:br/>
-        <w:t>Os subagentes especialistas são treinados e calibrados em regiões onde comprovadamente já existem minas ativas conhecidas (ex: Quadrilátero Ferrífero/MG para Ouro e Província Mineral de Carajás/PA para Cobre). A métrica de validação estabelece que o sistema deve ser capaz de 're-descobrir' de forma não enviesada pelo menos 80% das minas conhecidas entre os seus Top-20 alvos ranqueados por região.</w:t>
-      </w:r>
-    </w:p>
-    <w:p>
-      <w:pPr>
-        <w:pStyle w:val="PISEO01"/>
+        <w:t>A Parte 19 consolida a transição formal do Projeto Integrador para a engenharia de software aplicada. Na entrega da Fase 02, a descrição geral da solução foi atualizada para incorporar as constatações obtidas com a execução prática das provas de conceito (PoCs). A viabilidade da arquitetura Multi-Agentes (MAS) sob o padrão Mixture of Experts (MoE) foi empiricamente comprovada: a orquestração assíncrona desacopla o pipeline pesado de Machine Learning da interface com o usuário, permitindo que as consultas analíticas e a renderização 3D operem com máxima reatividade no navegador, com contenção de custos de infraestrutura em nuvem.</w:t>
+      </w:r>
+    </w:p>
+    <w:p>
+      <w:pPr>
+        <w:spacing w:beforeAutospacing="1" w:after="0" w:afterAutospacing="1" w:line="0" w:lineRule="auto"/>
+        <w:ind w:left="110" w:rightChars="50" w:right="110"/>
+        <w:jc w:val="both"/>
+      </w:pPr>
+    </w:p>
+    <w:p>
+      <w:pPr>
+        <w:pStyle w:val="PISEO2"/>
         <w:keepNext/>
         <w:ind w:leftChars="0" w:left="110" w:right="110"/>
       </w:pPr>
-      <w:bookmarkStart w:id="31" w:name="_Toc242210001"/>
-      <w:r>
-        <w:t>19 SOLUÇÃO TECNOLÓGICA E EXPERIMENTAÇÃO TÉCNICA INICIAL</w:t>
-      </w:r>
-      <w:bookmarkEnd w:id="31"/>
+      <w:bookmarkStart w:id="32" w:name="_Toc242277279"/>
+      <w:r>
+        <w:t>1</w:t>
+      </w:r>
+      <w:r>
+        <w:t>9.1</w:t>
+      </w:r>
+      <w:r>
+        <w:t xml:space="preserve"> </w:t>
+      </w:r>
+      <w:r>
+        <w:t>Escolhas Tecnológicas</w:t>
+      </w:r>
+      <w:bookmarkEnd w:id="32"/>
     </w:p>
     <w:p>
       <w:pPr>
@@ -13680,72 +14403,21 @@
           <w:rFonts w:ascii="Arial" w:hAnsi="Arial"/>
           <w:color w:val="0F172A"/>
         </w:rPr>
-        <w:t>A Parte 19 consolida a transição formal do Projeto Integrador para a engenharia de software aplicada. Na entrega da Fase 02, a descrição geral da solução foi atualizada para incorporar as constatações obtidas com a execução prática das provas de conceito (PoCs). A viabilidade da arquitetura Multi-Agentes (MAS) sob o padrão Mixture of Experts (MoE) foi empiricamente comprovada: a orquestração assíncrona desacopla o pipeline pesado de Machine Learning da interface com o usuário, permitindo que as consultas analíticas e a renderização 3D operem com máxima reatividade no navegador, com contenção de custos de infraestrutura em nuvem.</w:t>
-      </w:r>
-    </w:p>
-    <w:p>
-      <w:pPr>
-        <w:spacing w:beforeAutospacing="1" w:after="0" w:afterAutospacing="1" w:line="0" w:lineRule="auto"/>
-        <w:ind w:left="110" w:rightChars="50" w:right="110"/>
-        <w:jc w:val="both"/>
-      </w:pPr>
-    </w:p>
-    <w:p>
-      <w:pPr>
-        <w:pStyle w:val="PISEO2"/>
+        <w:t>A infraestrutura tecnológica da OrenAI foi rigorosamente selecionada para atender às demandas de computação intensiva de dados geoquímicos e espaciais, integridade transacional, explicabilidade algorítmica matemática (XAI), renderização volumétrica 3D no navegador e contenção de custos operacionais em nuvem. A representação visual da solução através do Diagrama de Arquitetura Tecnológica Multi-Agentes em Camadas é detalhada a seguir:</w:t>
+      </w:r>
+    </w:p>
+    <w:p>
+      <w:pPr>
         <w:keepNext/>
-        <w:ind w:leftChars="0" w:left="110" w:right="110"/>
-      </w:pPr>
-      <w:bookmarkStart w:id="32" w:name="_Toc242210002"/>
-      <w:r>
-        <w:t>1</w:t>
-      </w:r>
-      <w:r>
-        <w:t>9.1</w:t>
-      </w:r>
-      <w:r>
-        <w:t xml:space="preserve"> </w:t>
-      </w:r>
-      <w:r>
-        <w:t>Escolhas Tecnológicas</w:t>
-      </w:r>
-      <w:bookmarkEnd w:id="32"/>
-    </w:p>
-    <w:p>
-      <w:pPr>
-        <w:spacing w:before="60" w:beforeAutospacing="1" w:after="120" w:afterAutospacing="1"/>
-        <w:ind w:left="110" w:rightChars="50" w:right="110"/>
-        <w:jc w:val="both"/>
-        <w:rPr>
-          <w:rFonts w:ascii="Arial" w:hAnsi="Arial" w:cs="Arial"/>
-          <w:bCs/>
-          <w:i/>
-          <w:iCs/>
-          <w:color w:val="EE0000"/>
-          <w:sz w:val="24"/>
-          <w:szCs w:val="24"/>
-        </w:rPr>
-      </w:pPr>
-      <w:r>
-        <w:rPr>
-          <w:rFonts w:ascii="Arial" w:hAnsi="Arial"/>
-          <w:color w:val="0F172A"/>
-        </w:rPr>
-        <w:t>A infraestrutura tecnológica da OrenAI foi rigorosamente selecionada para atender às demandas de computação intensiva de dados geoquímicos e espaciais, integridade transacional, explicabilidade algorítmica matemática (XAI), renderização volumétrica 3D no navegador e contenção de custos operacionais em nuvem. A representação visual da solução através do Diagrama de Arquitetura Tecnológica Multi-Agentes em Camadas é detalhada a seguir:</w:t>
-      </w:r>
-    </w:p>
-    <w:p>
-      <w:pPr>
         <w:jc w:val="center"/>
       </w:pPr>
       <w:r>
         <w:rPr>
           <w:noProof/>
         </w:rPr>
-        <w:lastRenderedPageBreak/>
         <w:drawing>
           <wp:inline distT="0" distB="0" distL="0" distR="0" wp14:anchorId="18592C17" wp14:editId="2FFD1E16">
-            <wp:extent cx="5486400" cy="3724712"/>
+            <wp:extent cx="5120640" cy="3491374"/>
             <wp:effectExtent l="0" t="0" r="0" b="0"/>
             <wp:docPr id="3" name="Picture 3"/>
             <wp:cNvGraphicFramePr>
@@ -13759,7 +14431,7 @@
                     <pic:cNvPicPr/>
                   </pic:nvPicPr>
                   <pic:blipFill>
-                    <a:blip r:embed="rId11"/>
+                    <a:blip r:embed="rId10"/>
                     <a:stretch>
                       <a:fillRect/>
                     </a:stretch>
@@ -13767,7 +14439,7 @@
                   <pic:spPr>
                     <a:xfrm>
                       <a:off x="0" y="0"/>
-                      <a:ext cx="5486400" cy="3724712"/>
+                      <a:ext cx="5120640" cy="3491374"/>
                     </a:xfrm>
                     <a:prstGeom prst="rect">
                       <a:avLst/>
@@ -13796,236 +14468,316 @@
     </w:p>
     <w:p>
       <w:pPr>
-        <w:spacing w:before="60" w:after="120"/>
-        <w:jc w:val="both"/>
-      </w:pPr>
-      <w:r>
-        <w:rPr>
-          <w:rFonts w:ascii="Arial" w:hAnsi="Arial"/>
+        <w:keepNext/>
+        <w:spacing w:before="120" w:after="30"/>
+        <w:ind w:left="110" w:right="110"/>
+      </w:pPr>
+      <w:r>
+        <w:rPr>
+          <w:rFonts w:ascii="Arial" w:hAnsi="Arial"/>
+          <w:b/>
           <w:color w:val="0F172A"/>
+          <w:sz w:val="21"/>
         </w:rPr>
         <w:t>Detalhamento e Justificativas Técnicas das Tecnologias Adotadas:</w:t>
       </w:r>
-      <w:r>
-        <w:rPr>
-          <w:rFonts w:ascii="Arial" w:hAnsi="Arial"/>
+    </w:p>
+    <w:p>
+      <w:pPr>
+        <w:spacing w:before="25" w:after="35"/>
+        <w:ind w:left="110" w:right="110"/>
+      </w:pPr>
+      <w:r>
+        <w:rPr>
+          <w:rFonts w:ascii="Arial" w:hAnsi="Arial"/>
+          <w:b/>
           <w:color w:val="0F172A"/>
-        </w:rPr>
-        <w:br/>
-      </w:r>
-      <w:r>
-        <w:rPr>
-          <w:rFonts w:ascii="Arial" w:hAnsi="Arial"/>
+          <w:sz w:val="21"/>
+        </w:rPr>
+        <w:t xml:space="preserve">1. Agente Gestor Orquestrador e Roteamento Semântico: </w:t>
+      </w:r>
+      <w:r>
+        <w:rPr>
+          <w:rFonts w:ascii="Arial" w:hAnsi="Arial"/>
+          <w:color w:val="334155"/>
+          <w:sz w:val="21"/>
+        </w:rPr>
+        <w:t>LangGraph / Python 3.11+</w:t>
+      </w:r>
+    </w:p>
+    <w:p>
+      <w:pPr>
+        <w:spacing w:before="20" w:after="60"/>
+        <w:ind w:left="110" w:right="110"/>
+        <w:jc w:val="both"/>
+      </w:pPr>
+      <w:r>
+        <w:rPr>
+          <w:rFonts w:ascii="Arial" w:hAnsi="Arial"/>
+          <w:b/>
+          <w:i/>
+          <w:color w:val="1E293B"/>
+          <w:sz w:val="21"/>
+        </w:rPr>
+        <w:lastRenderedPageBreak/>
+        <w:t xml:space="preserve">Justificativa: </w:t>
+      </w:r>
+      <w:r>
+        <w:rPr>
+          <w:rFonts w:ascii="Arial" w:hAnsi="Arial"/>
+          <w:color w:val="334155"/>
+          <w:sz w:val="21"/>
+        </w:rPr>
+        <w:t>O Agente Gestor atua como o ponto focal de orquestração do sistema, recebendo a demanda do geólogo e aplicando classificação de intenção (Intent Classification). O uso de LangGraph com lógica de roteamento semântico permite orquestrar pipelines de inferência de forma assíncrona e desacoplada. Crucialmente, o orquestrador gerencia o ciclo de vida dos contêineres Docker, ativando subagentes sob demanda e desligando-os quando ociosos, cortando custos operacionais de nuvem em mais de 70%.</w:t>
+      </w:r>
+    </w:p>
+    <w:p>
+      <w:pPr>
+        <w:keepNext/>
+        <w:spacing w:before="100" w:after="30"/>
+        <w:ind w:left="110" w:right="110"/>
+      </w:pPr>
+      <w:r>
+        <w:rPr>
+          <w:rFonts w:ascii="Arial" w:hAnsi="Arial"/>
+          <w:b/>
           <w:color w:val="0F172A"/>
-        </w:rPr>
-        <w:br/>
-        <w:t>1. Agente Gestor Orquestrador e Roteamento Semântico: LangGraph / Python 3.11+</w:t>
-      </w:r>
-      <w:r>
-        <w:rPr>
-          <w:rFonts w:ascii="Arial" w:hAnsi="Arial"/>
+          <w:sz w:val="21"/>
+        </w:rPr>
+        <w:t>2. Subagentes Especialistas MoE em Contêineres Docker Isolados</w:t>
+      </w:r>
+    </w:p>
+    <w:p>
+      <w:pPr>
+        <w:spacing w:before="20" w:after="60"/>
+        <w:ind w:left="110" w:right="110"/>
+        <w:jc w:val="both"/>
+      </w:pPr>
+      <w:r>
+        <w:rPr>
+          <w:rFonts w:ascii="Arial" w:hAnsi="Arial"/>
+          <w:b/>
+          <w:i/>
+          <w:color w:val="1E293B"/>
+          <w:sz w:val="21"/>
+        </w:rPr>
+        <w:t xml:space="preserve">Justificativa: </w:t>
+      </w:r>
+      <w:r>
+        <w:rPr>
+          <w:rFonts w:ascii="Arial" w:hAnsi="Arial"/>
+          <w:color w:val="334155"/>
+          <w:sz w:val="21"/>
+        </w:rPr>
+        <w:t>Seguindo o padrão Mixture of Experts (MoE), cada subagente é encapsulado em um contêiner Docker independente (ex: Subagente Cobre Pórfiro e Subagente Ouro Epitermal). Essa arquitetura garante o cumprimento estrito da Regra de Ouro de isolamento total de pesos: o modelo de ouro nunca entra em contato com os pesos do modelo de cobre. Novos subagentes (Lítio, Nióbio, Terras Raras) podem ser plugados como novos contêineres sem qualquer reescrita do sistema base.</w:t>
+      </w:r>
+    </w:p>
+    <w:p>
+      <w:pPr>
+        <w:spacing w:before="25" w:after="35"/>
+        <w:ind w:left="110" w:right="110"/>
+      </w:pPr>
+      <w:r>
+        <w:rPr>
+          <w:rFonts w:ascii="Arial" w:hAnsi="Arial"/>
+          <w:b/>
           <w:color w:val="0F172A"/>
-        </w:rPr>
-        <w:br/>
-      </w:r>
-      <w:r>
-        <w:rPr>
-          <w:rFonts w:ascii="Arial" w:hAnsi="Arial"/>
+          <w:sz w:val="21"/>
+        </w:rPr>
+        <w:t xml:space="preserve">3. Módulo MAPDA Ensemble Híbrido: </w:t>
+      </w:r>
+      <w:r>
+        <w:rPr>
+          <w:rFonts w:ascii="Arial" w:hAnsi="Arial"/>
+          <w:color w:val="334155"/>
+          <w:sz w:val="21"/>
+        </w:rPr>
+        <w:t>XGBoost / LightGBM + CNN U-Net (PyTorch)</w:t>
+      </w:r>
+    </w:p>
+    <w:p>
+      <w:pPr>
+        <w:spacing w:before="20" w:after="60"/>
+        <w:ind w:left="110" w:right="110"/>
+        <w:jc w:val="both"/>
+      </w:pPr>
+      <w:r>
+        <w:rPr>
+          <w:rFonts w:ascii="Arial" w:hAnsi="Arial"/>
+          <w:b/>
+          <w:i/>
+          <w:color w:val="1E293B"/>
+          <w:sz w:val="21"/>
+        </w:rPr>
+        <w:t xml:space="preserve">Justificativa: </w:t>
+      </w:r>
+      <w:r>
+        <w:rPr>
+          <w:rFonts w:ascii="Arial" w:hAnsi="Arial"/>
+          <w:color w:val="334155"/>
+          <w:sz w:val="21"/>
+        </w:rPr>
+        <w:t xml:space="preserve">Dados de exploração mineral possuem natureza dual: concentrações geoquímicas em ppm/ppb são tabulares, enquanto levantamentos aerogeofísicos e imagens multiespectrais Sentinel-2 são espaciais. O Módulo MAPDA emprega um ensemble em Stacking: modelos baseados em árvores de decisão impulsionadas (Gradient Boosting via XGBoost/LightGBM) processam dados tabulares de ensaios laboratoriais com máxima robustez contra outliers, enquanto uma rede convolucional (CNN / U-Net) extrai padrões de alinhamento estrutural e </w:t>
+      </w:r>
+      <w:r>
+        <w:rPr>
+          <w:rFonts w:ascii="Arial" w:hAnsi="Arial"/>
+          <w:color w:val="334155"/>
+          <w:sz w:val="21"/>
+        </w:rPr>
+        <w:t>lineamentos a partir de rasters espaciais, combinando-os em um score de confiança unificado.</w:t>
+      </w:r>
+    </w:p>
+    <w:p>
+      <w:pPr>
+        <w:spacing w:before="25" w:after="35"/>
+        <w:ind w:left="110" w:right="110"/>
+      </w:pPr>
+      <w:r>
+        <w:rPr>
+          <w:rFonts w:ascii="Arial" w:hAnsi="Arial"/>
+          <w:b/>
           <w:color w:val="0F172A"/>
-        </w:rPr>
-        <w:t>Justificativa: O Agente Gestor atua como o ponto focal de orquestração do sistema, recebendo a demanda do geólogo e aplicando classificação de intenção (Intent Classification). O uso de LangGraph com lógica de roteamento semântico permite orquestrar pipelines de inferência de forma assíncrona e desacoplada. Crucialmente, o orquestrador gerencia o ciclo de vida dos contêineres Docker, ativando subagentes sob demanda e desligando-os quando ociosos, cortando custos operacionais de nuvem em mais de 70%.</w:t>
-      </w:r>
-      <w:r>
-        <w:rPr>
-          <w:rFonts w:ascii="Arial" w:hAnsi="Arial"/>
+          <w:sz w:val="21"/>
+        </w:rPr>
+        <w:t xml:space="preserve">4. Módulo XAI de Explicabilidade Algorítmica: </w:t>
+      </w:r>
+      <w:r>
+        <w:rPr>
+          <w:rFonts w:ascii="Arial" w:hAnsi="Arial"/>
+          <w:color w:val="334155"/>
+          <w:sz w:val="21"/>
+        </w:rPr>
+        <w:t>SHAP (SHapley Additive exPlanations)</w:t>
+      </w:r>
+    </w:p>
+    <w:p>
+      <w:pPr>
+        <w:spacing w:before="20" w:after="60"/>
+        <w:ind w:left="110" w:right="110"/>
+        <w:jc w:val="both"/>
+      </w:pPr>
+      <w:r>
+        <w:rPr>
+          <w:rFonts w:ascii="Arial" w:hAnsi="Arial"/>
+          <w:b/>
+          <w:i/>
+          <w:color w:val="1E293B"/>
+          <w:sz w:val="21"/>
+        </w:rPr>
+        <w:t xml:space="preserve">Justificativa: </w:t>
+      </w:r>
+      <w:r>
+        <w:rPr>
+          <w:rFonts w:ascii="Arial" w:hAnsi="Arial"/>
+          <w:color w:val="334155"/>
+          <w:sz w:val="21"/>
+        </w:rPr>
+        <w:t>Para cumprir a exigência de que a IA nunca funcione como caixa-preta, a biblioteca SHAP fundamenta-se na Teoria dos Jogos Cooperativos para quantificar com exatidão matemática a contribuição de cada variável geológica na classificação de anomalia (ex: 'Cu_ppm contribuiu com 42% para este alvo, As_ppm com 28%'). Isso fornece ao geólogo o embasamento científico necessário para defender o investimento em sondagem perante comitês e investidores.</w:t>
+      </w:r>
+    </w:p>
+    <w:p>
+      <w:pPr>
+        <w:spacing w:before="25" w:after="35"/>
+        <w:ind w:left="110" w:right="110"/>
+      </w:pPr>
+      <w:r>
+        <w:rPr>
+          <w:rFonts w:ascii="Arial" w:hAnsi="Arial"/>
+          <w:b/>
           <w:color w:val="0F172A"/>
-        </w:rPr>
-        <w:br/>
-      </w:r>
-      <w:r>
-        <w:rPr>
-          <w:rFonts w:ascii="Arial" w:hAnsi="Arial"/>
+          <w:sz w:val="21"/>
+        </w:rPr>
+        <w:t xml:space="preserve">5. Interface HITL Multidimensional: </w:t>
+      </w:r>
+      <w:r>
+        <w:rPr>
+          <w:rFonts w:ascii="Arial" w:hAnsi="Arial"/>
+          <w:color w:val="334155"/>
+          <w:sz w:val="21"/>
+        </w:rPr>
+        <w:t>React 18, Tailwind CSS, Leaflet e Three.js</w:t>
+      </w:r>
+    </w:p>
+    <w:p>
+      <w:pPr>
+        <w:spacing w:before="20" w:after="60"/>
+        <w:ind w:left="110" w:right="110"/>
+        <w:jc w:val="both"/>
+      </w:pPr>
+      <w:r>
+        <w:rPr>
+          <w:rFonts w:ascii="Arial" w:hAnsi="Arial"/>
+          <w:b/>
+          <w:i/>
+          <w:color w:val="1E293B"/>
+          <w:sz w:val="21"/>
+        </w:rPr>
+        <w:t xml:space="preserve">Justificativa: </w:t>
+      </w:r>
+      <w:r>
+        <w:rPr>
+          <w:rFonts w:ascii="Arial" w:hAnsi="Arial"/>
+          <w:color w:val="334155"/>
+          <w:sz w:val="21"/>
+        </w:rPr>
+        <w:t>O frontend Single Page Application (SPA) em React com TypeScript assegura modularidade e controle de estado estrito para dashboards analíticos. O Leaflet renderiza os mapas 2D de calor com alta velocidade e leveza. O diferencial primordial da interface reside na incorporação do Three.js (WebGLRenderer e OrbitControls), permitindo que o geólogo visualize modelos 3D de subsuperfície com nuvens de pontos e volumes elipsoidais de depósitos minerais diretamente no navegador web, sem exigir softwares desktop pesa</w:t>
+      </w:r>
+      <w:r>
+        <w:rPr>
+          <w:rFonts w:ascii="Arial" w:hAnsi="Arial"/>
+          <w:color w:val="334155"/>
+          <w:sz w:val="21"/>
+        </w:rPr>
+        <w:t>dos.</w:t>
+      </w:r>
+    </w:p>
+    <w:p>
+      <w:pPr>
+        <w:spacing w:before="25" w:after="35"/>
+        <w:ind w:left="110" w:right="110"/>
+      </w:pPr>
+      <w:r>
+        <w:rPr>
+          <w:rFonts w:ascii="Arial" w:hAnsi="Arial"/>
+          <w:b/>
           <w:color w:val="0F172A"/>
-        </w:rPr>
-        <w:br/>
-      </w:r>
-      <w:r>
-        <w:rPr>
-          <w:rFonts w:ascii="Arial" w:hAnsi="Arial"/>
-          <w:color w:val="0F172A"/>
-        </w:rPr>
-        <w:t>2. Subagentes Especialistas MoE em Contêineres Docker Isolados</w:t>
-      </w:r>
-      <w:r>
-        <w:rPr>
-          <w:rFonts w:ascii="Arial" w:hAnsi="Arial"/>
-          <w:color w:val="0F172A"/>
-        </w:rPr>
-        <w:br/>
-      </w:r>
-      <w:r>
-        <w:rPr>
-          <w:rFonts w:ascii="Arial" w:hAnsi="Arial"/>
-          <w:color w:val="0F172A"/>
-        </w:rPr>
-        <w:t>Justificativa: Seguindo o padrão Mixture of Experts (MoE), cada subagente é encapsulado em um contêiner Docker independente (ex: Subagente Cobre Pórfiro e Subagente Ouro Epitermal). Essa arquitetura garante o cumprimento estrito da Regra de Ouro de isolamento total de pesos: o modelo de ouro nunca entra em contato com os pesos do modelo de cobre. Novos subagentes (Lítio, Nióbio, Terras Raras) podem ser plugados como novos contêineres sem qualquer reescrita do sistema base.</w:t>
-      </w:r>
-      <w:r>
-        <w:rPr>
-          <w:rFonts w:ascii="Arial" w:hAnsi="Arial"/>
-          <w:color w:val="0F172A"/>
-        </w:rPr>
-        <w:br/>
-      </w:r>
-      <w:r>
-        <w:rPr>
-          <w:rFonts w:ascii="Arial" w:hAnsi="Arial"/>
-          <w:color w:val="0F172A"/>
-        </w:rPr>
-        <w:br/>
-      </w:r>
-      <w:r>
-        <w:rPr>
-          <w:rFonts w:ascii="Arial" w:hAnsi="Arial"/>
-          <w:color w:val="0F172A"/>
-        </w:rPr>
-        <w:t>3. Módulo MAPDA Ensemble Híbrido: XGBoost / LightGBM + CNN U-Net (PyTorch)</w:t>
-      </w:r>
-      <w:r>
-        <w:rPr>
-          <w:rFonts w:ascii="Arial" w:hAnsi="Arial"/>
-          <w:color w:val="0F172A"/>
-        </w:rPr>
-        <w:br/>
-      </w:r>
-      <w:r>
-        <w:rPr>
-          <w:rFonts w:ascii="Arial" w:hAnsi="Arial"/>
-          <w:color w:val="0F172A"/>
-        </w:rPr>
-        <w:t xml:space="preserve">Justificativa: Dados de exploração mineral possuem natureza dual: concentrações geoquímicas em ppm/ppb são tabulares, enquanto levantamentos aerogeofísicos e imagens multiespectrais Sentinel-2 são espaciais. O Módulo MAPDA emprega um ensemble em </w:t>
-      </w:r>
-      <w:r>
-        <w:rPr>
-          <w:rFonts w:ascii="Arial" w:hAnsi="Arial"/>
-          <w:color w:val="0F172A"/>
-        </w:rPr>
-        <w:lastRenderedPageBreak/>
-        <w:t>Stacking: modelos baseados em árvores de decisão impulsionadas (Gradient Boosting via XGBoost/LightGBM) processam dados tabulares de ensaios laboratoriais com máxima robustez contra outliers, enquanto uma rede convolucional (CNN / U-Net) extrai padrões de alinhament</w:t>
-      </w:r>
-      <w:r>
-        <w:rPr>
-          <w:rFonts w:ascii="Arial" w:hAnsi="Arial"/>
-          <w:color w:val="0F172A"/>
-        </w:rPr>
-        <w:t>o estrutural e lineamentos a partir de rasters espaciais, combinando-os em um score de confiança unificado.</w:t>
-      </w:r>
-      <w:r>
-        <w:rPr>
-          <w:rFonts w:ascii="Arial" w:hAnsi="Arial"/>
-          <w:color w:val="0F172A"/>
-        </w:rPr>
-        <w:br/>
-      </w:r>
-      <w:r>
-        <w:rPr>
-          <w:rFonts w:ascii="Arial" w:hAnsi="Arial"/>
-          <w:color w:val="0F172A"/>
-        </w:rPr>
-        <w:br/>
-        <w:t>4. Módulo XAI de Explicabilidade Algorítmica: SHAP (SHapley Additive exPlanations)</w:t>
-      </w:r>
-      <w:r>
-        <w:rPr>
-          <w:rFonts w:ascii="Arial" w:hAnsi="Arial"/>
-          <w:color w:val="0F172A"/>
-        </w:rPr>
-        <w:br/>
-      </w:r>
-      <w:r>
-        <w:rPr>
-          <w:rFonts w:ascii="Arial" w:hAnsi="Arial"/>
-          <w:color w:val="0F172A"/>
-        </w:rPr>
-        <w:t>Justificativa: Para cumprir a exigência de que a IA nunca funcione como caixa-preta, a biblioteca SHAP fundamenta-se na Teoria dos Jogos Cooperativos para quantificar com exatidão matemática a contribuição de cada variável geológica na classificação de anomalia (ex: 'Cu_ppm contribuiu com 42% para este alvo, As_ppm com 28%'). Isso fornece ao geólogo o embasamento científico necessário para defender o investimento em sondagem perante comitês e investidores.</w:t>
-      </w:r>
-      <w:r>
-        <w:rPr>
-          <w:rFonts w:ascii="Arial" w:hAnsi="Arial"/>
-          <w:color w:val="0F172A"/>
-        </w:rPr>
-        <w:br/>
-      </w:r>
-      <w:r>
-        <w:rPr>
-          <w:rFonts w:ascii="Arial" w:hAnsi="Arial"/>
-          <w:color w:val="0F172A"/>
-        </w:rPr>
-        <w:br/>
-      </w:r>
-      <w:r>
-        <w:rPr>
-          <w:rFonts w:ascii="Arial" w:hAnsi="Arial"/>
-          <w:color w:val="0F172A"/>
-        </w:rPr>
-        <w:t>5. Interface HITL Multidimensional: React 18, Tailwind CSS, Leaflet e Three.js</w:t>
-      </w:r>
-      <w:r>
-        <w:rPr>
-          <w:rFonts w:ascii="Arial" w:hAnsi="Arial"/>
-          <w:color w:val="0F172A"/>
-        </w:rPr>
-        <w:br/>
-      </w:r>
-      <w:r>
-        <w:rPr>
-          <w:rFonts w:ascii="Arial" w:hAnsi="Arial"/>
-          <w:color w:val="0F172A"/>
-        </w:rPr>
-        <w:t>Justificativa: O frontend Single Page Application (SPA) em React com TypeScript assegura modularidade e controle de estado estrito para dashboards analíticos. O Leaflet renderiza os mapas 2D de calor com alta velocidade e leveza. O diferencial primordial da interface reside na incorporação do Three.js (WebGLRenderer e OrbitControls), permitindo que o geólogo visualize modelos 3D de subsuperfície com nuvens de pontos e volumes elipsoidais de depósitos minerais diretamente no navegador web, sem exigir softwar</w:t>
-      </w:r>
-      <w:r>
-        <w:rPr>
-          <w:rFonts w:ascii="Arial" w:hAnsi="Arial"/>
-          <w:color w:val="0F172A"/>
-        </w:rPr>
-        <w:t>es desktop pesados.</w:t>
-      </w:r>
-      <w:r>
-        <w:rPr>
-          <w:rFonts w:ascii="Arial" w:hAnsi="Arial"/>
-          <w:color w:val="0F172A"/>
-        </w:rPr>
-        <w:br/>
-      </w:r>
-      <w:r>
-        <w:rPr>
-          <w:rFonts w:ascii="Arial" w:hAnsi="Arial"/>
-          <w:color w:val="0F172A"/>
-        </w:rPr>
-        <w:br/>
-        <w:t>6. Camada de Aplicação, Persistência e Infraestrutura: FastAPI, PostgreSQL 16 + PostGIS e AWS</w:t>
-      </w:r>
-      <w:r>
-        <w:rPr>
-          <w:rFonts w:ascii="Arial" w:hAnsi="Arial"/>
-          <w:color w:val="0F172A"/>
-        </w:rPr>
-        <w:br/>
-      </w:r>
-      <w:r>
-        <w:rPr>
-          <w:rFonts w:ascii="Arial" w:hAnsi="Arial"/>
-          <w:color w:val="0F172A"/>
-        </w:rPr>
-        <w:t>Justificativa: O framework FastAPI oferece suporte nativo a operações assíncronas (async/await), essencial para receber planilhas volumosas e despachar jobs computacionais para contêineres de agentes sem bloquear requisições. O PostgreSQL 16 com extensão PostGIS garante transações ACID, integridade referencial rígida no DER em 3FN e consultas espaciais indexadas. A infraestrutura baseia-se em Docker e AWS (com créditos de startup AWS Activate), viabilizando modelo B2B SaaS escalável com margem operacional s</w:t>
-      </w:r>
-      <w:r>
-        <w:rPr>
-          <w:rFonts w:ascii="Arial" w:hAnsi="Arial"/>
-          <w:color w:val="0F172A"/>
-        </w:rPr>
-        <w:t>uperior a 80%.</w:t>
+          <w:sz w:val="21"/>
+        </w:rPr>
+        <w:t xml:space="preserve">6. Camada de Aplicação, Persistência e Infraestrutura: </w:t>
+      </w:r>
+      <w:r>
+        <w:rPr>
+          <w:rFonts w:ascii="Arial" w:hAnsi="Arial"/>
+          <w:color w:val="334155"/>
+          <w:sz w:val="21"/>
+        </w:rPr>
+        <w:t>FastAPI, PostgreSQL 16 + PostGIS e AWS</w:t>
+      </w:r>
+    </w:p>
+    <w:p>
+      <w:pPr>
+        <w:spacing w:before="20" w:after="60"/>
+        <w:ind w:left="110" w:right="110"/>
+        <w:jc w:val="both"/>
+      </w:pPr>
+      <w:r>
+        <w:rPr>
+          <w:rFonts w:ascii="Arial" w:hAnsi="Arial"/>
+          <w:b/>
+          <w:i/>
+          <w:color w:val="1E293B"/>
+          <w:sz w:val="21"/>
+        </w:rPr>
+        <w:t xml:space="preserve">Justificativa: </w:t>
+      </w:r>
+      <w:r>
+        <w:rPr>
+          <w:rFonts w:ascii="Arial" w:hAnsi="Arial"/>
+          <w:color w:val="334155"/>
+          <w:sz w:val="21"/>
+        </w:rPr>
+        <w:t>O framework FastAPI oferece suporte nativo a operações assíncronas (async/await), essencial para receber planilhas volumosas e despachar jobs computacionais para contêineres de agentes sem bloquear requisições. O PostgreSQL 16 com extensão PostGIS garante transações ACID, integridade referencial rígida no DER em 3FN e consultas espaciais indexadas. A infraestrutura baseia-se em Docker e AWS (com créditos de startup AWS Activate), viabilizando modelo B2B SaaS escalável com margem operacional superior a 80%.</w:t>
       </w:r>
     </w:p>
     <w:p>
@@ -14035,11 +14787,12 @@
         <w:spacing w:before="60" w:after="120" w:line="276" w:lineRule="auto"/>
         <w:ind w:leftChars="0" w:left="110" w:right="110"/>
       </w:pPr>
-      <w:bookmarkStart w:id="33" w:name="_Toc242210003"/>
+      <w:bookmarkStart w:id="33" w:name="_Toc242277280"/>
       <w:r>
         <w:rPr>
           <w:sz w:val="26"/>
         </w:rPr>
+        <w:lastRenderedPageBreak/>
         <w:t>19.2 Experimentação Técnica e Primeiros Testes</w:t>
       </w:r>
       <w:bookmarkEnd w:id="33"/>
@@ -14054,14 +14807,7 @@
           <w:rFonts w:ascii="Arial" w:hAnsi="Arial"/>
           <w:color w:val="0F172A"/>
         </w:rPr>
-        <w:t>A Seção 19.2 é preenchida pela primeira vez na entrega da Fase 02 do 4º Período. Seu propósito fundamental não é apresentar um sistema comercial completo ou finalizado, mas sim comprovar a capacidade do grupo de testar empiricamente as tecnologias selecionadas, analisar resultados quantitativos, aprender com protótipos funcionais reais e refletir tecnicamente sobre os desafios, limitações e decisões de engenharia adotadas. Todas as experimentações foram desenvolvidas em ambiente laboratorial controlado util</w:t>
-      </w:r>
-      <w:r>
-        <w:rPr>
-          <w:rFonts w:ascii="Arial" w:hAnsi="Arial"/>
-          <w:color w:val="0F172A"/>
-        </w:rPr>
-        <w:t>izando código real e bases de dados geológicas oficiais.</w:t>
+        <w:t>A Seção 19.2 é preenchida pela primeira vez na entrega da Fase 02 do 4º Período. Seu propósito fundamental não é apresentar um sistema comercial completo ou finalizado, mas sim comprovar a capacidade do grupo de testar empiricamente as tecnologias selecionadas, analisar resultados quantitativos, aprender com protótipos funcionais reais e refletir tecnicamente sobre os desafios, limitações e decisões de engenharia adotadas. Todas as experimentações foram desenvolvidas em ambiente laboratorial controlado utilizando código real e bases de dados geológicas oficiais.</w:t>
       </w:r>
     </w:p>
     <w:p>
@@ -14081,67 +14827,122 @@
     </w:p>
     <w:p>
       <w:pPr>
-        <w:spacing w:before="60" w:after="120"/>
+        <w:spacing w:before="40" w:after="70"/>
+        <w:ind w:left="110" w:right="110"/>
         <w:jc w:val="both"/>
       </w:pPr>
       <w:r>
         <w:rPr>
           <w:rFonts w:ascii="Arial" w:hAnsi="Arial"/>
           <w:color w:val="0F172A"/>
+          <w:sz w:val="21"/>
         </w:rPr>
         <w:t>O escopo experimental da Fase 02 foi desenhado para mitigar os quatro maiores riscos técnicos e arquiteturais do projeto OrenAI:</w:t>
       </w:r>
-      <w:r>
-        <w:br/>
-      </w:r>
-      <w:r>
-        <w:rPr>
-          <w:rFonts w:ascii="Arial" w:hAnsi="Arial"/>
+    </w:p>
+    <w:p>
+      <w:pPr>
+        <w:spacing w:before="25" w:after="35"/>
+        <w:ind w:left="110" w:right="110"/>
+      </w:pPr>
+      <w:r>
+        <w:rPr>
+          <w:rFonts w:ascii="Arial" w:hAnsi="Arial"/>
+          <w:b/>
           <w:color w:val="0F172A"/>
-        </w:rPr>
-        <w:lastRenderedPageBreak/>
-        <w:t>1. Risco de Ingestão de Dados: Dificuldade no processamento, normalização cartográfica e sanitização de ensaios laboratoriais reais com dados censurados (&lt;LD);</w:t>
-      </w:r>
-      <w:r>
-        <w:br/>
-      </w:r>
-      <w:r>
-        <w:rPr>
-          <w:rFonts w:ascii="Arial" w:hAnsi="Arial"/>
+          <w:sz w:val="21"/>
+        </w:rPr>
+        <w:t xml:space="preserve">1. Risco de Ingestão de Dados: </w:t>
+      </w:r>
+      <w:r>
+        <w:rPr>
+          <w:rFonts w:ascii="Arial" w:hAnsi="Arial"/>
+          <w:color w:val="334155"/>
+          <w:sz w:val="21"/>
+        </w:rPr>
+        <w:t>Dificuldade no processamento, normalização cartográfica e sanitização de ensaios laboratoriais reais com dados censurados (&lt;LD);</w:t>
+      </w:r>
+    </w:p>
+    <w:p>
+      <w:pPr>
+        <w:spacing w:before="25" w:after="35"/>
+        <w:ind w:left="110" w:right="110"/>
+      </w:pPr>
+      <w:r>
+        <w:rPr>
+          <w:rFonts w:ascii="Arial" w:hAnsi="Arial"/>
+          <w:b/>
           <w:color w:val="0F172A"/>
-        </w:rPr>
-        <w:t>2. Risco de Modelagem Analítica: Incapacidade dos algoritmos de isolar anomalias geoquímicas multivariadas de background litológico em tempo de resposta viável;</w:t>
-      </w:r>
-      <w:r>
-        <w:br/>
-      </w:r>
-      <w:r>
-        <w:rPr>
-          <w:rFonts w:ascii="Arial" w:hAnsi="Arial"/>
+          <w:sz w:val="21"/>
+        </w:rPr>
+        <w:t xml:space="preserve">2. Risco de Modelagem Analítica: </w:t>
+      </w:r>
+      <w:r>
+        <w:rPr>
+          <w:rFonts w:ascii="Arial" w:hAnsi="Arial"/>
+          <w:color w:val="334155"/>
+          <w:sz w:val="21"/>
+        </w:rPr>
+        <w:t>Incapacidade dos algoritmos de isolar anomalias geoquímicas multivariadas de background litológico em tempo de resposta viável;</w:t>
+      </w:r>
+    </w:p>
+    <w:p>
+      <w:pPr>
+        <w:spacing w:before="25" w:after="35"/>
+        <w:ind w:left="110" w:right="110"/>
+      </w:pPr>
+      <w:r>
+        <w:rPr>
+          <w:rFonts w:ascii="Arial" w:hAnsi="Arial"/>
+          <w:b/>
           <w:color w:val="0F172A"/>
-        </w:rPr>
-        <w:t>3. Risco de Desempenho em Explicabilidade (XAI): Latência proibitiva no cálculo em tempo real de valores de Shapley (SHAP) para múltiplos alvos na web;</w:t>
-      </w:r>
-      <w:r>
-        <w:br/>
-      </w:r>
-      <w:r>
-        <w:rPr>
-          <w:rFonts w:ascii="Arial" w:hAnsi="Arial"/>
+          <w:sz w:val="21"/>
+        </w:rPr>
+        <w:t xml:space="preserve">3. Risco de Desempenho em Explicabilidade (XAI): </w:t>
+      </w:r>
+      <w:r>
+        <w:rPr>
+          <w:rFonts w:ascii="Arial" w:hAnsi="Arial"/>
+          <w:color w:val="334155"/>
+          <w:sz w:val="21"/>
+        </w:rPr>
+        <w:t>Latência proibitiva no cálculo em tempo real de valores de Shapley (SHAP) para múltiplos alvos na web;</w:t>
+      </w:r>
+    </w:p>
+    <w:p>
+      <w:pPr>
+        <w:spacing w:before="25" w:after="35"/>
+        <w:ind w:left="110" w:right="110"/>
+      </w:pPr>
+      <w:r>
+        <w:rPr>
+          <w:rFonts w:ascii="Arial" w:hAnsi="Arial"/>
+          <w:b/>
           <w:color w:val="0F172A"/>
-        </w:rPr>
-        <w:t>4. Risco de Fluidez Gráfica na Visualização 3D: Degradação de performance da GPU em navegadores ao renderizar nuvens densas de sondagens minerais em WebGL.</w:t>
-      </w:r>
-      <w:r>
-        <w:br/>
-      </w:r>
-      <w:r>
-        <w:br/>
-      </w:r>
+          <w:sz w:val="21"/>
+        </w:rPr>
+        <w:t xml:space="preserve">4. Risco de Fluidez Gráfica na Visualização 3D: </w:t>
+      </w:r>
+      <w:r>
+        <w:rPr>
+          <w:rFonts w:ascii="Arial" w:hAnsi="Arial"/>
+          <w:color w:val="334155"/>
+          <w:sz w:val="21"/>
+        </w:rPr>
+        <w:t>Degradação de performance da GPU em navegadores ao renderizar nuvens densas de sondagens minerais em WebGL.</w:t>
+      </w:r>
+    </w:p>
+    <w:p>
+      <w:pPr>
+        <w:spacing w:before="40" w:after="70"/>
+        <w:ind w:left="110" w:right="110"/>
+        <w:jc w:val="both"/>
+      </w:pPr>
       <w:r>
         <w:rPr>
           <w:rFonts w:ascii="Arial" w:hAnsi="Arial"/>
           <w:color w:val="0F172A"/>
+          <w:sz w:val="21"/>
         </w:rPr>
         <w:t>Para mitigar esses riscos de forma metódica, a equipe desenvolveu quatro Provas de Conceito (PoCs) independentes e reproduzíveis, documentadas a seguir:</w:t>
       </w:r>
@@ -14163,408 +14964,655 @@
     </w:p>
     <w:p>
       <w:pPr>
-        <w:spacing w:before="60" w:after="120"/>
-        <w:jc w:val="both"/>
-      </w:pPr>
-      <w:r>
-        <w:rPr>
-          <w:rFonts w:ascii="Arial" w:hAnsi="Arial"/>
+        <w:keepNext/>
+        <w:spacing w:before="120" w:after="30"/>
+        <w:ind w:left="110" w:right="110"/>
+      </w:pPr>
+      <w:r>
+        <w:rPr>
+          <w:rFonts w:ascii="Arial" w:hAnsi="Arial"/>
+          <w:b/>
           <w:color w:val="0F172A"/>
+          <w:sz w:val="21"/>
         </w:rPr>
         <w:t>• Contexto e Objetivo do Teste:</w:t>
       </w:r>
-      <w:r>
-        <w:br/>
-      </w:r>
+    </w:p>
+    <w:p>
+      <w:pPr>
+        <w:spacing w:before="40" w:after="70"/>
+        <w:ind w:left="110" w:right="110"/>
+        <w:jc w:val="both"/>
+      </w:pPr>
       <w:r>
         <w:rPr>
           <w:rFonts w:ascii="Arial" w:hAnsi="Arial"/>
           <w:color w:val="0F172A"/>
+          <w:sz w:val="21"/>
         </w:rPr>
         <w:t>Validar a capacidade do sistema de ingerir, parsear e validar planilhas analíticas reais de solos, garantindo integridade estrutural, conversão de coordenadas geográficas e tratamento estatístico adequado de concentrações minerais censuradas abaixo do Limite de Detecção (&lt;LD).</w:t>
       </w:r>
-      <w:r>
-        <w:br/>
-      </w:r>
-      <w:r>
-        <w:br/>
-      </w:r>
-      <w:r>
-        <w:rPr>
-          <w:rFonts w:ascii="Arial" w:hAnsi="Arial"/>
+    </w:p>
+    <w:p>
+      <w:pPr>
+        <w:keepNext/>
+        <w:spacing w:before="120" w:after="30"/>
+        <w:ind w:left="110" w:right="110"/>
+      </w:pPr>
+      <w:r>
+        <w:rPr>
+          <w:rFonts w:ascii="Arial" w:hAnsi="Arial"/>
+          <w:b/>
           <w:color w:val="0F172A"/>
+          <w:sz w:val="21"/>
         </w:rPr>
         <w:t>• Metodologia e Tecnologias Empregadas:</w:t>
       </w:r>
-      <w:r>
-        <w:br/>
-      </w:r>
+    </w:p>
+    <w:p>
+      <w:pPr>
+        <w:spacing w:before="40" w:after="70"/>
+        <w:ind w:left="110" w:right="110"/>
+        <w:jc w:val="both"/>
+      </w:pPr>
       <w:r>
         <w:rPr>
           <w:rFonts w:ascii="Arial" w:hAnsi="Arial"/>
           <w:color w:val="0F172A"/>
+          <w:sz w:val="21"/>
         </w:rPr>
         <w:t>Foi implementado um pipeline em Python 3.11 integrando Pandas 2.2, Pydantic v2 para validação de esquemas de dados tipados e expressões regulares. O teste foi alimentado com o dataset oficial USGS Data Series 801 (amostras reais de solo dos EUA contendo teores de Ag, As, Cu, Zn, Fe, Mn, cota de profundidade e coordenadas), totalizando 1.000 registros reais de ensaios laboratoriais.</w:t>
       </w:r>
-      <w:r>
-        <w:br/>
-      </w:r>
-      <w:r>
-        <w:br/>
-      </w:r>
-      <w:r>
-        <w:rPr>
-          <w:rFonts w:ascii="Arial" w:hAnsi="Arial"/>
+    </w:p>
+    <w:p>
+      <w:pPr>
+        <w:keepNext/>
+        <w:spacing w:before="120" w:after="30"/>
+        <w:ind w:left="110" w:right="110"/>
+      </w:pPr>
+      <w:r>
+        <w:rPr>
+          <w:rFonts w:ascii="Arial" w:hAnsi="Arial"/>
+          <w:b/>
           <w:color w:val="0F172A"/>
+          <w:sz w:val="21"/>
         </w:rPr>
         <w:t>• Estrutura de Execução e Trecho de Código do Teste:</w:t>
       </w:r>
-      <w:r>
-        <w:br/>
-      </w:r>
+    </w:p>
+    <w:p>
+      <w:pPr>
+        <w:spacing w:before="40" w:after="70"/>
+        <w:ind w:left="110" w:right="110"/>
+        <w:jc w:val="both"/>
+      </w:pPr>
       <w:r>
         <w:rPr>
           <w:rFonts w:ascii="Arial" w:hAnsi="Arial"/>
           <w:color w:val="0F172A"/>
+          <w:sz w:val="21"/>
         </w:rPr>
         <w:t>O trecho de código representativo a seguir ilustra a lógica de sanitização de coordenadas WGS84 e a substituição determinística de teores censurados (&lt;LD):</w:t>
       </w:r>
-      <w:r>
-        <w:br/>
-      </w:r>
-      <w:r>
-        <w:br/>
-      </w:r>
-      <w:r>
-        <w:rPr>
-          <w:rFonts w:ascii="Arial" w:hAnsi="Arial"/>
+    </w:p>
+    <w:p>
+      <w:pPr>
+        <w:pBdr>
+          <w:left w:val="single" w:sz="16" w:space="8" w:color="2563EB"/>
+        </w:pBdr>
+        <w:shd w:val="clear" w:color="auto" w:fill="F8FAFC"/>
+        <w:spacing w:before="30" w:after="0"/>
+        <w:ind w:left="360" w:right="200"/>
+      </w:pPr>
+      <w:r>
+        <w:rPr>
+          <w:rFonts w:ascii="Consolas" w:hAnsi="Consolas"/>
+          <w:color w:val="1E293B"/>
+          <w:sz w:val="17"/>
+        </w:rPr>
+        <w:t>import pandas as pd</w:t>
+      </w:r>
+    </w:p>
+    <w:p>
+      <w:pPr>
+        <w:pBdr>
+          <w:left w:val="single" w:sz="16" w:space="8" w:color="2563EB"/>
+        </w:pBdr>
+        <w:shd w:val="clear" w:color="auto" w:fill="F8FAFC"/>
+        <w:spacing w:after="0"/>
+        <w:ind w:left="360" w:right="200"/>
+      </w:pPr>
+      <w:r>
+        <w:rPr>
+          <w:rFonts w:ascii="Consolas" w:hAnsi="Consolas"/>
+          <w:color w:val="1E293B"/>
+          <w:sz w:val="17"/>
+        </w:rPr>
+        <w:t>import numpy as np</w:t>
+      </w:r>
+    </w:p>
+    <w:p>
+      <w:pPr>
+        <w:pBdr>
+          <w:left w:val="single" w:sz="16" w:space="8" w:color="2563EB"/>
+        </w:pBdr>
+        <w:shd w:val="clear" w:color="auto" w:fill="F8FAFC"/>
+        <w:spacing w:after="0"/>
+        <w:ind w:left="360" w:right="200"/>
+      </w:pPr>
+      <w:r>
+        <w:rPr>
+          <w:rFonts w:ascii="Consolas" w:hAnsi="Consolas"/>
+          <w:color w:val="1E293B"/>
+          <w:sz w:val="17"/>
+        </w:rPr>
+        <w:t>from pydantic import BaseModel, Field</w:t>
+      </w:r>
+    </w:p>
+    <w:p>
+      <w:pPr>
+        <w:pBdr>
+          <w:left w:val="single" w:sz="16" w:space="8" w:color="2563EB"/>
+        </w:pBdr>
+        <w:shd w:val="clear" w:color="auto" w:fill="F8FAFC"/>
+        <w:spacing w:after="0"/>
+        <w:ind w:left="360" w:right="200"/>
+      </w:pPr>
+      <w:r>
+        <w:rPr>
+          <w:rFonts w:ascii="Consolas" w:hAnsi="Consolas"/>
+          <w:color w:val="1E293B"/>
+          <w:sz w:val="17"/>
+        </w:rPr>
+        <w:t>class GeoSample(BaseModel):</w:t>
+      </w:r>
+    </w:p>
+    <w:p>
+      <w:pPr>
+        <w:pBdr>
+          <w:left w:val="single" w:sz="16" w:space="8" w:color="2563EB"/>
+        </w:pBdr>
+        <w:shd w:val="clear" w:color="auto" w:fill="F8FAFC"/>
+        <w:spacing w:after="0"/>
+        <w:ind w:left="360" w:right="200"/>
+      </w:pPr>
+      <w:r>
+        <w:rPr>
+          <w:rFonts w:ascii="Consolas" w:hAnsi="Consolas"/>
+          <w:color w:val="1E293B"/>
+          <w:sz w:val="17"/>
+        </w:rPr>
+        <w:t>sample_id: str</w:t>
+      </w:r>
+    </w:p>
+    <w:p>
+      <w:pPr>
+        <w:pBdr>
+          <w:left w:val="single" w:sz="16" w:space="8" w:color="2563EB"/>
+        </w:pBdr>
+        <w:shd w:val="clear" w:color="auto" w:fill="F8FAFC"/>
+        <w:spacing w:after="0"/>
+        <w:ind w:left="360" w:right="200"/>
+      </w:pPr>
+      <w:r>
+        <w:rPr>
+          <w:rFonts w:ascii="Consolas" w:hAnsi="Consolas"/>
+          <w:color w:val="1E293B"/>
+          <w:sz w:val="17"/>
+        </w:rPr>
+        <w:t>latitude: float = Field(..., ge=-90.0, le=90.0)</w:t>
+      </w:r>
+    </w:p>
+    <w:p>
+      <w:pPr>
+        <w:pBdr>
+          <w:left w:val="single" w:sz="16" w:space="8" w:color="2563EB"/>
+        </w:pBdr>
+        <w:shd w:val="clear" w:color="auto" w:fill="F8FAFC"/>
+        <w:spacing w:after="0"/>
+        <w:ind w:left="360" w:right="200"/>
+      </w:pPr>
+      <w:r>
+        <w:rPr>
+          <w:rFonts w:ascii="Consolas" w:hAnsi="Consolas"/>
+          <w:color w:val="1E293B"/>
+          <w:sz w:val="17"/>
+        </w:rPr>
+        <w:lastRenderedPageBreak/>
+        <w:t>longitude: float = Field(..., ge=-180.0, le=180.0)</w:t>
+      </w:r>
+    </w:p>
+    <w:p>
+      <w:pPr>
+        <w:pBdr>
+          <w:left w:val="single" w:sz="16" w:space="8" w:color="2563EB"/>
+        </w:pBdr>
+        <w:shd w:val="clear" w:color="auto" w:fill="F8FAFC"/>
+        <w:spacing w:after="0"/>
+        <w:ind w:left="360" w:right="200"/>
+      </w:pPr>
+      <w:r>
+        <w:rPr>
+          <w:rFonts w:ascii="Consolas" w:hAnsi="Consolas"/>
+          <w:color w:val="1E293B"/>
+          <w:sz w:val="17"/>
+        </w:rPr>
+        <w:t>cu_ppm: float = Field(..., ge=0.0)</w:t>
+      </w:r>
+    </w:p>
+    <w:p>
+      <w:pPr>
+        <w:pBdr>
+          <w:left w:val="single" w:sz="16" w:space="8" w:color="2563EB"/>
+        </w:pBdr>
+        <w:shd w:val="clear" w:color="auto" w:fill="F8FAFC"/>
+        <w:spacing w:after="0"/>
+        <w:ind w:left="360" w:right="200"/>
+      </w:pPr>
+      <w:r>
+        <w:rPr>
+          <w:rFonts w:ascii="Consolas" w:hAnsi="Consolas"/>
+          <w:color w:val="1E293B"/>
+          <w:sz w:val="17"/>
+        </w:rPr>
+        <w:t>as_ppm: float = Field(..., ge=0.0)</w:t>
+      </w:r>
+    </w:p>
+    <w:p>
+      <w:pPr>
+        <w:pBdr>
+          <w:left w:val="single" w:sz="16" w:space="8" w:color="2563EB"/>
+        </w:pBdr>
+        <w:shd w:val="clear" w:color="auto" w:fill="F8FAFC"/>
+        <w:spacing w:after="0"/>
+        <w:ind w:left="360" w:right="200"/>
+      </w:pPr>
+      <w:r>
+        <w:rPr>
+          <w:rFonts w:ascii="Consolas" w:hAnsi="Consolas"/>
+          <w:color w:val="1E293B"/>
+          <w:sz w:val="17"/>
+        </w:rPr>
+        <w:t>is_censored: bool = False</w:t>
+      </w:r>
+    </w:p>
+    <w:p>
+      <w:pPr>
+        <w:pBdr>
+          <w:left w:val="single" w:sz="16" w:space="8" w:color="2563EB"/>
+        </w:pBdr>
+        <w:shd w:val="clear" w:color="auto" w:fill="F8FAFC"/>
+        <w:spacing w:after="0"/>
+        <w:ind w:left="360" w:right="200"/>
+      </w:pPr>
+      <w:r>
+        <w:rPr>
+          <w:rFonts w:ascii="Consolas" w:hAnsi="Consolas"/>
+          <w:color w:val="1E293B"/>
+          <w:sz w:val="17"/>
+        </w:rPr>
+        <w:t>def sanitize_geochemical_batch(df: pd.DataFrame) -&gt; pd.DataFrame:</w:t>
+      </w:r>
+    </w:p>
+    <w:p>
+      <w:pPr>
+        <w:pBdr>
+          <w:left w:val="single" w:sz="16" w:space="8" w:color="2563EB"/>
+        </w:pBdr>
+        <w:shd w:val="clear" w:color="auto" w:fill="F8FAFC"/>
+        <w:spacing w:after="0"/>
+        <w:ind w:left="360" w:right="200"/>
+      </w:pPr>
+      <w:r>
+        <w:rPr>
+          <w:rFonts w:ascii="Consolas" w:hAnsi="Consolas"/>
+          <w:color w:val="1E293B"/>
+          <w:sz w:val="17"/>
+        </w:rPr>
+        <w:t># Tratamento determinístico de valores abaixo do Limite de Detecção (&lt;LD -&gt; LD/2)</w:t>
+      </w:r>
+    </w:p>
+    <w:p>
+      <w:pPr>
+        <w:pBdr>
+          <w:left w:val="single" w:sz="16" w:space="8" w:color="2563EB"/>
+        </w:pBdr>
+        <w:shd w:val="clear" w:color="auto" w:fill="F8FAFC"/>
+        <w:spacing w:after="0"/>
+        <w:ind w:left="360" w:right="200"/>
+      </w:pPr>
+      <w:r>
+        <w:rPr>
+          <w:rFonts w:ascii="Consolas" w:hAnsi="Consolas"/>
+          <w:color w:val="1E293B"/>
+          <w:sz w:val="17"/>
+        </w:rPr>
+        <w:t>for col in ['cu_mgkg', 'as_mgkg', 'ag_mgkg']:</w:t>
+      </w:r>
+    </w:p>
+    <w:p>
+      <w:pPr>
+        <w:pBdr>
+          <w:left w:val="single" w:sz="16" w:space="8" w:color="2563EB"/>
+        </w:pBdr>
+        <w:shd w:val="clear" w:color="auto" w:fill="F8FAFC"/>
+        <w:spacing w:after="0"/>
+        <w:ind w:left="360" w:right="200"/>
+      </w:pPr>
+      <w:r>
+        <w:rPr>
+          <w:rFonts w:ascii="Consolas" w:hAnsi="Consolas"/>
+          <w:color w:val="1E293B"/>
+          <w:sz w:val="17"/>
+        </w:rPr>
+        <w:t>mask_censored = df[col].astype(str).str.startswith('&lt;')</w:t>
+      </w:r>
+    </w:p>
+    <w:p>
+      <w:pPr>
+        <w:pBdr>
+          <w:left w:val="single" w:sz="16" w:space="8" w:color="2563EB"/>
+        </w:pBdr>
+        <w:shd w:val="clear" w:color="auto" w:fill="F8FAFC"/>
+        <w:spacing w:after="0"/>
+        <w:ind w:left="360" w:right="200"/>
+      </w:pPr>
+      <w:r>
+        <w:rPr>
+          <w:rFonts w:ascii="Consolas" w:hAnsi="Consolas"/>
+          <w:color w:val="1E293B"/>
+          <w:sz w:val="17"/>
+        </w:rPr>
+        <w:t>ld_val = df.loc[mask_censored, col].str.replace('&lt;', '').astype(float)</w:t>
+      </w:r>
+    </w:p>
+    <w:p>
+      <w:pPr>
+        <w:pBdr>
+          <w:left w:val="single" w:sz="16" w:space="8" w:color="2563EB"/>
+        </w:pBdr>
+        <w:shd w:val="clear" w:color="auto" w:fill="F8FAFC"/>
+        <w:spacing w:after="0"/>
+        <w:ind w:left="360" w:right="200"/>
+      </w:pPr>
+      <w:r>
+        <w:rPr>
+          <w:rFonts w:ascii="Consolas" w:hAnsi="Consolas"/>
+          <w:color w:val="1E293B"/>
+          <w:sz w:val="17"/>
+        </w:rPr>
+        <w:t>df.loc[mask_censored, col] = ld_val / 2.0</w:t>
+      </w:r>
+    </w:p>
+    <w:p>
+      <w:pPr>
+        <w:pBdr>
+          <w:left w:val="single" w:sz="16" w:space="8" w:color="2563EB"/>
+        </w:pBdr>
+        <w:shd w:val="clear" w:color="auto" w:fill="F8FAFC"/>
+        <w:spacing w:after="0"/>
+        <w:ind w:left="360" w:right="200"/>
+      </w:pPr>
+      <w:r>
+        <w:rPr>
+          <w:rFonts w:ascii="Consolas" w:hAnsi="Consolas"/>
+          <w:color w:val="1E293B"/>
+          <w:sz w:val="17"/>
+        </w:rPr>
+        <w:t>df[col] = pd.to_numeric(df[col], errors='coerce')</w:t>
+      </w:r>
+    </w:p>
+    <w:p>
+      <w:pPr>
+        <w:pBdr>
+          <w:left w:val="single" w:sz="16" w:space="8" w:color="2563EB"/>
+        </w:pBdr>
+        <w:shd w:val="clear" w:color="auto" w:fill="F8FAFC"/>
+        <w:spacing w:after="0"/>
+        <w:ind w:left="360" w:right="200"/>
+      </w:pPr>
+      <w:r>
+        <w:rPr>
+          <w:rFonts w:ascii="Consolas" w:hAnsi="Consolas"/>
+          <w:color w:val="1E293B"/>
+          <w:sz w:val="17"/>
+        </w:rPr>
+        <w:t># Normalização de coordenadas geográficas</w:t>
+      </w:r>
+    </w:p>
+    <w:p>
+      <w:pPr>
+        <w:pBdr>
+          <w:left w:val="single" w:sz="16" w:space="8" w:color="2563EB"/>
+        </w:pBdr>
+        <w:shd w:val="clear" w:color="auto" w:fill="F8FAFC"/>
+        <w:spacing w:after="0"/>
+        <w:ind w:left="360" w:right="200"/>
+      </w:pPr>
+      <w:r>
+        <w:rPr>
+          <w:rFonts w:ascii="Consolas" w:hAnsi="Consolas"/>
+          <w:color w:val="1E293B"/>
+          <w:sz w:val="17"/>
+        </w:rPr>
+        <w:t>valid_coords = (df['latitude'].between(-90, 90)) &amp; (df['longitude'].between(-180, 180))</w:t>
+      </w:r>
+    </w:p>
+    <w:p>
+      <w:pPr>
+        <w:pBdr>
+          <w:left w:val="single" w:sz="16" w:space="8" w:color="2563EB"/>
+        </w:pBdr>
+        <w:shd w:val="clear" w:color="auto" w:fill="F8FAFC"/>
+        <w:spacing w:after="30"/>
+        <w:ind w:left="360" w:right="200"/>
+      </w:pPr>
+      <w:r>
+        <w:rPr>
+          <w:rFonts w:ascii="Consolas" w:hAnsi="Consolas"/>
+          <w:color w:val="1E293B"/>
+          <w:sz w:val="17"/>
+        </w:rPr>
+        <w:t>return df[valid_coords].dropna(subset=['latitude', 'longitude'])</w:t>
+      </w:r>
+    </w:p>
+    <w:p>
+      <w:pPr>
+        <w:keepNext/>
+        <w:spacing w:before="120" w:after="30"/>
+        <w:ind w:left="110" w:right="110"/>
+      </w:pPr>
+      <w:r>
+        <w:rPr>
+          <w:rFonts w:ascii="Arial" w:hAnsi="Arial"/>
+          <w:b/>
           <w:color w:val="0F172A"/>
-        </w:rPr>
-        <w:t>```python</w:t>
-      </w:r>
-      <w:r>
-        <w:br/>
-      </w:r>
-      <w:r>
-        <w:rPr>
-          <w:rFonts w:ascii="Arial" w:hAnsi="Arial"/>
+          <w:sz w:val="21"/>
+        </w:rPr>
+        <w:t>• Resultados e Métricas Quantitativas Obtidas:</w:t>
+      </w:r>
+    </w:p>
+    <w:p>
+      <w:pPr>
+        <w:spacing w:before="25" w:after="35"/>
+        <w:ind w:left="110" w:right="110"/>
+      </w:pPr>
+      <w:r>
+        <w:rPr>
+          <w:rFonts w:ascii="Arial" w:hAnsi="Arial"/>
+          <w:b/>
           <w:color w:val="0F172A"/>
-        </w:rPr>
-        <w:t>import pandas as pd</w:t>
-      </w:r>
-      <w:r>
-        <w:br/>
-      </w:r>
-      <w:r>
-        <w:rPr>
-          <w:rFonts w:ascii="Arial" w:hAnsi="Arial"/>
+          <w:sz w:val="21"/>
+        </w:rPr>
+        <w:t xml:space="preserve">- Volume testado: </w:t>
+      </w:r>
+      <w:r>
+        <w:rPr>
+          <w:rFonts w:ascii="Arial" w:hAnsi="Arial"/>
+          <w:color w:val="334155"/>
+          <w:sz w:val="21"/>
+        </w:rPr>
+        <w:t>1.000 amostras com 15 atributos (geográficos e geoquímicos);</w:t>
+      </w:r>
+    </w:p>
+    <w:p>
+      <w:pPr>
+        <w:spacing w:before="25" w:after="35"/>
+        <w:ind w:left="110" w:right="110"/>
+      </w:pPr>
+      <w:r>
+        <w:rPr>
+          <w:rFonts w:ascii="Arial" w:hAnsi="Arial"/>
+          <w:b/>
           <w:color w:val="0F172A"/>
-        </w:rPr>
-        <w:t>import numpy as np</w:t>
-      </w:r>
-      <w:r>
-        <w:br/>
-      </w:r>
-      <w:r>
-        <w:rPr>
-          <w:rFonts w:ascii="Arial" w:hAnsi="Arial"/>
+          <w:sz w:val="21"/>
+        </w:rPr>
+        <w:t xml:space="preserve">- Tempo de processamento e validação: </w:t>
+      </w:r>
+      <w:r>
+        <w:rPr>
+          <w:rFonts w:ascii="Arial" w:hAnsi="Arial"/>
+          <w:color w:val="334155"/>
+          <w:sz w:val="21"/>
+        </w:rPr>
+        <w:t>118 milissegundos (taxa de throughput de ~8.470 amostras por segundo);</w:t>
+      </w:r>
+    </w:p>
+    <w:p>
+      <w:pPr>
+        <w:spacing w:before="25" w:after="35"/>
+        <w:ind w:left="110" w:right="110"/>
+      </w:pPr>
+      <w:r>
+        <w:rPr>
+          <w:rFonts w:ascii="Arial" w:hAnsi="Arial"/>
+          <w:b/>
           <w:color w:val="0F172A"/>
-        </w:rPr>
-        <w:t>from pydantic import BaseModel, Field</w:t>
-      </w:r>
-      <w:r>
-        <w:br/>
-      </w:r>
-      <w:r>
-        <w:br/>
-      </w:r>
-      <w:r>
-        <w:rPr>
-          <w:rFonts w:ascii="Arial" w:hAnsi="Arial"/>
+          <w:sz w:val="21"/>
+        </w:rPr>
+        <w:t xml:space="preserve">- Taxa de integridade: </w:t>
+      </w:r>
+      <w:r>
+        <w:rPr>
+          <w:rFonts w:ascii="Arial" w:hAnsi="Arial"/>
+          <w:color w:val="334155"/>
+          <w:sz w:val="21"/>
+        </w:rPr>
+        <w:t>100% das coordenadas sanitizadas com sucesso para o envelope cartográfico WGS84 (EPSG:4326);</w:t>
+      </w:r>
+    </w:p>
+    <w:p>
+      <w:pPr>
+        <w:spacing w:before="25" w:after="35"/>
+        <w:ind w:left="110" w:right="110"/>
+      </w:pPr>
+      <w:r>
+        <w:rPr>
+          <w:rFonts w:ascii="Arial" w:hAnsi="Arial"/>
+          <w:b/>
           <w:color w:val="0F172A"/>
-        </w:rPr>
-        <w:t>class GeoSample(BaseModel):</w:t>
-      </w:r>
-      <w:r>
-        <w:br/>
-      </w:r>
-      <w:r>
-        <w:rPr>
-          <w:rFonts w:ascii="Arial" w:hAnsi="Arial"/>
+          <w:sz w:val="21"/>
+        </w:rPr>
+        <w:t xml:space="preserve">- Tratamento de censura: </w:t>
+      </w:r>
+      <w:r>
+        <w:rPr>
+          <w:rFonts w:ascii="Arial" w:hAnsi="Arial"/>
+          <w:color w:val="334155"/>
+          <w:sz w:val="21"/>
+        </w:rPr>
+        <w:t>142 registros com teores '&lt;LD' foram identificados e normalizados para LD/2 sem interrupção do pipeline.</w:t>
+      </w:r>
+    </w:p>
+    <w:p>
+      <w:pPr>
+        <w:keepNext/>
+        <w:spacing w:before="120" w:after="30"/>
+        <w:ind w:left="110" w:right="110"/>
+      </w:pPr>
+      <w:r>
+        <w:rPr>
+          <w:rFonts w:ascii="Arial" w:hAnsi="Arial"/>
+          <w:b/>
           <w:color w:val="0F172A"/>
-        </w:rPr>
-        <w:t xml:space="preserve">    sample_id: str</w:t>
-      </w:r>
-      <w:r>
-        <w:br/>
-      </w:r>
-      <w:r>
-        <w:rPr>
-          <w:rFonts w:ascii="Arial" w:hAnsi="Arial"/>
+          <w:sz w:val="21"/>
+        </w:rPr>
+        <w:t>• Limitações Técnicas Identificadas:</w:t>
+      </w:r>
+    </w:p>
+    <w:p>
+      <w:pPr>
+        <w:spacing w:before="25" w:after="35"/>
+        <w:ind w:left="110" w:right="110"/>
+      </w:pPr>
+      <w:r>
+        <w:rPr>
+          <w:rFonts w:ascii="Arial" w:hAnsi="Arial"/>
+          <w:b/>
           <w:color w:val="0F172A"/>
-        </w:rPr>
-        <w:t xml:space="preserve">    latitude: float = Field(..., ge=-90.0, le=90.0)</w:t>
-      </w:r>
-      <w:r>
-        <w:br/>
-      </w:r>
-      <w:r>
-        <w:rPr>
-          <w:rFonts w:ascii="Arial" w:hAnsi="Arial"/>
+          <w:sz w:val="21"/>
+        </w:rPr>
+        <w:t xml:space="preserve">- Incompatibilidade de codificação de arquivos: </w:t>
+      </w:r>
+      <w:r>
+        <w:rPr>
+          <w:rFonts w:ascii="Arial" w:hAnsi="Arial"/>
+          <w:color w:val="334155"/>
+          <w:sz w:val="21"/>
+        </w:rPr>
+        <w:t>conjuntos de dados legados do Brasil (ex: CPRM) frequentemente utilizam codificação Latin-1/ISO-8859-1 em vez de UTF-8, causando erro de parsing em nomes de colunas com acentos;</w:t>
+      </w:r>
+    </w:p>
+    <w:p>
+      <w:pPr>
+        <w:spacing w:before="25" w:after="35"/>
+        <w:ind w:left="110" w:right="110"/>
+      </w:pPr>
+      <w:r>
+        <w:rPr>
+          <w:rFonts w:ascii="Arial" w:hAnsi="Arial"/>
+          <w:b/>
           <w:color w:val="0F172A"/>
-        </w:rPr>
-        <w:t xml:space="preserve">    longitude: float = Field(..., ge=-180.0, le=180.0)</w:t>
-      </w:r>
-      <w:r>
-        <w:br/>
-      </w:r>
-      <w:r>
-        <w:rPr>
-          <w:rFonts w:ascii="Arial" w:hAnsi="Arial"/>
+          <w:sz w:val="21"/>
+        </w:rPr>
+        <w:t xml:space="preserve">- Heterogeneidade de nomenclatura: </w:t>
+      </w:r>
+      <w:r>
+        <w:rPr>
+          <w:rFonts w:ascii="Arial" w:hAnsi="Arial"/>
+          <w:color w:val="334155"/>
+          <w:sz w:val="21"/>
+        </w:rPr>
+        <w:t>laboratórios químicos utilizam convenções distintas ('Cu_ppm', 'Cu_mg/kg', 'CU_ICP40').</w:t>
+      </w:r>
+    </w:p>
+    <w:p>
+      <w:pPr>
+        <w:keepNext/>
+        <w:spacing w:before="120" w:after="30"/>
+        <w:ind w:left="110" w:right="110"/>
+      </w:pPr>
+      <w:r>
+        <w:rPr>
+          <w:rFonts w:ascii="Arial" w:hAnsi="Arial"/>
+          <w:b/>
           <w:color w:val="0F172A"/>
-        </w:rPr>
-        <w:t xml:space="preserve">    cu_ppm: float = Field(..., ge=0.0)</w:t>
-      </w:r>
-      <w:r>
-        <w:br/>
-      </w:r>
+          <w:sz w:val="21"/>
+        </w:rPr>
+        <w:t>• Aprendizados e Decisões de Engenharia:</w:t>
+      </w:r>
+    </w:p>
+    <w:p>
+      <w:pPr>
+        <w:spacing w:before="40" w:after="70"/>
+        <w:ind w:left="110" w:right="110"/>
+        <w:jc w:val="both"/>
+      </w:pPr>
       <w:r>
         <w:rPr>
           <w:rFonts w:ascii="Arial" w:hAnsi="Arial"/>
           <w:color w:val="0F172A"/>
-        </w:rPr>
-        <w:t xml:space="preserve">    as_ppm: float = Field(..., ge=0.0)</w:t>
-      </w:r>
-      <w:r>
-        <w:br/>
-      </w:r>
-      <w:r>
-        <w:rPr>
-          <w:rFonts w:ascii="Arial" w:hAnsi="Arial"/>
-          <w:color w:val="0F172A"/>
-        </w:rPr>
-        <w:t xml:space="preserve">    is_censored: bool = False</w:t>
-      </w:r>
-      <w:r>
-        <w:br/>
-      </w:r>
-      <w:r>
-        <w:br/>
-      </w:r>
-      <w:r>
-        <w:rPr>
-          <w:rFonts w:ascii="Arial" w:hAnsi="Arial"/>
-          <w:color w:val="0F172A"/>
-        </w:rPr>
-        <w:t>def sanitize_geochemical_batch(df: pd.DataFrame) -&gt; pd.DataFrame:</w:t>
-      </w:r>
-      <w:r>
-        <w:br/>
-      </w:r>
-      <w:r>
-        <w:rPr>
-          <w:rFonts w:ascii="Arial" w:hAnsi="Arial"/>
-          <w:color w:val="0F172A"/>
-        </w:rPr>
-        <w:lastRenderedPageBreak/>
-        <w:t xml:space="preserve">    # Tratamento determinístico de valores abaixo do Limite de Detecção (&lt;LD -&gt; LD/2)</w:t>
-      </w:r>
-      <w:r>
-        <w:br/>
-      </w:r>
-      <w:r>
-        <w:rPr>
-          <w:rFonts w:ascii="Arial" w:hAnsi="Arial"/>
-          <w:color w:val="0F172A"/>
-        </w:rPr>
-        <w:t xml:space="preserve">    for col in ['cu_mgkg', 'as_mgkg', 'ag_mgkg']:</w:t>
-      </w:r>
-      <w:r>
-        <w:br/>
-      </w:r>
-      <w:r>
-        <w:rPr>
-          <w:rFonts w:ascii="Arial" w:hAnsi="Arial"/>
-          <w:color w:val="0F172A"/>
-        </w:rPr>
-        <w:t xml:space="preserve">        mask_censored = df[col].astype(str).str.startswith('&lt;')</w:t>
-      </w:r>
-      <w:r>
-        <w:br/>
-      </w:r>
-      <w:r>
-        <w:rPr>
-          <w:rFonts w:ascii="Arial" w:hAnsi="Arial"/>
-          <w:color w:val="0F172A"/>
-        </w:rPr>
-        <w:t xml:space="preserve">        ld_val = df.loc[mask_censored, col].str.replace('&lt;', '').astype(float)</w:t>
-      </w:r>
-      <w:r>
-        <w:br/>
-      </w:r>
-      <w:r>
-        <w:rPr>
-          <w:rFonts w:ascii="Arial" w:hAnsi="Arial"/>
-          <w:color w:val="0F172A"/>
-        </w:rPr>
-        <w:t xml:space="preserve">        df.loc[mask_censored, col] = ld_val / 2.0</w:t>
-      </w:r>
-      <w:r>
-        <w:br/>
-      </w:r>
-      <w:r>
-        <w:rPr>
-          <w:rFonts w:ascii="Arial" w:hAnsi="Arial"/>
-          <w:color w:val="0F172A"/>
-        </w:rPr>
-        <w:t xml:space="preserve">        df[col] = pd.to_numeric(df[col], errors='coerce')</w:t>
-      </w:r>
-      <w:r>
-        <w:br/>
-      </w:r>
-      <w:r>
-        <w:rPr>
-          <w:rFonts w:ascii="Arial" w:hAnsi="Arial"/>
-          <w:color w:val="0F172A"/>
-        </w:rPr>
-        <w:t xml:space="preserve">    # Normalização de coordenadas geográficas</w:t>
-      </w:r>
-      <w:r>
-        <w:br/>
-      </w:r>
-      <w:r>
-        <w:rPr>
-          <w:rFonts w:ascii="Arial" w:hAnsi="Arial"/>
-          <w:color w:val="0F172A"/>
-        </w:rPr>
-        <w:t xml:space="preserve">    valid_coords = (df['latitude'].between(-90, 90)) &amp; (df['longitude'].between(-180, 180))</w:t>
-      </w:r>
-      <w:r>
-        <w:br/>
-      </w:r>
-      <w:r>
-        <w:rPr>
-          <w:rFonts w:ascii="Arial" w:hAnsi="Arial"/>
-          <w:color w:val="0F172A"/>
-        </w:rPr>
-        <w:t xml:space="preserve">    return df[valid_coords].dropna(subset=['latitude', 'longitude'])</w:t>
-      </w:r>
-      <w:r>
-        <w:br/>
-      </w:r>
-      <w:r>
-        <w:rPr>
-          <w:rFonts w:ascii="Arial" w:hAnsi="Arial"/>
-          <w:color w:val="0F172A"/>
-        </w:rPr>
-        <w:t>```</w:t>
-      </w:r>
-      <w:r>
-        <w:br/>
-      </w:r>
-      <w:r>
-        <w:br/>
-      </w:r>
-      <w:r>
-        <w:rPr>
-          <w:rFonts w:ascii="Arial" w:hAnsi="Arial"/>
-          <w:color w:val="0F172A"/>
-        </w:rPr>
-        <w:t>• Resultados e Métricas Quantitativas Obtidas:</w:t>
-      </w:r>
-      <w:r>
-        <w:br/>
-      </w:r>
-      <w:r>
-        <w:rPr>
-          <w:rFonts w:ascii="Arial" w:hAnsi="Arial"/>
-          <w:color w:val="0F172A"/>
-        </w:rPr>
-        <w:t>- Volume testado: 1.000 amostras com 15 atributos (geográficos e geoquímicos);</w:t>
-      </w:r>
-      <w:r>
-        <w:br/>
-      </w:r>
-      <w:r>
-        <w:rPr>
-          <w:rFonts w:ascii="Arial" w:hAnsi="Arial"/>
-          <w:color w:val="0F172A"/>
-        </w:rPr>
-        <w:t>- Tempo de processamento e validação: 118 milissegundos (taxa de throughput de ~8.470 amostras por segundo);</w:t>
-      </w:r>
-      <w:r>
-        <w:br/>
-      </w:r>
-      <w:r>
-        <w:rPr>
-          <w:rFonts w:ascii="Arial" w:hAnsi="Arial"/>
-          <w:color w:val="0F172A"/>
-        </w:rPr>
-        <w:t>- Taxa de integridade: 100% das coordenadas sanitizadas com sucesso para o envelope cartográfico WGS84 (EPSG:4326);</w:t>
-      </w:r>
-      <w:r>
-        <w:br/>
-      </w:r>
-      <w:r>
-        <w:rPr>
-          <w:rFonts w:ascii="Arial" w:hAnsi="Arial"/>
-          <w:color w:val="0F172A"/>
-        </w:rPr>
-        <w:t>- Tratamento de censura: 142 registros com teores '&lt;LD' foram identificados e normalizados para LD/2 sem interrupção do pipeline.</w:t>
-      </w:r>
-      <w:r>
-        <w:br/>
-      </w:r>
-      <w:r>
-        <w:br/>
-      </w:r>
-      <w:r>
-        <w:rPr>
-          <w:rFonts w:ascii="Arial" w:hAnsi="Arial"/>
-          <w:color w:val="0F172A"/>
-        </w:rPr>
-        <w:t>• Limitações Técnicas Identificadas:</w:t>
-      </w:r>
-      <w:r>
-        <w:br/>
-      </w:r>
-      <w:r>
-        <w:rPr>
-          <w:rFonts w:ascii="Arial" w:hAnsi="Arial"/>
-          <w:color w:val="0F172A"/>
-        </w:rPr>
-        <w:t>- Incompatibilidade de codificação de arquivos: conjuntos de dados legados do Brasil (ex: CPRM) frequentemente utilizam codificação Latin-1/ISO-8859-1 em vez de UTF-8, causando erro de parsing em nomes de colunas com acentos;</w:t>
-      </w:r>
-      <w:r>
-        <w:br/>
-      </w:r>
-      <w:r>
-        <w:rPr>
-          <w:rFonts w:ascii="Arial" w:hAnsi="Arial"/>
-          <w:color w:val="0F172A"/>
-        </w:rPr>
-        <w:t>- Heterogeneidade de nomenclatura: laboratórios químicos utilizam convenções distintas ('Cu_ppm', 'Cu_mg/kg', 'CU_ICP40').</w:t>
-      </w:r>
-      <w:r>
-        <w:br/>
-      </w:r>
-      <w:r>
-        <w:br/>
-      </w:r>
-      <w:r>
-        <w:rPr>
-          <w:rFonts w:ascii="Arial" w:hAnsi="Arial"/>
-          <w:color w:val="0F172A"/>
-        </w:rPr>
-        <w:t>• Aprendizados e Decisões de Engenharia:</w:t>
-      </w:r>
-      <w:r>
-        <w:br/>
-      </w:r>
-      <w:r>
-        <w:rPr>
-          <w:rFonts w:ascii="Arial" w:hAnsi="Arial"/>
-          <w:color w:val="0F172A"/>
+          <w:sz w:val="21"/>
         </w:rPr>
         <w:t>Adotou-se o pacote 'chardet' para detecção automática de encoding no backend e estabeleceu-se um dicionário de mapeamento semântico de sinônimos geoquímicos. O armazenamento definitivo dos teores brutos foi estruturado em coluna do tipo JSONB no PostgreSQL, conferindo flexibilidade para esquemas laboratoriais arbitrários.</w:t>
       </w:r>
@@ -14586,329 +15634,509 @@
     </w:p>
     <w:p>
       <w:pPr>
-        <w:spacing w:before="60" w:after="120"/>
-        <w:jc w:val="both"/>
-      </w:pPr>
-      <w:r>
-        <w:rPr>
-          <w:rFonts w:ascii="Arial" w:hAnsi="Arial"/>
+        <w:keepNext/>
+        <w:spacing w:before="120" w:after="30"/>
+        <w:ind w:left="110" w:right="110"/>
+      </w:pPr>
+      <w:r>
+        <w:rPr>
+          <w:rFonts w:ascii="Arial" w:hAnsi="Arial"/>
+          <w:b/>
           <w:color w:val="0F172A"/>
+          <w:sz w:val="21"/>
         </w:rPr>
         <w:t>• Contexto e Objetivo do Teste:</w:t>
       </w:r>
-      <w:r>
-        <w:br/>
-      </w:r>
+    </w:p>
+    <w:p>
+      <w:pPr>
+        <w:spacing w:before="40" w:after="70"/>
+        <w:ind w:left="110" w:right="110"/>
+        <w:jc w:val="both"/>
+      </w:pPr>
       <w:r>
         <w:rPr>
           <w:rFonts w:ascii="Arial" w:hAnsi="Arial"/>
           <w:color w:val="0F172A"/>
+          <w:sz w:val="21"/>
         </w:rPr>
         <w:t>Avaliar a eficácia de algoritmos de Machine Learning na separação entre o ruído de fundo litológico (background geoquímico) e assinaturas anômalas de mineralização hidrotermal, baseando-se em associações de elementos-guia (pathfinders) como Au-As-Sb e Cu-Mo-Fe.</w:t>
       </w:r>
-      <w:r>
-        <w:br/>
-      </w:r>
-      <w:r>
-        <w:br/>
-      </w:r>
-      <w:r>
-        <w:rPr>
-          <w:rFonts w:ascii="Arial" w:hAnsi="Arial"/>
+    </w:p>
+    <w:p>
+      <w:pPr>
+        <w:keepNext/>
+        <w:spacing w:before="120" w:after="30"/>
+        <w:ind w:left="110" w:right="110"/>
+      </w:pPr>
+      <w:r>
+        <w:rPr>
+          <w:rFonts w:ascii="Arial" w:hAnsi="Arial"/>
+          <w:b/>
           <w:color w:val="0F172A"/>
+          <w:sz w:val="21"/>
         </w:rPr>
         <w:t>• Metodologia e Tecnologias Empregadas:</w:t>
       </w:r>
-      <w:r>
-        <w:br/>
-      </w:r>
+    </w:p>
+    <w:p>
+      <w:pPr>
+        <w:spacing w:before="40" w:after="70"/>
+        <w:ind w:left="110" w:right="110"/>
+        <w:jc w:val="both"/>
+      </w:pPr>
       <w:r>
         <w:rPr>
           <w:rFonts w:ascii="Arial" w:hAnsi="Arial"/>
           <w:color w:val="0F172A"/>
-        </w:rPr>
-        <w:t xml:space="preserve">Utilizou-se a biblioteca Scikit-Learn e XGBoost em ambiente Python 3.11. Implementou-se o algoritmo não-supervisionado Isolation Forest combinado com RobustScaler (escalonamento robusto a outliers baseado em mediana e intervalo interquartil - IQR), calibrando a taxa de contaminação teórica em 3% (proporção típica de anomalias </w:t>
-      </w:r>
-      <w:r>
-        <w:rPr>
-          <w:rFonts w:ascii="Arial" w:hAnsi="Arial"/>
+          <w:sz w:val="21"/>
+        </w:rPr>
+        <w:t>Utilizou-se a biblioteca Scikit-Learn e XGBoost em ambiente Python 3.11. Implementou-se o algoritmo não-supervisionado Isolation Forest combinado com RobustScaler (escalonamento robusto a outliers baseado em mediana e intervalo interquartil - IQR), calibrando a taxa de contaminação teórica em 3% (proporção típica de anomalias econômicas em campanhas de prospecção de solo).</w:t>
+      </w:r>
+    </w:p>
+    <w:p>
+      <w:pPr>
+        <w:keepNext/>
+        <w:spacing w:before="120" w:after="30"/>
+        <w:ind w:left="110" w:right="110"/>
+      </w:pPr>
+      <w:r>
+        <w:rPr>
+          <w:rFonts w:ascii="Arial" w:hAnsi="Arial"/>
+          <w:b/>
           <w:color w:val="0F172A"/>
+          <w:sz w:val="21"/>
         </w:rPr>
         <w:lastRenderedPageBreak/>
-        <w:t>econômicas em campanhas de prospecção de solo).</w:t>
-      </w:r>
-      <w:r>
-        <w:br/>
-      </w:r>
-      <w:r>
-        <w:br/>
-      </w:r>
-      <w:r>
-        <w:rPr>
-          <w:rFonts w:ascii="Arial" w:hAnsi="Arial"/>
+        <w:t>• Estrutura de Execução e Trecho de Código do Teste:</w:t>
+      </w:r>
+    </w:p>
+    <w:p>
+      <w:pPr>
+        <w:pBdr>
+          <w:left w:val="single" w:sz="16" w:space="8" w:color="2563EB"/>
+        </w:pBdr>
+        <w:shd w:val="clear" w:color="auto" w:fill="F8FAFC"/>
+        <w:spacing w:before="30" w:after="0"/>
+        <w:ind w:left="360" w:right="200"/>
+      </w:pPr>
+      <w:r>
+        <w:rPr>
+          <w:rFonts w:ascii="Consolas" w:hAnsi="Consolas"/>
+          <w:color w:val="1E293B"/>
+          <w:sz w:val="17"/>
+        </w:rPr>
+        <w:t>from sklearn.ensemble import IsolationForest</w:t>
+      </w:r>
+    </w:p>
+    <w:p>
+      <w:pPr>
+        <w:pBdr>
+          <w:left w:val="single" w:sz="16" w:space="8" w:color="2563EB"/>
+        </w:pBdr>
+        <w:shd w:val="clear" w:color="auto" w:fill="F8FAFC"/>
+        <w:spacing w:after="0"/>
+        <w:ind w:left="360" w:right="200"/>
+      </w:pPr>
+      <w:r>
+        <w:rPr>
+          <w:rFonts w:ascii="Consolas" w:hAnsi="Consolas"/>
+          <w:color w:val="1E293B"/>
+          <w:sz w:val="17"/>
+        </w:rPr>
+        <w:t>from sklearn.preprocessing import RobustScaler</w:t>
+      </w:r>
+    </w:p>
+    <w:p>
+      <w:pPr>
+        <w:pBdr>
+          <w:left w:val="single" w:sz="16" w:space="8" w:color="2563EB"/>
+        </w:pBdr>
+        <w:shd w:val="clear" w:color="auto" w:fill="F8FAFC"/>
+        <w:spacing w:after="0"/>
+        <w:ind w:left="360" w:right="200"/>
+      </w:pPr>
+      <w:r>
+        <w:rPr>
+          <w:rFonts w:ascii="Consolas" w:hAnsi="Consolas"/>
+          <w:color w:val="1E293B"/>
+          <w:sz w:val="17"/>
+        </w:rPr>
+        <w:t>import numpy as np</w:t>
+      </w:r>
+    </w:p>
+    <w:p>
+      <w:pPr>
+        <w:pBdr>
+          <w:left w:val="single" w:sz="16" w:space="8" w:color="2563EB"/>
+        </w:pBdr>
+        <w:shd w:val="clear" w:color="auto" w:fill="F8FAFC"/>
+        <w:spacing w:after="0"/>
+        <w:ind w:left="360" w:right="200"/>
+      </w:pPr>
+      <w:r>
+        <w:rPr>
+          <w:rFonts w:ascii="Consolas" w:hAnsi="Consolas"/>
+          <w:color w:val="1E293B"/>
+          <w:sz w:val="17"/>
+        </w:rPr>
+        <w:t>def run_mapda_anomaly_detection(X_geochem: np.ndarray, contamination: float = 0.03):</w:t>
+      </w:r>
+    </w:p>
+    <w:p>
+      <w:pPr>
+        <w:pBdr>
+          <w:left w:val="single" w:sz="16" w:space="8" w:color="2563EB"/>
+        </w:pBdr>
+        <w:shd w:val="clear" w:color="auto" w:fill="F8FAFC"/>
+        <w:spacing w:after="0"/>
+        <w:ind w:left="360" w:right="200"/>
+      </w:pPr>
+      <w:r>
+        <w:rPr>
+          <w:rFonts w:ascii="Consolas" w:hAnsi="Consolas"/>
+          <w:color w:val="1E293B"/>
+          <w:sz w:val="17"/>
+        </w:rPr>
+        <w:t># Normalização robusta contra distribuições assimétricas</w:t>
+      </w:r>
+    </w:p>
+    <w:p>
+      <w:pPr>
+        <w:pBdr>
+          <w:left w:val="single" w:sz="16" w:space="8" w:color="2563EB"/>
+        </w:pBdr>
+        <w:shd w:val="clear" w:color="auto" w:fill="F8FAFC"/>
+        <w:spacing w:after="0"/>
+        <w:ind w:left="360" w:right="200"/>
+      </w:pPr>
+      <w:r>
+        <w:rPr>
+          <w:rFonts w:ascii="Consolas" w:hAnsi="Consolas"/>
+          <w:color w:val="1E293B"/>
+          <w:sz w:val="17"/>
+        </w:rPr>
+        <w:t>scaler = RobustScaler()</w:t>
+      </w:r>
+    </w:p>
+    <w:p>
+      <w:pPr>
+        <w:pBdr>
+          <w:left w:val="single" w:sz="16" w:space="8" w:color="2563EB"/>
+        </w:pBdr>
+        <w:shd w:val="clear" w:color="auto" w:fill="F8FAFC"/>
+        <w:spacing w:after="0"/>
+        <w:ind w:left="360" w:right="200"/>
+      </w:pPr>
+      <w:r>
+        <w:rPr>
+          <w:rFonts w:ascii="Consolas" w:hAnsi="Consolas"/>
+          <w:color w:val="1E293B"/>
+          <w:sz w:val="17"/>
+        </w:rPr>
+        <w:t>X_scaled = scaler.fit_transform(X_geochem)</w:t>
+      </w:r>
+    </w:p>
+    <w:p>
+      <w:pPr>
+        <w:pBdr>
+          <w:left w:val="single" w:sz="16" w:space="8" w:color="2563EB"/>
+        </w:pBdr>
+        <w:shd w:val="clear" w:color="auto" w:fill="F8FAFC"/>
+        <w:spacing w:after="0"/>
+        <w:ind w:left="360" w:right="200"/>
+      </w:pPr>
+      <w:r>
+        <w:rPr>
+          <w:rFonts w:ascii="Consolas" w:hAnsi="Consolas"/>
+          <w:color w:val="1E293B"/>
+          <w:sz w:val="17"/>
+        </w:rPr>
+        <w:t># Treinamento do Isolation Forest com 150 estimadores</w:t>
+      </w:r>
+    </w:p>
+    <w:p>
+      <w:pPr>
+        <w:pBdr>
+          <w:left w:val="single" w:sz="16" w:space="8" w:color="2563EB"/>
+        </w:pBdr>
+        <w:shd w:val="clear" w:color="auto" w:fill="F8FAFC"/>
+        <w:spacing w:after="0"/>
+        <w:ind w:left="360" w:right="200"/>
+      </w:pPr>
+      <w:r>
+        <w:rPr>
+          <w:rFonts w:ascii="Consolas" w:hAnsi="Consolas"/>
+          <w:color w:val="1E293B"/>
+          <w:sz w:val="17"/>
+        </w:rPr>
+        <w:t>clf = IsolationForest(n_estimators=150, contamination=contamination, random_state=42)</w:t>
+      </w:r>
+    </w:p>
+    <w:p>
+      <w:pPr>
+        <w:pBdr>
+          <w:left w:val="single" w:sz="16" w:space="8" w:color="2563EB"/>
+        </w:pBdr>
+        <w:shd w:val="clear" w:color="auto" w:fill="F8FAFC"/>
+        <w:spacing w:after="0"/>
+        <w:ind w:left="360" w:right="200"/>
+      </w:pPr>
+      <w:r>
+        <w:rPr>
+          <w:rFonts w:ascii="Consolas" w:hAnsi="Consolas"/>
+          <w:color w:val="1E293B"/>
+          <w:sz w:val="17"/>
+        </w:rPr>
+        <w:t>clf.fit(X_scaled)</w:t>
+      </w:r>
+    </w:p>
+    <w:p>
+      <w:pPr>
+        <w:pBdr>
+          <w:left w:val="single" w:sz="16" w:space="8" w:color="2563EB"/>
+        </w:pBdr>
+        <w:shd w:val="clear" w:color="auto" w:fill="F8FAFC"/>
+        <w:spacing w:after="0"/>
+        <w:ind w:left="360" w:right="200"/>
+      </w:pPr>
+      <w:r>
+        <w:rPr>
+          <w:rFonts w:ascii="Consolas" w:hAnsi="Consolas"/>
+          <w:color w:val="1E293B"/>
+          <w:sz w:val="17"/>
+        </w:rPr>
+        <w:t># Cálculo do score de anomalia contínuo [0.0 a 1.0]</w:t>
+      </w:r>
+    </w:p>
+    <w:p>
+      <w:pPr>
+        <w:pBdr>
+          <w:left w:val="single" w:sz="16" w:space="8" w:color="2563EB"/>
+        </w:pBdr>
+        <w:shd w:val="clear" w:color="auto" w:fill="F8FAFC"/>
+        <w:spacing w:after="0"/>
+        <w:ind w:left="360" w:right="200"/>
+      </w:pPr>
+      <w:r>
+        <w:rPr>
+          <w:rFonts w:ascii="Consolas" w:hAnsi="Consolas"/>
+          <w:color w:val="1E293B"/>
+          <w:sz w:val="17"/>
+        </w:rPr>
+        <w:t>raw_scores = clf.score_samples(X_scaled)</w:t>
+      </w:r>
+    </w:p>
+    <w:p>
+      <w:pPr>
+        <w:pBdr>
+          <w:left w:val="single" w:sz="16" w:space="8" w:color="2563EB"/>
+        </w:pBdr>
+        <w:shd w:val="clear" w:color="auto" w:fill="F8FAFC"/>
+        <w:spacing w:after="0"/>
+        <w:ind w:left="360" w:right="200"/>
+      </w:pPr>
+      <w:r>
+        <w:rPr>
+          <w:rFonts w:ascii="Consolas" w:hAnsi="Consolas"/>
+          <w:color w:val="1E293B"/>
+          <w:sz w:val="17"/>
+        </w:rPr>
+        <w:t>norm_scores = (raw_scores.max() - raw_scores) / (raw_scores.max() - raw_scores.min())</w:t>
+      </w:r>
+    </w:p>
+    <w:p>
+      <w:pPr>
+        <w:pBdr>
+          <w:left w:val="single" w:sz="16" w:space="8" w:color="2563EB"/>
+        </w:pBdr>
+        <w:shd w:val="clear" w:color="auto" w:fill="F8FAFC"/>
+        <w:spacing w:after="30"/>
+        <w:ind w:left="360" w:right="200"/>
+      </w:pPr>
+      <w:r>
+        <w:rPr>
+          <w:rFonts w:ascii="Consolas" w:hAnsi="Consolas"/>
+          <w:color w:val="1E293B"/>
+          <w:sz w:val="17"/>
+        </w:rPr>
+        <w:t>return norm_scores</w:t>
+      </w:r>
+    </w:p>
+    <w:p>
+      <w:pPr>
+        <w:keepNext/>
+        <w:spacing w:before="120" w:after="30"/>
+        <w:ind w:left="110" w:right="110"/>
+      </w:pPr>
+      <w:r>
+        <w:rPr>
+          <w:rFonts w:ascii="Arial" w:hAnsi="Arial"/>
+          <w:b/>
           <w:color w:val="0F172A"/>
-        </w:rPr>
-        <w:t>• Estrutura de Execução e Trecho de Código do Teste:</w:t>
-      </w:r>
-      <w:r>
-        <w:br/>
-      </w:r>
-      <w:r>
-        <w:rPr>
-          <w:rFonts w:ascii="Arial" w:hAnsi="Arial"/>
+          <w:sz w:val="21"/>
+        </w:rPr>
+        <w:t>• Resultados e Métricas Quantitativas Obtidas:</w:t>
+      </w:r>
+    </w:p>
+    <w:p>
+      <w:pPr>
+        <w:spacing w:before="25" w:after="35"/>
+        <w:ind w:left="110" w:right="110"/>
+      </w:pPr>
+      <w:r>
+        <w:rPr>
+          <w:rFonts w:ascii="Arial" w:hAnsi="Arial"/>
+          <w:b/>
           <w:color w:val="0F172A"/>
-        </w:rPr>
-        <w:t>```python</w:t>
-      </w:r>
-      <w:r>
-        <w:br/>
-      </w:r>
-      <w:r>
-        <w:rPr>
-          <w:rFonts w:ascii="Arial" w:hAnsi="Arial"/>
+          <w:sz w:val="21"/>
+        </w:rPr>
+        <w:t xml:space="preserve">- Tempo de execução do treinamento e inferência: </w:t>
+      </w:r>
+      <w:r>
+        <w:rPr>
+          <w:rFonts w:ascii="Arial" w:hAnsi="Arial"/>
+          <w:color w:val="334155"/>
+          <w:sz w:val="21"/>
+        </w:rPr>
+        <w:t>312 milissegundos para 1.000 amostras com 8 variáveis geoquímicas;</w:t>
+      </w:r>
+    </w:p>
+    <w:p>
+      <w:pPr>
+        <w:spacing w:before="25" w:after="35"/>
+        <w:ind w:left="110" w:right="110"/>
+      </w:pPr>
+      <w:r>
+        <w:rPr>
+          <w:rFonts w:ascii="Arial" w:hAnsi="Arial"/>
+          <w:b/>
           <w:color w:val="0F172A"/>
-        </w:rPr>
-        <w:t>from sklearn.ensemble import IsolationForest</w:t>
-      </w:r>
-      <w:r>
-        <w:br/>
-      </w:r>
-      <w:r>
-        <w:rPr>
-          <w:rFonts w:ascii="Arial" w:hAnsi="Arial"/>
+          <w:sz w:val="21"/>
+        </w:rPr>
+        <w:t xml:space="preserve">- Capacidade discriminatória: </w:t>
+      </w:r>
+      <w:r>
+        <w:rPr>
+          <w:rFonts w:ascii="Arial" w:hAnsi="Arial"/>
+          <w:color w:val="334155"/>
+          <w:sz w:val="21"/>
+        </w:rPr>
+        <w:t>O modelo identificou com 100% de precisão os 5 principais clusters anômalos conhecidos no dataset simulado;</w:t>
+      </w:r>
+    </w:p>
+    <w:p>
+      <w:pPr>
+        <w:spacing w:before="25" w:after="35"/>
+        <w:ind w:left="110" w:right="110"/>
+      </w:pPr>
+      <w:r>
+        <w:rPr>
+          <w:rFonts w:ascii="Arial" w:hAnsi="Arial"/>
+          <w:b/>
           <w:color w:val="0F172A"/>
-        </w:rPr>
-        <w:t>from sklearn.preprocessing import RobustScaler</w:t>
-      </w:r>
-      <w:r>
-        <w:br/>
-      </w:r>
-      <w:r>
-        <w:rPr>
-          <w:rFonts w:ascii="Arial" w:hAnsi="Arial"/>
+          <w:sz w:val="21"/>
+        </w:rPr>
+        <w:t xml:space="preserve">- Área sob a curva de validação simulada: </w:t>
+      </w:r>
+      <w:r>
+        <w:rPr>
+          <w:rFonts w:ascii="Arial" w:hAnsi="Arial"/>
+          <w:color w:val="334155"/>
+          <w:sz w:val="21"/>
+        </w:rPr>
+        <w:t>ROC-AUC de 0,91 na diferenciação entre solo estéril e assinaturas hidrotermais mineralizadas.</w:t>
+      </w:r>
+    </w:p>
+    <w:p>
+      <w:pPr>
+        <w:keepNext/>
+        <w:spacing w:before="120" w:after="30"/>
+        <w:ind w:left="110" w:right="110"/>
+      </w:pPr>
+      <w:r>
+        <w:rPr>
+          <w:rFonts w:ascii="Arial" w:hAnsi="Arial"/>
+          <w:b/>
           <w:color w:val="0F172A"/>
-        </w:rPr>
-        <w:t>import numpy as np</w:t>
-      </w:r>
-      <w:r>
-        <w:br/>
-      </w:r>
-      <w:r>
-        <w:br/>
-      </w:r>
-      <w:r>
-        <w:rPr>
-          <w:rFonts w:ascii="Arial" w:hAnsi="Arial"/>
+          <w:sz w:val="21"/>
+        </w:rPr>
+        <w:t>• Limitações Técnicas Identificadas:</w:t>
+      </w:r>
+    </w:p>
+    <w:p>
+      <w:pPr>
+        <w:spacing w:before="25" w:after="35"/>
+        <w:ind w:left="110" w:right="110"/>
+      </w:pPr>
+      <w:r>
+        <w:rPr>
+          <w:rFonts w:ascii="Arial" w:hAnsi="Arial"/>
+          <w:b/>
           <w:color w:val="0F172A"/>
-        </w:rPr>
-        <w:t>def run_mapda_anomaly_detection(X_geochem: np.ndarray, contamination: float = 0.03):</w:t>
-      </w:r>
-      <w:r>
-        <w:br/>
-      </w:r>
-      <w:r>
-        <w:rPr>
-          <w:rFonts w:ascii="Arial" w:hAnsi="Arial"/>
+          <w:sz w:val="21"/>
+        </w:rPr>
+        <w:t xml:space="preserve">- </w:t>
+      </w:r>
+      <w:r>
+        <w:rPr>
+          <w:rFonts w:ascii="Arial" w:hAnsi="Arial"/>
+          <w:color w:val="334155"/>
+          <w:sz w:val="21"/>
+        </w:rPr>
+        <w:t>O Isolation Forest isolado avalia apenas distâncias multidimensionais pontuais, sem considerar a continuidade espacial ou lineamentos estruturais tectônicos;</w:t>
+      </w:r>
+    </w:p>
+    <w:p>
+      <w:pPr>
+        <w:spacing w:before="25" w:after="35"/>
+        <w:ind w:left="110" w:right="110"/>
+      </w:pPr>
+      <w:r>
+        <w:rPr>
+          <w:rFonts w:ascii="Arial" w:hAnsi="Arial"/>
+          <w:b/>
           <w:color w:val="0F172A"/>
-        </w:rPr>
-        <w:t xml:space="preserve">    # Normalização robusta contra distribuições assimétricas</w:t>
-      </w:r>
-      <w:r>
-        <w:br/>
-      </w:r>
-      <w:r>
-        <w:rPr>
-          <w:rFonts w:ascii="Arial" w:hAnsi="Arial"/>
+          <w:sz w:val="21"/>
+        </w:rPr>
+        <w:t xml:space="preserve">- Falsos positivos litológicos: </w:t>
+      </w:r>
+      <w:r>
+        <w:rPr>
+          <w:rFonts w:ascii="Arial" w:hAnsi="Arial"/>
+          <w:color w:val="334155"/>
+          <w:sz w:val="21"/>
+        </w:rPr>
+        <w:t>rochas ígneas máficas naturalmente ricas em ferro geram anomalias tabulares que não correspondem a jazidas econômicas.</w:t>
+      </w:r>
+    </w:p>
+    <w:p>
+      <w:pPr>
+        <w:keepNext/>
+        <w:spacing w:before="120" w:after="30"/>
+        <w:ind w:left="110" w:right="110"/>
+      </w:pPr>
+      <w:r>
+        <w:rPr>
+          <w:rFonts w:ascii="Arial" w:hAnsi="Arial"/>
+          <w:b/>
           <w:color w:val="0F172A"/>
-        </w:rPr>
-        <w:t xml:space="preserve">    scaler = RobustScaler()</w:t>
-      </w:r>
-      <w:r>
-        <w:br/>
-      </w:r>
+          <w:sz w:val="21"/>
+        </w:rPr>
+        <w:t>• Aprendizados e Decisões de Engenharia:</w:t>
+      </w:r>
+    </w:p>
+    <w:p>
+      <w:pPr>
+        <w:spacing w:before="40" w:after="70"/>
+        <w:ind w:left="110" w:right="110"/>
+        <w:jc w:val="both"/>
+      </w:pPr>
       <w:r>
         <w:rPr>
           <w:rFonts w:ascii="Arial" w:hAnsi="Arial"/>
           <w:color w:val="0F172A"/>
-        </w:rPr>
-        <w:t xml:space="preserve">    X_scaled = scaler.fit_transform(X_geochem)</w:t>
-      </w:r>
-      <w:r>
-        <w:br/>
-      </w:r>
-      <w:r>
-        <w:rPr>
-          <w:rFonts w:ascii="Arial" w:hAnsi="Arial"/>
-          <w:color w:val="0F172A"/>
-        </w:rPr>
-        <w:t xml:space="preserve">    # Treinamento do Isolation Forest com 150 estimadores</w:t>
-      </w:r>
-      <w:r>
-        <w:br/>
-      </w:r>
-      <w:r>
-        <w:rPr>
-          <w:rFonts w:ascii="Arial" w:hAnsi="Arial"/>
-          <w:color w:val="0F172A"/>
-        </w:rPr>
-        <w:t xml:space="preserve">    clf = IsolationForest(n_estimators=150, contamination=contamination, random_state=42)</w:t>
-      </w:r>
-      <w:r>
-        <w:br/>
-      </w:r>
-      <w:r>
-        <w:rPr>
-          <w:rFonts w:ascii="Arial" w:hAnsi="Arial"/>
-          <w:color w:val="0F172A"/>
-        </w:rPr>
-        <w:t xml:space="preserve">    clf.fit(X_scaled)</w:t>
-      </w:r>
-      <w:r>
-        <w:br/>
-      </w:r>
-      <w:r>
-        <w:rPr>
-          <w:rFonts w:ascii="Arial" w:hAnsi="Arial"/>
-          <w:color w:val="0F172A"/>
-        </w:rPr>
-        <w:t xml:space="preserve">    # Cálculo do score de anomalia contínuo [0.0 a 1.0]</w:t>
-      </w:r>
-      <w:r>
-        <w:br/>
-      </w:r>
-      <w:r>
-        <w:rPr>
-          <w:rFonts w:ascii="Arial" w:hAnsi="Arial"/>
-          <w:color w:val="0F172A"/>
-        </w:rPr>
-        <w:t xml:space="preserve">    raw_scores = clf.score_samples(X_scaled)</w:t>
-      </w:r>
-      <w:r>
-        <w:br/>
-      </w:r>
-      <w:r>
-        <w:rPr>
-          <w:rFonts w:ascii="Arial" w:hAnsi="Arial"/>
-          <w:color w:val="0F172A"/>
-        </w:rPr>
-        <w:t xml:space="preserve">    norm_scores = (raw_scores.max() - raw_scores) / (raw_scores.max() - raw_scores.min())</w:t>
-      </w:r>
-      <w:r>
-        <w:br/>
-      </w:r>
-      <w:r>
-        <w:rPr>
-          <w:rFonts w:ascii="Arial" w:hAnsi="Arial"/>
-          <w:color w:val="0F172A"/>
-        </w:rPr>
-        <w:t xml:space="preserve">    return norm_scores</w:t>
-      </w:r>
-      <w:r>
-        <w:br/>
-      </w:r>
-      <w:r>
-        <w:rPr>
-          <w:rFonts w:ascii="Arial" w:hAnsi="Arial"/>
-          <w:color w:val="0F172A"/>
-        </w:rPr>
-        <w:t>```</w:t>
-      </w:r>
-      <w:r>
-        <w:br/>
-      </w:r>
-      <w:r>
-        <w:br/>
-      </w:r>
-      <w:r>
-        <w:rPr>
-          <w:rFonts w:ascii="Arial" w:hAnsi="Arial"/>
-          <w:color w:val="0F172A"/>
-        </w:rPr>
-        <w:t>• Resultados e Métricas Quantitativas Obtidas:</w:t>
-      </w:r>
-      <w:r>
-        <w:br/>
-      </w:r>
-      <w:r>
-        <w:rPr>
-          <w:rFonts w:ascii="Arial" w:hAnsi="Arial"/>
-          <w:color w:val="0F172A"/>
-        </w:rPr>
-        <w:t>- Tempo de execução do treinamento e inferência: 312 milissegundos para 1.000 amostras com 8 variáveis geoquímicas;</w:t>
-      </w:r>
-      <w:r>
-        <w:br/>
-      </w:r>
-      <w:r>
-        <w:rPr>
-          <w:rFonts w:ascii="Arial" w:hAnsi="Arial"/>
-          <w:color w:val="0F172A"/>
-        </w:rPr>
-        <w:t>- Capacidade discriminatória: O modelo identificou com 100% de precisão os 5 principais clusters anômalos conhecidos no dataset simulado;</w:t>
-      </w:r>
-      <w:r>
-        <w:br/>
-      </w:r>
-      <w:r>
-        <w:rPr>
-          <w:rFonts w:ascii="Arial" w:hAnsi="Arial"/>
-          <w:color w:val="0F172A"/>
-        </w:rPr>
-        <w:t>- Área sob a curva de validação simulada: ROC-AUC de 0,91 na diferenciação entre solo estéril e assinaturas hidrotermais mineralizadas.</w:t>
-      </w:r>
-      <w:r>
-        <w:br/>
-      </w:r>
-      <w:r>
-        <w:br/>
-      </w:r>
-      <w:r>
-        <w:rPr>
-          <w:rFonts w:ascii="Arial" w:hAnsi="Arial"/>
-          <w:color w:val="0F172A"/>
-        </w:rPr>
-        <w:t>• Limitações Técnicas Identificadas:</w:t>
-      </w:r>
-      <w:r>
-        <w:br/>
-      </w:r>
-      <w:r>
-        <w:rPr>
-          <w:rFonts w:ascii="Arial" w:hAnsi="Arial"/>
-          <w:color w:val="0F172A"/>
-        </w:rPr>
-        <w:t>- O Isolation Forest isolado avalia apenas distâncias multidimensionais pontuais, sem considerar a continuidade espacial ou lineamentos estruturais tectônicos;</w:t>
-      </w:r>
-      <w:r>
-        <w:br/>
-      </w:r>
-      <w:r>
-        <w:rPr>
-          <w:rFonts w:ascii="Arial" w:hAnsi="Arial"/>
-          <w:color w:val="0F172A"/>
-        </w:rPr>
-        <w:t>- Falsos positivos litológicos: rochas ígneas máficas naturalmente ricas em ferro geram anomalias tabulares que não correspondem a jazidas econômicas.</w:t>
-      </w:r>
-      <w:r>
-        <w:br/>
-      </w:r>
-      <w:r>
-        <w:br/>
-      </w:r>
-      <w:r>
-        <w:rPr>
-          <w:rFonts w:ascii="Arial" w:hAnsi="Arial"/>
-          <w:color w:val="0F172A"/>
-        </w:rPr>
-        <w:t>• Aprendizados e Decisões de Engenharia:</w:t>
-      </w:r>
-      <w:r>
-        <w:br/>
-      </w:r>
-      <w:r>
-        <w:rPr>
-          <w:rFonts w:ascii="Arial" w:hAnsi="Arial"/>
-          <w:color w:val="0F172A"/>
+          <w:sz w:val="21"/>
         </w:rPr>
         <w:t>Confirmou-se que o Módulo MAPDA não pode depender exclusivamente de aprendizado tabular isolado. A decisão de engenharia para o 5º período é estruturar um ensemble híbrido onde o score tabular é combinado com uma Rede Convolucional (CNN U-Net) espacial e validado obrigatoriamente pela revisão humana (HITL) antes de qualquer decisão de sondagem.</w:t>
       </w:r>
@@ -14930,206 +16158,290 @@
     </w:p>
     <w:p>
       <w:pPr>
-        <w:spacing w:before="60" w:after="120"/>
-        <w:jc w:val="both"/>
-      </w:pPr>
-      <w:r>
-        <w:rPr>
-          <w:rFonts w:ascii="Arial" w:hAnsi="Arial"/>
+        <w:keepNext/>
+        <w:spacing w:before="120" w:after="30"/>
+        <w:ind w:left="110" w:right="110"/>
+      </w:pPr>
+      <w:r>
+        <w:rPr>
+          <w:rFonts w:ascii="Arial" w:hAnsi="Arial"/>
+          <w:b/>
           <w:color w:val="0F172A"/>
+          <w:sz w:val="21"/>
+        </w:rPr>
+        <w:t>• Contexto e Objetivo do Teste:</w:t>
+      </w:r>
+    </w:p>
+    <w:p>
+      <w:pPr>
+        <w:spacing w:before="40" w:after="70"/>
+        <w:ind w:left="110" w:right="110"/>
+        <w:jc w:val="both"/>
+      </w:pPr>
+      <w:r>
+        <w:rPr>
+          <w:rFonts w:ascii="Arial" w:hAnsi="Arial"/>
+          <w:color w:val="0F172A"/>
+          <w:sz w:val="21"/>
+        </w:rPr>
+        <w:t>Investigar e mensurar a viabilidade computacional de calcular explicações determinísticas locais via valores de Shapley (SHAP) para cada alvo mineral priorizado pelo MAPDA, garantindo transparência científica sem impactar o tempo de resposta da interface web.</w:t>
+      </w:r>
+    </w:p>
+    <w:p>
+      <w:pPr>
+        <w:keepNext/>
+        <w:spacing w:before="120" w:after="30"/>
+        <w:ind w:left="110" w:right="110"/>
+      </w:pPr>
+      <w:r>
+        <w:rPr>
+          <w:rFonts w:ascii="Arial" w:hAnsi="Arial"/>
+          <w:b/>
+          <w:color w:val="0F172A"/>
+          <w:sz w:val="21"/>
+        </w:rPr>
+        <w:t>• Metodologia e Tecnologias Empregadas:</w:t>
+      </w:r>
+    </w:p>
+    <w:p>
+      <w:pPr>
+        <w:spacing w:before="40" w:after="70"/>
+        <w:ind w:left="110" w:right="110"/>
+        <w:jc w:val="both"/>
+      </w:pPr>
+      <w:r>
+        <w:rPr>
+          <w:rFonts w:ascii="Arial" w:hAnsi="Arial"/>
+          <w:color w:val="0F172A"/>
+          <w:sz w:val="21"/>
+        </w:rPr>
+        <w:t>Foi estruturado um benchmark experimental comparando dois algoritmos da biblioteca oficial SHAP (Python): KernelSHAP (método independente de modelo, baseado em aproximação por amostragem) versus TreeSHAP (algoritmo exato de tempo polinomial otimizado para árvores de decisão). O teste foi executado sobre um modelo XGBoost treinado com as variáveis geoquímicas.</w:t>
+      </w:r>
+    </w:p>
+    <w:p>
+      <w:pPr>
+        <w:keepNext/>
+        <w:spacing w:before="120" w:after="30"/>
+        <w:ind w:left="110" w:right="110"/>
+      </w:pPr>
+      <w:r>
+        <w:rPr>
+          <w:rFonts w:ascii="Arial" w:hAnsi="Arial"/>
+          <w:b/>
+          <w:color w:val="0F172A"/>
+          <w:sz w:val="21"/>
         </w:rPr>
         <w:lastRenderedPageBreak/>
-        <w:t>• Contexto e Objetivo do Teste:</w:t>
-      </w:r>
-      <w:r>
-        <w:br/>
-      </w:r>
-      <w:r>
-        <w:rPr>
-          <w:rFonts w:ascii="Arial" w:hAnsi="Arial"/>
+        <w:t>• Estrutura de Execução e Trecho de Código do Teste:</w:t>
+      </w:r>
+    </w:p>
+    <w:p>
+      <w:pPr>
+        <w:pBdr>
+          <w:left w:val="single" w:sz="16" w:space="8" w:color="2563EB"/>
+        </w:pBdr>
+        <w:shd w:val="clear" w:color="auto" w:fill="F8FAFC"/>
+        <w:spacing w:before="30" w:after="0"/>
+        <w:ind w:left="360" w:right="200"/>
+      </w:pPr>
+      <w:r>
+        <w:rPr>
+          <w:rFonts w:ascii="Consolas" w:hAnsi="Consolas"/>
+          <w:color w:val="1E293B"/>
+          <w:sz w:val="17"/>
+        </w:rPr>
+        <w:t>import shap</w:t>
+      </w:r>
+    </w:p>
+    <w:p>
+      <w:pPr>
+        <w:pBdr>
+          <w:left w:val="single" w:sz="16" w:space="8" w:color="2563EB"/>
+        </w:pBdr>
+        <w:shd w:val="clear" w:color="auto" w:fill="F8FAFC"/>
+        <w:spacing w:after="0"/>
+        <w:ind w:left="360" w:right="200"/>
+      </w:pPr>
+      <w:r>
+        <w:rPr>
+          <w:rFonts w:ascii="Consolas" w:hAnsi="Consolas"/>
+          <w:color w:val="1E293B"/>
+          <w:sz w:val="17"/>
+        </w:rPr>
+        <w:t>import xgboost as xgb</w:t>
+      </w:r>
+    </w:p>
+    <w:p>
+      <w:pPr>
+        <w:pBdr>
+          <w:left w:val="single" w:sz="16" w:space="8" w:color="2563EB"/>
+        </w:pBdr>
+        <w:shd w:val="clear" w:color="auto" w:fill="F8FAFC"/>
+        <w:spacing w:after="0"/>
+        <w:ind w:left="360" w:right="200"/>
+      </w:pPr>
+      <w:r>
+        <w:rPr>
+          <w:rFonts w:ascii="Consolas" w:hAnsi="Consolas"/>
+          <w:color w:val="1E293B"/>
+          <w:sz w:val="17"/>
+        </w:rPr>
+        <w:t>def compute_shap_explanations(model: xgb.XGBRegressor, X_target: pd.DataFrame):</w:t>
+      </w:r>
+    </w:p>
+    <w:p>
+      <w:pPr>
+        <w:pBdr>
+          <w:left w:val="single" w:sz="16" w:space="8" w:color="2563EB"/>
+        </w:pBdr>
+        <w:shd w:val="clear" w:color="auto" w:fill="F8FAFC"/>
+        <w:spacing w:after="0"/>
+        <w:ind w:left="360" w:right="200"/>
+      </w:pPr>
+      <w:r>
+        <w:rPr>
+          <w:rFonts w:ascii="Consolas" w:hAnsi="Consolas"/>
+          <w:color w:val="1E293B"/>
+          <w:sz w:val="17"/>
+        </w:rPr>
+        <w:t># Uso do TreeExplainer para aceleração extrema em árvores de decisão</w:t>
+      </w:r>
+    </w:p>
+    <w:p>
+      <w:pPr>
+        <w:pBdr>
+          <w:left w:val="single" w:sz="16" w:space="8" w:color="2563EB"/>
+        </w:pBdr>
+        <w:shd w:val="clear" w:color="auto" w:fill="F8FAFC"/>
+        <w:spacing w:after="0"/>
+        <w:ind w:left="360" w:right="200"/>
+      </w:pPr>
+      <w:r>
+        <w:rPr>
+          <w:rFonts w:ascii="Consolas" w:hAnsi="Consolas"/>
+          <w:color w:val="1E293B"/>
+          <w:sz w:val="17"/>
+        </w:rPr>
+        <w:t>explainer = shap.TreeExplainer(model)</w:t>
+      </w:r>
+    </w:p>
+    <w:p>
+      <w:pPr>
+        <w:pBdr>
+          <w:left w:val="single" w:sz="16" w:space="8" w:color="2563EB"/>
+        </w:pBdr>
+        <w:shd w:val="clear" w:color="auto" w:fill="F8FAFC"/>
+        <w:spacing w:after="0"/>
+        <w:ind w:left="360" w:right="200"/>
+      </w:pPr>
+      <w:r>
+        <w:rPr>
+          <w:rFonts w:ascii="Consolas" w:hAnsi="Consolas"/>
+          <w:color w:val="1E293B"/>
+          <w:sz w:val="17"/>
+        </w:rPr>
+        <w:t>shap_values = explainer.shap_values(X_target)</w:t>
+      </w:r>
+    </w:p>
+    <w:p>
+      <w:pPr>
+        <w:pBdr>
+          <w:left w:val="single" w:sz="16" w:space="8" w:color="2563EB"/>
+        </w:pBdr>
+        <w:shd w:val="clear" w:color="auto" w:fill="F8FAFC"/>
+        <w:spacing w:after="0"/>
+        <w:ind w:left="360" w:right="200"/>
+      </w:pPr>
+      <w:r>
+        <w:rPr>
+          <w:rFonts w:ascii="Consolas" w:hAnsi="Consolas"/>
+          <w:color w:val="1E293B"/>
+          <w:sz w:val="17"/>
+        </w:rPr>
+        <w:t># Decomposição em percentuais relativos de impacto para a interface</w:t>
+      </w:r>
+    </w:p>
+    <w:p>
+      <w:pPr>
+        <w:pBdr>
+          <w:left w:val="single" w:sz="16" w:space="8" w:color="2563EB"/>
+        </w:pBdr>
+        <w:shd w:val="clear" w:color="auto" w:fill="F8FAFC"/>
+        <w:spacing w:after="0"/>
+        <w:ind w:left="360" w:right="200"/>
+      </w:pPr>
+      <w:r>
+        <w:rPr>
+          <w:rFonts w:ascii="Consolas" w:hAnsi="Consolas"/>
+          <w:color w:val="1E293B"/>
+          <w:sz w:val="17"/>
+        </w:rPr>
+        <w:t>abs_impact = np.abs(shap_values[0])</w:t>
+      </w:r>
+    </w:p>
+    <w:p>
+      <w:pPr>
+        <w:pBdr>
+          <w:left w:val="single" w:sz="16" w:space="8" w:color="2563EB"/>
+        </w:pBdr>
+        <w:shd w:val="clear" w:color="auto" w:fill="F8FAFC"/>
+        <w:spacing w:after="0"/>
+        <w:ind w:left="360" w:right="200"/>
+      </w:pPr>
+      <w:r>
+        <w:rPr>
+          <w:rFonts w:ascii="Consolas" w:hAnsi="Consolas"/>
+          <w:color w:val="1E293B"/>
+          <w:sz w:val="17"/>
+        </w:rPr>
+        <w:t>pct_contribution = (abs_impact / abs_impact.sum()) * 100.0</w:t>
+      </w:r>
+    </w:p>
+    <w:p>
+      <w:pPr>
+        <w:pBdr>
+          <w:left w:val="single" w:sz="16" w:space="8" w:color="2563EB"/>
+        </w:pBdr>
+        <w:shd w:val="clear" w:color="auto" w:fill="F8FAFC"/>
+        <w:spacing w:after="30"/>
+        <w:ind w:left="360" w:right="200"/>
+      </w:pPr>
+      <w:r>
+        <w:rPr>
+          <w:rFonts w:ascii="Consolas" w:hAnsi="Consolas"/>
+          <w:color w:val="1E293B"/>
+          <w:sz w:val="17"/>
+        </w:rPr>
+        <w:t>return dict(zip(X_target.columns, np.round(pct_contribution, 1)))</w:t>
+      </w:r>
+    </w:p>
+    <w:p>
+      <w:pPr>
+        <w:keepNext/>
+        <w:spacing w:before="120" w:after="30"/>
+        <w:ind w:left="110" w:right="110"/>
+      </w:pPr>
+      <w:r>
+        <w:rPr>
+          <w:rFonts w:ascii="Arial" w:hAnsi="Arial"/>
+          <w:b/>
           <w:color w:val="0F172A"/>
-        </w:rPr>
-        <w:t>Investigar e mensurar a viabilidade computacional de calcular explicações determinísticas locais via valores de Shapley (SHAP) para cada alvo mineral priorizado pelo MAPDA, garantindo transparência científica sem impactar o tempo de resposta da interface web.</w:t>
-      </w:r>
-      <w:r>
-        <w:br/>
-      </w:r>
-      <w:r>
-        <w:br/>
-      </w:r>
+          <w:sz w:val="21"/>
+        </w:rPr>
+        <w:t>• Resultados e Métricas Quantitativas Obtidas (Benchmark Comparativo):</w:t>
+      </w:r>
+    </w:p>
+    <w:p>
+      <w:pPr>
+        <w:spacing w:before="40" w:after="70"/>
+        <w:ind w:left="110" w:right="110"/>
+        <w:jc w:val="both"/>
+      </w:pPr>
       <w:r>
         <w:rPr>
           <w:rFonts w:ascii="Arial" w:hAnsi="Arial"/>
           <w:color w:val="0F172A"/>
-        </w:rPr>
-        <w:t>• Metodologia e Tecnologias Empregadas:</w:t>
-      </w:r>
-      <w:r>
-        <w:br/>
-      </w:r>
-      <w:r>
-        <w:rPr>
-          <w:rFonts w:ascii="Arial" w:hAnsi="Arial"/>
-          <w:color w:val="0F172A"/>
-        </w:rPr>
-        <w:t>Foi estruturado um benchmark experimental comparando dois algoritmos da biblioteca oficial SHAP (Python): KernelSHAP (método independente de modelo, baseado em aproximação por amostragem) versus TreeSHAP (algoritmo exato de tempo polinomial otimizado para árvores de decisão). O teste foi executado sobre um modelo XGBoost treinado com as variáveis geoquímicas.</w:t>
-      </w:r>
-      <w:r>
-        <w:br/>
-      </w:r>
-      <w:r>
-        <w:br/>
-      </w:r>
-      <w:r>
-        <w:rPr>
-          <w:rFonts w:ascii="Arial" w:hAnsi="Arial"/>
-          <w:color w:val="0F172A"/>
-        </w:rPr>
-        <w:t>• Estrutura de Execução e Trecho de Código do Teste:</w:t>
-      </w:r>
-      <w:r>
-        <w:br/>
-      </w:r>
-      <w:r>
-        <w:rPr>
-          <w:rFonts w:ascii="Arial" w:hAnsi="Arial"/>
-          <w:color w:val="0F172A"/>
-        </w:rPr>
-        <w:t>```python</w:t>
-      </w:r>
-      <w:r>
-        <w:br/>
-      </w:r>
-      <w:r>
-        <w:rPr>
-          <w:rFonts w:ascii="Arial" w:hAnsi="Arial"/>
-          <w:color w:val="0F172A"/>
-        </w:rPr>
-        <w:t>import shap</w:t>
-      </w:r>
-      <w:r>
-        <w:br/>
-      </w:r>
-      <w:r>
-        <w:rPr>
-          <w:rFonts w:ascii="Arial" w:hAnsi="Arial"/>
-          <w:color w:val="0F172A"/>
-        </w:rPr>
-        <w:t>import xgboost as xgb</w:t>
-      </w:r>
-      <w:r>
-        <w:br/>
-      </w:r>
-      <w:r>
-        <w:br/>
-      </w:r>
-      <w:r>
-        <w:rPr>
-          <w:rFonts w:ascii="Arial" w:hAnsi="Arial"/>
-          <w:color w:val="0F172A"/>
-        </w:rPr>
-        <w:t>def compute_shap_explanations(model: xgb.XGBRegressor, X_target: pd.DataFrame):</w:t>
-      </w:r>
-      <w:r>
-        <w:br/>
-      </w:r>
-      <w:r>
-        <w:rPr>
-          <w:rFonts w:ascii="Arial" w:hAnsi="Arial"/>
-          <w:color w:val="0F172A"/>
-        </w:rPr>
-        <w:t xml:space="preserve">    # Uso do TreeExplainer para aceleração extrema em árvores de decisão</w:t>
-      </w:r>
-      <w:r>
-        <w:br/>
-      </w:r>
-      <w:r>
-        <w:rPr>
-          <w:rFonts w:ascii="Arial" w:hAnsi="Arial"/>
-          <w:color w:val="0F172A"/>
-        </w:rPr>
-        <w:t xml:space="preserve">    explainer = shap.TreeExplainer(model)</w:t>
-      </w:r>
-      <w:r>
-        <w:br/>
-      </w:r>
-      <w:r>
-        <w:rPr>
-          <w:rFonts w:ascii="Arial" w:hAnsi="Arial"/>
-          <w:color w:val="0F172A"/>
-        </w:rPr>
-        <w:t xml:space="preserve">    shap_values = explainer.shap_values(X_target)</w:t>
-      </w:r>
-      <w:r>
-        <w:br/>
-      </w:r>
-      <w:r>
-        <w:rPr>
-          <w:rFonts w:ascii="Arial" w:hAnsi="Arial"/>
-          <w:color w:val="0F172A"/>
-        </w:rPr>
-        <w:t xml:space="preserve">    # Decomposição em percentuais relativos de impacto para a interface</w:t>
-      </w:r>
-      <w:r>
-        <w:br/>
-      </w:r>
-      <w:r>
-        <w:rPr>
-          <w:rFonts w:ascii="Arial" w:hAnsi="Arial"/>
-          <w:color w:val="0F172A"/>
-        </w:rPr>
-        <w:t xml:space="preserve">    abs_impact = np.abs(shap_values[0])</w:t>
-      </w:r>
-      <w:r>
-        <w:br/>
-      </w:r>
-      <w:r>
-        <w:rPr>
-          <w:rFonts w:ascii="Arial" w:hAnsi="Arial"/>
-          <w:color w:val="0F172A"/>
-        </w:rPr>
-        <w:t xml:space="preserve">    pct_contribution = (abs_impact / abs_impact.sum()) * 100.0</w:t>
-      </w:r>
-      <w:r>
-        <w:br/>
-      </w:r>
-      <w:r>
-        <w:rPr>
-          <w:rFonts w:ascii="Arial" w:hAnsi="Arial"/>
-          <w:color w:val="0F172A"/>
-        </w:rPr>
-        <w:t xml:space="preserve">    return dict(zip(X_target.columns, np.round(pct_contribution, 1)))</w:t>
-      </w:r>
-      <w:r>
-        <w:br/>
-      </w:r>
-      <w:r>
-        <w:rPr>
-          <w:rFonts w:ascii="Arial" w:hAnsi="Arial"/>
-          <w:color w:val="0F172A"/>
-        </w:rPr>
-        <w:t>```</w:t>
-      </w:r>
-      <w:r>
-        <w:br/>
-      </w:r>
-      <w:r>
-        <w:br/>
-      </w:r>
-      <w:r>
-        <w:rPr>
-          <w:rFonts w:ascii="Arial" w:hAnsi="Arial"/>
-          <w:color w:val="0F172A"/>
-        </w:rPr>
-        <w:t>• Resultados e Métricas Quantitativas Obtidas (Benchmark Comparativo):</w:t>
-      </w:r>
-      <w:r>
-        <w:br/>
-      </w:r>
-      <w:r>
-        <w:rPr>
-          <w:rFonts w:ascii="Arial" w:hAnsi="Arial"/>
-          <w:color w:val="0F172A"/>
+          <w:sz w:val="21"/>
         </w:rPr>
         <w:t>A experimentação demonstrou uma discrepância massiva de performance entre os dois métodos, conforme mensurado na Tabela 7 a seguir:</w:t>
       </w:r>
@@ -15568,56 +16880,64 @@
     </w:tbl>
     <w:p>
       <w:pPr>
-        <w:spacing w:before="60" w:after="120"/>
-        <w:jc w:val="both"/>
-      </w:pPr>
-      <w:r>
-        <w:rPr>
-          <w:rFonts w:ascii="Arial" w:hAnsi="Arial"/>
+        <w:keepNext/>
+        <w:spacing w:before="120" w:after="30"/>
+        <w:ind w:left="110" w:right="110"/>
+      </w:pPr>
+      <w:r>
+        <w:rPr>
+          <w:rFonts w:ascii="Arial" w:hAnsi="Arial"/>
+          <w:b/>
           <w:color w:val="0F172A"/>
+          <w:sz w:val="21"/>
         </w:rPr>
         <w:t>• Limitações Técnicas e Reflexão:</w:t>
       </w:r>
-      <w:r>
-        <w:br/>
-      </w:r>
+    </w:p>
+    <w:p>
+      <w:pPr>
+        <w:spacing w:before="40" w:after="70"/>
+        <w:ind w:left="110" w:right="110"/>
+        <w:jc w:val="both"/>
+      </w:pPr>
       <w:r>
         <w:rPr>
           <w:rFonts w:ascii="Arial" w:hAnsi="Arial"/>
           <w:color w:val="0F172A"/>
+          <w:sz w:val="21"/>
         </w:rPr>
         <w:t>O TreeSHAP é estritamente aplicável a modelos estruturados em árvores (XGBoost, LightGBM, Random Forest). Ele não opera diretamente sobre redes neurais convolucionais (CNNs) profundas, para as quais métodos aproximados como Grad-CAM ou DeepSHAP seriam necessários.</w:t>
       </w:r>
-      <w:r>
-        <w:br/>
-      </w:r>
-      <w:r>
-        <w:br/>
-      </w:r>
-      <w:r>
-        <w:rPr>
-          <w:rFonts w:ascii="Arial" w:hAnsi="Arial"/>
+    </w:p>
+    <w:p>
+      <w:pPr>
+        <w:keepNext/>
+        <w:spacing w:before="120" w:after="30"/>
+        <w:ind w:left="110" w:right="110"/>
+      </w:pPr>
+      <w:r>
+        <w:rPr>
+          <w:rFonts w:ascii="Arial" w:hAnsi="Arial"/>
+          <w:b/>
           <w:color w:val="0F172A"/>
+          <w:sz w:val="21"/>
         </w:rPr>
         <w:t>• Aprendizados e Decisões de Engenharia:</w:t>
       </w:r>
-      <w:r>
-        <w:br/>
-      </w:r>
+    </w:p>
+    <w:p>
+      <w:pPr>
+        <w:spacing w:before="40" w:after="70"/>
+        <w:ind w:left="110" w:right="110"/>
+        <w:jc w:val="both"/>
+      </w:pPr>
       <w:r>
         <w:rPr>
           <w:rFonts w:ascii="Arial" w:hAnsi="Arial"/>
           <w:color w:val="0F172A"/>
-        </w:rPr>
-        <w:t xml:space="preserve">A equipe tomou a decisão estratégica de consolidar todo o núcleo de modelagem </w:t>
-      </w:r>
-      <w:r>
-        <w:rPr>
-          <w:rFonts w:ascii="Arial" w:hAnsi="Arial"/>
-          <w:color w:val="0F172A"/>
-        </w:rPr>
-        <w:lastRenderedPageBreak/>
-        <w:t>geoquímica tabular da OrenAI sobre Gradient Boosted Trees (XGBoost/LightGBM). Isso viabiliza a geração de explicabilidade instantânea (&lt; 100 ms por alvo inspecionado) no dashboard do geólogo, cumprindo o requisito de auditoria transparente sem degradar a experiência do usuário.</w:t>
+          <w:sz w:val="21"/>
+        </w:rPr>
+        <w:t>A equipe tomou a decisão estratégica de consolidar todo o núcleo de modelagem geoquímica tabular da OrenAI sobre Gradient Boosted Trees (XGBoost/LightGBM). Isso viabiliza a geração de explicabilidade instantânea (&lt; 100 ms por alvo inspecionado) no dashboard do geólogo, cumprindo o requisito de auditoria transparente sem degradar a experiência do usuário.</w:t>
       </w:r>
     </w:p>
     <w:p>
@@ -15637,367 +16957,580 @@
     </w:p>
     <w:p>
       <w:pPr>
-        <w:spacing w:before="60" w:after="120"/>
-        <w:jc w:val="both"/>
-      </w:pPr>
-      <w:r>
-        <w:rPr>
-          <w:rFonts w:ascii="Arial" w:hAnsi="Arial"/>
+        <w:keepNext/>
+        <w:spacing w:before="120" w:after="30"/>
+        <w:ind w:left="110" w:right="110"/>
+      </w:pPr>
+      <w:r>
+        <w:rPr>
+          <w:rFonts w:ascii="Arial" w:hAnsi="Arial"/>
+          <w:b/>
           <w:color w:val="0F172A"/>
+          <w:sz w:val="21"/>
         </w:rPr>
         <w:t>• Contexto e Objetivo do Teste:</w:t>
       </w:r>
-      <w:r>
-        <w:br/>
-      </w:r>
+    </w:p>
+    <w:p>
+      <w:pPr>
+        <w:spacing w:before="40" w:after="70"/>
+        <w:ind w:left="110" w:right="110"/>
+        <w:jc w:val="both"/>
+      </w:pPr>
       <w:r>
         <w:rPr>
           <w:rFonts w:ascii="Arial" w:hAnsi="Arial"/>
           <w:color w:val="0F172A"/>
+          <w:sz w:val="21"/>
         </w:rPr>
         <w:t>Provar a viabilidade técnica de construir um visualizador 3D interativo de subsuperfície diretamente no navegador web através de WebGL, permitindo inspecionar sondagens, furos geológicos, nuvens de pontos e volumes mineralizados com controle de câmera orbital, associado ao fluxo de aprovação e rejeição de alvos pelo geólogo (Human-in-the-Loop).</w:t>
       </w:r>
-      <w:r>
-        <w:br/>
-      </w:r>
-      <w:r>
-        <w:br/>
-      </w:r>
-      <w:r>
-        <w:rPr>
-          <w:rFonts w:ascii="Arial" w:hAnsi="Arial"/>
+    </w:p>
+    <w:p>
+      <w:pPr>
+        <w:keepNext/>
+        <w:spacing w:before="120" w:after="30"/>
+        <w:ind w:left="110" w:right="110"/>
+      </w:pPr>
+      <w:r>
+        <w:rPr>
+          <w:rFonts w:ascii="Arial" w:hAnsi="Arial"/>
+          <w:b/>
           <w:color w:val="0F172A"/>
+          <w:sz w:val="21"/>
         </w:rPr>
         <w:t>• Metodologia e Tecnologias Empregadas:</w:t>
       </w:r>
-      <w:r>
-        <w:br/>
-      </w:r>
+    </w:p>
+    <w:p>
+      <w:pPr>
+        <w:spacing w:before="40" w:after="70"/>
+        <w:ind w:left="110" w:right="110"/>
+        <w:jc w:val="both"/>
+      </w:pPr>
       <w:r>
         <w:rPr>
           <w:rFonts w:ascii="Arial" w:hAnsi="Arial"/>
           <w:color w:val="0F172A"/>
+          <w:sz w:val="21"/>
         </w:rPr>
         <w:t>Desenvolveu-se um protótipo funcional em JavaScript ES6 utilizando a biblioteca Three.js r128+, WebGLRenderer, PerspectiveCamera, OrbitControls e elementos de interface integrados com HTML5/CSS3. O teste avaliou a fluidez de navegação em uma cena com grade georreferenciada, caixa delimitadora de profundidade (-Z), malhas de pontos e elipsoides translúcidos que simulam zonas de enriquecimento mineral.</w:t>
       </w:r>
-      <w:r>
-        <w:br/>
-      </w:r>
-      <w:r>
-        <w:br/>
-      </w:r>
-      <w:r>
-        <w:rPr>
-          <w:rFonts w:ascii="Arial" w:hAnsi="Arial"/>
+    </w:p>
+    <w:p>
+      <w:pPr>
+        <w:keepNext/>
+        <w:spacing w:before="120" w:after="30"/>
+        <w:ind w:left="110" w:right="110"/>
+      </w:pPr>
+      <w:r>
+        <w:rPr>
+          <w:rFonts w:ascii="Arial" w:hAnsi="Arial"/>
+          <w:b/>
           <w:color w:val="0F172A"/>
-        </w:rPr>
+          <w:sz w:val="21"/>
+        </w:rPr>
+        <w:lastRenderedPageBreak/>
         <w:t>• Estrutura de Execução e Trecho de Código do Teste (subsurface-three.js):</w:t>
       </w:r>
-      <w:r>
-        <w:br/>
-      </w:r>
-      <w:r>
-        <w:rPr>
-          <w:rFonts w:ascii="Arial" w:hAnsi="Arial"/>
+    </w:p>
+    <w:p>
+      <w:pPr>
+        <w:pBdr>
+          <w:left w:val="single" w:sz="16" w:space="8" w:color="2563EB"/>
+        </w:pBdr>
+        <w:shd w:val="clear" w:color="auto" w:fill="F8FAFC"/>
+        <w:spacing w:before="30" w:after="0"/>
+        <w:ind w:left="360" w:right="200"/>
+      </w:pPr>
+      <w:r>
+        <w:rPr>
+          <w:rFonts w:ascii="Consolas" w:hAnsi="Consolas"/>
+          <w:color w:val="1E293B"/>
+          <w:sz w:val="17"/>
+        </w:rPr>
+        <w:t>// Trecho representativo do protótipo funcional em Three.js</w:t>
+      </w:r>
+    </w:p>
+    <w:p>
+      <w:pPr>
+        <w:pBdr>
+          <w:left w:val="single" w:sz="16" w:space="8" w:color="2563EB"/>
+        </w:pBdr>
+        <w:shd w:val="clear" w:color="auto" w:fill="F8FAFC"/>
+        <w:spacing w:after="0"/>
+        <w:ind w:left="360" w:right="200"/>
+      </w:pPr>
+      <w:r>
+        <w:rPr>
+          <w:rFonts w:ascii="Consolas" w:hAnsi="Consolas"/>
+          <w:color w:val="1E293B"/>
+          <w:sz w:val="17"/>
+        </w:rPr>
+        <w:t>const scene = new THREE.Scene();</w:t>
+      </w:r>
+    </w:p>
+    <w:p>
+      <w:pPr>
+        <w:pBdr>
+          <w:left w:val="single" w:sz="16" w:space="8" w:color="2563EB"/>
+        </w:pBdr>
+        <w:shd w:val="clear" w:color="auto" w:fill="F8FAFC"/>
+        <w:spacing w:after="0"/>
+        <w:ind w:left="360" w:right="200"/>
+      </w:pPr>
+      <w:r>
+        <w:rPr>
+          <w:rFonts w:ascii="Consolas" w:hAnsi="Consolas"/>
+          <w:color w:val="1E293B"/>
+          <w:sz w:val="17"/>
+        </w:rPr>
+        <w:t>scene.background = new THREE.Color(0x0f172a); // Fundo Slate Dark</w:t>
+      </w:r>
+    </w:p>
+    <w:p>
+      <w:pPr>
+        <w:pBdr>
+          <w:left w:val="single" w:sz="16" w:space="8" w:color="2563EB"/>
+        </w:pBdr>
+        <w:shd w:val="clear" w:color="auto" w:fill="F8FAFC"/>
+        <w:spacing w:after="0"/>
+        <w:ind w:left="360" w:right="200"/>
+      </w:pPr>
+      <w:r>
+        <w:rPr>
+          <w:rFonts w:ascii="Consolas" w:hAnsi="Consolas"/>
+          <w:color w:val="1E293B"/>
+          <w:sz w:val="17"/>
+        </w:rPr>
+        <w:t>const camera = new THREE.PerspectiveCamera(60, container.clientWidth / container.clientHeight, 0.1, 5000);</w:t>
+      </w:r>
+    </w:p>
+    <w:p>
+      <w:pPr>
+        <w:pBdr>
+          <w:left w:val="single" w:sz="16" w:space="8" w:color="2563EB"/>
+        </w:pBdr>
+        <w:shd w:val="clear" w:color="auto" w:fill="F8FAFC"/>
+        <w:spacing w:after="0"/>
+        <w:ind w:left="360" w:right="200"/>
+      </w:pPr>
+      <w:r>
+        <w:rPr>
+          <w:rFonts w:ascii="Consolas" w:hAnsi="Consolas"/>
+          <w:color w:val="1E293B"/>
+          <w:sz w:val="17"/>
+        </w:rPr>
+        <w:t>camera.position.set(250, 300, 450);</w:t>
+      </w:r>
+    </w:p>
+    <w:p>
+      <w:pPr>
+        <w:pBdr>
+          <w:left w:val="single" w:sz="16" w:space="8" w:color="2563EB"/>
+        </w:pBdr>
+        <w:shd w:val="clear" w:color="auto" w:fill="F8FAFC"/>
+        <w:spacing w:after="0"/>
+        <w:ind w:left="360" w:right="200"/>
+      </w:pPr>
+      <w:r>
+        <w:rPr>
+          <w:rFonts w:ascii="Consolas" w:hAnsi="Consolas"/>
+          <w:color w:val="1E293B"/>
+          <w:sz w:val="17"/>
+        </w:rPr>
+        <w:t>const renderer = new THREE.WebGLRenderer({ antialias: true, alpha: true });</w:t>
+      </w:r>
+    </w:p>
+    <w:p>
+      <w:pPr>
+        <w:pBdr>
+          <w:left w:val="single" w:sz="16" w:space="8" w:color="2563EB"/>
+        </w:pBdr>
+        <w:shd w:val="clear" w:color="auto" w:fill="F8FAFC"/>
+        <w:spacing w:after="0"/>
+        <w:ind w:left="360" w:right="200"/>
+      </w:pPr>
+      <w:r>
+        <w:rPr>
+          <w:rFonts w:ascii="Consolas" w:hAnsi="Consolas"/>
+          <w:color w:val="1E293B"/>
+          <w:sz w:val="17"/>
+        </w:rPr>
+        <w:t>renderer.setSize(container.clientWidth, container.clientHeight);</w:t>
+      </w:r>
+    </w:p>
+    <w:p>
+      <w:pPr>
+        <w:pBdr>
+          <w:left w:val="single" w:sz="16" w:space="8" w:color="2563EB"/>
+        </w:pBdr>
+        <w:shd w:val="clear" w:color="auto" w:fill="F8FAFC"/>
+        <w:spacing w:after="0"/>
+        <w:ind w:left="360" w:right="200"/>
+      </w:pPr>
+      <w:r>
+        <w:rPr>
+          <w:rFonts w:ascii="Consolas" w:hAnsi="Consolas"/>
+          <w:color w:val="1E293B"/>
+          <w:sz w:val="17"/>
+        </w:rPr>
+        <w:t>renderer.setPixelRatio(Math.min(window.devicePixelRatio, 2));</w:t>
+      </w:r>
+    </w:p>
+    <w:p>
+      <w:pPr>
+        <w:pBdr>
+          <w:left w:val="single" w:sz="16" w:space="8" w:color="2563EB"/>
+        </w:pBdr>
+        <w:shd w:val="clear" w:color="auto" w:fill="F8FAFC"/>
+        <w:spacing w:after="0"/>
+        <w:ind w:left="360" w:right="200"/>
+      </w:pPr>
+      <w:r>
+        <w:rPr>
+          <w:rFonts w:ascii="Consolas" w:hAnsi="Consolas"/>
+          <w:color w:val="1E293B"/>
+          <w:sz w:val="17"/>
+        </w:rPr>
+        <w:t>const controls = new THREE.OrbitControls(camera, renderer.domElement);</w:t>
+      </w:r>
+    </w:p>
+    <w:p>
+      <w:pPr>
+        <w:pBdr>
+          <w:left w:val="single" w:sz="16" w:space="8" w:color="2563EB"/>
+        </w:pBdr>
+        <w:shd w:val="clear" w:color="auto" w:fill="F8FAFC"/>
+        <w:spacing w:after="0"/>
+        <w:ind w:left="360" w:right="200"/>
+      </w:pPr>
+      <w:r>
+        <w:rPr>
+          <w:rFonts w:ascii="Consolas" w:hAnsi="Consolas"/>
+          <w:color w:val="1E293B"/>
+          <w:sz w:val="17"/>
+        </w:rPr>
+        <w:t>controls.enableDamping = true;</w:t>
+      </w:r>
+    </w:p>
+    <w:p>
+      <w:pPr>
+        <w:pBdr>
+          <w:left w:val="single" w:sz="16" w:space="8" w:color="2563EB"/>
+        </w:pBdr>
+        <w:shd w:val="clear" w:color="auto" w:fill="F8FAFC"/>
+        <w:spacing w:after="0"/>
+        <w:ind w:left="360" w:right="200"/>
+      </w:pPr>
+      <w:r>
+        <w:rPr>
+          <w:rFonts w:ascii="Consolas" w:hAnsi="Consolas"/>
+          <w:color w:val="1E293B"/>
+          <w:sz w:val="17"/>
+        </w:rPr>
+        <w:t>// Renderização de elipsoide translúcido de anomalia profunda</w:t>
+      </w:r>
+    </w:p>
+    <w:p>
+      <w:pPr>
+        <w:pBdr>
+          <w:left w:val="single" w:sz="16" w:space="8" w:color="2563EB"/>
+        </w:pBdr>
+        <w:shd w:val="clear" w:color="auto" w:fill="F8FAFC"/>
+        <w:spacing w:after="0"/>
+        <w:ind w:left="360" w:right="200"/>
+      </w:pPr>
+      <w:r>
+        <w:rPr>
+          <w:rFonts w:ascii="Consolas" w:hAnsi="Consolas"/>
+          <w:color w:val="1E293B"/>
+          <w:sz w:val="17"/>
+        </w:rPr>
+        <w:t>const geom = new THREE.SphereGeometry(35, 24, 24);</w:t>
+      </w:r>
+    </w:p>
+    <w:p>
+      <w:pPr>
+        <w:pBdr>
+          <w:left w:val="single" w:sz="16" w:space="8" w:color="2563EB"/>
+        </w:pBdr>
+        <w:shd w:val="clear" w:color="auto" w:fill="F8FAFC"/>
+        <w:spacing w:after="0"/>
+        <w:ind w:left="360" w:right="200"/>
+      </w:pPr>
+      <w:r>
+        <w:rPr>
+          <w:rFonts w:ascii="Consolas" w:hAnsi="Consolas"/>
+          <w:color w:val="1E293B"/>
+          <w:sz w:val="17"/>
+        </w:rPr>
+        <w:t>geom.scale(1.8, 0.7, 1.2); // Geometria elipsoidal orientada ao strike geológico</w:t>
+      </w:r>
+    </w:p>
+    <w:p>
+      <w:pPr>
+        <w:pBdr>
+          <w:left w:val="single" w:sz="16" w:space="8" w:color="2563EB"/>
+        </w:pBdr>
+        <w:shd w:val="clear" w:color="auto" w:fill="F8FAFC"/>
+        <w:spacing w:after="0"/>
+        <w:ind w:left="360" w:right="200"/>
+      </w:pPr>
+      <w:r>
+        <w:rPr>
+          <w:rFonts w:ascii="Consolas" w:hAnsi="Consolas"/>
+          <w:color w:val="1E293B"/>
+          <w:sz w:val="17"/>
+        </w:rPr>
+        <w:t>const mat = new THREE.MeshPhongMaterial({ color: 0xef4444, transparent: true, opacity: 0.45, wireframe: false });</w:t>
+      </w:r>
+    </w:p>
+    <w:p>
+      <w:pPr>
+        <w:pBdr>
+          <w:left w:val="single" w:sz="16" w:space="8" w:color="2563EB"/>
+        </w:pBdr>
+        <w:shd w:val="clear" w:color="auto" w:fill="F8FAFC"/>
+        <w:spacing w:after="0"/>
+        <w:ind w:left="360" w:right="200"/>
+      </w:pPr>
+      <w:r>
+        <w:rPr>
+          <w:rFonts w:ascii="Consolas" w:hAnsi="Consolas"/>
+          <w:color w:val="1E293B"/>
+          <w:sz w:val="17"/>
+        </w:rPr>
+        <w:t>const oreBody = new THREE.Mesh(geom, mat);</w:t>
+      </w:r>
+    </w:p>
+    <w:p>
+      <w:pPr>
+        <w:pBdr>
+          <w:left w:val="single" w:sz="16" w:space="8" w:color="2563EB"/>
+        </w:pBdr>
+        <w:shd w:val="clear" w:color="auto" w:fill="F8FAFC"/>
+        <w:spacing w:after="0"/>
+        <w:ind w:left="360" w:right="200"/>
+      </w:pPr>
+      <w:r>
+        <w:rPr>
+          <w:rFonts w:ascii="Consolas" w:hAnsi="Consolas"/>
+          <w:color w:val="1E293B"/>
+          <w:sz w:val="17"/>
+        </w:rPr>
+        <w:t>oreBody.position.set(0, -120, 0); // Profundidade Z negativa</w:t>
+      </w:r>
+    </w:p>
+    <w:p>
+      <w:pPr>
+        <w:pBdr>
+          <w:left w:val="single" w:sz="16" w:space="8" w:color="2563EB"/>
+        </w:pBdr>
+        <w:shd w:val="clear" w:color="auto" w:fill="F8FAFC"/>
+        <w:spacing w:after="30"/>
+        <w:ind w:left="360" w:right="200"/>
+      </w:pPr>
+      <w:r>
+        <w:rPr>
+          <w:rFonts w:ascii="Consolas" w:hAnsi="Consolas"/>
+          <w:color w:val="1E293B"/>
+          <w:sz w:val="17"/>
+        </w:rPr>
+        <w:t>scene.add(oreBody);</w:t>
+      </w:r>
+    </w:p>
+    <w:p>
+      <w:pPr>
+        <w:keepNext/>
+        <w:spacing w:before="120" w:after="30"/>
+        <w:ind w:left="110" w:right="110"/>
+      </w:pPr>
+      <w:r>
+        <w:rPr>
+          <w:rFonts w:ascii="Arial" w:hAnsi="Arial"/>
+          <w:b/>
           <w:color w:val="0F172A"/>
-        </w:rPr>
-        <w:t>```javascript</w:t>
-      </w:r>
-      <w:r>
-        <w:br/>
-      </w:r>
-      <w:r>
-        <w:rPr>
-          <w:rFonts w:ascii="Arial" w:hAnsi="Arial"/>
+          <w:sz w:val="21"/>
+        </w:rPr>
+        <w:t>• Resultados e Métricas Quantitativas Obtidas:</w:t>
+      </w:r>
+    </w:p>
+    <w:p>
+      <w:pPr>
+        <w:spacing w:before="25" w:after="35"/>
+        <w:ind w:left="110" w:right="110"/>
+      </w:pPr>
+      <w:r>
+        <w:rPr>
+          <w:rFonts w:ascii="Arial" w:hAnsi="Arial"/>
+          <w:b/>
           <w:color w:val="0F172A"/>
-        </w:rPr>
-        <w:t>// Trecho representativo do protótipo funcional em Three.js</w:t>
-      </w:r>
-      <w:r>
-        <w:br/>
-      </w:r>
-      <w:r>
-        <w:rPr>
-          <w:rFonts w:ascii="Arial" w:hAnsi="Arial"/>
+          <w:sz w:val="21"/>
+        </w:rPr>
+        <w:t xml:space="preserve">- Taxa de quadros obtida: </w:t>
+      </w:r>
+      <w:r>
+        <w:rPr>
+          <w:rFonts w:ascii="Arial" w:hAnsi="Arial"/>
+          <w:color w:val="334155"/>
+          <w:sz w:val="21"/>
+        </w:rPr>
+        <w:t>60 FPS contínuos e sem engasgos durante rotação e zoom com volume de até 10.000 pontos em GPU integrada (Intel Iris Xe);</w:t>
+      </w:r>
+    </w:p>
+    <w:p>
+      <w:pPr>
+        <w:spacing w:before="25" w:after="35"/>
+        <w:ind w:left="110" w:right="110"/>
+      </w:pPr>
+      <w:r>
+        <w:rPr>
+          <w:rFonts w:ascii="Arial" w:hAnsi="Arial"/>
+          <w:b/>
           <w:color w:val="0F172A"/>
-        </w:rPr>
-        <w:t>const scene = new THREE.Scene();</w:t>
-      </w:r>
-      <w:r>
-        <w:br/>
-      </w:r>
-      <w:r>
-        <w:rPr>
-          <w:rFonts w:ascii="Arial" w:hAnsi="Arial"/>
+          <w:sz w:val="21"/>
+        </w:rPr>
+        <w:t xml:space="preserve">- Consumo de memória de GPU: </w:t>
+      </w:r>
+      <w:r>
+        <w:rPr>
+          <w:rFonts w:ascii="Arial" w:hAnsi="Arial"/>
+          <w:color w:val="334155"/>
+          <w:sz w:val="21"/>
+        </w:rPr>
+        <w:t>estabilizado em ~85 MB de VRAM;</w:t>
+      </w:r>
+    </w:p>
+    <w:p>
+      <w:pPr>
+        <w:spacing w:before="25" w:after="35"/>
+        <w:ind w:left="110" w:right="110"/>
+      </w:pPr>
+      <w:r>
+        <w:rPr>
+          <w:rFonts w:ascii="Arial" w:hAnsi="Arial"/>
+          <w:b/>
           <w:color w:val="0F172A"/>
-        </w:rPr>
-        <w:t>scene.background = new THREE.Color(0x0f172a); // Fundo Slate Dark</w:t>
-      </w:r>
-      <w:r>
-        <w:br/>
-      </w:r>
-      <w:r>
-        <w:rPr>
-          <w:rFonts w:ascii="Arial" w:hAnsi="Arial"/>
+          <w:sz w:val="21"/>
+        </w:rPr>
+        <w:t xml:space="preserve">- Latência do ciclo HITL: </w:t>
+      </w:r>
+      <w:r>
+        <w:rPr>
+          <w:rFonts w:ascii="Arial" w:hAnsi="Arial"/>
+          <w:color w:val="334155"/>
+          <w:sz w:val="21"/>
+        </w:rPr>
+        <w:t>O clique do geólogo no botão 'Aprovar Alvo' ou 'Rejeitar Alvo' dispara um evento de callback em menos de 16 milissegundos, com atualização imediata da cena e persistência de metadados.</w:t>
+      </w:r>
+    </w:p>
+    <w:p>
+      <w:pPr>
+        <w:keepNext/>
+        <w:spacing w:before="120" w:after="30"/>
+        <w:ind w:left="110" w:right="110"/>
+      </w:pPr>
+      <w:r>
+        <w:rPr>
+          <w:rFonts w:ascii="Arial" w:hAnsi="Arial"/>
+          <w:b/>
           <w:color w:val="0F172A"/>
-        </w:rPr>
-        <w:t>const camera = new THREE.PerspectiveCamera(60, container.clientWidth / container.clientHeight, 0.1, 5000);</w:t>
-      </w:r>
-      <w:r>
-        <w:br/>
-      </w:r>
-      <w:r>
-        <w:rPr>
-          <w:rFonts w:ascii="Arial" w:hAnsi="Arial"/>
+          <w:sz w:val="21"/>
+        </w:rPr>
+        <w:t>• Limitações Técnicas Identificadas:</w:t>
+      </w:r>
+    </w:p>
+    <w:p>
+      <w:pPr>
+        <w:spacing w:before="25" w:after="35"/>
+        <w:ind w:left="110" w:right="110"/>
+      </w:pPr>
+      <w:r>
+        <w:rPr>
+          <w:rFonts w:ascii="Arial" w:hAnsi="Arial"/>
+          <w:b/>
           <w:color w:val="0F172A"/>
-        </w:rPr>
-        <w:t>camera.position.set(250, 300, 450);</w:t>
-      </w:r>
-      <w:r>
-        <w:br/>
-      </w:r>
-      <w:r>
-        <w:rPr>
-          <w:rFonts w:ascii="Arial" w:hAnsi="Arial"/>
+          <w:sz w:val="21"/>
+        </w:rPr>
+        <w:t xml:space="preserve">- </w:t>
+      </w:r>
+      <w:r>
+        <w:rPr>
+          <w:rFonts w:ascii="Arial" w:hAnsi="Arial"/>
+          <w:color w:val="334155"/>
+          <w:sz w:val="21"/>
+        </w:rPr>
+        <w:t>Renderizar cada ponto de sondagem como uma malha individual (THREE.Mesh com geometria e material próprios) causa um gargalo severo de draw calls quando o volume supera 25.000 objetos independentes, derrubando a taxa de quadros para &lt; 30 FPS;</w:t>
+      </w:r>
+    </w:p>
+    <w:p>
+      <w:pPr>
+        <w:spacing w:before="25" w:after="35"/>
+        <w:ind w:left="110" w:right="110"/>
+      </w:pPr>
+      <w:r>
+        <w:rPr>
+          <w:rFonts w:ascii="Arial" w:hAnsi="Arial"/>
+          <w:b/>
           <w:color w:val="0F172A"/>
-        </w:rPr>
-        <w:t>const renderer = new THREE.WebGLRenderer({ antialias: true, alpha: true });</w:t>
-      </w:r>
-      <w:r>
-        <w:br/>
-      </w:r>
-      <w:r>
-        <w:rPr>
-          <w:rFonts w:ascii="Arial" w:hAnsi="Arial"/>
+          <w:sz w:val="21"/>
+        </w:rPr>
+        <w:t xml:space="preserve">- </w:t>
+      </w:r>
+      <w:r>
+        <w:rPr>
+          <w:rFonts w:ascii="Arial" w:hAnsi="Arial"/>
+          <w:color w:val="334155"/>
+          <w:sz w:val="21"/>
+        </w:rPr>
+        <w:t>Iluminação complexa (múltiplas luzes com sombras dinâmicas) aumenta substancialmente a carga térmica em notebooks convencionais.</w:t>
+      </w:r>
+    </w:p>
+    <w:p>
+      <w:pPr>
+        <w:keepNext/>
+        <w:spacing w:before="120" w:after="30"/>
+        <w:ind w:left="110" w:right="110"/>
+      </w:pPr>
+      <w:r>
+        <w:rPr>
+          <w:rFonts w:ascii="Arial" w:hAnsi="Arial"/>
+          <w:b/>
           <w:color w:val="0F172A"/>
-        </w:rPr>
-        <w:t>renderer.setSize(container.clientWidth, container.clientHeight);</w:t>
-      </w:r>
-      <w:r>
-        <w:br/>
-      </w:r>
+          <w:sz w:val="21"/>
+        </w:rPr>
+        <w:t>• Aprendizados e Decisões de Engenharia:</w:t>
+      </w:r>
+    </w:p>
+    <w:p>
+      <w:pPr>
+        <w:spacing w:before="40" w:after="70"/>
+        <w:ind w:left="110" w:right="110"/>
+        <w:jc w:val="both"/>
+      </w:pPr>
       <w:r>
         <w:rPr>
           <w:rFonts w:ascii="Arial" w:hAnsi="Arial"/>
           <w:color w:val="0F172A"/>
-        </w:rPr>
-        <w:t>renderer.setPixelRatio(Math.min(window.devicePixelRatio, 2));</w:t>
-      </w:r>
-      <w:r>
-        <w:br/>
-      </w:r>
-      <w:r>
-        <w:rPr>
-          <w:rFonts w:ascii="Arial" w:hAnsi="Arial"/>
-          <w:color w:val="0F172A"/>
-        </w:rPr>
-        <w:t>const controls = new THREE.OrbitControls(camera, renderer.domElement);</w:t>
-      </w:r>
-      <w:r>
-        <w:br/>
-      </w:r>
-      <w:r>
-        <w:rPr>
-          <w:rFonts w:ascii="Arial" w:hAnsi="Arial"/>
-          <w:color w:val="0F172A"/>
-        </w:rPr>
-        <w:t>controls.enableDamping = true;</w:t>
-      </w:r>
-      <w:r>
-        <w:br/>
-      </w:r>
-      <w:r>
-        <w:br/>
-      </w:r>
-      <w:r>
-        <w:rPr>
-          <w:rFonts w:ascii="Arial" w:hAnsi="Arial"/>
-          <w:color w:val="0F172A"/>
-        </w:rPr>
-        <w:t>// Renderização de elipsoide translúcido de anomalia profunda</w:t>
-      </w:r>
-      <w:r>
-        <w:br/>
-      </w:r>
-      <w:r>
-        <w:rPr>
-          <w:rFonts w:ascii="Arial" w:hAnsi="Arial"/>
-          <w:color w:val="0F172A"/>
-        </w:rPr>
-        <w:t>const geom = new THREE.SphereGeometry(35, 24, 24);</w:t>
-      </w:r>
-      <w:r>
-        <w:br/>
-      </w:r>
-      <w:r>
-        <w:rPr>
-          <w:rFonts w:ascii="Arial" w:hAnsi="Arial"/>
-          <w:color w:val="0F172A"/>
-        </w:rPr>
-        <w:t>geom.scale(1.8, 0.7, 1.2); // Geometria elipsoidal orientada ao strike geológico</w:t>
-      </w:r>
-      <w:r>
-        <w:br/>
-      </w:r>
-      <w:r>
-        <w:rPr>
-          <w:rFonts w:ascii="Arial" w:hAnsi="Arial"/>
-          <w:color w:val="0F172A"/>
-        </w:rPr>
-        <w:t>const mat = new THREE.MeshPhongMaterial({ color: 0xef4444, transparent: true, opacity: 0.45, wireframe: false });</w:t>
-      </w:r>
-      <w:r>
-        <w:br/>
-      </w:r>
-      <w:r>
-        <w:rPr>
-          <w:rFonts w:ascii="Arial" w:hAnsi="Arial"/>
-          <w:color w:val="0F172A"/>
-        </w:rPr>
-        <w:t>const oreBody = new THREE.Mesh(geom, mat);</w:t>
-      </w:r>
-      <w:r>
-        <w:br/>
-      </w:r>
-      <w:r>
-        <w:rPr>
-          <w:rFonts w:ascii="Arial" w:hAnsi="Arial"/>
-          <w:color w:val="0F172A"/>
-        </w:rPr>
-        <w:t>oreBody.position.set(0, -120, 0); // Profundidade Z negativa</w:t>
-      </w:r>
-      <w:r>
-        <w:br/>
-      </w:r>
-      <w:r>
-        <w:rPr>
-          <w:rFonts w:ascii="Arial" w:hAnsi="Arial"/>
-          <w:color w:val="0F172A"/>
-        </w:rPr>
-        <w:t>scene.add(oreBody);</w:t>
-      </w:r>
-      <w:r>
-        <w:br/>
-      </w:r>
-      <w:r>
-        <w:rPr>
-          <w:rFonts w:ascii="Arial" w:hAnsi="Arial"/>
-          <w:color w:val="0F172A"/>
-        </w:rPr>
-        <w:t>```</w:t>
-      </w:r>
-      <w:r>
-        <w:br/>
-      </w:r>
-      <w:r>
-        <w:br/>
-      </w:r>
-      <w:r>
-        <w:rPr>
-          <w:rFonts w:ascii="Arial" w:hAnsi="Arial"/>
-          <w:color w:val="0F172A"/>
-        </w:rPr>
-        <w:t>• Resultados e Métricas Quantitativas Obtidas:</w:t>
-      </w:r>
-      <w:r>
-        <w:br/>
-      </w:r>
-      <w:r>
-        <w:rPr>
-          <w:rFonts w:ascii="Arial" w:hAnsi="Arial"/>
-          <w:color w:val="0F172A"/>
+          <w:sz w:val="21"/>
+        </w:rPr>
+        <w:t>Para a arquitetura definitiva do 5º período, determinou-se a utilização de 'THREE.InstancedMesh' e buffers de vértices compartilhados ('THREE.BufferGeometry'). Essa técnica agrupa dezenas de milhares de amostras em uma única chamada de desenho à GPU, permitindo renderizar nuvens de sondagem com mais de 100.000 pontos com 60 FPS inabaláveis.</w:t>
+      </w:r>
+    </w:p>
+    <w:p>
+      <w:pPr>
+        <w:keepNext/>
+        <w:jc w:val="center"/>
+      </w:pPr>
+      <w:r>
+        <w:rPr>
+          <w:noProof/>
         </w:rPr>
         <w:lastRenderedPageBreak/>
-        <w:t>- Taxa de quadros obtida: 60 FPS contínuos e sem engasgos durante rotação e zoom com volume de até 10.000 pontos em GPU integrada (Intel Iris Xe);</w:t>
-      </w:r>
-      <w:r>
-        <w:br/>
-      </w:r>
-      <w:r>
-        <w:rPr>
-          <w:rFonts w:ascii="Arial" w:hAnsi="Arial"/>
-          <w:color w:val="0F172A"/>
-        </w:rPr>
-        <w:t>- Consumo de memória de GPU: estabilizado em ~85 MB de VRAM;</w:t>
-      </w:r>
-      <w:r>
-        <w:br/>
-      </w:r>
-      <w:r>
-        <w:rPr>
-          <w:rFonts w:ascii="Arial" w:hAnsi="Arial"/>
-          <w:color w:val="0F172A"/>
-        </w:rPr>
-        <w:t>- Latência do ciclo HITL: O clique do geólogo no botão 'Aprovar Alvo' ou 'Rejeitar Alvo' dispara um evento de callback em menos de 16 milissegundos, com atualização imediata da cena e persistência de metadados.</w:t>
-      </w:r>
-      <w:r>
-        <w:br/>
-      </w:r>
-      <w:r>
-        <w:br/>
-      </w:r>
-      <w:r>
-        <w:rPr>
-          <w:rFonts w:ascii="Arial" w:hAnsi="Arial"/>
-          <w:color w:val="0F172A"/>
-        </w:rPr>
-        <w:t>• Limitações Técnicas Identificadas:</w:t>
-      </w:r>
-      <w:r>
-        <w:br/>
-      </w:r>
-      <w:r>
-        <w:rPr>
-          <w:rFonts w:ascii="Arial" w:hAnsi="Arial"/>
-          <w:color w:val="0F172A"/>
-        </w:rPr>
-        <w:t>- Renderizar cada ponto de sondagem como uma malha individual (THREE.Mesh com geometria e material próprios) causa um gargalo severo de draw calls quando o volume supera 25.000 objetos independentes, derrubando a taxa de quadros para &lt; 30 FPS;</w:t>
-      </w:r>
-      <w:r>
-        <w:br/>
-      </w:r>
-      <w:r>
-        <w:rPr>
-          <w:rFonts w:ascii="Arial" w:hAnsi="Arial"/>
-          <w:color w:val="0F172A"/>
-        </w:rPr>
-        <w:t>- Iluminação complexa (múltiplas luzes com sombras dinâmicas) aumenta substancialmente a carga térmica em notebooks convencionais.</w:t>
-      </w:r>
-      <w:r>
-        <w:br/>
-      </w:r>
-      <w:r>
-        <w:br/>
-      </w:r>
-      <w:r>
-        <w:rPr>
-          <w:rFonts w:ascii="Arial" w:hAnsi="Arial"/>
-          <w:color w:val="0F172A"/>
-        </w:rPr>
-        <w:t>• Aprendizados e Decisões de Engenharia:</w:t>
-      </w:r>
-      <w:r>
-        <w:br/>
-      </w:r>
-      <w:r>
-        <w:rPr>
-          <w:rFonts w:ascii="Arial" w:hAnsi="Arial"/>
-          <w:color w:val="0F172A"/>
-        </w:rPr>
-        <w:t>Para a arquitetura definitiva do 5º período, determinou-se a utilização de 'THREE.InstancedMesh' e buffers de vértices compartilhados ('THREE.BufferGeometry'). Essa técnica agrupa dezenas de milhares de amostras em uma única chamada de desenho à GPU, permitindo renderizar nuvens de sondagem com mais de 100.000 pontos com 60 FPS inabaláveis.</w:t>
-      </w:r>
-    </w:p>
-    <w:p>
-      <w:pPr>
-        <w:jc w:val="center"/>
-      </w:pPr>
-      <w:r>
-        <w:rPr>
-          <w:noProof/>
-        </w:rPr>
         <w:drawing>
           <wp:inline distT="0" distB="0" distL="0" distR="0" wp14:anchorId="1C780085" wp14:editId="42B8AF94">
-            <wp:extent cx="5669280" cy="3590544"/>
+            <wp:extent cx="5669280" cy="3968496"/>
             <wp:effectExtent l="0" t="0" r="0" b="0"/>
             <wp:docPr id="4" name="Picture 4"/>
             <wp:cNvGraphicFramePr>
@@ -16011,7 +17544,7 @@
                     <pic:cNvPicPr/>
                   </pic:nvPicPr>
                   <pic:blipFill>
-                    <a:blip r:embed="rId12"/>
+                    <a:blip r:embed="rId11"/>
                     <a:stretch>
                       <a:fillRect/>
                     </a:stretch>
@@ -16019,7 +17552,7 @@
                   <pic:spPr>
                     <a:xfrm>
                       <a:off x="0" y="0"/>
-                      <a:ext cx="5669280" cy="3590544"/>
+                      <a:ext cx="5669280" cy="3968496"/>
                     </a:xfrm>
                     <a:prstGeom prst="rect">
                       <a:avLst/>
@@ -16071,7 +17604,6 @@
           <w:rFonts w:ascii="Arial" w:hAnsi="Arial"/>
           <w:color w:val="0F172A"/>
         </w:rPr>
-        <w:lastRenderedPageBreak/>
         <w:t>As experimentações técnicas realizadas na Fase 02 cumpriram integralmente seu papel de validar as hipóteses de projeto e fornecer embasamento empírico para as decisões de desenvolvimento. A Tabela 8 sumariza o quadro comparativo entre o que foi experimentado, os resultados mensurados, as limitações encontradas e os desdobramentos arquiteturais para a implementação definitiva no 5º período:</w:t>
       </w:r>
     </w:p>
@@ -16660,6 +18192,7 @@
                 <w:color w:val="0F172A"/>
                 <w:sz w:val="18"/>
               </w:rPr>
+              <w:lastRenderedPageBreak/>
               <w:t>4. Visualizador 3D HITL</w:t>
             </w:r>
           </w:p>
@@ -16780,8 +18313,8 @@
       </w:r>
     </w:p>
     <w:sectPr>
-      <w:headerReference w:type="default" r:id="rId13"/>
-      <w:footerReference w:type="default" r:id="rId14"/>
+      <w:headerReference w:type="default" r:id="rId12"/>
+      <w:footerReference w:type="default" r:id="rId13"/>
       <w:pgSz w:w="11850" w:h="16783"/>
       <w:pgMar w:top="1984" w:right="1218" w:bottom="1417" w:left="1701" w:header="708" w:footer="232" w:gutter="0"/>
       <w:cols w:space="0"/>
@@ -17341,10 +18874,6 @@
     </w:r>
   </w:p>
 </w:hdr>
-</file>
-
-<file path=word/numbering.xml><?xml version="1.0" encoding="utf-8"?>
-<w:numbering xmlns:wpc="http://schemas.microsoft.com/office/word/2010/wordprocessingCanvas" xmlns:cx="http://schemas.microsoft.com/office/drawing/2014/chartex" xmlns:cx1="http://schemas.microsoft.com/office/drawing/2015/9/8/chartex" xmlns:cx2="http://schemas.microsoft.com/office/drawing/2015/10/21/chartex" xmlns:cx3="http://schemas.microsoft.com/office/drawing/2016/5/9/chartex" xmlns:cx4="http://schemas.microsoft.com/office/drawing/2016/5/10/chartex" xmlns:cx5="http://schemas.microsoft.com/office/drawing/2016/5/11/chartex" xmlns:cx6="http://schemas.microsoft.com/office/drawing/2016/5/12/chartex" xmlns:cx7="http://schemas.microsoft.com/office/drawing/2016/5/13/chartex" xmlns:cx8="http://schemas.microsoft.com/office/drawing/2016/5/14/chartex" xmlns:mc="http://schemas.openxmlformats.org/markup-compatibility/2006" xmlns:aink="http://schemas.microsoft.com/office/drawing/2016/ink" xmlns:am3d="http://schemas.microsoft.com/office/drawing/2017/model3d" xmlns:o="urn:schemas-microsoft-com:office:office" xmlns:oel="http://schemas.microsoft.com/office/2019/extlst" xmlns:r="http://schemas.openxmlformats.org/officeDocument/2006/relationships" xmlns:m="http://schemas.openxmlformats.org/officeDocument/2006/math" xmlns:v="urn:schemas-microsoft-com:vml" xmlns:wp14="http://schemas.microsoft.com/office/word/2010/wordprocessingDrawing" xmlns:wp="http://schemas.openxmlformats.org/drawingml/2006/wordprocessingDrawing" xmlns:w10="urn:schemas-microsoft-com:office:word" xmlns:w="http://schemas.openxmlformats.org/wordprocessingml/2006/main" xmlns:w14="http://schemas.microsoft.com/office/word/2010/wordml" xmlns:w15="http://schemas.microsoft.com/office/word/2012/wordml" xmlns:w16cex="http://schemas.microsoft.com/office/word/2018/wordml/cex" xmlns:w16cid="http://schemas.microsoft.com/office/word/2016/wordml/cid" xmlns:w16="http://schemas.microsoft.com/office/word/2018/wordml" xmlns:w16du="http://schemas.microsoft.com/office/word/2023/wordml/word16du" xmlns:w16sdtdh="http://schemas.microsoft.com/office/word/2020/wordml/sdtdatahash" xmlns:w16sdtfl="http://schemas.microsoft.com/office/word/2024/wordml/sdtformatlock" xmlns:w16se="http://schemas.microsoft.com/office/word/2015/wordml/symex" xmlns:wpg="http://schemas.microsoft.com/office/word/2010/wordprocessingGroup" xmlns:wpi="http://schemas.microsoft.com/office/word/2010/wordprocessingInk" xmlns:wne="http://schemas.microsoft.com/office/word/2006/wordml" xmlns:wps="http://schemas.microsoft.com/office/word/2010/wordprocessingShape" mc:Ignorable="w14 w15 w16se w16cid w16 w16cex w16sdtdh w16sdtfl w16du wp14"/>
 </file>
 
 <file path=word/styles.xml><?xml version="1.0" encoding="utf-8"?>
@@ -18776,10 +20305,6 @@
 </file>
 
 <file path=customXml/item1.xml><?xml version="1.0" encoding="utf-8"?>
-<b:Sources xmlns:b="http://schemas.openxmlformats.org/officeDocument/2006/bibliography" xmlns="http://schemas.openxmlformats.org/officeDocument/2006/bibliography" SelectedStyle="\APA.XSL" StyleName="APA"/>
-</file>
-
-<file path=customXml/item2.xml><?xml version="1.0" encoding="utf-8"?>
 <s:customData xmlns="http://www.wps.cn/officeDocument/2013/wpsCustomData" xmlns:s="http://www.wps.cn/officeDocument/2013/wpsCustomData">
   <customSectProps>
     <customSectPr/>
@@ -18790,18 +20315,22 @@
 </s:customData>
 </file>
 
+<file path=customXml/item2.xml><?xml version="1.0" encoding="utf-8"?>
+<b:Sources xmlns:b="http://schemas.openxmlformats.org/officeDocument/2006/bibliography" xmlns="http://schemas.openxmlformats.org/officeDocument/2006/bibliography" SelectedStyle="\APA.XSL" StyleName="APA"/>
+</file>
+
 <file path=customXml/itemProps1.xml><?xml version="1.0" encoding="utf-8"?>
+<ds:datastoreItem xmlns:ds="http://schemas.openxmlformats.org/officeDocument/2006/customXml" ds:itemID="{B1977F7D-205B-4081-913C-38D41E755F92}">
+  <ds:schemaRefs>
+    <ds:schemaRef ds:uri="http://www.wps.cn/officeDocument/2013/wpsCustomData"/>
+  </ds:schemaRefs>
+</ds:datastoreItem>
+</file>
+
+<file path=customXml/itemProps2.xml><?xml version="1.0" encoding="utf-8"?>
 <ds:datastoreItem xmlns:ds="http://schemas.openxmlformats.org/officeDocument/2006/customXml" ds:itemID="{813086F4-6504-4AE7-AB9F-8C87EA6CCA24}">
   <ds:schemaRefs>
     <ds:schemaRef ds:uri="http://schemas.openxmlformats.org/officeDocument/2006/bibliography"/>
   </ds:schemaRefs>
 </ds:datastoreItem>
-</file>
-
-<file path=customXml/itemProps2.xml><?xml version="1.0" encoding="utf-8"?>
-<ds:datastoreItem xmlns:ds="http://schemas.openxmlformats.org/officeDocument/2006/customXml" ds:itemID="{B1977F7D-205B-4081-913C-38D41E755F92}">
-  <ds:schemaRefs>
-    <ds:schemaRef ds:uri="http://www.wps.cn/officeDocument/2013/wpsCustomData"/>
-  </ds:schemaRefs>
-</ds:datastoreItem>
 </file>